--- a/docs/DABP_Kullanıcı_Kılavuzu.docx
+++ b/docs/DABP_Kullanıcı_Kılavuzu.docx
@@ -306,7 +306,7 @@
           <w:lang w:eastAsia="tr-TR"/>
         </w:rPr>
         <w:drawing>
-          <wp:anchor distT="0" distB="0" distL="114300" distR="114300" simplePos="0" relativeHeight="251662336" behindDoc="1" locked="0" layoutInCell="1" allowOverlap="1" wp14:anchorId="4F3C632A" wp14:editId="6C3E8172">
+          <wp:anchor distT="0" distB="0" distL="114300" distR="114300" simplePos="0" relativeHeight="251662336" behindDoc="1" locked="0" layoutInCell="1" allowOverlap="1" wp14:anchorId="4F3C632A" wp14:editId="2CB02337">
             <wp:simplePos x="0" y="0"/>
             <wp:positionH relativeFrom="margin">
               <wp:posOffset>4422145</wp:posOffset>
@@ -1292,7 +1292,7 @@
                 <w:color w:val="44546A"/>
                 <w:sz w:val="18"/>
               </w:rPr>
-              <w:t>Versiyon</w:t>
+              <w:t>Sürüm</w:t>
             </w:r>
           </w:p>
         </w:tc>
@@ -1341,6 +1341,7 @@
           </w:tcPr>
           <w:p>
             <w:pPr>
+              <w:keepNext/>
               <w:spacing w:before="20" w:after="20" w:line="240" w:lineRule="auto"/>
               <w:jc w:val="left"/>
             </w:pPr>
@@ -1351,7 +1352,7 @@
                 <w:color w:val="44546A"/>
                 <w:sz w:val="18"/>
               </w:rPr>
-              <w:t>Yayınlama Durumu</w:t>
+              <w:t>Yayım Durumu</w:t>
             </w:r>
           </w:p>
         </w:tc>
@@ -1368,9 +1369,16 @@
           </w:tcPr>
           <w:p>
             <w:pPr>
+              <w:keepNext/>
               <w:spacing w:before="20" w:after="20" w:line="240" w:lineRule="auto"/>
               <w:jc w:val="left"/>
             </w:pPr>
+            <w:r>
+              <w:rPr>
+                <w:sz w:val="19"/>
+              </w:rPr>
+              <w:t>Onay bekliyor</w:t>
+            </w:r>
           </w:p>
         </w:tc>
       </w:tr>
@@ -1404,13 +1412,14 @@
           <w:color w:val="44546A"/>
           <w:sz w:val="17"/>
         </w:rPr>
-        <w:t xml:space="preserve"> - Dokümantasyon Künyesi</w:t>
+        <w:t xml:space="preserve"> - Doküman Künyesi</w:t>
       </w:r>
     </w:p>
     <w:p>
       <w:pPr>
         <w:pStyle w:val="Heading2"/>
         <w:keepNext/>
+        <w:keepLines/>
         <w:spacing w:before="160"/>
       </w:pPr>
       <w:r>
@@ -1579,6 +1588,7 @@
           </w:tcPr>
           <w:p>
             <w:pPr>
+              <w:keepNext/>
               <w:spacing w:before="20" w:after="20" w:line="240" w:lineRule="auto"/>
               <w:jc w:val="left"/>
             </w:pPr>
@@ -1605,6 +1615,7 @@
           </w:tcPr>
           <w:p>
             <w:pPr>
+              <w:keepNext/>
               <w:spacing w:before="20" w:after="20" w:line="240" w:lineRule="auto"/>
               <w:jc w:val="left"/>
             </w:pPr>
@@ -1631,6 +1642,7 @@
           </w:tcPr>
           <w:p>
             <w:pPr>
+              <w:keepNext/>
               <w:spacing w:before="20" w:after="20" w:line="240" w:lineRule="auto"/>
               <w:jc w:val="left"/>
             </w:pPr>
@@ -1657,6 +1669,7 @@
           </w:tcPr>
           <w:p>
             <w:pPr>
+              <w:keepNext/>
               <w:spacing w:before="20" w:after="20" w:line="240" w:lineRule="auto"/>
               <w:jc w:val="left"/>
             </w:pPr>
@@ -1701,15 +1714,13 @@
           <w:color w:val="44546A"/>
           <w:sz w:val="17"/>
         </w:rPr>
-        <w:t xml:space="preserve"> - Versiyon Künyesi</w:t>
-      </w:r>
-      <w:r>
-        <w:br w:type="page"/>
+        <w:t xml:space="preserve"> - Revizyon Geçmişi</w:t>
       </w:r>
     </w:p>
     <w:p>
       <w:pPr>
         <w:keepNext/>
+        <w:pageBreakBefore/>
         <w:spacing w:after="200"/>
         <w:jc w:val="left"/>
       </w:pPr>
@@ -1748,12 +1759,12 @@
         <w:fldChar w:fldCharType="begin"/>
       </w:r>
       <w:r>
-        <w:instrText xml:space="preserve"> TOC \o "1-1" \h \z \u </w:instrText>
+        <w:instrText xml:space="preserve"> TOC \o "1-1" \h \z </w:instrText>
       </w:r>
       <w:r>
         <w:fldChar w:fldCharType="separate"/>
       </w:r>
-      <w:hyperlink w:anchor="_Toc238817122" w:history="1">
+      <w:hyperlink w:anchor="_Toc238895362" w:history="1">
         <w:r>
           <w:rPr>
             <w:rStyle w:val="Hyperlink"/>
@@ -1781,7 +1792,7 @@
             <w:noProof/>
             <w:webHidden/>
           </w:rPr>
-          <w:instrText xml:space="preserve"> PAGEREF _Toc238817122 \h </w:instrText>
+          <w:instrText xml:space="preserve"> PAGEREF _Toc238895362 \h </w:instrText>
         </w:r>
         <w:r>
           <w:rPr>
@@ -1801,7 +1812,7 @@
             <w:noProof/>
             <w:webHidden/>
           </w:rPr>
-          <w:t>3</w:t>
+          <w:t>4</w:t>
         </w:r>
         <w:r>
           <w:rPr>
@@ -1832,14 +1843,14 @@
           <w14:ligatures w14:val="standardContextual"/>
         </w:rPr>
       </w:pPr>
-      <w:hyperlink w:anchor="_Toc238817123" w:history="1">
+      <w:hyperlink w:anchor="_Toc238895363" w:history="1">
         <w:r>
           <w:rPr>
             <w:rStyle w:val="Hyperlink"/>
             <w:rFonts w:eastAsia="Century Gothic"/>
             <w:noProof/>
           </w:rPr>
-          <w:t>3. Kurulum ve İlk Çalıştırma</w:t>
+          <w:t>2. Güvenlik ve Ön Koşullar</w:t>
         </w:r>
         <w:r>
           <w:rPr>
@@ -1860,7 +1871,7 @@
             <w:noProof/>
             <w:webHidden/>
           </w:rPr>
-          <w:instrText xml:space="preserve"> PAGEREF _Toc238817123 \h </w:instrText>
+          <w:instrText xml:space="preserve"> PAGEREF _Toc238895363 \h </w:instrText>
         </w:r>
         <w:r>
           <w:rPr>
@@ -1911,7 +1922,86 @@
           <w14:ligatures w14:val="standardContextual"/>
         </w:rPr>
       </w:pPr>
-      <w:hyperlink w:anchor="_Toc238817124" w:history="1">
+      <w:hyperlink w:anchor="_Toc238895364" w:history="1">
+        <w:r>
+          <w:rPr>
+            <w:rStyle w:val="Hyperlink"/>
+            <w:rFonts w:eastAsia="Century Gothic"/>
+            <w:noProof/>
+          </w:rPr>
+          <w:t>3. Kurulum ve İlk Çalıştırma</w:t>
+        </w:r>
+        <w:r>
+          <w:rPr>
+            <w:noProof/>
+            <w:webHidden/>
+          </w:rPr>
+          <w:tab/>
+        </w:r>
+        <w:r>
+          <w:rPr>
+            <w:noProof/>
+            <w:webHidden/>
+          </w:rPr>
+          <w:fldChar w:fldCharType="begin"/>
+        </w:r>
+        <w:r>
+          <w:rPr>
+            <w:noProof/>
+            <w:webHidden/>
+          </w:rPr>
+          <w:instrText xml:space="preserve"> PAGEREF _Toc238895364 \h </w:instrText>
+        </w:r>
+        <w:r>
+          <w:rPr>
+            <w:noProof/>
+            <w:webHidden/>
+          </w:rPr>
+        </w:r>
+        <w:r>
+          <w:rPr>
+            <w:noProof/>
+            <w:webHidden/>
+          </w:rPr>
+          <w:fldChar w:fldCharType="separate"/>
+        </w:r>
+        <w:r>
+          <w:rPr>
+            <w:noProof/>
+            <w:webHidden/>
+          </w:rPr>
+          <w:t>9</w:t>
+        </w:r>
+        <w:r>
+          <w:rPr>
+            <w:noProof/>
+            <w:webHidden/>
+          </w:rPr>
+          <w:fldChar w:fldCharType="end"/>
+        </w:r>
+      </w:hyperlink>
+    </w:p>
+    <w:p>
+      <w:pPr>
+        <w:pStyle w:val="TOC1"/>
+        <w:tabs>
+          <w:tab w:val="right" w:leader="dot" w:pos="9202"/>
+        </w:tabs>
+        <w:rPr>
+          <w:rFonts w:eastAsiaTheme="minorEastAsia" w:cstheme="minorBidi"/>
+          <w:b w:val="0"/>
+          <w:bCs w:val="0"/>
+          <w:caps w:val="0"/>
+          <w:noProof/>
+          <w:color w:val="auto"/>
+          <w:kern w:val="2"/>
+          <w:sz w:val="24"/>
+          <w:szCs w:val="24"/>
+          <w:lang w:val="en-TR"/>
+          <w14:ligatures w14:val="standardContextual"/>
+        </w:rPr>
+      </w:pPr>
+      <w:hyperlink w:anchor="_Toc238895365" w:history="1">
         <w:r>
           <w:rPr>
             <w:rStyle w:val="Hyperlink"/>
@@ -1939,165 +2029,7 @@
             <w:noProof/>
             <w:webHidden/>
           </w:rPr>
-          <w:instrText xml:space="preserve"> PAGEREF _Toc238817124 \h </w:instrText>
-        </w:r>
-        <w:r>
-          <w:rPr>
-            <w:noProof/>
-            <w:webHidden/>
-          </w:rPr>
-        </w:r>
-        <w:r>
-          <w:rPr>
-            <w:noProof/>
-            <w:webHidden/>
-          </w:rPr>
-          <w:fldChar w:fldCharType="separate"/>
-        </w:r>
-        <w:r>
-          <w:rPr>
-            <w:noProof/>
-            <w:webHidden/>
-          </w:rPr>
-          <w:t>8</w:t>
-        </w:r>
-        <w:r>
-          <w:rPr>
-            <w:noProof/>
-            <w:webHidden/>
-          </w:rPr>
-          <w:fldChar w:fldCharType="end"/>
-        </w:r>
-      </w:hyperlink>
-    </w:p>
-    <w:p>
-      <w:pPr>
-        <w:pStyle w:val="TOC1"/>
-        <w:tabs>
-          <w:tab w:val="right" w:leader="dot" w:pos="9202"/>
-        </w:tabs>
-        <w:rPr>
-          <w:rFonts w:eastAsiaTheme="minorEastAsia" w:cstheme="minorBidi"/>
-          <w:b w:val="0"/>
-          <w:bCs w:val="0"/>
-          <w:caps w:val="0"/>
-          <w:noProof/>
-          <w:color w:val="auto"/>
-          <w:kern w:val="2"/>
-          <w:sz w:val="24"/>
-          <w:szCs w:val="24"/>
-          <w:lang w:val="en-TR"/>
-          <w14:ligatures w14:val="standardContextual"/>
-        </w:rPr>
-      </w:pPr>
-      <w:hyperlink w:anchor="_Toc238817125" w:history="1">
-        <w:r>
-          <w:rPr>
-            <w:rStyle w:val="Hyperlink"/>
-            <w:rFonts w:eastAsia="Century Gothic"/>
-            <w:noProof/>
-          </w:rPr>
-          <w:t>5. Ağ Hazırlığı</w:t>
-        </w:r>
-        <w:r>
-          <w:rPr>
-            <w:noProof/>
-            <w:webHidden/>
-          </w:rPr>
-          <w:tab/>
-        </w:r>
-        <w:r>
-          <w:rPr>
-            <w:noProof/>
-            <w:webHidden/>
-          </w:rPr>
-          <w:fldChar w:fldCharType="begin"/>
-        </w:r>
-        <w:r>
-          <w:rPr>
-            <w:noProof/>
-            <w:webHidden/>
-          </w:rPr>
-          <w:instrText xml:space="preserve"> PAGEREF _Toc238817125 \h </w:instrText>
-        </w:r>
-        <w:r>
-          <w:rPr>
-            <w:noProof/>
-            <w:webHidden/>
-          </w:rPr>
-        </w:r>
-        <w:r>
-          <w:rPr>
-            <w:noProof/>
-            <w:webHidden/>
-          </w:rPr>
-          <w:fldChar w:fldCharType="separate"/>
-        </w:r>
-        <w:r>
-          <w:rPr>
-            <w:noProof/>
-            <w:webHidden/>
-          </w:rPr>
-          <w:t>10</w:t>
-        </w:r>
-        <w:r>
-          <w:rPr>
-            <w:noProof/>
-            <w:webHidden/>
-          </w:rPr>
-          <w:fldChar w:fldCharType="end"/>
-        </w:r>
-      </w:hyperlink>
-    </w:p>
-    <w:p>
-      <w:pPr>
-        <w:pStyle w:val="TOC1"/>
-        <w:tabs>
-          <w:tab w:val="right" w:leader="dot" w:pos="9202"/>
-        </w:tabs>
-        <w:rPr>
-          <w:rFonts w:eastAsiaTheme="minorEastAsia" w:cstheme="minorBidi"/>
-          <w:b w:val="0"/>
-          <w:bCs w:val="0"/>
-          <w:caps w:val="0"/>
-          <w:noProof/>
-          <w:color w:val="auto"/>
-          <w:kern w:val="2"/>
-          <w:sz w:val="24"/>
-          <w:szCs w:val="24"/>
-          <w:lang w:val="en-TR"/>
-          <w14:ligatures w14:val="standardContextual"/>
-        </w:rPr>
-      </w:pPr>
-      <w:hyperlink w:anchor="_Toc238817126" w:history="1">
-        <w:r>
-          <w:rPr>
-            <w:rStyle w:val="Hyperlink"/>
-            <w:rFonts w:eastAsia="Century Gothic"/>
-            <w:noProof/>
-          </w:rPr>
-          <w:t>6. Tarama ve Cihazlar</w:t>
-        </w:r>
-        <w:r>
-          <w:rPr>
-            <w:noProof/>
-            <w:webHidden/>
-          </w:rPr>
-          <w:tab/>
-        </w:r>
-        <w:r>
-          <w:rPr>
-            <w:noProof/>
-            <w:webHidden/>
-          </w:rPr>
-          <w:fldChar w:fldCharType="begin"/>
-        </w:r>
-        <w:r>
-          <w:rPr>
-            <w:noProof/>
-            <w:webHidden/>
-          </w:rPr>
-          <w:instrText xml:space="preserve"> PAGEREF _Toc238817126 \h </w:instrText>
+          <w:instrText xml:space="preserve"> PAGEREF _Toc238895365 \h </w:instrText>
         </w:r>
         <w:r>
           <w:rPr>
@@ -2148,14 +2080,14 @@
           <w14:ligatures w14:val="standardContextual"/>
         </w:rPr>
       </w:pPr>
-      <w:hyperlink w:anchor="_Toc238817127" w:history="1">
+      <w:hyperlink w:anchor="_Toc238895366" w:history="1">
         <w:r>
           <w:rPr>
             <w:rStyle w:val="Hyperlink"/>
             <w:rFonts w:eastAsia="Century Gothic"/>
             <w:noProof/>
           </w:rPr>
-          <w:t>7. IP Atama</w:t>
+          <w:t>5. Ağ Hazırlığı</w:t>
         </w:r>
         <w:r>
           <w:rPr>
@@ -2176,86 +2108,7 @@
             <w:noProof/>
             <w:webHidden/>
           </w:rPr>
-          <w:instrText xml:space="preserve"> PAGEREF _Toc238817127 \h </w:instrText>
-        </w:r>
-        <w:r>
-          <w:rPr>
-            <w:noProof/>
-            <w:webHidden/>
-          </w:rPr>
-        </w:r>
-        <w:r>
-          <w:rPr>
-            <w:noProof/>
-            <w:webHidden/>
-          </w:rPr>
-          <w:fldChar w:fldCharType="separate"/>
-        </w:r>
-        <w:r>
-          <w:rPr>
-            <w:noProof/>
-            <w:webHidden/>
-          </w:rPr>
-          <w:t>12</w:t>
-        </w:r>
-        <w:r>
-          <w:rPr>
-            <w:noProof/>
-            <w:webHidden/>
-          </w:rPr>
-          <w:fldChar w:fldCharType="end"/>
-        </w:r>
-      </w:hyperlink>
-    </w:p>
-    <w:p>
-      <w:pPr>
-        <w:pStyle w:val="TOC1"/>
-        <w:tabs>
-          <w:tab w:val="right" w:leader="dot" w:pos="9202"/>
-        </w:tabs>
-        <w:rPr>
-          <w:rFonts w:eastAsiaTheme="minorEastAsia" w:cstheme="minorBidi"/>
-          <w:b w:val="0"/>
-          <w:bCs w:val="0"/>
-          <w:caps w:val="0"/>
-          <w:noProof/>
-          <w:color w:val="auto"/>
-          <w:kern w:val="2"/>
-          <w:sz w:val="24"/>
-          <w:szCs w:val="24"/>
-          <w:lang w:val="en-TR"/>
-          <w14:ligatures w14:val="standardContextual"/>
-        </w:rPr>
-      </w:pPr>
-      <w:hyperlink w:anchor="_Toc238817128" w:history="1">
-        <w:r>
-          <w:rPr>
-            <w:rStyle w:val="Hyperlink"/>
-            <w:rFonts w:eastAsia="Century Gothic"/>
-            <w:noProof/>
-          </w:rPr>
-          <w:t>8. Cihaz Ayarları</w:t>
-        </w:r>
-        <w:r>
-          <w:rPr>
-            <w:noProof/>
-            <w:webHidden/>
-          </w:rPr>
-          <w:tab/>
-        </w:r>
-        <w:r>
-          <w:rPr>
-            <w:noProof/>
-            <w:webHidden/>
-          </w:rPr>
-          <w:fldChar w:fldCharType="begin"/>
-        </w:r>
-        <w:r>
-          <w:rPr>
-            <w:noProof/>
-            <w:webHidden/>
-          </w:rPr>
-          <w:instrText xml:space="preserve"> PAGEREF _Toc238817128 \h </w:instrText>
+          <w:instrText xml:space="preserve"> PAGEREF _Toc238895366 \h </w:instrText>
         </w:r>
         <w:r>
           <w:rPr>
@@ -2306,14 +2159,14 @@
           <w14:ligatures w14:val="standardContextual"/>
         </w:rPr>
       </w:pPr>
-      <w:hyperlink w:anchor="_Toc238817129" w:history="1">
+      <w:hyperlink w:anchor="_Toc238895367" w:history="1">
         <w:r>
           <w:rPr>
             <w:rStyle w:val="Hyperlink"/>
             <w:rFonts w:eastAsia="Century Gothic"/>
             <w:noProof/>
           </w:rPr>
-          <w:t>9. Yazılım Yükleme</w:t>
+          <w:t>6. Tarama ve Cihazlar</w:t>
         </w:r>
         <w:r>
           <w:rPr>
@@ -2334,7 +2187,7 @@
             <w:noProof/>
             <w:webHidden/>
           </w:rPr>
-          <w:instrText xml:space="preserve"> PAGEREF _Toc238817129 \h </w:instrText>
+          <w:instrText xml:space="preserve"> PAGEREF _Toc238895367 \h </w:instrText>
         </w:r>
         <w:r>
           <w:rPr>
@@ -2385,14 +2238,14 @@
           <w14:ligatures w14:val="standardContextual"/>
         </w:rPr>
       </w:pPr>
-      <w:hyperlink w:anchor="_Toc238817130" w:history="1">
+      <w:hyperlink w:anchor="_Toc238895368" w:history="1">
         <w:r>
           <w:rPr>
             <w:rStyle w:val="Hyperlink"/>
             <w:rFonts w:eastAsia="Century Gothic"/>
             <w:noProof/>
           </w:rPr>
-          <w:t>10. Switch Yönetimi</w:t>
+          <w:t>7. IP Atama</w:t>
         </w:r>
         <w:r>
           <w:rPr>
@@ -2413,7 +2266,7 @@
             <w:noProof/>
             <w:webHidden/>
           </w:rPr>
-          <w:instrText xml:space="preserve"> PAGEREF _Toc238817130 \h </w:instrText>
+          <w:instrText xml:space="preserve"> PAGEREF _Toc238895368 \h </w:instrText>
         </w:r>
         <w:r>
           <w:rPr>
@@ -2433,7 +2286,7 @@
             <w:noProof/>
             <w:webHidden/>
           </w:rPr>
-          <w:t>15</w:t>
+          <w:t>16</w:t>
         </w:r>
         <w:r>
           <w:rPr>
@@ -2464,14 +2317,14 @@
           <w14:ligatures w14:val="standardContextual"/>
         </w:rPr>
       </w:pPr>
-      <w:hyperlink w:anchor="_Toc238817131" w:history="1">
+      <w:hyperlink w:anchor="_Toc238895369" w:history="1">
         <w:r>
           <w:rPr>
             <w:rStyle w:val="Hyperlink"/>
             <w:rFonts w:eastAsia="Century Gothic"/>
             <w:noProof/>
           </w:rPr>
-          <w:t>11. ADB Araçları</w:t>
+          <w:t>8. Cihaz Ayarları</w:t>
         </w:r>
         <w:r>
           <w:rPr>
@@ -2492,7 +2345,7 @@
             <w:noProof/>
             <w:webHidden/>
           </w:rPr>
-          <w:instrText xml:space="preserve"> PAGEREF _Toc238817131 \h </w:instrText>
+          <w:instrText xml:space="preserve"> PAGEREF _Toc238895369 \h </w:instrText>
         </w:r>
         <w:r>
           <w:rPr>
@@ -2543,14 +2396,14 @@
           <w14:ligatures w14:val="standardContextual"/>
         </w:rPr>
       </w:pPr>
-      <w:hyperlink w:anchor="_Toc238817132" w:history="1">
+      <w:hyperlink w:anchor="_Toc238895370" w:history="1">
         <w:r>
           <w:rPr>
             <w:rStyle w:val="Hyperlink"/>
             <w:rFonts w:eastAsia="Century Gothic"/>
             <w:noProof/>
           </w:rPr>
-          <w:t>12. Doğrulama ve Excel Raporu</w:t>
+          <w:t>9. Yazılım Yükleme</w:t>
         </w:r>
         <w:r>
           <w:rPr>
@@ -2571,7 +2424,86 @@
             <w:noProof/>
             <w:webHidden/>
           </w:rPr>
-          <w:instrText xml:space="preserve"> PAGEREF _Toc238817132 \h </w:instrText>
+          <w:instrText xml:space="preserve"> PAGEREF _Toc238895370 \h </w:instrText>
+        </w:r>
+        <w:r>
+          <w:rPr>
+            <w:noProof/>
+            <w:webHidden/>
+          </w:rPr>
+        </w:r>
+        <w:r>
+          <w:rPr>
+            <w:noProof/>
+            <w:webHidden/>
+          </w:rPr>
+          <w:fldChar w:fldCharType="separate"/>
+        </w:r>
+        <w:r>
+          <w:rPr>
+            <w:noProof/>
+            <w:webHidden/>
+          </w:rPr>
+          <w:t>20</w:t>
+        </w:r>
+        <w:r>
+          <w:rPr>
+            <w:noProof/>
+            <w:webHidden/>
+          </w:rPr>
+          <w:fldChar w:fldCharType="end"/>
+        </w:r>
+      </w:hyperlink>
+    </w:p>
+    <w:p>
+      <w:pPr>
+        <w:pStyle w:val="TOC1"/>
+        <w:tabs>
+          <w:tab w:val="right" w:leader="dot" w:pos="9202"/>
+        </w:tabs>
+        <w:rPr>
+          <w:rFonts w:eastAsiaTheme="minorEastAsia" w:cstheme="minorBidi"/>
+          <w:b w:val="0"/>
+          <w:bCs w:val="0"/>
+          <w:caps w:val="0"/>
+          <w:noProof/>
+          <w:color w:val="auto"/>
+          <w:kern w:val="2"/>
+          <w:sz w:val="24"/>
+          <w:szCs w:val="24"/>
+          <w:lang w:val="en-TR"/>
+          <w14:ligatures w14:val="standardContextual"/>
+        </w:rPr>
+      </w:pPr>
+      <w:hyperlink w:anchor="_Toc238895371" w:history="1">
+        <w:r>
+          <w:rPr>
+            <w:rStyle w:val="Hyperlink"/>
+            <w:rFonts w:eastAsia="Century Gothic"/>
+            <w:noProof/>
+          </w:rPr>
+          <w:t>10. Switch Yönetimi</w:t>
+        </w:r>
+        <w:r>
+          <w:rPr>
+            <w:noProof/>
+            <w:webHidden/>
+          </w:rPr>
+          <w:tab/>
+        </w:r>
+        <w:r>
+          <w:rPr>
+            <w:noProof/>
+            <w:webHidden/>
+          </w:rPr>
+          <w:fldChar w:fldCharType="begin"/>
+        </w:r>
+        <w:r>
+          <w:rPr>
+            <w:noProof/>
+            <w:webHidden/>
+          </w:rPr>
+          <w:instrText xml:space="preserve"> PAGEREF _Toc238895371 \h </w:instrText>
         </w:r>
         <w:r>
           <w:rPr>
@@ -2622,7 +2554,165 @@
           <w14:ligatures w14:val="standardContextual"/>
         </w:rPr>
       </w:pPr>
-      <w:hyperlink w:anchor="_Toc238817133" w:history="1">
+      <w:hyperlink w:anchor="_Toc238895372" w:history="1">
+        <w:r>
+          <w:rPr>
+            <w:rStyle w:val="Hyperlink"/>
+            <w:rFonts w:eastAsia="Century Gothic"/>
+            <w:noProof/>
+          </w:rPr>
+          <w:t>11. ADB Araçları</w:t>
+        </w:r>
+        <w:r>
+          <w:rPr>
+            <w:noProof/>
+            <w:webHidden/>
+          </w:rPr>
+          <w:tab/>
+        </w:r>
+        <w:r>
+          <w:rPr>
+            <w:noProof/>
+            <w:webHidden/>
+          </w:rPr>
+          <w:fldChar w:fldCharType="begin"/>
+        </w:r>
+        <w:r>
+          <w:rPr>
+            <w:noProof/>
+            <w:webHidden/>
+          </w:rPr>
+          <w:instrText xml:space="preserve"> PAGEREF _Toc238895372 \h </w:instrText>
+        </w:r>
+        <w:r>
+          <w:rPr>
+            <w:noProof/>
+            <w:webHidden/>
+          </w:rPr>
+        </w:r>
+        <w:r>
+          <w:rPr>
+            <w:noProof/>
+            <w:webHidden/>
+          </w:rPr>
+          <w:fldChar w:fldCharType="separate"/>
+        </w:r>
+        <w:r>
+          <w:rPr>
+            <w:noProof/>
+            <w:webHidden/>
+          </w:rPr>
+          <w:t>24</w:t>
+        </w:r>
+        <w:r>
+          <w:rPr>
+            <w:noProof/>
+            <w:webHidden/>
+          </w:rPr>
+          <w:fldChar w:fldCharType="end"/>
+        </w:r>
+      </w:hyperlink>
+    </w:p>
+    <w:p>
+      <w:pPr>
+        <w:pStyle w:val="TOC1"/>
+        <w:tabs>
+          <w:tab w:val="right" w:leader="dot" w:pos="9202"/>
+        </w:tabs>
+        <w:rPr>
+          <w:rFonts w:eastAsiaTheme="minorEastAsia" w:cstheme="minorBidi"/>
+          <w:b w:val="0"/>
+          <w:bCs w:val="0"/>
+          <w:caps w:val="0"/>
+          <w:noProof/>
+          <w:color w:val="auto"/>
+          <w:kern w:val="2"/>
+          <w:sz w:val="24"/>
+          <w:szCs w:val="24"/>
+          <w:lang w:val="en-TR"/>
+          <w14:ligatures w14:val="standardContextual"/>
+        </w:rPr>
+      </w:pPr>
+      <w:hyperlink w:anchor="_Toc238895373" w:history="1">
+        <w:r>
+          <w:rPr>
+            <w:rStyle w:val="Hyperlink"/>
+            <w:rFonts w:eastAsia="Century Gothic"/>
+            <w:noProof/>
+          </w:rPr>
+          <w:t>12. Doğrulama ve Excel Raporu</w:t>
+        </w:r>
+        <w:r>
+          <w:rPr>
+            <w:noProof/>
+            <w:webHidden/>
+          </w:rPr>
+          <w:tab/>
+        </w:r>
+        <w:r>
+          <w:rPr>
+            <w:noProof/>
+            <w:webHidden/>
+          </w:rPr>
+          <w:fldChar w:fldCharType="begin"/>
+        </w:r>
+        <w:r>
+          <w:rPr>
+            <w:noProof/>
+            <w:webHidden/>
+          </w:rPr>
+          <w:instrText xml:space="preserve"> PAGEREF _Toc238895373 \h </w:instrText>
+        </w:r>
+        <w:r>
+          <w:rPr>
+            <w:noProof/>
+            <w:webHidden/>
+          </w:rPr>
+        </w:r>
+        <w:r>
+          <w:rPr>
+            <w:noProof/>
+            <w:webHidden/>
+          </w:rPr>
+          <w:fldChar w:fldCharType="separate"/>
+        </w:r>
+        <w:r>
+          <w:rPr>
+            <w:noProof/>
+            <w:webHidden/>
+          </w:rPr>
+          <w:t>27</w:t>
+        </w:r>
+        <w:r>
+          <w:rPr>
+            <w:noProof/>
+            <w:webHidden/>
+          </w:rPr>
+          <w:fldChar w:fldCharType="end"/>
+        </w:r>
+      </w:hyperlink>
+    </w:p>
+    <w:p>
+      <w:pPr>
+        <w:pStyle w:val="TOC1"/>
+        <w:tabs>
+          <w:tab w:val="right" w:leader="dot" w:pos="9202"/>
+        </w:tabs>
+        <w:rPr>
+          <w:rFonts w:eastAsiaTheme="minorEastAsia" w:cstheme="minorBidi"/>
+          <w:b w:val="0"/>
+          <w:bCs w:val="0"/>
+          <w:caps w:val="0"/>
+          <w:noProof/>
+          <w:color w:val="auto"/>
+          <w:kern w:val="2"/>
+          <w:sz w:val="24"/>
+          <w:szCs w:val="24"/>
+          <w:lang w:val="en-TR"/>
+          <w14:ligatures w14:val="standardContextual"/>
+        </w:rPr>
+      </w:pPr>
+      <w:hyperlink w:anchor="_Toc238895374" w:history="1">
         <w:r>
           <w:rPr>
             <w:rStyle w:val="Hyperlink"/>
@@ -2650,7 +2740,7 @@
             <w:noProof/>
             <w:webHidden/>
           </w:rPr>
-          <w:instrText xml:space="preserve"> PAGEREF _Toc238817133 \h </w:instrText>
+          <w:instrText xml:space="preserve"> PAGEREF _Toc238895374 \h </w:instrText>
         </w:r>
         <w:r>
           <w:rPr>
@@ -2670,7 +2760,7 @@
             <w:noProof/>
             <w:webHidden/>
           </w:rPr>
-          <w:t>22</w:t>
+          <w:t>29</w:t>
         </w:r>
         <w:r>
           <w:rPr>
@@ -2701,7 +2791,7 @@
           <w14:ligatures w14:val="standardContextual"/>
         </w:rPr>
       </w:pPr>
-      <w:hyperlink w:anchor="_Toc238817134" w:history="1">
+      <w:hyperlink w:anchor="_Toc238895375" w:history="1">
         <w:r>
           <w:rPr>
             <w:rStyle w:val="Hyperlink"/>
@@ -2729,7 +2819,7 @@
             <w:noProof/>
             <w:webHidden/>
           </w:rPr>
-          <w:instrText xml:space="preserve"> PAGEREF _Toc238817134 \h </w:instrText>
+          <w:instrText xml:space="preserve"> PAGEREF _Toc238895375 \h </w:instrText>
         </w:r>
         <w:r>
           <w:rPr>
@@ -2749,7 +2839,7 @@
             <w:noProof/>
             <w:webHidden/>
           </w:rPr>
-          <w:t>23</w:t>
+          <w:t>30</w:t>
         </w:r>
         <w:r>
           <w:rPr>
@@ -2780,7 +2870,7 @@
           <w14:ligatures w14:val="standardContextual"/>
         </w:rPr>
       </w:pPr>
-      <w:hyperlink w:anchor="_Toc238817135" w:history="1">
+      <w:hyperlink w:anchor="_Toc238895376" w:history="1">
         <w:r>
           <w:rPr>
             <w:rStyle w:val="Hyperlink"/>
@@ -2808,7 +2898,7 @@
             <w:noProof/>
             <w:webHidden/>
           </w:rPr>
-          <w:instrText xml:space="preserve"> PAGEREF _Toc238817135 \h </w:instrText>
+          <w:instrText xml:space="preserve"> PAGEREF _Toc238895376 \h </w:instrText>
         </w:r>
         <w:r>
           <w:rPr>
@@ -2828,7 +2918,7 @@
             <w:noProof/>
             <w:webHidden/>
           </w:rPr>
-          <w:t>25</w:t>
+          <w:t>33</w:t>
         </w:r>
         <w:r>
           <w:rPr>
@@ -2859,7 +2949,7 @@
           <w14:ligatures w14:val="standardContextual"/>
         </w:rPr>
       </w:pPr>
-      <w:hyperlink w:anchor="_Toc238817136" w:history="1">
+      <w:hyperlink w:anchor="_Toc238895377" w:history="1">
         <w:r>
           <w:rPr>
             <w:rStyle w:val="Hyperlink"/>
@@ -2887,7 +2977,7 @@
             <w:noProof/>
             <w:webHidden/>
           </w:rPr>
-          <w:instrText xml:space="preserve"> PAGEREF _Toc238817136 \h </w:instrText>
+          <w:instrText xml:space="preserve"> PAGEREF _Toc238895377 \h </w:instrText>
         </w:r>
         <w:r>
           <w:rPr>
@@ -2907,7 +2997,7 @@
             <w:noProof/>
             <w:webHidden/>
           </w:rPr>
-          <w:t>26</w:t>
+          <w:t>35</w:t>
         </w:r>
         <w:r>
           <w:rPr>
@@ -2920,183 +3010,27 @@
     </w:p>
     <w:p>
       <w:pPr>
+        <w:pStyle w:val="TOC1"/>
         <w:tabs>
-          <w:tab w:val="left" w:pos="8712"/>
+          <w:tab w:val="right" w:leader="dot" w:pos="9202"/>
         </w:tabs>
-        <w:spacing w:after="80" w:line="240" w:lineRule="auto"/>
+        <w:spacing w:after="140"/>
       </w:pPr>
       <w:r>
         <w:fldChar w:fldCharType="end"/>
       </w:r>
-    </w:p>
-    <w:p>
-      <w:pPr>
-        <w:tabs>
-          <w:tab w:val="left" w:pos="8712"/>
-        </w:tabs>
-        <w:spacing w:after="80" w:line="240" w:lineRule="auto"/>
-      </w:pPr>
-    </w:p>
-    <w:p>
-      <w:pPr>
-        <w:tabs>
-          <w:tab w:val="left" w:pos="8712"/>
-        </w:tabs>
-        <w:spacing w:after="80" w:line="240" w:lineRule="auto"/>
-      </w:pPr>
-    </w:p>
-    <w:p>
-      <w:pPr>
-        <w:tabs>
-          <w:tab w:val="left" w:pos="8712"/>
-        </w:tabs>
-        <w:spacing w:after="80" w:line="240" w:lineRule="auto"/>
-      </w:pPr>
-    </w:p>
-    <w:p>
-      <w:pPr>
-        <w:tabs>
-          <w:tab w:val="left" w:pos="8712"/>
-        </w:tabs>
-        <w:spacing w:after="80" w:line="240" w:lineRule="auto"/>
-      </w:pPr>
-    </w:p>
-    <w:p>
-      <w:pPr>
-        <w:tabs>
-          <w:tab w:val="left" w:pos="8712"/>
-        </w:tabs>
-        <w:spacing w:after="80" w:line="240" w:lineRule="auto"/>
-      </w:pPr>
-    </w:p>
-    <w:p>
-      <w:pPr>
-        <w:tabs>
-          <w:tab w:val="left" w:pos="8712"/>
-        </w:tabs>
-        <w:spacing w:after="80" w:line="240" w:lineRule="auto"/>
-      </w:pPr>
-    </w:p>
-    <w:p>
-      <w:pPr>
-        <w:tabs>
-          <w:tab w:val="left" w:pos="8712"/>
-        </w:tabs>
-        <w:spacing w:after="80" w:line="240" w:lineRule="auto"/>
-      </w:pPr>
-    </w:p>
-    <w:p>
-      <w:pPr>
-        <w:tabs>
-          <w:tab w:val="left" w:pos="8712"/>
-        </w:tabs>
-        <w:spacing w:after="80" w:line="240" w:lineRule="auto"/>
-      </w:pPr>
-    </w:p>
-    <w:p>
-      <w:pPr>
-        <w:tabs>
-          <w:tab w:val="left" w:pos="8712"/>
-        </w:tabs>
-        <w:spacing w:after="80" w:line="240" w:lineRule="auto"/>
-      </w:pPr>
-    </w:p>
-    <w:p>
-      <w:pPr>
-        <w:tabs>
-          <w:tab w:val="left" w:pos="8712"/>
-        </w:tabs>
-        <w:spacing w:after="80" w:line="240" w:lineRule="auto"/>
-      </w:pPr>
-    </w:p>
-    <w:p>
-      <w:pPr>
-        <w:tabs>
-          <w:tab w:val="left" w:pos="8712"/>
-        </w:tabs>
-        <w:spacing w:after="80" w:line="240" w:lineRule="auto"/>
-      </w:pPr>
-    </w:p>
-    <w:p>
-      <w:pPr>
-        <w:tabs>
-          <w:tab w:val="left" w:pos="8712"/>
-        </w:tabs>
-        <w:spacing w:after="80" w:line="240" w:lineRule="auto"/>
-      </w:pPr>
-    </w:p>
-    <w:p>
-      <w:pPr>
-        <w:tabs>
-          <w:tab w:val="left" w:pos="8712"/>
-        </w:tabs>
-        <w:spacing w:after="80" w:line="240" w:lineRule="auto"/>
-      </w:pPr>
-    </w:p>
-    <w:p>
-      <w:pPr>
-        <w:tabs>
-          <w:tab w:val="left" w:pos="8712"/>
-        </w:tabs>
-        <w:spacing w:after="80" w:line="240" w:lineRule="auto"/>
-      </w:pPr>
-    </w:p>
-    <w:p>
-      <w:pPr>
-        <w:tabs>
-          <w:tab w:val="left" w:pos="8712"/>
-        </w:tabs>
-        <w:spacing w:after="80" w:line="240" w:lineRule="auto"/>
-      </w:pPr>
-    </w:p>
-    <w:p>
-      <w:pPr>
-        <w:tabs>
-          <w:tab w:val="left" w:pos="8712"/>
-        </w:tabs>
-        <w:spacing w:after="80" w:line="240" w:lineRule="auto"/>
-      </w:pPr>
-    </w:p>
-    <w:p>
-      <w:pPr>
-        <w:tabs>
-          <w:tab w:val="left" w:pos="8712"/>
-        </w:tabs>
-        <w:spacing w:after="80" w:line="240" w:lineRule="auto"/>
-      </w:pPr>
-    </w:p>
-    <w:p>
-      <w:pPr>
-        <w:tabs>
-          <w:tab w:val="left" w:pos="8712"/>
-        </w:tabs>
-        <w:spacing w:after="80" w:line="240" w:lineRule="auto"/>
-      </w:pPr>
-    </w:p>
-    <w:p>
-      <w:pPr>
-        <w:tabs>
-          <w:tab w:val="left" w:pos="8712"/>
-        </w:tabs>
-        <w:spacing w:after="80" w:line="240" w:lineRule="auto"/>
-      </w:pPr>
-    </w:p>
-    <w:p>
-      <w:pPr>
-        <w:tabs>
-          <w:tab w:val="left" w:pos="8712"/>
-        </w:tabs>
-        <w:spacing w:after="80" w:line="240" w:lineRule="auto"/>
-      </w:pPr>
     </w:p>
     <w:p>
       <w:pPr>
         <w:pStyle w:val="Heading1"/>
         <w:keepNext/>
+        <w:keepLines/>
+        <w:pageBreakBefore/>
         <w:spacing w:before="80" w:after="160"/>
       </w:pPr>
       <w:bookmarkStart w:id="1" w:name="DABP_Guide_Chapter_1"/>
       <w:bookmarkStart w:id="2" w:name="_Toc238817122"/>
+      <w:bookmarkStart w:id="3" w:name="_Toc238895362"/>
       <w:r>
         <w:rPr>
           <w:rFonts w:eastAsia="Century Gothic"/>
@@ -3108,11 +3042,13 @@
       </w:r>
       <w:bookmarkEnd w:id="1"/>
       <w:bookmarkEnd w:id="2"/>
+      <w:bookmarkEnd w:id="3"/>
     </w:p>
     <w:p>
       <w:pPr>
         <w:pStyle w:val="Heading2"/>
         <w:keepNext/>
+        <w:keepLines/>
         <w:spacing w:before="160"/>
       </w:pPr>
       <w:r>
@@ -3141,6 +3077,7 @@
       <w:pPr>
         <w:pStyle w:val="Heading2"/>
         <w:keepNext/>
+        <w:keepLines/>
         <w:spacing w:before="160"/>
       </w:pPr>
       <w:r>
@@ -3258,7 +3195,25 @@
           <w:color w:val="44546A"/>
           <w:sz w:val="20"/>
         </w:rPr>
-        <w:t>Switch keşfi, port/PoE ve yönetim adresi işlemleri</w:t>
+        <w:t>Servis anahtarıyla açılan Switch ekranında keşif, port/</w:t>
+      </w:r>
+      <w:proofErr w:type="spellStart"/>
+      <w:r>
+        <w:rPr>
+          <w:rFonts w:eastAsia="Century Gothic"/>
+          <w:color w:val="44546A"/>
+          <w:sz w:val="20"/>
+        </w:rPr>
+        <w:t>PoE</w:t>
+      </w:r>
+      <w:proofErr w:type="spellEnd"/>
+      <w:r>
+        <w:rPr>
+          <w:rFonts w:eastAsia="Century Gothic"/>
+          <w:color w:val="44546A"/>
+          <w:sz w:val="20"/>
+        </w:rPr>
+        <w:t xml:space="preserve"> ve yönetim adresi işlemleri</w:t>
       </w:r>
     </w:p>
     <w:p>
@@ -3277,7 +3232,7 @@
           <w:color w:val="44546A"/>
           <w:sz w:val="20"/>
         </w:rPr>
-        <w:t>ADB araçlarıyla bağımsız Android cihaz ve uygulama yönetimi</w:t>
+        <w:t>Servis anahtarıyla açılan ADB araçlarında bağımsız Android cihaz ve uygulama yönetimi</w:t>
       </w:r>
     </w:p>
     <w:p>
@@ -3320,6 +3275,7 @@
       <w:pPr>
         <w:pStyle w:val="Heading2"/>
         <w:keepNext/>
+        <w:keepLines/>
         <w:spacing w:before="160"/>
       </w:pPr>
       <w:r>
@@ -3328,7 +3284,7 @@
           <w:color w:val="44546A"/>
           <w:sz w:val="25"/>
         </w:rPr>
-        <w:t>1.3. Hedef Kullanıcı</w:t>
+        <w:t>1.3. Hedef Kullanıcılar</w:t>
       </w:r>
     </w:p>
     <w:p>
@@ -3341,13 +3297,14 @@
           <w:color w:val="44546A"/>
           <w:sz w:val="21"/>
         </w:rPr>
-        <w:t>Birincil hedef kitle tren seti devreye alma, kabul ve bakım faaliyetlerini yürüten yetkili saha teknisyenleri ile servis mühendisleridir.</w:t>
+        <w:t>Birincil hedef kitle, tren setlerinin devreye alınması, kabulü ve bakımıyla ilgili faaliyetleri yürüten yetkili saha teknisyenleri ile servis mühendisleridir.</w:t>
       </w:r>
     </w:p>
     <w:p>
       <w:pPr>
         <w:pStyle w:val="Heading2"/>
         <w:keepNext/>
+        <w:keepLines/>
         <w:spacing w:before="160"/>
       </w:pPr>
       <w:r>
@@ -3374,7 +3331,7 @@
           <w:color w:val="44546A"/>
           <w:sz w:val="20"/>
         </w:rPr>
-        <w:t>Servis USB anahtarı üretme ve dağıtma işlemleri</w:t>
+        <w:t>Servis anahtarı üretme, çoğaltma ve dağıtma işlemleri</w:t>
       </w:r>
     </w:p>
     <w:p>
@@ -3415,8 +3372,28 @@
     </w:p>
     <w:p>
       <w:pPr>
+        <w:keepLines/>
+        <w:numPr>
+          <w:ilvl w:val="0"/>
+          <w:numId w:val="4"/>
+        </w:numPr>
+        <w:spacing w:after="60" w:line="252" w:lineRule="auto"/>
+      </w:pPr>
+      <w:r>
+        <w:rPr>
+          <w:rFonts w:eastAsia="Century Gothic"/>
+          <w:color w:val="44546A"/>
+          <w:sz w:val="20"/>
+        </w:rPr>
+        <w:t>PISCU ve PBX yönetimi, MQTT izleme ve proje envanteri yönetimine yönelik ayrıntılı mühendislik işlemleri</w:t>
+      </w:r>
+    </w:p>
+    <w:p>
+      <w:pPr>
         <w:pStyle w:val="Heading2"/>
         <w:keepNext/>
+        <w:keepLines/>
+        <w:pageBreakBefore/>
         <w:spacing w:before="160"/>
       </w:pPr>
       <w:r>
@@ -3425,6 +3402,7 @@
           <w:color w:val="44546A"/>
           <w:sz w:val="25"/>
         </w:rPr>
+        <w:lastRenderedPageBreak/>
         <w:t>1.5. Kısaltmalar ve Tanımlar</w:t>
       </w:r>
     </w:p>
@@ -3476,7 +3454,7 @@
                 <w:color w:val="FFFFFF"/>
                 <w:sz w:val="18"/>
               </w:rPr>
-              <w:t>Kısaltma</w:t>
+              <w:t>Terim</w:t>
             </w:r>
           </w:p>
         </w:tc>
@@ -3620,7 +3598,25 @@
                 <w:color w:val="44546A"/>
                 <w:sz w:val="18"/>
               </w:rPr>
-              <w:t>Android Debug Bridge; Android cihaz, uygulama ve APK yönetim aracı</w:t>
+              <w:t xml:space="preserve">Android </w:t>
+            </w:r>
+            <w:proofErr w:type="spellStart"/>
+            <w:r>
+              <w:rPr>
+                <w:rFonts w:eastAsia="Century Gothic"/>
+                <w:color w:val="44546A"/>
+                <w:sz w:val="18"/>
+              </w:rPr>
+              <w:t>Debug</w:t>
+            </w:r>
+            <w:proofErr w:type="spellEnd"/>
+            <w:r>
+              <w:rPr>
+                <w:rFonts w:eastAsia="Century Gothic"/>
+                <w:color w:val="44546A"/>
+                <w:sz w:val="18"/>
+              </w:rPr>
+              <w:t xml:space="preserve"> Bridge; Android cihaz, uygulama ve APK yönetim aracı</w:t>
             </w:r>
           </w:p>
         </w:tc>
@@ -3703,6 +3699,7 @@
               <w:spacing w:before="20" w:after="20" w:line="240" w:lineRule="auto"/>
               <w:jc w:val="left"/>
             </w:pPr>
+            <w:proofErr w:type="spellStart"/>
             <w:r>
               <w:rPr>
                 <w:rFonts w:eastAsia="Century Gothic"/>
@@ -3711,6 +3708,7 @@
               </w:rPr>
               <w:t>PoE</w:t>
             </w:r>
+            <w:proofErr w:type="spellEnd"/>
           </w:p>
         </w:tc>
         <w:tc>
@@ -3914,6 +3912,447 @@
           </w:p>
         </w:tc>
       </w:tr>
+      <w:tr>
+        <w:trPr>
+          <w:cantSplit/>
+        </w:trPr>
+        <w:tc>
+          <w:tcPr>
+            <w:tcW w:w="1700" w:type="dxa"/>
+            <w:tcMar>
+              <w:top w:w="95" w:type="dxa"/>
+              <w:left w:w="115" w:type="dxa"/>
+              <w:bottom w:w="95" w:type="dxa"/>
+              <w:right w:w="115" w:type="dxa"/>
+            </w:tcMar>
+            <w:vAlign w:val="center"/>
+          </w:tcPr>
+          <w:p>
+            <w:pPr>
+              <w:spacing w:before="20" w:after="20" w:line="240" w:lineRule="auto"/>
+              <w:jc w:val="left"/>
+            </w:pPr>
+            <w:proofErr w:type="spellStart"/>
+            <w:r>
+              <w:rPr>
+                <w:rFonts w:eastAsia="Century Gothic"/>
+                <w:color w:val="44546A"/>
+                <w:sz w:val="18"/>
+              </w:rPr>
+              <w:t>DeviceMap</w:t>
+            </w:r>
+            <w:proofErr w:type="spellEnd"/>
+          </w:p>
+        </w:tc>
+        <w:tc>
+          <w:tcPr>
+            <w:tcW w:w="7300" w:type="dxa"/>
+            <w:tcMar>
+              <w:top w:w="95" w:type="dxa"/>
+              <w:left w:w="115" w:type="dxa"/>
+              <w:bottom w:w="95" w:type="dxa"/>
+              <w:right w:w="115" w:type="dxa"/>
+            </w:tcMar>
+            <w:vAlign w:val="center"/>
+          </w:tcPr>
+          <w:p>
+            <w:pPr>
+              <w:spacing w:before="20" w:after="20" w:line="240" w:lineRule="auto"/>
+              <w:jc w:val="left"/>
+            </w:pPr>
+            <w:r>
+              <w:rPr>
+                <w:rFonts w:eastAsia="Century Gothic"/>
+                <w:color w:val="44546A"/>
+                <w:sz w:val="18"/>
+              </w:rPr>
+              <w:t xml:space="preserve">Projeye ait cihazları, beklenen adresleri ve </w:t>
+            </w:r>
+            <w:proofErr w:type="spellStart"/>
+            <w:r>
+              <w:rPr>
+                <w:rFonts w:eastAsia="Century Gothic"/>
+                <w:color w:val="44546A"/>
+                <w:sz w:val="18"/>
+              </w:rPr>
+              <w:t>switch</w:t>
+            </w:r>
+            <w:proofErr w:type="spellEnd"/>
+            <w:r>
+              <w:rPr>
+                <w:rFonts w:eastAsia="Century Gothic"/>
+                <w:color w:val="44546A"/>
+                <w:sz w:val="18"/>
+              </w:rPr>
+              <w:t>/port eşleşmelerini tanımlayan envanter</w:t>
+            </w:r>
+          </w:p>
+        </w:tc>
+      </w:tr>
+      <w:tr>
+        <w:trPr>
+          <w:cantSplit/>
+        </w:trPr>
+        <w:tc>
+          <w:tcPr>
+            <w:tcW w:w="1700" w:type="dxa"/>
+            <w:tcMar>
+              <w:top w:w="95" w:type="dxa"/>
+              <w:left w:w="115" w:type="dxa"/>
+              <w:bottom w:w="95" w:type="dxa"/>
+              <w:right w:w="115" w:type="dxa"/>
+            </w:tcMar>
+            <w:vAlign w:val="center"/>
+          </w:tcPr>
+          <w:p>
+            <w:pPr>
+              <w:spacing w:before="20" w:after="20" w:line="240" w:lineRule="auto"/>
+              <w:jc w:val="left"/>
+            </w:pPr>
+            <w:r>
+              <w:rPr>
+                <w:rFonts w:eastAsia="Century Gothic"/>
+                <w:color w:val="44546A"/>
+                <w:sz w:val="18"/>
+              </w:rPr>
+              <w:t>Tren seti (n)</w:t>
+            </w:r>
+          </w:p>
+        </w:tc>
+        <w:tc>
+          <w:tcPr>
+            <w:tcW w:w="7300" w:type="dxa"/>
+            <w:tcMar>
+              <w:top w:w="95" w:type="dxa"/>
+              <w:left w:w="115" w:type="dxa"/>
+              <w:bottom w:w="95" w:type="dxa"/>
+              <w:right w:w="115" w:type="dxa"/>
+            </w:tcMar>
+            <w:vAlign w:val="center"/>
+          </w:tcPr>
+          <w:p>
+            <w:pPr>
+              <w:spacing w:before="20" w:after="20" w:line="240" w:lineRule="auto"/>
+              <w:jc w:val="left"/>
+            </w:pPr>
+            <w:r>
+              <w:rPr>
+                <w:rFonts w:eastAsia="Century Gothic"/>
+                <w:color w:val="44546A"/>
+                <w:sz w:val="18"/>
+              </w:rPr>
+              <w:t>IP şablonundaki n değerini belirleyen, 1–254 aralığındaki set numarası</w:t>
+            </w:r>
+          </w:p>
+        </w:tc>
+      </w:tr>
+      <w:tr>
+        <w:trPr>
+          <w:cantSplit/>
+        </w:trPr>
+        <w:tc>
+          <w:tcPr>
+            <w:tcW w:w="1700" w:type="dxa"/>
+            <w:tcMar>
+              <w:top w:w="95" w:type="dxa"/>
+              <w:left w:w="115" w:type="dxa"/>
+              <w:bottom w:w="95" w:type="dxa"/>
+              <w:right w:w="115" w:type="dxa"/>
+            </w:tcMar>
+            <w:vAlign w:val="center"/>
+          </w:tcPr>
+          <w:p>
+            <w:pPr>
+              <w:spacing w:before="20" w:after="20" w:line="240" w:lineRule="auto"/>
+              <w:jc w:val="left"/>
+            </w:pPr>
+            <w:proofErr w:type="spellStart"/>
+            <w:r>
+              <w:rPr>
+                <w:rFonts w:eastAsia="Century Gothic"/>
+                <w:color w:val="44546A"/>
+                <w:sz w:val="18"/>
+              </w:rPr>
+              <w:t>Compartment</w:t>
+            </w:r>
+            <w:proofErr w:type="spellEnd"/>
+            <w:r>
+              <w:rPr>
+                <w:rFonts w:eastAsia="Century Gothic"/>
+                <w:color w:val="44546A"/>
+                <w:sz w:val="18"/>
+              </w:rPr>
+              <w:t xml:space="preserve"> LCD</w:t>
+            </w:r>
+          </w:p>
+        </w:tc>
+        <w:tc>
+          <w:tcPr>
+            <w:tcW w:w="7300" w:type="dxa"/>
+            <w:tcMar>
+              <w:top w:w="95" w:type="dxa"/>
+              <w:left w:w="115" w:type="dxa"/>
+              <w:bottom w:w="95" w:type="dxa"/>
+              <w:right w:w="115" w:type="dxa"/>
+            </w:tcMar>
+            <w:vAlign w:val="center"/>
+          </w:tcPr>
+          <w:p>
+            <w:pPr>
+              <w:spacing w:before="20" w:after="20" w:line="240" w:lineRule="auto"/>
+              <w:jc w:val="left"/>
+            </w:pPr>
+            <w:r>
+              <w:rPr>
+                <w:rFonts w:eastAsia="Century Gothic"/>
+                <w:color w:val="44546A"/>
+                <w:sz w:val="18"/>
+              </w:rPr>
+              <w:t>Arayüzde bu adla gösterilen kompartıman LCD ekranı</w:t>
+            </w:r>
+          </w:p>
+        </w:tc>
+      </w:tr>
+      <w:tr>
+        <w:trPr>
+          <w:cantSplit/>
+        </w:trPr>
+        <w:tc>
+          <w:tcPr>
+            <w:tcW w:w="1700" w:type="dxa"/>
+            <w:tcMar>
+              <w:top w:w="95" w:type="dxa"/>
+              <w:left w:w="115" w:type="dxa"/>
+              <w:bottom w:w="95" w:type="dxa"/>
+              <w:right w:w="115" w:type="dxa"/>
+            </w:tcMar>
+            <w:vAlign w:val="center"/>
+          </w:tcPr>
+          <w:p>
+            <w:pPr>
+              <w:spacing w:before="20" w:after="20" w:line="240" w:lineRule="auto"/>
+              <w:jc w:val="left"/>
+            </w:pPr>
+            <w:r>
+              <w:rPr>
+                <w:rFonts w:eastAsia="Century Gothic"/>
+                <w:color w:val="44546A"/>
+                <w:sz w:val="18"/>
+              </w:rPr>
+              <w:t>APK / BIN</w:t>
+            </w:r>
+          </w:p>
+        </w:tc>
+        <w:tc>
+          <w:tcPr>
+            <w:tcW w:w="7300" w:type="dxa"/>
+            <w:tcMar>
+              <w:top w:w="95" w:type="dxa"/>
+              <w:left w:w="115" w:type="dxa"/>
+              <w:bottom w:w="95" w:type="dxa"/>
+              <w:right w:w="115" w:type="dxa"/>
+            </w:tcMar>
+            <w:vAlign w:val="center"/>
+          </w:tcPr>
+          <w:p>
+            <w:pPr>
+              <w:spacing w:before="20" w:after="20" w:line="240" w:lineRule="auto"/>
+              <w:jc w:val="left"/>
+            </w:pPr>
+            <w:r>
+              <w:rPr>
+                <w:rFonts w:eastAsia="Century Gothic"/>
+                <w:color w:val="44546A"/>
+                <w:sz w:val="18"/>
+              </w:rPr>
+              <w:t>Android uygulama paketi / desteklenen cihazların ürün yazılımı dosyası</w:t>
+            </w:r>
+          </w:p>
+        </w:tc>
+      </w:tr>
+      <w:tr>
+        <w:trPr>
+          <w:cantSplit/>
+        </w:trPr>
+        <w:tc>
+          <w:tcPr>
+            <w:tcW w:w="1700" w:type="dxa"/>
+            <w:tcMar>
+              <w:top w:w="95" w:type="dxa"/>
+              <w:left w:w="115" w:type="dxa"/>
+              <w:bottom w:w="95" w:type="dxa"/>
+              <w:right w:w="115" w:type="dxa"/>
+            </w:tcMar>
+            <w:vAlign w:val="center"/>
+          </w:tcPr>
+          <w:p>
+            <w:pPr>
+              <w:spacing w:before="20" w:after="20" w:line="240" w:lineRule="auto"/>
+              <w:jc w:val="left"/>
+            </w:pPr>
+            <w:r>
+              <w:rPr>
+                <w:rFonts w:eastAsia="Century Gothic"/>
+                <w:color w:val="44546A"/>
+                <w:sz w:val="18"/>
+              </w:rPr>
+              <w:t xml:space="preserve">Switch / </w:t>
+            </w:r>
+            <w:proofErr w:type="spellStart"/>
+            <w:r>
+              <w:rPr>
+                <w:rFonts w:eastAsia="Century Gothic"/>
+                <w:color w:val="44546A"/>
+                <w:sz w:val="18"/>
+              </w:rPr>
+              <w:t>uplink</w:t>
+            </w:r>
+            <w:proofErr w:type="spellEnd"/>
+          </w:p>
+        </w:tc>
+        <w:tc>
+          <w:tcPr>
+            <w:tcW w:w="7300" w:type="dxa"/>
+            <w:tcMar>
+              <w:top w:w="95" w:type="dxa"/>
+              <w:left w:w="115" w:type="dxa"/>
+              <w:bottom w:w="95" w:type="dxa"/>
+              <w:right w:w="115" w:type="dxa"/>
+            </w:tcMar>
+            <w:vAlign w:val="center"/>
+          </w:tcPr>
+          <w:p>
+            <w:pPr>
+              <w:spacing w:before="20" w:after="20" w:line="240" w:lineRule="auto"/>
+              <w:jc w:val="left"/>
+            </w:pPr>
+            <w:r>
+              <w:rPr>
+                <w:rFonts w:eastAsia="Century Gothic"/>
+                <w:color w:val="44546A"/>
+                <w:sz w:val="18"/>
+              </w:rPr>
+              <w:t>Ağ anahtarı / diğer ağ cihazına giden üst bağlantı portu</w:t>
+            </w:r>
+          </w:p>
+        </w:tc>
+      </w:tr>
+      <w:tr>
+        <w:trPr>
+          <w:cantSplit/>
+        </w:trPr>
+        <w:tc>
+          <w:tcPr>
+            <w:tcW w:w="1700" w:type="dxa"/>
+            <w:tcMar>
+              <w:top w:w="95" w:type="dxa"/>
+              <w:left w:w="115" w:type="dxa"/>
+              <w:bottom w:w="95" w:type="dxa"/>
+              <w:right w:w="115" w:type="dxa"/>
+            </w:tcMar>
+            <w:vAlign w:val="center"/>
+          </w:tcPr>
+          <w:p>
+            <w:pPr>
+              <w:spacing w:before="20" w:after="20" w:line="240" w:lineRule="auto"/>
+              <w:jc w:val="left"/>
+            </w:pPr>
+            <w:r>
+              <w:rPr>
+                <w:rFonts w:eastAsia="Century Gothic"/>
+                <w:color w:val="44546A"/>
+                <w:sz w:val="18"/>
+              </w:rPr>
+              <w:t>MAC</w:t>
+            </w:r>
+          </w:p>
+        </w:tc>
+        <w:tc>
+          <w:tcPr>
+            <w:tcW w:w="7300" w:type="dxa"/>
+            <w:tcMar>
+              <w:top w:w="95" w:type="dxa"/>
+              <w:left w:w="115" w:type="dxa"/>
+              <w:bottom w:w="95" w:type="dxa"/>
+              <w:right w:w="115" w:type="dxa"/>
+            </w:tcMar>
+            <w:vAlign w:val="center"/>
+          </w:tcPr>
+          <w:p>
+            <w:pPr>
+              <w:spacing w:before="20" w:after="20" w:line="240" w:lineRule="auto"/>
+              <w:jc w:val="left"/>
+            </w:pPr>
+            <w:r>
+              <w:rPr>
+                <w:rFonts w:eastAsia="Century Gothic"/>
+                <w:color w:val="44546A"/>
+                <w:sz w:val="18"/>
+              </w:rPr>
+              <w:t>Ağ arayüzünün kimlik adresi; fiziksel port eşleşmesinin denetiminde kullanılır</w:t>
+            </w:r>
+          </w:p>
+        </w:tc>
+      </w:tr>
+      <w:tr>
+        <w:trPr>
+          <w:cantSplit/>
+        </w:trPr>
+        <w:tc>
+          <w:tcPr>
+            <w:tcW w:w="1700" w:type="dxa"/>
+            <w:tcMar>
+              <w:top w:w="95" w:type="dxa"/>
+              <w:left w:w="115" w:type="dxa"/>
+              <w:bottom w:w="95" w:type="dxa"/>
+              <w:right w:w="115" w:type="dxa"/>
+            </w:tcMar>
+            <w:vAlign w:val="center"/>
+          </w:tcPr>
+          <w:p>
+            <w:pPr>
+              <w:keepNext/>
+              <w:spacing w:before="20" w:after="20" w:line="240" w:lineRule="auto"/>
+              <w:jc w:val="left"/>
+            </w:pPr>
+            <w:r>
+              <w:rPr>
+                <w:rFonts w:eastAsia="Century Gothic"/>
+                <w:color w:val="44546A"/>
+                <w:sz w:val="18"/>
+              </w:rPr>
+              <w:t>Ön ek / maske</w:t>
+            </w:r>
+          </w:p>
+        </w:tc>
+        <w:tc>
+          <w:tcPr>
+            <w:tcW w:w="7300" w:type="dxa"/>
+            <w:tcMar>
+              <w:top w:w="95" w:type="dxa"/>
+              <w:left w:w="115" w:type="dxa"/>
+              <w:bottom w:w="95" w:type="dxa"/>
+              <w:right w:w="115" w:type="dxa"/>
+            </w:tcMar>
+            <w:vAlign w:val="center"/>
+          </w:tcPr>
+          <w:p>
+            <w:pPr>
+              <w:keepNext/>
+              <w:spacing w:before="20" w:after="20" w:line="240" w:lineRule="auto"/>
+              <w:jc w:val="left"/>
+            </w:pPr>
+            <w:r>
+              <w:rPr>
+                <w:rFonts w:eastAsia="Century Gothic"/>
+                <w:color w:val="44546A"/>
+                <w:sz w:val="18"/>
+              </w:rPr>
+              <w:t>Alt ağı tanımlar; /24 ön eki 255.255.255.0 maskesine karşılık gelir</w:t>
+            </w:r>
+          </w:p>
+        </w:tc>
+      </w:tr>
     </w:tbl>
     <w:p>
       <w:pPr>
@@ -3922,6 +4361,8 @@
         <w:spacing w:after="140"/>
         <w:jc w:val="center"/>
       </w:pPr>
+      <w:bookmarkStart w:id="4" w:name="DABP_Guide_Chapter_2"/>
+      <w:bookmarkEnd w:id="4"/>
       <w:r>
         <w:rPr>
           <w:rFonts w:eastAsia="Century Gothic"/>
@@ -3946,30 +4387,45 @@
         </w:rPr>
         <w:t xml:space="preserve"> - Kısaltmalar ve Tanımlar</w:t>
       </w:r>
+    </w:p>
+    <w:p>
+      <w:pPr>
+        <w:spacing w:after="100"/>
+      </w:pPr>
+      <w:r>
+        <w:rPr>
+          <w:rFonts w:eastAsia="Century Gothic"/>
+          <w:color w:val="44546A"/>
+          <w:sz w:val="21"/>
+        </w:rPr>
+        <w:t>Kılavuzdaki ekran görüntüleri örnektir. Görsellerdeki sürüm, cihaz, adres ve proje bilgileri saha talimatı olarak kullanılmamalıdır; işlem sırasında güncel plan ve gerçek cihaz bilgileri esas alınır.</w:t>
+      </w:r>
+    </w:p>
+    <w:p>
+      <w:pPr>
+        <w:pStyle w:val="Heading1"/>
+        <w:keepNext/>
+        <w:keepLines/>
+        <w:pageBreakBefore/>
+        <w:spacing w:before="80" w:after="160"/>
+      </w:pPr>
+      <w:bookmarkStart w:id="5" w:name="_Toc238895363"/>
       <w:r>
         <w:rPr>
           <w:rFonts w:eastAsia="Century Gothic"/>
           <w:color w:val="2F5597"/>
           <w:sz w:val="30"/>
         </w:rPr>
-        <w:br w:type="page"/>
-      </w:r>
-      <w:bookmarkStart w:id="3" w:name="DABP_Guide_Chapter_2"/>
-      <w:r>
-        <w:rPr>
-          <w:rFonts w:eastAsia="Century Gothic"/>
-          <w:color w:val="2F5597"/>
-          <w:sz w:val="30"/>
-        </w:rPr>
         <w:lastRenderedPageBreak/>
         <w:t>2. Güvenlik ve Ön Koşullar</w:t>
       </w:r>
-      <w:bookmarkEnd w:id="3"/>
+      <w:bookmarkEnd w:id="5"/>
     </w:p>
     <w:p>
       <w:pPr>
         <w:pStyle w:val="Heading2"/>
         <w:keepNext/>
+        <w:keepLines/>
         <w:spacing w:before="160"/>
       </w:pPr>
       <w:r>
@@ -3996,7 +4452,7 @@
           <w:color w:val="44546A"/>
           <w:sz w:val="20"/>
         </w:rPr>
-        <w:t>Uygulamayı yalnızca yetkili personel ve doğru müşteri/proje paketiyle kullanın.</w:t>
+        <w:t>Uygulama yalnızca yetkili personel tarafından ve doğru müşteri/proje paketiyle kullanılmalıdır.</w:t>
       </w:r>
     </w:p>
     <w:p>
@@ -4014,7 +4470,7 @@
           <w:color w:val="44546A"/>
           <w:sz w:val="20"/>
         </w:rPr>
-        <w:t>Proje işlemlerinde proje/seti; Switch ve ADB araçlarında ise seçtiğiniz gerçek adresleri ve hedefleri iki kez doğrulayın.</w:t>
+        <w:t>Proje işlemlerinde proje ve seti; “Switch Yönetim” ve “ADB araçları” ekranlarında ise seçtiğiniz gerçek adresleri ve hedefleri iki kez doğrulayın.</w:t>
       </w:r>
     </w:p>
     <w:p>
@@ -4050,7 +4506,43 @@
           <w:color w:val="44546A"/>
           <w:sz w:val="20"/>
         </w:rPr>
-        <w:t>Port veya PoE değişikliği cihazın bağlantısını ya da beslemesini kesebilir. Switch aracında PC/uplink portları otomatik korunmaz; etkilenecek cihazları saha ekibine bildirin.</w:t>
+        <w:t xml:space="preserve">Port veya </w:t>
+      </w:r>
+      <w:proofErr w:type="spellStart"/>
+      <w:r>
+        <w:rPr>
+          <w:rFonts w:eastAsia="Century Gothic"/>
+          <w:color w:val="44546A"/>
+          <w:sz w:val="20"/>
+        </w:rPr>
+        <w:t>PoE</w:t>
+      </w:r>
+      <w:proofErr w:type="spellEnd"/>
+      <w:r>
+        <w:rPr>
+          <w:rFonts w:eastAsia="Century Gothic"/>
+          <w:color w:val="44546A"/>
+          <w:sz w:val="20"/>
+        </w:rPr>
+        <w:t xml:space="preserve"> değişikliği cihazın bağlantısını ya da beslemesini kesebilir. Switch aracında PC/</w:t>
+      </w:r>
+      <w:proofErr w:type="spellStart"/>
+      <w:r>
+        <w:rPr>
+          <w:rFonts w:eastAsia="Century Gothic"/>
+          <w:color w:val="44546A"/>
+          <w:sz w:val="20"/>
+        </w:rPr>
+        <w:t>uplink</w:t>
+      </w:r>
+      <w:proofErr w:type="spellEnd"/>
+      <w:r>
+        <w:rPr>
+          <w:rFonts w:eastAsia="Century Gothic"/>
+          <w:color w:val="44546A"/>
+          <w:sz w:val="20"/>
+        </w:rPr>
+        <w:t xml:space="preserve"> portları otomatik korunmaz; etkilenecek cihazları saha ekibine bildirin.</w:t>
       </w:r>
     </w:p>
     <w:p>
@@ -4068,7 +4560,7 @@
           <w:color w:val="44546A"/>
           <w:sz w:val="20"/>
         </w:rPr>
-        <w:t>IP, konfigürasyon, yazılım veya ADB işi sürerken uygulamayı ve cihazları kapatmayın; aynı hedefte çakışan başka işlem başlatmayın.</w:t>
+        <w:t>IP atama, yapılandırma, yazılım yükleme veya ADB işlemi sürerken uygulamayı ve cihazları kapatmayın; aynı hedefte çakışan başka bir işlem başlatmayın.</w:t>
       </w:r>
     </w:p>
     <w:p>
@@ -4086,7 +4578,7 @@
           <w:color w:val="44546A"/>
           <w:sz w:val="20"/>
         </w:rPr>
-        <w:t>İptal anlık geri alma değildir. ADB'de başlamış hedefler tamamlanır; diğer işlerde güvenli adım beklenir.</w:t>
+        <w:t>İptal, tamamlanan adımları geri almaz. ADB işlemlerinde işleme başlanmış hedeflerdeki adımlar tamamlanır; diğer işlerde ise güvenli adımın tamamlanması beklenir.</w:t>
       </w:r>
     </w:p>
     <w:p>
@@ -4133,13 +4625,14 @@
           <w:color w:val="44546A"/>
           <w:sz w:val="19"/>
         </w:rPr>
-        <w:t>Yanlış hedef, port veya dosya seçimi erişimi kesebilir. Fabrika ayarları, Uygulamayı sil ve kendiliğinden başlatma işlemlerinin etkilerini ilgili bölümden okuyun.</w:t>
+        <w:t>Yanlış hedef, port veya dosya seçimi erişimi kesebilir. Kamera veya NVR yapılandırması, depolama biriminin biçimlendirilmesini içerebilir. “Fabrika ayarları”, “Uygulamayı sil” ve kendiliğinden başlatma işlemlerinin etkilerini ilgili bölümlerde inceleyin.</w:t>
       </w:r>
     </w:p>
     <w:p>
       <w:pPr>
         <w:pStyle w:val="Heading2"/>
         <w:keepNext/>
+        <w:keepLines/>
         <w:spacing w:before="160"/>
       </w:pPr>
       <w:r>
@@ -4311,6 +4804,8 @@
               <w:spacing w:before="20" w:after="20" w:line="240" w:lineRule="auto"/>
               <w:jc w:val="left"/>
             </w:pPr>
+            <w:proofErr w:type="spellStart"/>
+            <w:proofErr w:type="gramStart"/>
             <w:r>
               <w:rPr>
                 <w:rFonts w:eastAsia="Century Gothic"/>
@@ -4320,6 +4815,8 @@
               </w:rPr>
               <w:t>macOS</w:t>
             </w:r>
+            <w:proofErr w:type="spellEnd"/>
+            <w:proofErr w:type="gramEnd"/>
           </w:p>
         </w:tc>
         <w:tc>
@@ -4339,13 +4836,43 @@
               <w:spacing w:before="20" w:after="20" w:line="240" w:lineRule="auto"/>
               <w:jc w:val="left"/>
             </w:pPr>
+            <w:proofErr w:type="spellStart"/>
+            <w:proofErr w:type="gramStart"/>
             <w:r>
               <w:rPr>
                 <w:rFonts w:eastAsia="Century Gothic"/>
                 <w:color w:val="44546A"/>
                 <w:sz w:val="18"/>
               </w:rPr>
-              <w:t>macOS 11 ve üzeri; Apple Silicon veya Intel için doğru paket</w:t>
+              <w:t>macOS</w:t>
+            </w:r>
+            <w:proofErr w:type="spellEnd"/>
+            <w:proofErr w:type="gramEnd"/>
+            <w:r>
+              <w:rPr>
+                <w:rFonts w:eastAsia="Century Gothic"/>
+                <w:color w:val="44546A"/>
+                <w:sz w:val="18"/>
+              </w:rPr>
+              <w:t xml:space="preserve"> 11 ve üzeri; Apple </w:t>
+            </w:r>
+            <w:proofErr w:type="spellStart"/>
+            <w:r>
+              <w:rPr>
+                <w:rFonts w:eastAsia="Century Gothic"/>
+                <w:color w:val="44546A"/>
+                <w:sz w:val="18"/>
+              </w:rPr>
+              <w:t>Silicon</w:t>
+            </w:r>
+            <w:proofErr w:type="spellEnd"/>
+            <w:r>
+              <w:rPr>
+                <w:rFonts w:eastAsia="Century Gothic"/>
+                <w:color w:val="44546A"/>
+                <w:sz w:val="18"/>
+              </w:rPr>
+              <w:t xml:space="preserve"> veya Intel için doğru paket</w:t>
             </w:r>
           </w:p>
         </w:tc>
@@ -4397,14 +4924,52 @@
               <w:spacing w:before="20" w:after="20" w:line="240" w:lineRule="auto"/>
               <w:jc w:val="left"/>
             </w:pPr>
+            <w:proofErr w:type="gramStart"/>
             <w:r>
               <w:rPr>
                 <w:rFonts w:eastAsia="Century Gothic"/>
                 <w:color w:val="44546A"/>
                 <w:sz w:val="18"/>
               </w:rPr>
-              <w:t>x86_64 AppImage; libxcb-cursor0, libegl1, libgl1 ve zenity</w:t>
+              <w:t>x</w:t>
             </w:r>
+            <w:proofErr w:type="gramEnd"/>
+            <w:r>
+              <w:rPr>
+                <w:rFonts w:eastAsia="Century Gothic"/>
+                <w:color w:val="44546A"/>
+                <w:sz w:val="18"/>
+              </w:rPr>
+              <w:t xml:space="preserve">86_64 </w:t>
+            </w:r>
+            <w:proofErr w:type="spellStart"/>
+            <w:r>
+              <w:rPr>
+                <w:rFonts w:eastAsia="Century Gothic"/>
+                <w:color w:val="44546A"/>
+                <w:sz w:val="18"/>
+              </w:rPr>
+              <w:t>AppImage</w:t>
+            </w:r>
+            <w:proofErr w:type="spellEnd"/>
+            <w:r>
+              <w:rPr>
+                <w:rFonts w:eastAsia="Century Gothic"/>
+                <w:color w:val="44546A"/>
+                <w:sz w:val="18"/>
+              </w:rPr>
+              <w:t xml:space="preserve">; libxcb-cursor0, libegl1, libgl1 ve </w:t>
+            </w:r>
+            <w:proofErr w:type="spellStart"/>
+            <w:r>
+              <w:rPr>
+                <w:rFonts w:eastAsia="Century Gothic"/>
+                <w:color w:val="44546A"/>
+                <w:sz w:val="18"/>
+              </w:rPr>
+              <w:t>zenity</w:t>
+            </w:r>
+            <w:proofErr w:type="spellEnd"/>
           </w:p>
         </w:tc>
       </w:tr>
@@ -4463,7 +5028,61 @@
                 <w:color w:val="44546A"/>
                 <w:sz w:val="18"/>
               </w:rPr>
-              <w:t>Windows UAC, macOS sistem istemi veya Linux polkit/sudo üzerinden yönetici yetkisi</w:t>
+              <w:t xml:space="preserve">Windows UAC, </w:t>
+            </w:r>
+            <w:proofErr w:type="spellStart"/>
+            <w:r>
+              <w:rPr>
+                <w:rFonts w:eastAsia="Century Gothic"/>
+                <w:color w:val="44546A"/>
+                <w:sz w:val="18"/>
+              </w:rPr>
+              <w:t>macOS</w:t>
+            </w:r>
+            <w:proofErr w:type="spellEnd"/>
+            <w:r>
+              <w:rPr>
+                <w:rFonts w:eastAsia="Century Gothic"/>
+                <w:color w:val="44546A"/>
+                <w:sz w:val="18"/>
+              </w:rPr>
+              <w:t xml:space="preserve"> sistem istemi veya Linux </w:t>
+            </w:r>
+            <w:proofErr w:type="spellStart"/>
+            <w:r>
+              <w:rPr>
+                <w:rFonts w:eastAsia="Century Gothic"/>
+                <w:color w:val="44546A"/>
+                <w:sz w:val="18"/>
+              </w:rPr>
+              <w:t>polkit</w:t>
+            </w:r>
+            <w:proofErr w:type="spellEnd"/>
+            <w:r>
+              <w:rPr>
+                <w:rFonts w:eastAsia="Century Gothic"/>
+                <w:color w:val="44546A"/>
+                <w:sz w:val="18"/>
+              </w:rPr>
+              <w:t>/</w:t>
+            </w:r>
+            <w:proofErr w:type="spellStart"/>
+            <w:r>
+              <w:rPr>
+                <w:rFonts w:eastAsia="Century Gothic"/>
+                <w:color w:val="44546A"/>
+                <w:sz w:val="18"/>
+              </w:rPr>
+              <w:t>sudo</w:t>
+            </w:r>
+            <w:proofErr w:type="spellEnd"/>
+            <w:r>
+              <w:rPr>
+                <w:rFonts w:eastAsia="Century Gothic"/>
+                <w:color w:val="44546A"/>
+                <w:sz w:val="18"/>
+              </w:rPr>
+              <w:t xml:space="preserve"> üzerinden yönetici yetkisi</w:t>
             </w:r>
           </w:p>
         </w:tc>
@@ -4521,7 +5140,25 @@
                 <w:color w:val="44546A"/>
                 <w:sz w:val="18"/>
               </w:rPr>
-              <w:t>Tren switch'ine doğrudan kablolu Ethernet bağlantısı</w:t>
+              <w:t xml:space="preserve">Tren </w:t>
+            </w:r>
+            <w:proofErr w:type="spellStart"/>
+            <w:r>
+              <w:rPr>
+                <w:rFonts w:eastAsia="Century Gothic"/>
+                <w:color w:val="44546A"/>
+                <w:sz w:val="18"/>
+              </w:rPr>
+              <w:t>switch'ine</w:t>
+            </w:r>
+            <w:proofErr w:type="spellEnd"/>
+            <w:r>
+              <w:rPr>
+                <w:rFonts w:eastAsia="Century Gothic"/>
+                <w:color w:val="44546A"/>
+                <w:sz w:val="18"/>
+              </w:rPr>
+              <w:t xml:space="preserve"> doğrudan kablolu Ethernet bağlantısı</w:t>
             </w:r>
           </w:p>
         </w:tc>
@@ -4604,6 +5241,7 @@
           </w:tcPr>
           <w:p>
             <w:pPr>
+              <w:keepNext/>
               <w:spacing w:before="20" w:after="20" w:line="240" w:lineRule="auto"/>
               <w:jc w:val="left"/>
             </w:pPr>
@@ -4632,6 +5270,7 @@
           </w:tcPr>
           <w:p>
             <w:pPr>
+              <w:keepNext/>
               <w:spacing w:before="20" w:after="20" w:line="240" w:lineRule="auto"/>
               <w:jc w:val="left"/>
             </w:pPr>
@@ -4641,7 +5280,7 @@
                 <w:color w:val="44546A"/>
                 <w:sz w:val="18"/>
               </w:rPr>
-              <w:t>KYLAND HTTP yönetim arayüzüyle uyumlu cihaz; yönetim IP'sine/HTTP'ye erişim ve yetkili hesap (varsayılan port 80)</w:t>
+              <w:t>KYLAND HTTP yönetim arayüzüyle uyumlu cihaz; yönetim IP adresine ve HTTP hizmetine erişim ile yetkili hesap (varsayılan port 80)</w:t>
             </w:r>
           </w:p>
         </w:tc>
@@ -4683,6 +5322,7 @@
       <w:pPr>
         <w:pStyle w:val="Heading2"/>
         <w:keepNext/>
+        <w:keepLines/>
         <w:spacing w:before="160"/>
       </w:pPr>
       <w:r>
@@ -4735,7 +5375,25 @@
           <w:color w:val="44546A"/>
           <w:sz w:val="20"/>
         </w:rPr>
-        <w:t>Tren switch'i, cihazlar ve bilgisayarın kararlı biçimde beslendiğini kontrol edin.</w:t>
+        <w:t xml:space="preserve">Tren </w:t>
+      </w:r>
+      <w:proofErr w:type="spellStart"/>
+      <w:r>
+        <w:rPr>
+          <w:rFonts w:eastAsia="Century Gothic"/>
+          <w:color w:val="44546A"/>
+          <w:sz w:val="20"/>
+        </w:rPr>
+        <w:t>switch'inin</w:t>
+      </w:r>
+      <w:proofErr w:type="spellEnd"/>
+      <w:r>
+        <w:rPr>
+          <w:rFonts w:eastAsia="Century Gothic"/>
+          <w:color w:val="44546A"/>
+          <w:sz w:val="20"/>
+        </w:rPr>
+        <w:t>, cihazların ve bilgisayarın kararlı biçimde beslendiğini kontrol edin.</w:t>
       </w:r>
     </w:p>
     <w:p>
@@ -4771,7 +5429,7 @@
           <w:color w:val="44546A"/>
           <w:sz w:val="20"/>
         </w:rPr>
-        <w:t>Gerekli cihaz kullanıcı adı/parolalarını yetkili kaynaktan hazırlayın.</w:t>
+        <w:t>Cihazlar için gerekli kullanıcı adlarını ve parolaları yetkili bir kaynaktan edinin.</w:t>
       </w:r>
     </w:p>
     <w:p>
@@ -4789,7 +5447,26 @@
           <w:color w:val="44546A"/>
           <w:sz w:val="20"/>
         </w:rPr>
-        <w:t>Yükleme yapılacaksa doğru cihaz türüne ait doğrulanmış .bin veya .apk dosyasını hazırlayın.</w:t>
+        <w:lastRenderedPageBreak/>
+        <w:t>Yükleme yapılacaksa doğru cihaz türüne ait doğrulanmış .bin veya .</w:t>
+      </w:r>
+      <w:proofErr w:type="spellStart"/>
+      <w:r>
+        <w:rPr>
+          <w:rFonts w:eastAsia="Century Gothic"/>
+          <w:color w:val="44546A"/>
+          <w:sz w:val="20"/>
+        </w:rPr>
+        <w:t>apk</w:t>
+      </w:r>
+      <w:proofErr w:type="spellEnd"/>
+      <w:r>
+        <w:rPr>
+          <w:rFonts w:eastAsia="Century Gothic"/>
+          <w:color w:val="44546A"/>
+          <w:sz w:val="20"/>
+        </w:rPr>
+        <w:t xml:space="preserve"> dosyasını hazırlayın.</w:t>
       </w:r>
     </w:p>
     <w:p>
@@ -4812,36 +5489,157 @@
     </w:p>
     <w:p>
       <w:pPr>
+        <w:pStyle w:val="Heading2"/>
+        <w:keepNext/>
+        <w:keepLines/>
+        <w:pageBreakBefore/>
+        <w:spacing w:before="160"/>
+      </w:pPr>
+      <w:r>
+        <w:rPr>
+          <w:rFonts w:eastAsia="Century Gothic"/>
+          <w:color w:val="44546A"/>
+          <w:sz w:val="25"/>
+        </w:rPr>
+        <w:lastRenderedPageBreak/>
+        <w:t>2.4. İşletim Sistemi Yetkisi ve Servis Anahtarı</w:t>
+      </w:r>
+    </w:p>
+    <w:p>
+      <w:pPr>
+        <w:spacing w:after="100"/>
+      </w:pPr>
+      <w:r>
+        <w:rPr>
+          <w:rFonts w:eastAsia="Century Gothic"/>
+          <w:color w:val="44546A"/>
+          <w:sz w:val="21"/>
+        </w:rPr>
+        <w:t>İşletim sistemindeki yönetici izni ile DABP içindeki admin modu birbirinden farklıdır. Yönetici izni ağ işlemleri için gereklidir; tek başına mühendis ekranlarını açmaz. “Switch Yönetim”, “ADB araçları”, “PISCU ve PBX”, “MQTT izleme” ve “Proje ve cihaz listesi” ekranları yalnızca tanınan servis anahtarıyla açılan admin modunda görünür.</w:t>
+      </w:r>
+    </w:p>
+    <w:p>
+      <w:pPr>
+        <w:spacing w:after="100"/>
+      </w:pPr>
+      <w:r>
+        <w:rPr>
+          <w:rFonts w:eastAsia="Century Gothic"/>
+          <w:color w:val="44546A"/>
+          <w:sz w:val="21"/>
+        </w:rPr>
+        <w:t>Yetkili servis USB belleğini takın. Anahtar tanındığında “Admin moda geç” seçeneğini; anahtar uygulama açılışında takılıysa “Admin modda başlat” seçeneğini kullanın. Saha ekranlarında kalmak için “Şimdi değil” veya “Normal devam et” seçilebilir.</w:t>
+      </w:r>
+    </w:p>
+    <w:p>
+      <w:pPr>
+        <w:spacing w:after="100"/>
+      </w:pPr>
+      <w:r>
+        <w:rPr>
+          <w:rFonts w:eastAsia="Century Gothic"/>
+          <w:color w:val="44546A"/>
+          <w:sz w:val="21"/>
+        </w:rPr>
+        <w:t xml:space="preserve">Uzaktan destek için yetkili ekip tarafından uygulamanın kendi klasörüne yerleştirilen </w:t>
+      </w:r>
+      <w:proofErr w:type="spellStart"/>
+      <w:r>
+        <w:rPr>
+          <w:rFonts w:eastAsia="Century Gothic"/>
+          <w:color w:val="44546A"/>
+          <w:sz w:val="21"/>
+        </w:rPr>
+        <w:t>dabp</w:t>
+      </w:r>
+      <w:proofErr w:type="spellEnd"/>
+      <w:r>
+        <w:rPr>
+          <w:rFonts w:eastAsia="Century Gothic"/>
+          <w:color w:val="44546A"/>
+          <w:sz w:val="21"/>
+        </w:rPr>
+        <w:t>-admin-</w:t>
+      </w:r>
+      <w:proofErr w:type="spellStart"/>
+      <w:proofErr w:type="gramStart"/>
+      <w:r>
+        <w:rPr>
+          <w:rFonts w:eastAsia="Century Gothic"/>
+          <w:color w:val="44546A"/>
+          <w:sz w:val="21"/>
+        </w:rPr>
+        <w:t>key.json</w:t>
+      </w:r>
+      <w:proofErr w:type="spellEnd"/>
+      <w:proofErr w:type="gramEnd"/>
+      <w:r>
+        <w:rPr>
+          <w:rFonts w:eastAsia="Century Gothic"/>
+          <w:color w:val="44546A"/>
+          <w:sz w:val="21"/>
+        </w:rPr>
+        <w:t xml:space="preserve"> dosyası da tanınabilir. Bu dosyayı kendiniz üretmeyin, değiştirmeyin veya izinsiz kopyalamayın. Servis anahtarının hazırlanması bu kılavuzun kapsamı dışındadır.</w:t>
+      </w:r>
+    </w:p>
+    <w:p>
+      <w:pPr>
+        <w:keepLines/>
+        <w:pBdr>
+          <w:left w:val="single" w:sz="18" w:space="8" w:color="C94141"/>
+        </w:pBdr>
+        <w:shd w:val="clear" w:color="auto" w:fill="FCE4D6"/>
+        <w:spacing w:before="100" w:after="140" w:line="252" w:lineRule="auto"/>
+        <w:ind w:left="173" w:right="144"/>
+        <w:jc w:val="left"/>
+      </w:pPr>
+      <w:r>
+        <w:rPr>
+          <w:rFonts w:eastAsia="Century Gothic"/>
+          <w:b/>
+          <w:color w:val="44546A"/>
+          <w:sz w:val="19"/>
+        </w:rPr>
+        <w:t xml:space="preserve">Dikkat: </w:t>
+      </w:r>
+      <w:r>
+        <w:rPr>
+          <w:rFonts w:eastAsia="Century Gothic"/>
+          <w:color w:val="44546A"/>
+          <w:sz w:val="19"/>
+        </w:rPr>
+        <w:t>Anahtara erişim kesildiğinde admin modu kapanır. Kuyrukta cihazlara yazma işleri varsa normal moda dönüş, bu işlerin tamamlanmasını bekleyebilir; bunu bir iptal yöntemi olarak kullanmayın. “Switch Yönetim” ve “ADB araçları” işlemleri tamamlanmadan anahtarı çıkarmayın. Anahtar tanınmıyorsa yetkili destek ekibine başvurun.</w:t>
+      </w:r>
+    </w:p>
+    <w:p>
+      <w:pPr>
         <w:pStyle w:val="Heading1"/>
         <w:keepNext/>
+        <w:keepLines/>
+        <w:pageBreakBefore/>
         <w:spacing w:before="80" w:after="160"/>
       </w:pPr>
+      <w:bookmarkStart w:id="6" w:name="DABP_Guide_Chapter_3"/>
+      <w:bookmarkStart w:id="7" w:name="_Toc238817123"/>
+      <w:bookmarkStart w:id="8" w:name="_Toc238895364"/>
       <w:r>
         <w:rPr>
           <w:rFonts w:eastAsia="Century Gothic"/>
           <w:color w:val="2F5597"/>
           <w:sz w:val="30"/>
         </w:rPr>
-        <w:br w:type="page"/>
-      </w:r>
-      <w:bookmarkStart w:id="4" w:name="DABP_Guide_Chapter_3"/>
-      <w:bookmarkStart w:id="5" w:name="_Toc238817123"/>
-      <w:r>
-        <w:rPr>
-          <w:rFonts w:eastAsia="Century Gothic"/>
-          <w:color w:val="2F5597"/>
-          <w:sz w:val="30"/>
-        </w:rPr>
         <w:lastRenderedPageBreak/>
         <w:t>3. Kurulum ve İlk Çalıştırma</w:t>
       </w:r>
-      <w:bookmarkEnd w:id="4"/>
-      <w:bookmarkEnd w:id="5"/>
+      <w:bookmarkEnd w:id="6"/>
+      <w:bookmarkEnd w:id="7"/>
+      <w:bookmarkEnd w:id="8"/>
     </w:p>
     <w:p>
       <w:pPr>
         <w:pStyle w:val="Heading2"/>
         <w:keepNext/>
+        <w:keepLines/>
         <w:spacing w:before="160"/>
       </w:pPr>
       <w:r>
@@ -4868,7 +5666,7 @@
           <w:color w:val="44546A"/>
           <w:sz w:val="20"/>
         </w:rPr>
-        <w:t>Önerilen Setup.exe paketini çalıştırın; gerekirse yönetici onayını verin.</w:t>
+        <w:t>Kurumunuzun sağladığı, müşteri paketinize uygun Setup.exe dosyasını çalıştırın ve işletim sisteminin yönetici onayını verin.</w:t>
       </w:r>
     </w:p>
     <w:p>
@@ -4880,13 +5678,23 @@
         </w:numPr>
         <w:spacing w:after="60" w:line="252" w:lineRule="auto"/>
       </w:pPr>
-      <w:r>
-        <w:rPr>
-          <w:rFonts w:eastAsia="Century Gothic"/>
-          <w:color w:val="44546A"/>
-          <w:sz w:val="20"/>
-        </w:rPr>
-        <w:t>SmartScreen uyarısı görünürse paketin kurumunuzdan geldiğini doğrulayın; ardından Daha fazla bilgi &gt; Yine de çalıştır seçeneğini kullanın.</w:t>
+      <w:proofErr w:type="spellStart"/>
+      <w:r>
+        <w:rPr>
+          <w:rFonts w:eastAsia="Century Gothic"/>
+          <w:color w:val="44546A"/>
+          <w:sz w:val="20"/>
+        </w:rPr>
+        <w:t>SmartScreen</w:t>
+      </w:r>
+      <w:proofErr w:type="spellEnd"/>
+      <w:r>
+        <w:rPr>
+          <w:rFonts w:eastAsia="Century Gothic"/>
+          <w:color w:val="44546A"/>
+          <w:sz w:val="20"/>
+        </w:rPr>
+        <w:t xml:space="preserve"> uyarısı görünürse paketin kaynağını kurumunuzun onaylı dağıtım kaydıyla doğrulayın. Kaynak veya bütünlük doğrulanamıyorsa kurulumu durdurun; güvenlik uyarısını otomatik olarak geçmeyin.</w:t>
       </w:r>
     </w:p>
     <w:p>
@@ -4904,13 +5712,32 @@
           <w:color w:val="44546A"/>
           <w:sz w:val="20"/>
         </w:rPr>
-        <w:t>Kurulum WebView2 bileşenini eksikse yükler. Taşınabilir ZIP kullanılıyorsa uygulamayı klasörden başlatın.</w:t>
+        <w:t>WebView2 eksikse kurulum bu bileşeni yüklemeyi dener; çevrimdışı kurulum için bileşeni yetkili BT ekibine önceden hazırlatın. Taşınabilir ZIP kullanıyorsanız arşivin tamamını çıkarın ve uygulamayı bu klasörden başlatın; yalnız .</w:t>
+      </w:r>
+      <w:proofErr w:type="spellStart"/>
+      <w:r>
+        <w:rPr>
+          <w:rFonts w:eastAsia="Century Gothic"/>
+          <w:color w:val="44546A"/>
+          <w:sz w:val="20"/>
+        </w:rPr>
+        <w:t>exe</w:t>
+      </w:r>
+      <w:proofErr w:type="spellEnd"/>
+      <w:r>
+        <w:rPr>
+          <w:rFonts w:eastAsia="Century Gothic"/>
+          <w:color w:val="44546A"/>
+          <w:sz w:val="20"/>
+        </w:rPr>
+        <w:t xml:space="preserve"> dosyasını taşımayın.</w:t>
       </w:r>
     </w:p>
     <w:p>
       <w:pPr>
         <w:pStyle w:val="Heading2"/>
         <w:keepNext/>
+        <w:keepLines/>
         <w:spacing w:before="160"/>
       </w:pPr>
       <w:r>
@@ -4919,8 +5746,18 @@
           <w:color w:val="44546A"/>
           <w:sz w:val="25"/>
         </w:rPr>
-        <w:t>3.2. macOS</w:t>
-      </w:r>
+        <w:t xml:space="preserve">3.2. </w:t>
+      </w:r>
+      <w:proofErr w:type="spellStart"/>
+      <w:r>
+        <w:rPr>
+          <w:rFonts w:eastAsia="Century Gothic"/>
+          <w:color w:val="44546A"/>
+          <w:sz w:val="25"/>
+        </w:rPr>
+        <w:t>macOS</w:t>
+      </w:r>
+      <w:proofErr w:type="spellEnd"/>
     </w:p>
     <w:p>
       <w:pPr>
@@ -4955,7 +5792,25 @@
           <w:color w:val="44546A"/>
           <w:sz w:val="20"/>
         </w:rPr>
-        <w:t>İmzasız paket ilk açılışta engellenirse Finder'da uygulamaya sağ tıklayıp Aç seçeneğini kullanın.</w:t>
+        <w:t xml:space="preserve">İlk açılış güvenlik nedeniyle engellenirse paketin kaynağını doğrulayın ve kurumunuzun </w:t>
+      </w:r>
+      <w:proofErr w:type="spellStart"/>
+      <w:r>
+        <w:rPr>
+          <w:rFonts w:eastAsia="Century Gothic"/>
+          <w:color w:val="44546A"/>
+          <w:sz w:val="20"/>
+        </w:rPr>
+        <w:t>macOS</w:t>
+      </w:r>
+      <w:proofErr w:type="spellEnd"/>
+      <w:r>
+        <w:rPr>
+          <w:rFonts w:eastAsia="Century Gothic"/>
+          <w:color w:val="44546A"/>
+          <w:sz w:val="20"/>
+        </w:rPr>
+        <w:t xml:space="preserve"> uygulama onay prosedürünü izleyin. Güvenlik korumalarını genel olarak kapatmayın.</w:t>
       </w:r>
     </w:p>
     <w:p>
@@ -4980,6 +5835,7 @@
       <w:pPr>
         <w:pStyle w:val="Heading2"/>
         <w:keepNext/>
+        <w:keepLines/>
         <w:spacing w:before="160"/>
       </w:pPr>
       <w:r>
@@ -5006,7 +5862,25 @@
           <w:color w:val="44546A"/>
           <w:sz w:val="20"/>
         </w:rPr>
-        <w:t>AppImage dosyasına çalıştırma izni verin ve gerekli sistem paketlerinin kurulu olduğunu doğrulayın.</w:t>
+        <w:t xml:space="preserve">Linux ZIP arşivini tamamen çıkarın. İçindeki </w:t>
+      </w:r>
+      <w:proofErr w:type="spellStart"/>
+      <w:r>
+        <w:rPr>
+          <w:rFonts w:eastAsia="Century Gothic"/>
+          <w:color w:val="44546A"/>
+          <w:sz w:val="20"/>
+        </w:rPr>
+        <w:t>AppImage</w:t>
+      </w:r>
+      <w:proofErr w:type="spellEnd"/>
+      <w:r>
+        <w:rPr>
+          <w:rFonts w:eastAsia="Century Gothic"/>
+          <w:color w:val="44546A"/>
+          <w:sz w:val="20"/>
+        </w:rPr>
+        <w:t xml:space="preserve"> dosyasına çalıştırma izni verin ve sistem gereksinimlerini doğrulayın. Paket adları dağıtıma göre değişebileceğinden eksik bağımlılıklar için yetkili BT ekibinden destek alın.</w:t>
       </w:r>
     </w:p>
     <w:p>
@@ -5042,13 +5916,51 @@
           <w:color w:val="44546A"/>
           <w:sz w:val="20"/>
         </w:rPr>
-        <w:t>Yetki istemini polkit/sudo üzerinden onaylayın.</w:t>
+        <w:t xml:space="preserve">Yetki istemini </w:t>
+      </w:r>
+      <w:proofErr w:type="spellStart"/>
+      <w:r>
+        <w:rPr>
+          <w:rFonts w:eastAsia="Century Gothic"/>
+          <w:color w:val="44546A"/>
+          <w:sz w:val="20"/>
+        </w:rPr>
+        <w:t>polkit</w:t>
+      </w:r>
+      <w:proofErr w:type="spellEnd"/>
+      <w:r>
+        <w:rPr>
+          <w:rFonts w:eastAsia="Century Gothic"/>
+          <w:color w:val="44546A"/>
+          <w:sz w:val="20"/>
+        </w:rPr>
+        <w:t>/</w:t>
+      </w:r>
+      <w:proofErr w:type="spellStart"/>
+      <w:r>
+        <w:rPr>
+          <w:rFonts w:eastAsia="Century Gothic"/>
+          <w:color w:val="44546A"/>
+          <w:sz w:val="20"/>
+        </w:rPr>
+        <w:t>sudo</w:t>
+      </w:r>
+      <w:proofErr w:type="spellEnd"/>
+      <w:r>
+        <w:rPr>
+          <w:rFonts w:eastAsia="Century Gothic"/>
+          <w:color w:val="44546A"/>
+          <w:sz w:val="20"/>
+        </w:rPr>
+        <w:t xml:space="preserve"> üzerinden onaylayın.</w:t>
       </w:r>
     </w:p>
     <w:p>
       <w:pPr>
         <w:pStyle w:val="Heading2"/>
         <w:keepNext/>
+        <w:keepLines/>
+        <w:pageBreakBefore/>
         <w:spacing w:before="160"/>
       </w:pPr>
       <w:r>
@@ -5057,6 +5969,7 @@
           <w:color w:val="44546A"/>
           <w:sz w:val="25"/>
         </w:rPr>
+        <w:lastRenderedPageBreak/>
         <w:t>3.4. İlk Açılış</w:t>
       </w:r>
     </w:p>
@@ -5075,7 +5988,7 @@
           <w:color w:val="44546A"/>
           <w:sz w:val="20"/>
         </w:rPr>
-        <w:t>İşletim sisteminin yönetici yetkisi istemini onaylayın. Parola DABP ekranına değil, işletim sisteminin kendi penceresine girilir.</w:t>
+        <w:t>İşletim sistemi tarafından gösterilen yönetici yetkisi istemini onaylayın. Parola DABP ekranına değil, işletim sisteminin kendi penceresine girilir.</w:t>
       </w:r>
     </w:p>
     <w:p>
@@ -5093,7 +6006,7 @@
           <w:color w:val="44546A"/>
           <w:sz w:val="20"/>
         </w:rPr>
-        <w:t>Birden fazla proje içeriyorsa üst bardaki proje adından doğru projeyi seçin.</w:t>
+        <w:t>Paket birden fazla proje içeriyorsa üst çubuktaki proje adından doğru projeyi seçin. Her paket yalnız kendisine teslim edilen projeleri içerir.</w:t>
       </w:r>
     </w:p>
     <w:p>
@@ -5111,7 +6024,25 @@
           <w:color w:val="44546A"/>
           <w:sz w:val="20"/>
         </w:rPr>
-        <w:t>Set alanına 1-254 aralığında çalışacağınız tren setini yazın.</w:t>
+        <w:t xml:space="preserve">“Set” alanına 1–254 aralığındaki tren seti numarasını girip </w:t>
+      </w:r>
+      <w:proofErr w:type="spellStart"/>
+      <w:r>
+        <w:rPr>
+          <w:rFonts w:eastAsia="Century Gothic"/>
+          <w:color w:val="44546A"/>
+          <w:sz w:val="20"/>
+        </w:rPr>
+        <w:t>Enter</w:t>
+      </w:r>
+      <w:proofErr w:type="spellEnd"/>
+      <w:r>
+        <w:rPr>
+          <w:rFonts w:eastAsia="Century Gothic"/>
+          <w:color w:val="44546A"/>
+          <w:sz w:val="20"/>
+        </w:rPr>
+        <w:t xml:space="preserve"> tuşuyla onaylayın. Örneğin 10.n.1.40 şablonu, 2. sette 10.2.1.40 olur; sabit tanımlanmış adresler set değişikliğinden etkilenmez.</w:t>
       </w:r>
     </w:p>
     <w:p>
@@ -5147,7 +6078,7 @@
           <w:color w:val="44546A"/>
           <w:sz w:val="20"/>
         </w:rPr>
-        <w:t>Ağ ekranında kablolu adaptörü ve Hazır durumunu doğrulayın.</w:t>
+        <w:t>“Ağ” ekranında doğru kablolu adaptörün seçili olduğunu ve durumun “Hazır” olduğunu doğrulayın.</w:t>
       </w:r>
     </w:p>
     <w:p>
@@ -5178,7 +6109,6 @@
         <w:rPr>
           <w:noProof/>
         </w:rPr>
-        <w:lastRenderedPageBreak/>
         <w:drawing>
           <wp:inline distT="0" distB="0" distL="0" distR="0" wp14:anchorId="0B1EC9AF" wp14:editId="372BE28A">
             <wp:extent cx="5532120" cy="3111818"/>
@@ -5274,41 +6204,38 @@
           <w:color w:val="44546A"/>
           <w:sz w:val="19"/>
         </w:rPr>
-        <w:t>Paketiniz yalnız tek proje içeriyorsa proje seçimi gösterilmeyebilir. Yazma işi sürerken proje ve set değiştirilemez.</w:t>
+        <w:t>Paketiniz yalnızca tek proje içeriyorsa proje seçimi gösterilmeyebilir. Kuyrukta bekleyen veya çalışan bir yazma işi varken proje ya da set değiştirilemez. Proje veya set seçimini değiştirmek cihazlara IP yazmaz; taramada kullanılacak beklenen adresleri değiştirir.</w:t>
       </w:r>
     </w:p>
     <w:p>
       <w:pPr>
         <w:pStyle w:val="Heading1"/>
         <w:keepNext/>
+        <w:keepLines/>
+        <w:pageBreakBefore/>
         <w:spacing w:before="80" w:after="160"/>
       </w:pPr>
+      <w:bookmarkStart w:id="9" w:name="DABP_Guide_Chapter_4"/>
+      <w:bookmarkStart w:id="10" w:name="_Toc238817124"/>
+      <w:bookmarkStart w:id="11" w:name="_Toc238895365"/>
       <w:r>
         <w:rPr>
           <w:rFonts w:eastAsia="Century Gothic"/>
           <w:color w:val="2F5597"/>
           <w:sz w:val="30"/>
         </w:rPr>
-        <w:br w:type="page"/>
-      </w:r>
-      <w:bookmarkStart w:id="6" w:name="DABP_Guide_Chapter_4"/>
-      <w:bookmarkStart w:id="7" w:name="_Toc238817124"/>
-      <w:r>
-        <w:rPr>
-          <w:rFonts w:eastAsia="Century Gothic"/>
-          <w:color w:val="2F5597"/>
-          <w:sz w:val="30"/>
-        </w:rPr>
         <w:lastRenderedPageBreak/>
         <w:t>4. Arayüzü Tanıma</w:t>
       </w:r>
-      <w:bookmarkEnd w:id="6"/>
-      <w:bookmarkEnd w:id="7"/>
+      <w:bookmarkEnd w:id="9"/>
+      <w:bookmarkEnd w:id="10"/>
+      <w:bookmarkEnd w:id="11"/>
     </w:p>
     <w:p>
       <w:pPr>
         <w:pStyle w:val="Heading2"/>
         <w:keepNext/>
+        <w:keepLines/>
         <w:spacing w:before="160"/>
       </w:pPr>
       <w:r>
@@ -5330,7 +6257,7 @@
           <w:color w:val="44546A"/>
           <w:sz w:val="21"/>
         </w:rPr>
-        <w:t>Üst çubuk proje/set ve ortak kontrolleri, sol menü ana işlevleri gösterir. Switch ve ADB araçları ayrı saha ekranlarıdır; hedefleri üst çubuktaki proje ve set seçiminden bağımsızdır.</w:t>
+        <w:t>Üst çubukta proje ve set seçimi ile ortak kontroller, sol menüde ise ana işlevler yer alır. “İşlemler” altında “Ağ ve IP”, “Cihaz ayarları” ve “Yazılım” sekmeleri bulunur. Admin modundaki “Switch Yönetim” ve “ADB araçları”, üst çubukta seçilen proje ve setten bağımsız olarak gerçek adreslerle çalışır (Bölüm 2.4).</w:t>
       </w:r>
     </w:p>
     <w:p>
@@ -5445,7 +6372,7 @@
           <w:color w:val="44546A"/>
           <w:sz w:val="20"/>
         </w:rPr>
-        <w:t>Duraklat / Sürdür: Yalnız otomatik turları durdurur veya sürdürür; Şimdi tara çalışmaya devam eder.</w:t>
+        <w:t>Duraklat / Sürdür: Otomatik tarama ve hafif yenileme turlarını durdurur veya sürdürür. Başlamış ya da kuyruktaki işler iptal edilmez; “Şimdi tara” ile istenen tarama çalışmaya devam eder.</w:t>
       </w:r>
     </w:p>
     <w:p>
@@ -5506,6 +6433,8 @@
       <w:pPr>
         <w:pStyle w:val="Heading2"/>
         <w:keepNext/>
+        <w:keepLines/>
+        <w:pageBreakBefore/>
         <w:spacing w:before="160"/>
       </w:pPr>
       <w:r>
@@ -5514,6 +6443,7 @@
           <w:color w:val="44546A"/>
           <w:sz w:val="25"/>
         </w:rPr>
+        <w:lastRenderedPageBreak/>
         <w:t>4.2. Durumların Anlamı</w:t>
       </w:r>
     </w:p>
@@ -5706,7 +6636,7 @@
                 <w:color w:val="44546A"/>
                 <w:sz w:val="18"/>
               </w:rPr>
-              <w:t>Cihaz erişilebilir ve beklenen değerler doğrulanmış.</w:t>
+              <w:t>İlgili okuma veya denetim başarılıdır; tüm işlevlerin ve ayarların doğrulandığı anlamına gelmez.</w:t>
             </w:r>
           </w:p>
         </w:tc>
@@ -5793,7 +6723,7 @@
                 <w:color w:val="44546A"/>
                 <w:sz w:val="18"/>
               </w:rPr>
-              <w:t>Cihaza ulaşılıyor; yetkili kullanıcı adı/parola girin.</w:t>
+              <w:t>Cihaza ulaşılıyor; yetkili kullanıcı adını ve parolayı girin.</w:t>
             </w:r>
           </w:p>
         </w:tc>
@@ -5877,7 +6807,7 @@
                 <w:color w:val="44546A"/>
                 <w:sz w:val="18"/>
               </w:rPr>
-              <w:t>Bağlantı, IP, güç, kimlik veya cihaz yanıtını kontrol edin.</w:t>
+              <w:t>Bağlantıyı, IP adresini, güç durumunu, kimlik bilgilerini veya cihaz yanıtını kontrol edin.</w:t>
             </w:r>
           </w:p>
         </w:tc>
@@ -5900,6 +6830,7 @@
           </w:tcPr>
           <w:p>
             <w:pPr>
+              <w:keepNext/>
               <w:spacing w:before="20" w:after="20" w:line="240" w:lineRule="auto"/>
               <w:jc w:val="left"/>
             </w:pPr>
@@ -5928,6 +6859,7 @@
           </w:tcPr>
           <w:p>
             <w:pPr>
+              <w:keepNext/>
               <w:spacing w:before="20" w:after="20" w:line="240" w:lineRule="auto"/>
               <w:jc w:val="center"/>
             </w:pPr>
@@ -5955,6 +6887,7 @@
           </w:tcPr>
           <w:p>
             <w:pPr>
+              <w:keepNext/>
               <w:spacing w:before="20" w:after="20" w:line="240" w:lineRule="auto"/>
               <w:jc w:val="left"/>
             </w:pPr>
@@ -5964,7 +6897,7 @@
                 <w:color w:val="44546A"/>
                 <w:sz w:val="18"/>
               </w:rPr>
-              <w:t>Henüz okunmadı veya ilgili kontrol bu cihaz türünde uygulanmıyor.</w:t>
+              <w:t>“—” işareti veri okunmadığını, “N/A” ise ilgili alanın bu cihaz türünde uygulanmadığını belirtir.</w:t>
             </w:r>
           </w:p>
         </w:tc>
@@ -6006,6 +6939,7 @@
       <w:pPr>
         <w:pStyle w:val="Heading2"/>
         <w:keepNext/>
+        <w:keepLines/>
         <w:spacing w:before="160"/>
       </w:pPr>
       <w:r>
@@ -6014,7 +6948,6 @@
           <w:color w:val="44546A"/>
           <w:sz w:val="25"/>
         </w:rPr>
-        <w:lastRenderedPageBreak/>
         <w:t>4.3. Klavye Kısayolları</w:t>
       </w:r>
     </w:p>
@@ -6322,7 +7255,7 @@
                 <w:color w:val="44546A"/>
                 <w:sz w:val="17"/>
               </w:rPr>
-              <w:t>Ağ ve IP</w:t>
+              <w:t>İşlemler / Ağ ve IP</w:t>
             </w:r>
           </w:p>
         </w:tc>
@@ -6509,6 +7442,7 @@
           </w:tcPr>
           <w:p>
             <w:pPr>
+              <w:keepNext/>
               <w:spacing w:before="20" w:after="20" w:line="240" w:lineRule="auto"/>
               <w:jc w:val="center"/>
             </w:pPr>
@@ -6537,6 +7471,7 @@
           </w:tcPr>
           <w:p>
             <w:pPr>
+              <w:keepNext/>
               <w:spacing w:before="20" w:after="20" w:line="240" w:lineRule="auto"/>
               <w:jc w:val="left"/>
             </w:pPr>
@@ -6564,6 +7499,7 @@
           </w:tcPr>
           <w:p>
             <w:pPr>
+              <w:keepNext/>
               <w:spacing w:before="20" w:after="20" w:line="240" w:lineRule="auto"/>
               <w:jc w:val="center"/>
             </w:pPr>
@@ -6573,8 +7509,18 @@
                 <w:color w:val="44546A"/>
                 <w:sz w:val="17"/>
               </w:rPr>
-              <w:t>? / Esc</w:t>
+              <w:t xml:space="preserve">? / </w:t>
             </w:r>
+            <w:proofErr w:type="spellStart"/>
+            <w:r>
+              <w:rPr>
+                <w:rFonts w:eastAsia="Century Gothic"/>
+                <w:color w:val="44546A"/>
+                <w:sz w:val="17"/>
+              </w:rPr>
+              <w:t>Esc</w:t>
+            </w:r>
+            <w:proofErr w:type="spellEnd"/>
           </w:p>
         </w:tc>
         <w:tc>
@@ -6591,6 +7537,7 @@
           </w:tcPr>
           <w:p>
             <w:pPr>
+              <w:keepNext/>
               <w:spacing w:before="20" w:after="20" w:line="240" w:lineRule="auto"/>
               <w:jc w:val="left"/>
             </w:pPr>
@@ -6640,36 +7587,46 @@
     </w:p>
     <w:p>
       <w:pPr>
+        <w:spacing w:after="100"/>
+      </w:pPr>
+      <w:r>
+        <w:rPr>
+          <w:rFonts w:eastAsia="Century Gothic"/>
+          <w:color w:val="44546A"/>
+          <w:sz w:val="21"/>
+        </w:rPr>
+        <w:t>Tablodaki sayılar saha görünümünde geçerlidir. Admin modunda 5 tuşuyla “ADB araçları”, 6 tuşuyla “Switch Yönetim”, 7 tuşuyla “Doğrulama ve raporlar”, 8 tuşuyla ise “Geçmiş” ekranı açılır. O anda geçerli kısayolları “?” tuşuyla görüntüleyin. Metin ya da seçim alanında yazarken veya bir iletişim penceresi açıkken gezinme kısayolları çalışmaz.</w:t>
+      </w:r>
+    </w:p>
+    <w:p>
+      <w:pPr>
         <w:pStyle w:val="Heading1"/>
         <w:keepNext/>
+        <w:keepLines/>
+        <w:pageBreakBefore/>
         <w:spacing w:before="80" w:after="160"/>
       </w:pPr>
+      <w:bookmarkStart w:id="12" w:name="DABP_Guide_Chapter_5"/>
+      <w:bookmarkStart w:id="13" w:name="_Toc238817125"/>
+      <w:bookmarkStart w:id="14" w:name="_Toc238895366"/>
       <w:r>
         <w:rPr>
           <w:rFonts w:eastAsia="Century Gothic"/>
           <w:color w:val="2F5597"/>
           <w:sz w:val="30"/>
         </w:rPr>
-        <w:br w:type="page"/>
-      </w:r>
-      <w:bookmarkStart w:id="8" w:name="DABP_Guide_Chapter_5"/>
-      <w:bookmarkStart w:id="9" w:name="_Toc238817125"/>
-      <w:r>
-        <w:rPr>
-          <w:rFonts w:eastAsia="Century Gothic"/>
-          <w:color w:val="2F5597"/>
-          <w:sz w:val="30"/>
-        </w:rPr>
         <w:lastRenderedPageBreak/>
         <w:t>5. Ağ Hazırlığı</w:t>
       </w:r>
-      <w:bookmarkEnd w:id="8"/>
-      <w:bookmarkEnd w:id="9"/>
+      <w:bookmarkEnd w:id="12"/>
+      <w:bookmarkEnd w:id="13"/>
+      <w:bookmarkEnd w:id="14"/>
     </w:p>
     <w:p>
       <w:pPr>
         <w:pStyle w:val="Heading2"/>
         <w:keepNext/>
+        <w:keepLines/>
         <w:spacing w:before="160"/>
       </w:pPr>
       <w:r>
@@ -6691,7 +7648,7 @@
           <w:color w:val="44546A"/>
           <w:sz w:val="21"/>
         </w:rPr>
-        <w:t>DABP, cihazlara ulaşmak için gerekli eksik IP adreslerini seçili kablolu adaptöre ekler. Panel yalnız kendisinin eklediği adresleri geri alır; kullanıcının daha önce tanımladığı adresleri değiştirmez.</w:t>
+        <w:t>DABP, cihazlara ulaşmak için gereken ancak seçili kablolu adaptörde eksik olan IP adreslerini adaptöre ekler. Otomatik hazırlık kullanıcının mevcut adreslerini değiştirmez; normal kapanışta yalnız panelin eklediği adresler geri alınır.</w:t>
       </w:r>
     </w:p>
     <w:p>
@@ -6788,7 +7745,25 @@
           <w:color w:val="44546A"/>
           <w:sz w:val="20"/>
         </w:rPr>
-        <w:t>Bilgisayarı tren switch'ine Ethernet kablosuyla bağlayın.</w:t>
+        <w:t xml:space="preserve">Bilgisayarı tren </w:t>
+      </w:r>
+      <w:proofErr w:type="spellStart"/>
+      <w:r>
+        <w:rPr>
+          <w:rFonts w:eastAsia="Century Gothic"/>
+          <w:color w:val="44546A"/>
+          <w:sz w:val="20"/>
+        </w:rPr>
+        <w:t>switch'ine</w:t>
+      </w:r>
+      <w:proofErr w:type="spellEnd"/>
+      <w:r>
+        <w:rPr>
+          <w:rFonts w:eastAsia="Century Gothic"/>
+          <w:color w:val="44546A"/>
+          <w:sz w:val="20"/>
+        </w:rPr>
+        <w:t xml:space="preserve"> Ethernet kablosuyla bağlayın.</w:t>
       </w:r>
     </w:p>
     <w:p>
@@ -6824,7 +7799,7 @@
           <w:color w:val="44546A"/>
           <w:sz w:val="20"/>
         </w:rPr>
-        <w:t>Uygulama adaptörü belirleyemezse Her zaman bu arayüzü kullan listesinden doğru kablolu arayüzü seçin.</w:t>
+        <w:t>Uygulama adaptörü belirleyemezse “Her zaman bu arayüzü kullan” listesinden doğru kablolu arayüzü seçin.</w:t>
       </w:r>
     </w:p>
     <w:p>
@@ -6860,7 +7835,7 @@
           <w:color w:val="44546A"/>
           <w:sz w:val="20"/>
         </w:rPr>
-        <w:t>Tarama veya yazma işlemine geçin. Switch ve ADB araçlarında ayrıca girdiğiniz hedef ağa erişimi doğrulayın; bu araçlar bilgisayara hedef ağ adresini kendiliğinden eklemez.</w:t>
+        <w:t>Tarama veya yazma işlemine geçin. “Switch Yönetim” ve “ADB araçları” ekranlarında, girdiğiniz hedef ağa erişilebildiğini ayrıca doğrulayın; bu araçlar hedef ağ adresini bilgisayara kendiliğinden eklemez.</w:t>
       </w:r>
     </w:p>
     <w:p>
@@ -6894,36 +7869,46 @@
     </w:p>
     <w:p>
       <w:pPr>
+        <w:spacing w:after="100"/>
+      </w:pPr>
+      <w:r>
+        <w:rPr>
+          <w:rFonts w:eastAsia="Century Gothic"/>
+          <w:color w:val="44546A"/>
+          <w:sz w:val="21"/>
+        </w:rPr>
+        <w:t>“Hazır” durumu bilgisayarın ağ hazırlığını gösterir; tüm cihazların erişilebilir olduğunu kanıtlamaz. Adaptörü, kabloyu veya projeyi değiştirdikten sonra bu ekranı yeniden kontrol edin. VPN ve aynı alt ağa bağlı başka adaptörler yanlış yönlendirmeye neden olabilir; kurumunuzun ağ prosedürüne göre değerlendirin.</w:t>
+      </w:r>
+    </w:p>
+    <w:p>
+      <w:pPr>
         <w:pStyle w:val="Heading1"/>
         <w:keepNext/>
+        <w:keepLines/>
+        <w:pageBreakBefore/>
         <w:spacing w:before="80" w:after="160"/>
       </w:pPr>
+      <w:bookmarkStart w:id="15" w:name="DABP_Guide_Chapter_6"/>
+      <w:bookmarkStart w:id="16" w:name="_Toc238817126"/>
+      <w:bookmarkStart w:id="17" w:name="_Toc238895367"/>
       <w:r>
         <w:rPr>
           <w:rFonts w:eastAsia="Century Gothic"/>
           <w:color w:val="2F5597"/>
           <w:sz w:val="30"/>
         </w:rPr>
-        <w:br w:type="page"/>
-      </w:r>
-      <w:bookmarkStart w:id="10" w:name="DABP_Guide_Chapter_6"/>
-      <w:bookmarkStart w:id="11" w:name="_Toc238817126"/>
-      <w:r>
-        <w:rPr>
-          <w:rFonts w:eastAsia="Century Gothic"/>
-          <w:color w:val="2F5597"/>
-          <w:sz w:val="30"/>
-        </w:rPr>
         <w:lastRenderedPageBreak/>
         <w:t>6. Tarama ve Cihazlar</w:t>
       </w:r>
-      <w:bookmarkEnd w:id="10"/>
-      <w:bookmarkEnd w:id="11"/>
+      <w:bookmarkEnd w:id="15"/>
+      <w:bookmarkEnd w:id="16"/>
+      <w:bookmarkEnd w:id="17"/>
     </w:p>
     <w:p>
       <w:pPr>
         <w:pStyle w:val="Heading2"/>
         <w:keepNext/>
+        <w:keepLines/>
         <w:spacing w:before="160"/>
       </w:pPr>
       <w:r>
@@ -6945,13 +7930,27 @@
           <w:color w:val="44546A"/>
           <w:sz w:val="21"/>
         </w:rPr>
-        <w:t>Uygulama açılıştan kısa süre sonra ilk taramayı başlatır. Hafif durum yenilemesi yaklaşık 2 saniyede, tam keşif taraması yaklaşık 60 saniyede bir çalışır. Şimdi tara ile istediğiniz anda tam tarama başlatabilirsiniz.</w:t>
+        <w:t>Uygulama açılıştan kısa süre sonra ilk taramayı başlatır. Uygun olduğunda, son keşifte erişilebilen cihazlar yaklaşık 2 saniyede bir hafif yenilemeyle okunur; tüm envanter yaklaşık 60 saniyede bir taranır. İş süresi, bekleyen işler ve duraklatma nedeniyle bu aralıklar uzayabilir. “Şimdi tara” tam tarama isteği gönderir.</w:t>
+      </w:r>
+    </w:p>
+    <w:p>
+      <w:pPr>
+        <w:spacing w:after="100"/>
+      </w:pPr>
+      <w:r>
+        <w:rPr>
+          <w:rFonts w:eastAsia="Century Gothic"/>
+          <w:color w:val="44546A"/>
+          <w:sz w:val="21"/>
+        </w:rPr>
+        <w:t>IP atama, yapılandırma veya yazılım yükleme işleri beklemedeyken ya da çalışırken otomatik tam tarama bekletilir. ADB işi çalışırken ise otomatik tarama ve yenileme bekletilir. İşlemler tamamlandıktan sonra yeniden tarayın. Ekrandaki son okuma zamanını kontrol edin; önceki bir okumadan kalan yeşil satır güncel bağlantının kanıtı değildir.</w:t>
       </w:r>
     </w:p>
     <w:p>
       <w:pPr>
         <w:pStyle w:val="Heading2"/>
         <w:keepNext/>
+        <w:keepLines/>
         <w:spacing w:before="160"/>
       </w:pPr>
       <w:r>
@@ -7057,7 +8056,7 @@
           <w:color w:val="44546A"/>
           <w:sz w:val="20"/>
         </w:rPr>
-        <w:t>Kategori veya Tümü / Erişilebilir / İncelenecek filtrelerinden birini seçin.</w:t>
+        <w:t>Kategori filtresinden veya “Tümü”, “Erişilebilir” ya da “İncelenecek” durum filtrelerinden birini seçin.</w:t>
       </w:r>
     </w:p>
     <w:p>
@@ -7129,13 +8128,14 @@
           <w:color w:val="44546A"/>
           <w:sz w:val="20"/>
         </w:rPr>
-        <w:t>Tek cihazın verisini yenilemek için ayrıntı panelindeki Şimdi Oku seçeneğini kullanın.</w:t>
+        <w:t>Tek cihazın verisini yenilemek için ayrıntı panelindeki “Şimdi oku” seçeneğini kullanın.</w:t>
       </w:r>
     </w:p>
     <w:p>
       <w:pPr>
         <w:pStyle w:val="Heading2"/>
         <w:keepNext/>
+        <w:keepLines/>
         <w:spacing w:before="160"/>
       </w:pPr>
       <w:r>
@@ -7162,7 +8162,7 @@
           <w:color w:val="44546A"/>
           <w:sz w:val="20"/>
         </w:rPr>
-        <w:t>Üst bardaki kilit simgesini seçin veya ilgili cihaz kartındaki Giriş bilgilerini gir seçeneğini kullanın.</w:t>
+        <w:t>Üst çubuktaki kilit simgesini seçin veya ilgili cihaz kartındaki “Giriş bilgilerini gir” seçeneğini kullanın.</w:t>
       </w:r>
     </w:p>
     <w:p>
@@ -7198,7 +8198,8 @@
           <w:color w:val="44546A"/>
           <w:sz w:val="20"/>
         </w:rPr>
-        <w:t>Kimliği gerçek cihazda doğrulayın; gerekiyorsa aynı kimlik grubuna uygulayın.</w:t>
+        <w:lastRenderedPageBreak/>
+        <w:t>Bilgileri gerçek cihazda doğrulayın. Ortak hesabı yalnız aynı yetkili hesabı kullanan cihaz grubuna uygulayın; diğer cihazların da aynı parolayı kullandığını varsaymayın.</w:t>
       </w:r>
     </w:p>
     <w:p>
@@ -7245,41 +8246,38 @@
           <w:color w:val="44546A"/>
           <w:sz w:val="19"/>
         </w:rPr>
-        <w:t>Cihaz kullanıcı adı ve parolaları yalnız işlem belleğinde tutulur; dosyaya yazılmaz ve uygulama kapandığında silinir. Yanlış parola, daha önce çalışan bilgiyi otomatik olarak bozmaz.</w:t>
+        <w:t>Cihaz kullanıcı adları ve parolaları yalnızca işlem belleğinde tutulur; dosyaya yazılmaz ve uygulama kapandığında silinir. Yanlış bir parola girildiğinde, daha önce çalışan kimlik bilgisi otomatik olarak değiştirilmez.</w:t>
       </w:r>
     </w:p>
     <w:p>
       <w:pPr>
         <w:pStyle w:val="Heading1"/>
         <w:keepNext/>
+        <w:keepLines/>
+        <w:pageBreakBefore/>
         <w:spacing w:before="80" w:after="160"/>
       </w:pPr>
+      <w:bookmarkStart w:id="18" w:name="DABP_Guide_Chapter_7"/>
+      <w:bookmarkStart w:id="19" w:name="_Toc238817127"/>
+      <w:bookmarkStart w:id="20" w:name="_Toc238895368"/>
       <w:r>
         <w:rPr>
           <w:rFonts w:eastAsia="Century Gothic"/>
           <w:color w:val="2F5597"/>
           <w:sz w:val="30"/>
         </w:rPr>
-        <w:br w:type="page"/>
-      </w:r>
-      <w:bookmarkStart w:id="12" w:name="DABP_Guide_Chapter_7"/>
-      <w:bookmarkStart w:id="13" w:name="_Toc238817127"/>
-      <w:r>
-        <w:rPr>
-          <w:rFonts w:eastAsia="Century Gothic"/>
-          <w:color w:val="2F5597"/>
-          <w:sz w:val="30"/>
-        </w:rPr>
         <w:lastRenderedPageBreak/>
         <w:t>7. IP Atama</w:t>
       </w:r>
-      <w:bookmarkEnd w:id="12"/>
-      <w:bookmarkEnd w:id="13"/>
+      <w:bookmarkEnd w:id="18"/>
+      <w:bookmarkEnd w:id="19"/>
+      <w:bookmarkEnd w:id="20"/>
     </w:p>
     <w:p>
       <w:pPr>
         <w:pStyle w:val="Heading2"/>
         <w:keepNext/>
+        <w:keepLines/>
         <w:spacing w:before="160"/>
       </w:pPr>
       <w:r>
@@ -7367,7 +8365,25 @@
           <w:color w:val="44546A"/>
           <w:sz w:val="17"/>
         </w:rPr>
-        <w:t xml:space="preserve"> - Ağ ve IP işlemi, switch ve port seçimi (demo verisi)</w:t>
+        <w:t xml:space="preserve"> - Ağ ve IP işlemi, </w:t>
+      </w:r>
+      <w:proofErr w:type="spellStart"/>
+      <w:r>
+        <w:rPr>
+          <w:rFonts w:eastAsia="Century Gothic"/>
+          <w:color w:val="44546A"/>
+          <w:sz w:val="17"/>
+        </w:rPr>
+        <w:t>switch</w:t>
+      </w:r>
+      <w:proofErr w:type="spellEnd"/>
+      <w:r>
+        <w:rPr>
+          <w:rFonts w:eastAsia="Century Gothic"/>
+          <w:color w:val="44546A"/>
+          <w:sz w:val="17"/>
+        </w:rPr>
+        <w:t xml:space="preserve"> ve port seçimi (demo verisi)</w:t>
       </w:r>
     </w:p>
     <w:p>
@@ -7379,13 +8395,23 @@
         </w:numPr>
         <w:spacing w:after="60" w:line="252" w:lineRule="auto"/>
       </w:pPr>
-      <w:r>
-        <w:rPr>
-          <w:rFonts w:eastAsia="Century Gothic"/>
-          <w:color w:val="44546A"/>
-          <w:sz w:val="20"/>
-        </w:rPr>
-        <w:t>İşlemler &gt; Ağ ve IP sekmesini açın.</w:t>
+      <w:proofErr w:type="gramStart"/>
+      <w:r>
+        <w:rPr>
+          <w:rFonts w:eastAsia="Century Gothic"/>
+          <w:color w:val="44546A"/>
+          <w:sz w:val="20"/>
+        </w:rPr>
+        <w:t>İşlemler &gt;</w:t>
+      </w:r>
+      <w:proofErr w:type="gramEnd"/>
+      <w:r>
+        <w:rPr>
+          <w:rFonts w:eastAsia="Century Gothic"/>
+          <w:color w:val="44546A"/>
+          <w:sz w:val="20"/>
+        </w:rPr>
+        <w:t xml:space="preserve"> Ağ ve IP sekmesini açın.</w:t>
       </w:r>
     </w:p>
     <w:p>
@@ -7421,7 +8447,25 @@
           <w:color w:val="44546A"/>
           <w:sz w:val="20"/>
         </w:rPr>
-        <w:t>İşlem yapılacak switch'i ve hedef portları belirleyin. Aralık ve tek port birlikte yazılabilir; örnek: 11-14, 18-19, 21.</w:t>
+        <w:t xml:space="preserve">İşlem yapılacak </w:t>
+      </w:r>
+      <w:proofErr w:type="spellStart"/>
+      <w:r>
+        <w:rPr>
+          <w:rFonts w:eastAsia="Century Gothic"/>
+          <w:color w:val="44546A"/>
+          <w:sz w:val="20"/>
+        </w:rPr>
+        <w:t>switch'i</w:t>
+      </w:r>
+      <w:proofErr w:type="spellEnd"/>
+      <w:r>
+        <w:rPr>
+          <w:rFonts w:eastAsia="Century Gothic"/>
+          <w:color w:val="44546A"/>
+          <w:sz w:val="20"/>
+        </w:rPr>
+        <w:t xml:space="preserve"> ve hedef portları belirleyin. Aralık ve tek port birlikte yazılabilir; örnek: 11-14, 18-19, 21.</w:t>
       </w:r>
     </w:p>
     <w:p>
@@ -7439,7 +8483,25 @@
           <w:color w:val="44546A"/>
           <w:sz w:val="20"/>
         </w:rPr>
-        <w:t>Bu IP atama akışında panelin PC/uplink için koruduğu portları kontrol edin. Bağımsız Switch aracında aynı otomatik koruma yoktur.</w:t>
+        <w:t>Bu IP atama akışında panelin PC/</w:t>
+      </w:r>
+      <w:proofErr w:type="spellStart"/>
+      <w:r>
+        <w:rPr>
+          <w:rFonts w:eastAsia="Century Gothic"/>
+          <w:color w:val="44546A"/>
+          <w:sz w:val="20"/>
+        </w:rPr>
+        <w:t>uplink</w:t>
+      </w:r>
+      <w:proofErr w:type="spellEnd"/>
+      <w:r>
+        <w:rPr>
+          <w:rFonts w:eastAsia="Century Gothic"/>
+          <w:color w:val="44546A"/>
+          <w:sz w:val="20"/>
+        </w:rPr>
+        <w:t xml:space="preserve"> için koruduğu portları kontrol edin. Bağımsız Switch aracında aynı otomatik koruma yoktur.</w:t>
       </w:r>
     </w:p>
     <w:p>
@@ -7457,7 +8519,7 @@
           <w:color w:val="44546A"/>
           <w:sz w:val="20"/>
         </w:rPr>
-        <w:t>Fabrika IP adresini, maskeyi ve gerekiyorsa ağda arama seçeneğini doğrulayın.</w:t>
+        <w:t>İlgili akışta fabrika IP adresini, atanacak maskeyi ve gerekiyorsa ağda arama alanını doğrulayın. Varsayılan maske /24’tür; 24 veya 255.255.255.0 biçimi kullanılabilir. LCD için plandaki kaynak ve hedef adresleri ayrı kontrol edin.</w:t>
       </w:r>
     </w:p>
     <w:p>
@@ -7469,13 +8531,41 @@
         </w:numPr>
         <w:spacing w:after="60" w:line="252" w:lineRule="auto"/>
       </w:pPr>
-      <w:r>
-        <w:rPr>
-          <w:rFonts w:eastAsia="Century Gothic"/>
-          <w:color w:val="44546A"/>
-          <w:sz w:val="20"/>
-        </w:rPr>
-        <w:t>Compartment LCD için gerekiyorsa APK'yı IP işleminden önce seçin.</w:t>
+      <w:proofErr w:type="spellStart"/>
+      <w:r>
+        <w:rPr>
+          <w:rFonts w:eastAsia="Century Gothic"/>
+          <w:color w:val="44546A"/>
+          <w:sz w:val="20"/>
+        </w:rPr>
+        <w:t>Compartment</w:t>
+      </w:r>
+      <w:proofErr w:type="spellEnd"/>
+      <w:r>
+        <w:rPr>
+          <w:rFonts w:eastAsia="Century Gothic"/>
+          <w:color w:val="44546A"/>
+          <w:sz w:val="20"/>
+        </w:rPr>
+        <w:t xml:space="preserve"> LCD’ye önce uygulama kurulacaksa “</w:t>
+      </w:r>
+      <w:proofErr w:type="spellStart"/>
+      <w:r>
+        <w:rPr>
+          <w:rFonts w:eastAsia="Century Gothic"/>
+          <w:color w:val="44546A"/>
+          <w:sz w:val="20"/>
+        </w:rPr>
+        <w:t>APK’yı</w:t>
+      </w:r>
+      <w:proofErr w:type="spellEnd"/>
+      <w:r>
+        <w:rPr>
+          <w:rFonts w:eastAsia="Century Gothic"/>
+          <w:color w:val="44546A"/>
+          <w:sz w:val="20"/>
+        </w:rPr>
+        <w:t xml:space="preserve"> IP atamadan önce yükle” seçeneğini etkinleştirin ve hedeflere uygun APK dosyalarını seçin.</w:t>
       </w:r>
     </w:p>
     <w:p>
@@ -7493,7 +8583,25 @@
           <w:color w:val="44546A"/>
           <w:sz w:val="20"/>
         </w:rPr>
-        <w:t>Plan tablosunu, hedef cihazları ve adresleri gözden geçirin.</w:t>
+        <w:t xml:space="preserve">Plan tablosundaki hedef cihazları, kaynak/hedef adreslerini ve seçili fiziksel </w:t>
+      </w:r>
+      <w:proofErr w:type="spellStart"/>
+      <w:r>
+        <w:rPr>
+          <w:rFonts w:eastAsia="Century Gothic"/>
+          <w:color w:val="44546A"/>
+          <w:sz w:val="20"/>
+        </w:rPr>
+        <w:t>switch</w:t>
+      </w:r>
+      <w:proofErr w:type="spellEnd"/>
+      <w:r>
+        <w:rPr>
+          <w:rFonts w:eastAsia="Century Gothic"/>
+          <w:color w:val="44546A"/>
+          <w:sz w:val="20"/>
+        </w:rPr>
+        <w:t>/portları karşılaştırın. Kimlik ya da korunan port uyarısı varsa nedeni çözmeden başlamayın.</w:t>
       </w:r>
     </w:p>
     <w:p>
@@ -7547,13 +8655,33 @@
           <w:color w:val="44546A"/>
           <w:sz w:val="20"/>
         </w:rPr>
-        <w:t>Yeni IP ve cihaz kimliğinin DeviceMap ile eşleştiğini doğrulayın.</w:t>
+        <w:t xml:space="preserve">Yeni IP ve cihaz kimliğinin </w:t>
+      </w:r>
+      <w:proofErr w:type="spellStart"/>
+      <w:r>
+        <w:rPr>
+          <w:rFonts w:eastAsia="Century Gothic"/>
+          <w:color w:val="44546A"/>
+          <w:sz w:val="20"/>
+        </w:rPr>
+        <w:t>DeviceMap</w:t>
+      </w:r>
+      <w:proofErr w:type="spellEnd"/>
+      <w:r>
+        <w:rPr>
+          <w:rFonts w:eastAsia="Century Gothic"/>
+          <w:color w:val="44546A"/>
+          <w:sz w:val="20"/>
+        </w:rPr>
+        <w:t xml:space="preserve"> ile eşleştiğini doğrulayın.</w:t>
       </w:r>
     </w:p>
     <w:p>
       <w:pPr>
         <w:pStyle w:val="Heading2"/>
         <w:keepNext/>
+        <w:keepLines/>
+        <w:pageBreakBefore/>
         <w:spacing w:before="160"/>
       </w:pPr>
       <w:r>
@@ -7562,7 +8690,8 @@
           <w:color w:val="44546A"/>
           <w:sz w:val="25"/>
         </w:rPr>
-        <w:t>7.2. Özel Araçlar</w:t>
+        <w:lastRenderedPageBreak/>
+        <w:t>7.2. Özel IP İşlemleri</w:t>
       </w:r>
     </w:p>
     <w:p>
@@ -7580,7 +8709,7 @@
           <w:color w:val="44546A"/>
           <w:sz w:val="20"/>
         </w:rPr>
-        <w:t>Compartment LCD'yi Set 1 adreslerine döndürme</w:t>
+        <w:t>LCD’leri 1. sete döndürme: “1. set adreslerine döndür” bölümünde cihazların mevcut setini ve seçili portları doğrulayın; “1. sete döndür” seçeneğini onaylayın. Her LCD kendi son oktetini korur (örneğin 10.1.1.40); ekranlar tek adreste toplanmaz. İşlem sırasında portlar sırayla yalıtılır ve besleme kesintileri olur.</w:t>
       </w:r>
     </w:p>
     <w:p>
@@ -7598,7 +8727,43 @@
           <w:color w:val="44546A"/>
           <w:sz w:val="20"/>
         </w:rPr>
-        <w:t>DeviceMap'ten bağımsız tek porta manuel LCD adresi yazma</w:t>
+        <w:t xml:space="preserve">Tek LCD’ye elle IP atama: Doğru fiziksel </w:t>
+      </w:r>
+      <w:proofErr w:type="spellStart"/>
+      <w:r>
+        <w:rPr>
+          <w:rFonts w:eastAsia="Century Gothic"/>
+          <w:color w:val="44546A"/>
+          <w:sz w:val="20"/>
+        </w:rPr>
+        <w:t>switch’i</w:t>
+      </w:r>
+      <w:proofErr w:type="spellEnd"/>
+      <w:r>
+        <w:rPr>
+          <w:rFonts w:eastAsia="Century Gothic"/>
+          <w:color w:val="44546A"/>
+          <w:sz w:val="20"/>
+        </w:rPr>
+        <w:t xml:space="preserve"> seçin. “Tek porta elle IP atama” kartındaki “Port”, “Atanacak IP” ve maske alanlarını doldurup “IP’yi yaz” seçeneğini onaylayın. Bu deneme akışı </w:t>
+      </w:r>
+      <w:proofErr w:type="spellStart"/>
+      <w:r>
+        <w:rPr>
+          <w:rFonts w:eastAsia="Century Gothic"/>
+          <w:color w:val="44546A"/>
+          <w:sz w:val="20"/>
+        </w:rPr>
+        <w:t>DeviceMap</w:t>
+      </w:r>
+      <w:proofErr w:type="spellEnd"/>
+      <w:r>
+        <w:rPr>
+          <w:rFonts w:eastAsia="Century Gothic"/>
+          <w:color w:val="44546A"/>
+          <w:sz w:val="20"/>
+        </w:rPr>
+        <w:t xml:space="preserve"> hedefini esas almaz; yazmadan önce LCD’nin MAC adresinin seçili portta göründüğünü doğrulayın. Hedef adresin kullanılmadığını ayrıca kontrol edin.</w:t>
       </w:r>
     </w:p>
     <w:p>
@@ -7610,13 +8775,23 @@
         </w:numPr>
         <w:spacing w:after="60" w:line="252" w:lineRule="auto"/>
       </w:pPr>
-      <w:r>
-        <w:rPr>
-          <w:rFonts w:eastAsia="Century Gothic"/>
-          <w:color w:val="44546A"/>
-          <w:sz w:val="20"/>
-        </w:rPr>
-        <w:t>Intercom cihazlarını fabrika IP'sinde veya seçilen ağda arama</w:t>
+      <w:proofErr w:type="spellStart"/>
+      <w:r>
+        <w:rPr>
+          <w:rFonts w:eastAsia="Century Gothic"/>
+          <w:color w:val="44546A"/>
+          <w:sz w:val="20"/>
+        </w:rPr>
+        <w:t>Intercom</w:t>
+      </w:r>
+      <w:proofErr w:type="spellEnd"/>
+      <w:r>
+        <w:rPr>
+          <w:rFonts w:eastAsia="Century Gothic"/>
+          <w:color w:val="44546A"/>
+          <w:sz w:val="20"/>
+        </w:rPr>
+        <w:t xml:space="preserve"> adreslerini inceleme: “Adres haritası” ile beklenen ve bulunan cihazları karşılaştırın. “Başka cihaz”, “Çakışma” veya “Tanınmıyor” sonuçlarını çözmeden yazmaya geçmeyin. ARP önbelleği temizlenemiyorsa aynı IP’yi paylaşan tüm cihazlar görülmemiş olabilir; boş satır tek başına adresin kullanılmadığı kanıtı değildir.</w:t>
       </w:r>
     </w:p>
     <w:p>
@@ -7634,7 +8809,25 @@
           <w:color w:val="44546A"/>
           <w:sz w:val="20"/>
         </w:rPr>
-        <w:t>Gerekli cihazlarda IP'den önce yazılım yükleme</w:t>
+        <w:t xml:space="preserve">IP’den önce yazılım yükleme: Desteklenen </w:t>
+      </w:r>
+      <w:proofErr w:type="spellStart"/>
+      <w:r>
+        <w:rPr>
+          <w:rFonts w:eastAsia="Century Gothic"/>
+          <w:color w:val="44546A"/>
+          <w:sz w:val="20"/>
+        </w:rPr>
+        <w:t>Intercom</w:t>
+      </w:r>
+      <w:proofErr w:type="spellEnd"/>
+      <w:r>
+        <w:rPr>
+          <w:rFonts w:eastAsia="Century Gothic"/>
+          <w:color w:val="44546A"/>
+          <w:sz w:val="20"/>
+        </w:rPr>
+        <w:t xml:space="preserve"> akışında “Adres atamadan önce yazılım yükle” seçeneğini açıp onaylı .bin dosyasını seçin. Etkinleştirildiğinde her hedefe yükleme yapılır; bildirilen sürümün aynı veya daha yeni olması, yüklemenin otomatik olarak atlanmasını sağlamaz. LCD akışında ise APK kurulumu ve doğrulaması IP değişikliğinden önce yapılır.</w:t>
       </w:r>
     </w:p>
     <w:p>
@@ -7652,7 +8845,43 @@
           <w:color w:val="44546A"/>
           <w:sz w:val="20"/>
         </w:rPr>
-        <w:t>Desteklenen akışlarda fabrika adresinde toplama</w:t>
+        <w:t xml:space="preserve">Fabrika IP’sine döndürme: Desteklenen anons cihazlarında kaynak seti, </w:t>
+      </w:r>
+      <w:proofErr w:type="spellStart"/>
+      <w:r>
+        <w:rPr>
+          <w:rFonts w:eastAsia="Century Gothic"/>
+          <w:color w:val="44546A"/>
+          <w:sz w:val="20"/>
+        </w:rPr>
+        <w:t>switch’i</w:t>
+      </w:r>
+      <w:proofErr w:type="spellEnd"/>
+      <w:r>
+        <w:rPr>
+          <w:rFonts w:eastAsia="Century Gothic"/>
+          <w:color w:val="44546A"/>
+          <w:sz w:val="20"/>
+        </w:rPr>
+        <w:t xml:space="preserve"> ve portları doğrulayın; “Fabrika IP adresine döndür” bölümündeki işlemi onaylayın. Yalnız IP adresi değiştirilir; diğer ayarlar ve </w:t>
+      </w:r>
+      <w:proofErr w:type="spellStart"/>
+      <w:r>
+        <w:rPr>
+          <w:rFonts w:eastAsia="Century Gothic"/>
+          <w:color w:val="44546A"/>
+          <w:sz w:val="20"/>
+        </w:rPr>
+        <w:t>PoE</w:t>
+      </w:r>
+      <w:proofErr w:type="spellEnd"/>
+      <w:r>
+        <w:rPr>
+          <w:rFonts w:eastAsia="Century Gothic"/>
+          <w:color w:val="44546A"/>
+          <w:sz w:val="20"/>
+        </w:rPr>
+        <w:t xml:space="preserve"> ayarları sıfırlanmaz. Birden fazla cihaz aynı IP’ye geleceği için geçici adres çakışması oluşur. Yalnız onaylı devreye alma/test planında kullanın; ardından portları sırayla yalıtan standart IP atamasını tamamlayın.</w:t>
       </w:r>
     </w:p>
     <w:p>
@@ -7681,41 +8910,92 @@
           <w:color w:val="44546A"/>
           <w:sz w:val="19"/>
         </w:rPr>
-        <w:t>İptal komutu yalnız güvenli bir adımda uygulanır; birkaç aşama gecikebilir. PoE geri açılamazsa switch arayüzünden yetkili manuel müdahale gerekebilir.</w:t>
+        <w:t xml:space="preserve">İptal komutu değişiklikleri anında geri almaz; güvenli adımın tamamlanması beklenebilir. Önceden atanmış IP adresi veya yüklenmiş yazılım geri alınmaz. İş sonrasında her portun sonucunu, </w:t>
+      </w:r>
+      <w:proofErr w:type="spellStart"/>
+      <w:r>
+        <w:rPr>
+          <w:rFonts w:eastAsia="Century Gothic"/>
+          <w:color w:val="44546A"/>
+          <w:sz w:val="19"/>
+        </w:rPr>
+        <w:t>PoE</w:t>
+      </w:r>
+      <w:proofErr w:type="spellEnd"/>
+      <w:r>
+        <w:rPr>
+          <w:rFonts w:eastAsia="Century Gothic"/>
+          <w:color w:val="44546A"/>
+          <w:sz w:val="19"/>
+        </w:rPr>
+        <w:t xml:space="preserve"> durumunu ve hedef cihazlara erişimi kontrol edin. </w:t>
+      </w:r>
+      <w:proofErr w:type="spellStart"/>
+      <w:r>
+        <w:rPr>
+          <w:rFonts w:eastAsia="Century Gothic"/>
+          <w:color w:val="44546A"/>
+          <w:sz w:val="19"/>
+        </w:rPr>
+        <w:t>PoE</w:t>
+      </w:r>
+      <w:proofErr w:type="spellEnd"/>
+      <w:r>
+        <w:rPr>
+          <w:rFonts w:eastAsia="Century Gothic"/>
+          <w:color w:val="44546A"/>
+          <w:sz w:val="19"/>
+        </w:rPr>
+        <w:t xml:space="preserve"> yeniden etkinleştirilemediyse yetkili </w:t>
+      </w:r>
+      <w:proofErr w:type="spellStart"/>
+      <w:r>
+        <w:rPr>
+          <w:rFonts w:eastAsia="Century Gothic"/>
+          <w:color w:val="44546A"/>
+          <w:sz w:val="19"/>
+        </w:rPr>
+        <w:t>switch</w:t>
+      </w:r>
+      <w:proofErr w:type="spellEnd"/>
+      <w:r>
+        <w:rPr>
+          <w:rFonts w:eastAsia="Century Gothic"/>
+          <w:color w:val="44546A"/>
+          <w:sz w:val="19"/>
+        </w:rPr>
+        <w:t xml:space="preserve"> kurtarma prosedürünü uygulayın.</w:t>
       </w:r>
     </w:p>
     <w:p>
       <w:pPr>
         <w:pStyle w:val="Heading1"/>
         <w:keepNext/>
+        <w:keepLines/>
+        <w:pageBreakBefore/>
         <w:spacing w:before="80" w:after="160"/>
       </w:pPr>
+      <w:bookmarkStart w:id="21" w:name="DABP_Guide_Chapter_8"/>
+      <w:bookmarkStart w:id="22" w:name="_Toc238817128"/>
+      <w:bookmarkStart w:id="23" w:name="_Toc238895369"/>
       <w:r>
         <w:rPr>
           <w:rFonts w:eastAsia="Century Gothic"/>
           <w:color w:val="2F5597"/>
           <w:sz w:val="30"/>
         </w:rPr>
-        <w:br w:type="page"/>
-      </w:r>
-      <w:bookmarkStart w:id="14" w:name="DABP_Guide_Chapter_8"/>
-      <w:bookmarkStart w:id="15" w:name="_Toc238817128"/>
-      <w:r>
-        <w:rPr>
-          <w:rFonts w:eastAsia="Century Gothic"/>
-          <w:color w:val="2F5597"/>
-          <w:sz w:val="30"/>
-        </w:rPr>
         <w:lastRenderedPageBreak/>
         <w:t>8. Cihaz Ayarları</w:t>
       </w:r>
-      <w:bookmarkEnd w:id="14"/>
-      <w:bookmarkEnd w:id="15"/>
+      <w:bookmarkEnd w:id="21"/>
+      <w:bookmarkEnd w:id="22"/>
+      <w:bookmarkEnd w:id="23"/>
     </w:p>
     <w:p>
       <w:pPr>
         <w:pStyle w:val="Heading2"/>
         <w:keepNext/>
+        <w:keepLines/>
         <w:spacing w:before="160"/>
       </w:pPr>
       <w:r>
@@ -7815,6 +9095,7 @@
         </w:numPr>
         <w:spacing w:after="60" w:line="252" w:lineRule="auto"/>
       </w:pPr>
+      <w:proofErr w:type="gramStart"/>
       <w:r>
         <w:rPr>
           <w:rFonts w:eastAsia="Century Gothic"/>
@@ -7823,6 +9104,7 @@
         </w:rPr>
         <w:t>İşlemler &gt;</w:t>
       </w:r>
+      <w:proofErr w:type="gramEnd"/>
       <w:r>
         <w:rPr>
           <w:rFonts w:eastAsia="Century Gothic"/>
@@ -7847,7 +9129,7 @@
           <w:color w:val="44546A"/>
           <w:sz w:val="20"/>
         </w:rPr>
-        <w:t>Önce cihazdan mevcut değerleri okuyun.</w:t>
+        <w:t>“Cihazdan oku” ile mevcut değerleri okuyun; okunamayan veya kimlik bilgisi isteyen cihazları önce erişilebilir hâle getirin.</w:t>
       </w:r>
     </w:p>
     <w:p>
@@ -7865,7 +9147,25 @@
           <w:color w:val="44546A"/>
           <w:sz w:val="20"/>
         </w:rPr>
-        <w:t>Ortak grup hedeflerini ve cihaz bazlı istisnaları kontrol edin.</w:t>
+        <w:t>Ortak grup hedeflerini ve cihaz bazındaki istisnaları kontrol edin. Öncelik sırası: cihaza özel değer, ortak grup değeri, proje varsayılanı (</w:t>
+      </w:r>
+      <w:proofErr w:type="spellStart"/>
+      <w:r>
+        <w:rPr>
+          <w:rFonts w:eastAsia="Century Gothic"/>
+          <w:color w:val="44546A"/>
+          <w:sz w:val="20"/>
+        </w:rPr>
+        <w:t>DeviceMap</w:t>
+      </w:r>
+      <w:proofErr w:type="spellEnd"/>
+      <w:r>
+        <w:rPr>
+          <w:rFonts w:eastAsia="Century Gothic"/>
+          <w:color w:val="44546A"/>
+          <w:sz w:val="20"/>
+        </w:rPr>
+        <w:t xml:space="preserve"> veya desteklenen akışın varsayılanı).</w:t>
       </w:r>
     </w:p>
     <w:p>
@@ -7883,23 +9183,7 @@
           <w:color w:val="44546A"/>
           <w:sz w:val="20"/>
         </w:rPr>
-        <w:t xml:space="preserve">DeviceMap hedefi ile </w:t>
-      </w:r>
-      <w:r>
-        <w:rPr>
-          <w:rFonts w:eastAsia="Century Gothic"/>
-          <w:color w:val="44546A"/>
-          <w:sz w:val="20"/>
-        </w:rPr>
-        <w:t>cihazdaki</w:t>
-      </w:r>
-      <w:r>
-        <w:rPr>
-          <w:rFonts w:eastAsia="Century Gothic"/>
-          <w:color w:val="44546A"/>
-          <w:sz w:val="20"/>
-        </w:rPr>
-        <w:t xml:space="preserve"> değerin farklarını inceleyin.</w:t>
+        <w:t>Hedef değerlerle cihazdan okunan değerler arasındaki farkları inceleyin. “Değiştirme” seçeneğinin kullanıldığı alanları ve salt okunur bilgileri ayırt edin.</w:t>
       </w:r>
     </w:p>
     <w:p>
@@ -7917,7 +9201,7 @@
           <w:color w:val="44546A"/>
           <w:sz w:val="20"/>
         </w:rPr>
-        <w:t>Yalnız grup veya tek cihaz için Uygula seçeneğini kullanın.</w:t>
+        <w:t>Grup için “… cihaza uygula” veya tek cihaz için “Bu cihaza uygula” seçeneğini kullanın. Onaydan önce hedef sayısını kontrol edin.</w:t>
       </w:r>
     </w:p>
     <w:p>
@@ -7953,7 +9237,7 @@
           <w:color w:val="44546A"/>
           <w:sz w:val="20"/>
         </w:rPr>
-        <w:t>DABP'nin yalnız değişen alanları yazmasını ve ardından yeniden okuyarak doğrulamasını bekleyin.</w:t>
+        <w:t>Yazma ve yeniden okuma adımlarının tamamlanmasını bekleyin. Anons cihazlarında yalnızca değişen alanlar ile ilgili istekle birlikte gönderilmesi zorunlu alanlar cihaza iletilir; kamera/NVR akışları ek işlemler içerir (Bölüm 8.3).</w:t>
       </w:r>
     </w:p>
     <w:p>
@@ -7982,41 +9266,253 @@
           <w:color w:val="44546A"/>
           <w:sz w:val="19"/>
         </w:rPr>
-        <w:t>Gizli olmayan hedef ayarlar proje ve set bazında diskte saklanabilir. Parolalar ve SIP parolaları kalıcı olarak saklanmaz.</w:t>
+        <w:t>Arayüzde girilen gizli olmayan hedefler proje ve set bazında saklanır; hedef girmek tek başına cihaza yazmaz. “Sıfırla” kayıtlı hedef değişikliklerini kaldırır; cihazı fabrika ayarlarına döndürmez. Kullanıcının girdiği cihaz ve SIP parolaları yalnız oturum belleğinde tutulur.</w:t>
+      </w:r>
+    </w:p>
+    <w:p>
+      <w:pPr>
+        <w:pStyle w:val="Heading2"/>
+        <w:keepNext/>
+        <w:keepLines/>
+        <w:pageBreakBefore/>
+        <w:spacing w:before="160"/>
+      </w:pPr>
+      <w:r>
+        <w:rPr>
+          <w:rFonts w:eastAsia="Century Gothic"/>
+          <w:color w:val="44546A"/>
+          <w:sz w:val="25"/>
+        </w:rPr>
+        <w:lastRenderedPageBreak/>
+        <w:t>8.2. Cihaz Türüne Göre Ayarlar</w:t>
+      </w:r>
+    </w:p>
+    <w:p>
+      <w:pPr>
+        <w:keepLines/>
+        <w:numPr>
+          <w:ilvl w:val="0"/>
+          <w:numId w:val="4"/>
+        </w:numPr>
+        <w:spacing w:after="60" w:line="252" w:lineRule="auto"/>
+      </w:pPr>
+      <w:r>
+        <w:rPr>
+          <w:rFonts w:eastAsia="Century Gothic"/>
+          <w:color w:val="44546A"/>
+          <w:sz w:val="20"/>
+        </w:rPr>
+        <w:t>Anons cihazları: Desteklenen türe göre SIP/PBX, ses düzeyi, kazanç, çağrı modu ve UIC yönlendirme alanları gösterilir. SIP ayarlarının yazılması cihazı yeniden başlatabilir. SIP kayıt parolası, cihaza bağlanmak için kullanılan yönetim parolasından farklıdır.</w:t>
+      </w:r>
+    </w:p>
+    <w:p>
+      <w:pPr>
+        <w:keepLines/>
+        <w:numPr>
+          <w:ilvl w:val="0"/>
+          <w:numId w:val="4"/>
+        </w:numPr>
+        <w:spacing w:after="60" w:line="252" w:lineRule="auto"/>
+      </w:pPr>
+      <w:r>
+        <w:rPr>
+          <w:rFonts w:eastAsia="Century Gothic"/>
+          <w:color w:val="44546A"/>
+          <w:sz w:val="20"/>
+        </w:rPr>
+        <w:t xml:space="preserve">LCD: Desteklenen </w:t>
+      </w:r>
+      <w:proofErr w:type="spellStart"/>
+      <w:r>
+        <w:rPr>
+          <w:rFonts w:eastAsia="Century Gothic"/>
+          <w:color w:val="44546A"/>
+          <w:sz w:val="20"/>
+        </w:rPr>
+        <w:t>Compartment</w:t>
+      </w:r>
+      <w:proofErr w:type="spellEnd"/>
+      <w:r>
+        <w:rPr>
+          <w:rFonts w:eastAsia="Century Gothic"/>
+          <w:color w:val="44546A"/>
+          <w:sz w:val="20"/>
+        </w:rPr>
+        <w:t xml:space="preserve"> ve </w:t>
+      </w:r>
+      <w:proofErr w:type="spellStart"/>
+      <w:r>
+        <w:rPr>
+          <w:rFonts w:eastAsia="Century Gothic"/>
+          <w:color w:val="44546A"/>
+          <w:sz w:val="20"/>
+        </w:rPr>
+        <w:t>Twin</w:t>
+      </w:r>
+      <w:proofErr w:type="spellEnd"/>
+      <w:r>
+        <w:rPr>
+          <w:rFonts w:eastAsia="Century Gothic"/>
+          <w:color w:val="44546A"/>
+          <w:sz w:val="20"/>
+        </w:rPr>
+        <w:t xml:space="preserve"> kapsamlarında bu ekrandan yalnız IP adresi ADB üzerinden yazılır; mevcut maske korunur. Maske belirleyerek ve port yalıtımıyla adresleme için Bölüm 7’deki akışı kullanın.</w:t>
+      </w:r>
+    </w:p>
+    <w:p>
+      <w:pPr>
+        <w:keepLines/>
+        <w:numPr>
+          <w:ilvl w:val="0"/>
+          <w:numId w:val="4"/>
+        </w:numPr>
+        <w:spacing w:after="60" w:line="252" w:lineRule="auto"/>
+      </w:pPr>
+      <w:r>
+        <w:rPr>
+          <w:rFonts w:eastAsia="Century Gothic"/>
+          <w:color w:val="44546A"/>
+          <w:sz w:val="20"/>
+        </w:rPr>
+        <w:t>Kamera: Desteklenen modellerde saat dilimi/NTP, kanal adı, ses, IR ve üçüncü görüntü akışı ayarları bulunur. NVR: Saat dilimi/NTP ve sesli uyarı ayarlarının yanında proje kamera kanalları da işlenir. Alt ağ maskesi bu ekranda salt okunurdur.</w:t>
+      </w:r>
+    </w:p>
+    <w:p>
+      <w:pPr>
+        <w:pStyle w:val="Heading2"/>
+        <w:keepNext/>
+        <w:keepLines/>
+        <w:spacing w:before="160"/>
+      </w:pPr>
+      <w:r>
+        <w:rPr>
+          <w:rFonts w:eastAsia="Century Gothic"/>
+          <w:color w:val="44546A"/>
+          <w:sz w:val="25"/>
+        </w:rPr>
+        <w:t>8.3. Kamera ve NVR İçin Kritik Uyarılar</w:t>
+      </w:r>
+    </w:p>
+    <w:p>
+      <w:pPr>
+        <w:keepLines/>
+        <w:pBdr>
+          <w:left w:val="single" w:sz="18" w:space="8" w:color="C94141"/>
+        </w:pBdr>
+        <w:shd w:val="clear" w:color="auto" w:fill="FCE4D6"/>
+        <w:spacing w:before="100" w:after="140" w:line="252" w:lineRule="auto"/>
+        <w:ind w:left="173" w:right="144"/>
+        <w:jc w:val="left"/>
+      </w:pPr>
+      <w:r>
+        <w:rPr>
+          <w:rFonts w:eastAsia="Century Gothic"/>
+          <w:b/>
+          <w:color w:val="44546A"/>
+          <w:sz w:val="19"/>
+        </w:rPr>
+        <w:t xml:space="preserve">Veri kaybı riski: </w:t>
+      </w:r>
+      <w:r>
+        <w:rPr>
+          <w:rFonts w:eastAsia="Century Gothic"/>
+          <w:color w:val="44546A"/>
+          <w:sz w:val="19"/>
+        </w:rPr>
+        <w:t>Kamera veya NVR ayarlarını uygulayan iş akışı, depolama birimi biçimlendirilmemiş, başlatılmamış veya hatalı durumda görünüyorsa SD kartı ya da diski biçimlendirebilir. Sağlıklı olan veya yalnızca dolu görünen bir depolama birimi bu gerekçeyle biçimlendirilmez. Gerekli kayıtları yedeklemeden ve yetkili bakım onayı almadan bu işlemi uygulamayın.</w:t>
+      </w:r>
+    </w:p>
+    <w:p>
+      <w:pPr>
+        <w:spacing w:after="100"/>
+      </w:pPr>
+      <w:r>
+        <w:rPr>
+          <w:rFonts w:eastAsia="Century Gothic"/>
+          <w:color w:val="44546A"/>
+          <w:sz w:val="21"/>
+        </w:rPr>
+        <w:t xml:space="preserve">NVR kamera kanalları </w:t>
+      </w:r>
+      <w:proofErr w:type="spellStart"/>
+      <w:r>
+        <w:rPr>
+          <w:rFonts w:eastAsia="Century Gothic"/>
+          <w:color w:val="44546A"/>
+          <w:sz w:val="21"/>
+        </w:rPr>
+        <w:t>DeviceMap’e</w:t>
+      </w:r>
+      <w:proofErr w:type="spellEnd"/>
+      <w:r>
+        <w:rPr>
+          <w:rFonts w:eastAsia="Century Gothic"/>
+          <w:color w:val="44546A"/>
+          <w:sz w:val="21"/>
+        </w:rPr>
+        <w:t xml:space="preserve"> göre eklenebilir veya güncellenebilir; kamera bağlantı bilgileri gerektiğinden ilgili yetkili hesapları önceden doğrulayın. Proje kanalları doğrulandıktan sonra, eksiksiz Yataklı envanteri koşulu sağlanıyorsa proje dışı kanallar kaldırılabilir. Proje envanterinin doğru ve tam olduğunu önceden kontrol edin.</w:t>
+      </w:r>
+    </w:p>
+    <w:p>
+      <w:pPr>
+        <w:spacing w:after="100"/>
+      </w:pPr>
+      <w:r>
+        <w:rPr>
+          <w:rFonts w:eastAsia="Century Gothic"/>
+          <w:color w:val="44546A"/>
+          <w:sz w:val="21"/>
+        </w:rPr>
+        <w:t xml:space="preserve">IR/üçüncü akış değişiklikleri kamerayı; kanal veya başka yapılandırma değişiklikleri </w:t>
+      </w:r>
+      <w:proofErr w:type="spellStart"/>
+      <w:r>
+        <w:rPr>
+          <w:rFonts w:eastAsia="Century Gothic"/>
+          <w:color w:val="44546A"/>
+          <w:sz w:val="21"/>
+        </w:rPr>
+        <w:t>NVR’yi</w:t>
+      </w:r>
+      <w:proofErr w:type="spellEnd"/>
+      <w:r>
+        <w:rPr>
+          <w:rFonts w:eastAsia="Century Gothic"/>
+          <w:color w:val="44546A"/>
+          <w:sz w:val="21"/>
+        </w:rPr>
+        <w:t xml:space="preserve"> yeniden başlatabilir. Kuyruktaki adım sonuçlarını inceleyin. Ardından canlı görüntüyü, doğru kamera-kanal eşleşmesini ve kayıt oynatmayı sahada ayrıca doğrulayın; ağ erişimi tek başına görüntü ve kayıt kabul testi değildir.</w:t>
       </w:r>
     </w:p>
     <w:p>
       <w:pPr>
         <w:pStyle w:val="Heading1"/>
         <w:keepNext/>
+        <w:keepLines/>
+        <w:pageBreakBefore/>
         <w:spacing w:before="80" w:after="160"/>
       </w:pPr>
+      <w:bookmarkStart w:id="24" w:name="DABP_Guide_Chapter_9"/>
+      <w:bookmarkStart w:id="25" w:name="_Toc238817129"/>
+      <w:bookmarkStart w:id="26" w:name="_Toc238895370"/>
       <w:r>
         <w:rPr>
           <w:rFonts w:eastAsia="Century Gothic"/>
           <w:color w:val="2F5597"/>
           <w:sz w:val="30"/>
         </w:rPr>
-        <w:br w:type="page"/>
-      </w:r>
-      <w:bookmarkStart w:id="16" w:name="DABP_Guide_Chapter_9"/>
-      <w:bookmarkStart w:id="17" w:name="_Toc238817129"/>
-      <w:r>
-        <w:rPr>
-          <w:rFonts w:eastAsia="Century Gothic"/>
-          <w:color w:val="2F5597"/>
-          <w:sz w:val="30"/>
-        </w:rPr>
         <w:lastRenderedPageBreak/>
         <w:t>9. Yazılım Yükleme</w:t>
       </w:r>
-      <w:bookmarkEnd w:id="16"/>
-      <w:bookmarkEnd w:id="17"/>
+      <w:bookmarkEnd w:id="24"/>
+      <w:bookmarkEnd w:id="25"/>
+      <w:bookmarkEnd w:id="26"/>
     </w:p>
     <w:p>
       <w:pPr>
         <w:pStyle w:val="Heading2"/>
         <w:keepNext/>
+        <w:keepLines/>
         <w:spacing w:before="160"/>
       </w:pPr>
       <w:r>
@@ -8296,7 +9792,7 @@
                 <w:color w:val="44546A"/>
                 <w:sz w:val="18"/>
               </w:rPr>
-              <w:t>Yükleme ve yeniden başlatma sonrası bildirilen sürümün doğrulanması</w:t>
+              <w:t>Cihazın yeniden erişilebilir olması ve bildirdiği sürümün okunması; hedef sürümle karşılaştırmayı kullanıcı yapar.</w:t>
             </w:r>
           </w:p>
         </w:tc>
@@ -8319,6 +9815,7 @@
           </w:tcPr>
           <w:p>
             <w:pPr>
+              <w:keepNext/>
               <w:spacing w:before="20" w:after="20" w:line="240" w:lineRule="auto"/>
               <w:jc w:val="left"/>
             </w:pPr>
@@ -8329,7 +9826,7 @@
                 <w:color w:val="44546A"/>
                 <w:sz w:val="18"/>
               </w:rPr>
-              <w:t>Compartment LCD</w:t>
+              <w:t>Desteklenen Android LCD’ler</w:t>
             </w:r>
           </w:p>
         </w:tc>
@@ -8347,6 +9844,7 @@
           </w:tcPr>
           <w:p>
             <w:pPr>
+              <w:keepNext/>
               <w:spacing w:before="20" w:after="20" w:line="240" w:lineRule="auto"/>
               <w:jc w:val="left"/>
             </w:pPr>
@@ -8356,8 +9854,18 @@
                 <w:color w:val="44546A"/>
                 <w:sz w:val="18"/>
               </w:rPr>
-              <w:t>.apk</w:t>
+              <w:t>.</w:t>
             </w:r>
+            <w:proofErr w:type="spellStart"/>
+            <w:r>
+              <w:rPr>
+                <w:rFonts w:eastAsia="Century Gothic"/>
+                <w:color w:val="44546A"/>
+                <w:sz w:val="18"/>
+              </w:rPr>
+              <w:t>apk</w:t>
+            </w:r>
+            <w:proofErr w:type="spellEnd"/>
           </w:p>
         </w:tc>
         <w:tc>
@@ -8374,6 +9882,7 @@
           </w:tcPr>
           <w:p>
             <w:pPr>
+              <w:keepNext/>
               <w:spacing w:before="20" w:after="20" w:line="240" w:lineRule="auto"/>
               <w:jc w:val="left"/>
             </w:pPr>
@@ -8383,7 +9892,25 @@
                 <w:color w:val="44546A"/>
                 <w:sz w:val="18"/>
               </w:rPr>
-              <w:t>Gerçek paket kimliği ve bildirilen uygulama sürümünün doğrulanması</w:t>
+              <w:t xml:space="preserve">APK </w:t>
+            </w:r>
+            <w:proofErr w:type="spellStart"/>
+            <w:r>
+              <w:rPr>
+                <w:rFonts w:eastAsia="Century Gothic"/>
+                <w:color w:val="44546A"/>
+                <w:sz w:val="18"/>
+              </w:rPr>
+              <w:t>manifestindeki</w:t>
+            </w:r>
+            <w:proofErr w:type="spellEnd"/>
+            <w:r>
+              <w:rPr>
+                <w:rFonts w:eastAsia="Century Gothic"/>
+                <w:color w:val="44546A"/>
+                <w:sz w:val="18"/>
+              </w:rPr>
+              <w:t xml:space="preserve"> gerçek paket kimliğinin ve dosyanın bildirdiği sürümün kurulum sonrasında doğrulanması.</w:t>
             </w:r>
           </w:p>
         </w:tc>
@@ -8430,13 +9957,23 @@
         </w:numPr>
         <w:spacing w:after="60" w:line="252" w:lineRule="auto"/>
       </w:pPr>
-      <w:r>
-        <w:rPr>
-          <w:rFonts w:eastAsia="Century Gothic"/>
-          <w:color w:val="44546A"/>
-          <w:sz w:val="20"/>
-        </w:rPr>
-        <w:t>İşlemler &gt; Yazılım sekmesini açın ve cihaz türünü seçin.</w:t>
+      <w:proofErr w:type="gramStart"/>
+      <w:r>
+        <w:rPr>
+          <w:rFonts w:eastAsia="Century Gothic"/>
+          <w:color w:val="44546A"/>
+          <w:sz w:val="20"/>
+        </w:rPr>
+        <w:t>İşlemler &gt;</w:t>
+      </w:r>
+      <w:proofErr w:type="gramEnd"/>
+      <w:r>
+        <w:rPr>
+          <w:rFonts w:eastAsia="Century Gothic"/>
+          <w:color w:val="44546A"/>
+          <w:sz w:val="20"/>
+        </w:rPr>
+        <w:t xml:space="preserve"> Yazılım sekmesini açın ve cihaz türünü seçin.</w:t>
       </w:r>
     </w:p>
     <w:p>
@@ -8472,7 +10009,61 @@
           <w:color w:val="44546A"/>
           <w:sz w:val="20"/>
         </w:rPr>
-        <w:t>Dosya uzantısı, hedef cihaz ve mevcut sürümü kontrol edin.</w:t>
+        <w:t xml:space="preserve">Dosya uzantısını, hedef cihazı/modeli ve mevcut sürümü kontrol edin. Dosya boyutu sınırı .bin için 32 </w:t>
+      </w:r>
+      <w:proofErr w:type="spellStart"/>
+      <w:r>
+        <w:rPr>
+          <w:rFonts w:eastAsia="Century Gothic"/>
+          <w:color w:val="44546A"/>
+          <w:sz w:val="20"/>
+        </w:rPr>
+        <w:t>MiB</w:t>
+      </w:r>
+      <w:proofErr w:type="spellEnd"/>
+      <w:r>
+        <w:rPr>
+          <w:rFonts w:eastAsia="Century Gothic"/>
+          <w:color w:val="44546A"/>
+          <w:sz w:val="20"/>
+        </w:rPr>
+        <w:t>, .</w:t>
+      </w:r>
+      <w:proofErr w:type="spellStart"/>
+      <w:r>
+        <w:rPr>
+          <w:rFonts w:eastAsia="Century Gothic"/>
+          <w:color w:val="44546A"/>
+          <w:sz w:val="20"/>
+        </w:rPr>
+        <w:t>apk</w:t>
+      </w:r>
+      <w:proofErr w:type="spellEnd"/>
+      <w:r>
+        <w:rPr>
+          <w:rFonts w:eastAsia="Century Gothic"/>
+          <w:color w:val="44546A"/>
+          <w:sz w:val="20"/>
+        </w:rPr>
+        <w:t xml:space="preserve"> için 512 </w:t>
+      </w:r>
+      <w:proofErr w:type="spellStart"/>
+      <w:r>
+        <w:rPr>
+          <w:rFonts w:eastAsia="Century Gothic"/>
+          <w:color w:val="44546A"/>
+          <w:sz w:val="20"/>
+        </w:rPr>
+        <w:t>MiB’dir</w:t>
+      </w:r>
+      <w:proofErr w:type="spellEnd"/>
+      <w:r>
+        <w:rPr>
+          <w:rFonts w:eastAsia="Century Gothic"/>
+          <w:color w:val="44546A"/>
+          <w:sz w:val="20"/>
+        </w:rPr>
+        <w:t>; boş dosya kabul edilmez. Dosyanın seçilebilmesi, uyumluluk veya özgünlük garantisi değildir.</w:t>
       </w:r>
     </w:p>
     <w:p>
@@ -8526,7 +10117,7 @@
           <w:color w:val="44546A"/>
           <w:sz w:val="20"/>
         </w:rPr>
-        <w:t>Biten işte yalnız yükleme sonucunu değil, doğrulanan sürümü de kontrol edin.</w:t>
+        <w:t>Tamamlanan işteki her cihaz satırını kontrol edin. .bin yüklemesinde panel dosyadan hedef sürüm çıkarmadığından, cihazın bildirdiği sürümü onaylı yazılım kaydıyla ayrıca karşılaştırın. APK yüklemesinde paket kimliği ile sürüm doğrulamasını ve uygulamanın beklenen şekilde açıldığını kontrol edin.</w:t>
       </w:r>
     </w:p>
     <w:p>
@@ -8555,19 +10146,38 @@
           <w:color w:val="44546A"/>
           <w:sz w:val="19"/>
         </w:rPr>
-        <w:t>Dosya hedef cihazla uyumlu olmalıdır; seçim yalnız bu oturumda tutulur. DeviceMap dışındaki Android ekranlara APK kurmak için ADB araçlarını kullanın (Bölüm 11).</w:t>
+        <w:t xml:space="preserve">Seçim yalnız bu oturumda tutulur. İşlem bitene kadar seçilen dosyayı taşımayın, silmeyin ve dosyanın bulunduğu USB belleği çıkarmayın. Başarısız yüklemede hata nedenini incelemeden tekrar denemeyin. </w:t>
+      </w:r>
+      <w:proofErr w:type="spellStart"/>
+      <w:r>
+        <w:rPr>
+          <w:rFonts w:eastAsia="Century Gothic"/>
+          <w:color w:val="44546A"/>
+          <w:sz w:val="19"/>
+        </w:rPr>
+        <w:t>DeviceMap</w:t>
+      </w:r>
+      <w:proofErr w:type="spellEnd"/>
+      <w:r>
+        <w:rPr>
+          <w:rFonts w:eastAsia="Century Gothic"/>
+          <w:color w:val="44546A"/>
+          <w:sz w:val="19"/>
+        </w:rPr>
+        <w:t xml:space="preserve"> dışındaki Android ekranlar için admin modundaki ADB araçlarını kullanın (Bölüm 11).</w:t>
       </w:r>
     </w:p>
     <w:p>
       <w:pPr>
         <w:pStyle w:val="Heading1"/>
         <w:keepNext/>
+        <w:keepLines/>
         <w:pageBreakBefore/>
         <w:spacing w:before="80" w:after="160"/>
       </w:pPr>
-      <w:bookmarkStart w:id="18" w:name="DABP_Guide_Chapter_10"/>
-      <w:bookmarkStart w:id="19" w:name="_Toc238817130"/>
-      <w:commentRangeStart w:id="20"/>
+      <w:bookmarkStart w:id="27" w:name="DABP_Guide_Chapter_10"/>
+      <w:bookmarkStart w:id="28" w:name="_Toc238817130"/>
+      <w:bookmarkStart w:id="29" w:name="_Toc238895371"/>
       <w:r>
         <w:rPr>
           <w:rFonts w:eastAsia="Century Gothic"/>
@@ -8577,17 +10187,9 @@
         <w:lastRenderedPageBreak/>
         <w:t>10. Switch Yönetimi</w:t>
       </w:r>
-      <w:bookmarkEnd w:id="18"/>
-      <w:bookmarkEnd w:id="19"/>
-      <w:commentRangeEnd w:id="20"/>
-      <w:r>
-        <w:rPr>
-          <w:rStyle w:val="CommentReference"/>
-          <w:sz w:val="22"/>
-          <w:szCs w:val="22"/>
-        </w:rPr>
-        <w:commentReference w:id="20"/>
-      </w:r>
+      <w:bookmarkEnd w:id="27"/>
+      <w:bookmarkEnd w:id="28"/>
+      <w:bookmarkEnd w:id="29"/>
     </w:p>
     <w:p>
       <w:pPr>
@@ -8599,7 +10201,43 @@
           <w:color w:val="44546A"/>
           <w:sz w:val="21"/>
         </w:rPr>
-        <w:t>Switch aracı, KYLAND HTTP yönetim arayüzüyle uyumlu switch'leri adres üzerinden yönetir; proje envanterine bağlı değildir. Bilgisayarın yönetim ağına erişimini ve switch'in HTTP hizmetini (varsayılan port 80) doğrulayın. Bu araç ağ adaptörüne otomatik IP eklemez.</w:t>
+        <w:t xml:space="preserve">Switch Yönetim ekranı yalnız admin modunda açılır (Bölüm 2.4). KYLAND HTTP yönetim arayüzüyle uyumlu </w:t>
+      </w:r>
+      <w:proofErr w:type="spellStart"/>
+      <w:r>
+        <w:rPr>
+          <w:rFonts w:eastAsia="Century Gothic"/>
+          <w:color w:val="44546A"/>
+          <w:sz w:val="21"/>
+        </w:rPr>
+        <w:t>switch’leri</w:t>
+      </w:r>
+      <w:proofErr w:type="spellEnd"/>
+      <w:r>
+        <w:rPr>
+          <w:rFonts w:eastAsia="Century Gothic"/>
+          <w:color w:val="44546A"/>
+          <w:sz w:val="21"/>
+        </w:rPr>
+        <w:t xml:space="preserve"> gerçek adresleri üzerinden yönetir; proje envanterine bağlı değildir. Bilgisayarın yönetim ağına erişimini ve </w:t>
+      </w:r>
+      <w:proofErr w:type="spellStart"/>
+      <w:r>
+        <w:rPr>
+          <w:rFonts w:eastAsia="Century Gothic"/>
+          <w:color w:val="44546A"/>
+          <w:sz w:val="21"/>
+        </w:rPr>
+        <w:t>switch’in</w:t>
+      </w:r>
+      <w:proofErr w:type="spellEnd"/>
+      <w:r>
+        <w:rPr>
+          <w:rFonts w:eastAsia="Century Gothic"/>
+          <w:color w:val="44546A"/>
+          <w:sz w:val="21"/>
+        </w:rPr>
+        <w:t xml:space="preserve"> HTTP hizmetini (varsayılan port 80) doğrulayın. Bu araç ağ adaptörüne otomatik IP eklemez.</w:t>
       </w:r>
     </w:p>
     <w:p>
@@ -8628,7 +10266,7 @@
                     <pic:cNvPicPr/>
                   </pic:nvPicPr>
                   <pic:blipFill>
-                    <a:blip r:embed="rId20"/>
+                    <a:blip r:embed="rId17"/>
                     <a:stretch>
                       <a:fillRect/>
                     </a:stretch>
@@ -8664,47 +10302,14 @@
         </w:rPr>
         <w:t xml:space="preserve">Şekil </w:t>
       </w:r>
-      <w:r>
-        <w:rPr>
-          <w:rFonts w:eastAsia="Century Gothic"/>
-          <w:color w:val="44546A"/>
-          <w:sz w:val="17"/>
-        </w:rPr>
-        <w:fldChar w:fldCharType="begin"/>
-      </w:r>
-      <w:r>
-        <w:rPr>
-          <w:rFonts w:eastAsia="Century Gothic"/>
-          <w:color w:val="44546A"/>
-          <w:sz w:val="17"/>
-        </w:rPr>
-        <w:instrText xml:space="preserve"> SEQ Figure \* ARABIC </w:instrText>
-      </w:r>
-      <w:r>
-        <w:rPr>
-          <w:rFonts w:eastAsia="Century Gothic"/>
-          <w:color w:val="44546A"/>
-          <w:sz w:val="17"/>
-        </w:rPr>
-        <w:fldChar w:fldCharType="separate"/>
-      </w:r>
-      <w:r>
-        <w:rPr>
-          <w:rFonts w:eastAsia="Century Gothic"/>
-          <w:noProof/>
-          <w:color w:val="44546A"/>
-          <w:sz w:val="17"/>
-        </w:rPr>
-        <w:t>8</w:t>
-      </w:r>
-      <w:r>
-        <w:rPr>
-          <w:rFonts w:eastAsia="Century Gothic"/>
-          <w:color w:val="44546A"/>
-          <w:sz w:val="17"/>
-        </w:rPr>
-        <w:fldChar w:fldCharType="end"/>
-      </w:r>
+      <w:fldSimple w:instr=" SEQ Figure \* ARABIC ">
+        <w:r>
+          <w:rPr>
+            <w:noProof/>
+          </w:rPr>
+          <w:t>8</w:t>
+        </w:r>
+      </w:fldSimple>
       <w:r>
         <w:rPr>
           <w:rFonts w:eastAsia="Century Gothic"/>
@@ -8718,6 +10323,7 @@
       <w:pPr>
         <w:pStyle w:val="Heading2"/>
         <w:keepNext/>
+        <w:keepLines/>
         <w:spacing w:before="160"/>
       </w:pPr>
       <w:r>
@@ -8745,7 +10351,7 @@
           <w:color w:val="44546A"/>
           <w:sz w:val="20"/>
         </w:rPr>
-        <w:t>Sol menüden Switch'i açın. Taranacak ağ alanına 10.1.1.0/24 gibi bir ağ veya tek IP yazıp Tara'yı seçin. Bir tarama en çok 1024 adresi kapsar; Durdur yalnız bu keşfi durdurur.</w:t>
+        <w:t>Sol menüden “Switch Yönetim” ekranını açın. “Taranacak ağ” alanına 10.1.1.0/24 gibi bir ağ veya tek IP yazıp “Tara” seçeneğini kullanın. Bir tarama en çok 1024 adresi kapsar; “Durdur” yalnız bu keşfi durdurur.</w:t>
       </w:r>
     </w:p>
     <w:p>
@@ -8764,7 +10370,25 @@
           <w:color w:val="44546A"/>
           <w:sz w:val="20"/>
         </w:rPr>
-        <w:t>Switch'ler listesinde Adres, Ad, Model ve Sürüm bilgilerini kontrol edip doğru cihazda Aç'a basın.</w:t>
+        <w:t>“</w:t>
+      </w:r>
+      <w:proofErr w:type="spellStart"/>
+      <w:r>
+        <w:rPr>
+          <w:rFonts w:eastAsia="Century Gothic"/>
+          <w:color w:val="44546A"/>
+          <w:sz w:val="20"/>
+        </w:rPr>
+        <w:t>Switch'ler</w:t>
+      </w:r>
+      <w:proofErr w:type="spellEnd"/>
+      <w:r>
+        <w:rPr>
+          <w:rFonts w:eastAsia="Century Gothic"/>
+          <w:color w:val="44546A"/>
+          <w:sz w:val="20"/>
+        </w:rPr>
+        <w:t>” listesinde “Adres”, “Ad”, “Model” ve “Sürüm” bilgilerini kontrol edin; doğru cihazın satırındaki “Aç” düğmesine basın.</w:t>
       </w:r>
     </w:p>
     <w:p>
@@ -8783,7 +10407,43 @@
           <w:color w:val="44546A"/>
           <w:sz w:val="20"/>
         </w:rPr>
-        <w:t>Giriş gerekli ise açılan pencerede Kullanıcı adı ve Parola'yı girip Giriş yap'ı seçin. Bütün switch'lerde kullan yalnız aynı hesabı diğer switch'lere ve IP atama işlemlerine de uygulamak istediğinizde seçilmelidir.</w:t>
+        <w:t xml:space="preserve">Giriş gerekiyorsa açılan penceredeki “Kullanıcı adı” ve “Parola” alanlarını doldurup “Giriş yap” düğmesini seçin. “Bütün </w:t>
+      </w:r>
+      <w:proofErr w:type="spellStart"/>
+      <w:r>
+        <w:rPr>
+          <w:rFonts w:eastAsia="Century Gothic"/>
+          <w:color w:val="44546A"/>
+          <w:sz w:val="20"/>
+        </w:rPr>
+        <w:t>switch'lerde</w:t>
+      </w:r>
+      <w:proofErr w:type="spellEnd"/>
+      <w:r>
+        <w:rPr>
+          <w:rFonts w:eastAsia="Century Gothic"/>
+          <w:color w:val="44546A"/>
+          <w:sz w:val="20"/>
+        </w:rPr>
+        <w:t xml:space="preserve"> kullan” seçeneğini yalnızca aynı hesabı diğer </w:t>
+      </w:r>
+      <w:proofErr w:type="spellStart"/>
+      <w:r>
+        <w:rPr>
+          <w:rFonts w:eastAsia="Century Gothic"/>
+          <w:color w:val="44546A"/>
+          <w:sz w:val="20"/>
+        </w:rPr>
+        <w:t>switch'lere</w:t>
+      </w:r>
+      <w:proofErr w:type="spellEnd"/>
+      <w:r>
+        <w:rPr>
+          <w:rFonts w:eastAsia="Century Gothic"/>
+          <w:color w:val="44546A"/>
+          <w:sz w:val="20"/>
+        </w:rPr>
+        <w:t xml:space="preserve"> ve IP atama işlemlerine de uygulamak istediğinizde işaretleyin.</w:t>
       </w:r>
     </w:p>
     <w:p>
@@ -8802,13 +10462,14 @@
           <w:color w:val="44546A"/>
           <w:sz w:val="20"/>
         </w:rPr>
-        <w:t>Ön panel ile Portlar tablosunu inceleyin. Güncel durum için Yeniden yükle'yi kullanın; üst çubuktaki Şimdi tara bu aracın keşif düğmesi değildir.</w:t>
+        <w:t>Ön paneli ve “Portlar” tablosunu inceleyin. Güncel durum için “Yeniden yükle” seçeneğini kullanın; üst çubuktaki “Şimdi tara”, bu aracın keşif düğmesi değildir.</w:t>
       </w:r>
     </w:p>
     <w:p>
       <w:pPr>
         <w:pStyle w:val="Heading2"/>
         <w:keepNext/>
+        <w:keepLines/>
         <w:pageBreakBefore/>
         <w:spacing w:before="160"/>
       </w:pPr>
@@ -8819,20 +10480,84 @@
           <w:sz w:val="25"/>
         </w:rPr>
         <w:lastRenderedPageBreak/>
-        <w:t>10.2. Port ve PoE İşlemleri</w:t>
+        <w:t xml:space="preserve">10.2. Port ve </w:t>
+      </w:r>
+      <w:proofErr w:type="spellStart"/>
+      <w:r>
+        <w:rPr>
+          <w:rFonts w:eastAsia="Century Gothic"/>
+          <w:color w:val="44546A"/>
+          <w:sz w:val="25"/>
+        </w:rPr>
+        <w:t>PoE</w:t>
+      </w:r>
+      <w:proofErr w:type="spellEnd"/>
+      <w:r>
+        <w:rPr>
+          <w:rFonts w:eastAsia="Century Gothic"/>
+          <w:color w:val="44546A"/>
+          <w:sz w:val="25"/>
+        </w:rPr>
+        <w:t xml:space="preserve"> İşlemleri</w:t>
       </w:r>
     </w:p>
     <w:p>
       <w:pPr>
         <w:spacing w:after="100"/>
       </w:pPr>
+      <w:proofErr w:type="spellStart"/>
       <w:r>
         <w:rPr>
           <w:rFonts w:eastAsia="Century Gothic"/>
           <w:color w:val="44546A"/>
           <w:sz w:val="21"/>
         </w:rPr>
-        <w:t>PoE portları ve Uplink portları ayrı gösterilir. Bağlantı, Hız, Durum, PoE ve Güç alanlarını kontrol edin. Hız yalnız okunur; bazı cihazlarda güç bilgisi gelmediği için görülen — işareti tek başına arıza değildir.</w:t>
+        <w:t>PoE</w:t>
+      </w:r>
+      <w:proofErr w:type="spellEnd"/>
+      <w:r>
+        <w:rPr>
+          <w:rFonts w:eastAsia="Century Gothic"/>
+          <w:color w:val="44546A"/>
+          <w:sz w:val="21"/>
+        </w:rPr>
+        <w:t xml:space="preserve"> ve </w:t>
+      </w:r>
+      <w:proofErr w:type="spellStart"/>
+      <w:r>
+        <w:rPr>
+          <w:rFonts w:eastAsia="Century Gothic"/>
+          <w:color w:val="44546A"/>
+          <w:sz w:val="21"/>
+        </w:rPr>
+        <w:t>Uplink</w:t>
+      </w:r>
+      <w:proofErr w:type="spellEnd"/>
+      <w:r>
+        <w:rPr>
+          <w:rFonts w:eastAsia="Century Gothic"/>
+          <w:color w:val="44546A"/>
+          <w:sz w:val="21"/>
+        </w:rPr>
+        <w:t xml:space="preserve"> portları ayrı gösterilir. “Bağlantı”, “Hız”, “Durum”, “</w:t>
+      </w:r>
+      <w:proofErr w:type="spellStart"/>
+      <w:r>
+        <w:rPr>
+          <w:rFonts w:eastAsia="Century Gothic"/>
+          <w:color w:val="44546A"/>
+          <w:sz w:val="21"/>
+        </w:rPr>
+        <w:t>PoE</w:t>
+      </w:r>
+      <w:proofErr w:type="spellEnd"/>
+      <w:r>
+        <w:rPr>
+          <w:rFonts w:eastAsia="Century Gothic"/>
+          <w:color w:val="44546A"/>
+          <w:sz w:val="21"/>
+        </w:rPr>
+        <w:t>” ve “Güç” alanlarını kontrol edin. “Hız” salt okunurdur; bazı cihazlarda güç bilgisi alınamadığından “—” görünmesi tek başına arıza belirtisi değildir.</w:t>
       </w:r>
     </w:p>
     <w:p>
@@ -8851,7 +10576,61 @@
           <w:color w:val="44546A"/>
           <w:sz w:val="20"/>
         </w:rPr>
-        <w:t>Tek portun Durum alanındaki Açık/Kapalı düğmesiyle bağlantıyı; PoE menüsündeki Kapalı, PoE veya PoE+ ile besleme modunu değiştirin. Bu seçimler anında cihaza yazılır.</w:t>
+        <w:t>Tek portun “Durum” alanındaki “Açık” veya “Kapalı” ile bağlantıyı; “</w:t>
+      </w:r>
+      <w:proofErr w:type="spellStart"/>
+      <w:r>
+        <w:rPr>
+          <w:rFonts w:eastAsia="Century Gothic"/>
+          <w:color w:val="44546A"/>
+          <w:sz w:val="20"/>
+        </w:rPr>
+        <w:t>PoE</w:t>
+      </w:r>
+      <w:proofErr w:type="spellEnd"/>
+      <w:r>
+        <w:rPr>
+          <w:rFonts w:eastAsia="Century Gothic"/>
+          <w:color w:val="44546A"/>
+          <w:sz w:val="20"/>
+        </w:rPr>
+        <w:t>” menüsündeki “Kapalı”, “</w:t>
+      </w:r>
+      <w:proofErr w:type="spellStart"/>
+      <w:r>
+        <w:rPr>
+          <w:rFonts w:eastAsia="Century Gothic"/>
+          <w:color w:val="44546A"/>
+          <w:sz w:val="20"/>
+        </w:rPr>
+        <w:t>PoE</w:t>
+      </w:r>
+      <w:proofErr w:type="spellEnd"/>
+      <w:r>
+        <w:rPr>
+          <w:rFonts w:eastAsia="Century Gothic"/>
+          <w:color w:val="44546A"/>
+          <w:sz w:val="20"/>
+        </w:rPr>
+        <w:t>” veya “</w:t>
+      </w:r>
+      <w:proofErr w:type="spellStart"/>
+      <w:r>
+        <w:rPr>
+          <w:rFonts w:eastAsia="Century Gothic"/>
+          <w:color w:val="44546A"/>
+          <w:sz w:val="20"/>
+        </w:rPr>
+        <w:t>PoE</w:t>
+      </w:r>
+      <w:proofErr w:type="spellEnd"/>
+      <w:r>
+        <w:rPr>
+          <w:rFonts w:eastAsia="Century Gothic"/>
+          <w:color w:val="44546A"/>
+          <w:sz w:val="20"/>
+        </w:rPr>
+        <w:t>+” ile besleme modunu değiştirin. Seçimler anında cihaza yazılır.</w:t>
       </w:r>
     </w:p>
     <w:p>
@@ -8870,7 +10649,79 @@
           <w:color w:val="44546A"/>
           <w:sz w:val="20"/>
         </w:rPr>
-        <w:t>Toplu işlem için ön panelden veya tablodan portları seçin. Ctrl+tık (macOS'ta Command+tık) seçime ekler/çıkarır; Shift+tık aralık seçer. Tümünü seç ve Temizle ile seçimi yönetebilirsiniz.</w:t>
+        <w:t xml:space="preserve">Toplu işlem için ön panelden veya tablodan portları seçin. Port eklemek veya çıkarmak için </w:t>
+      </w:r>
+      <w:proofErr w:type="spellStart"/>
+      <w:r>
+        <w:rPr>
+          <w:rFonts w:eastAsia="Century Gothic"/>
+          <w:color w:val="44546A"/>
+          <w:sz w:val="20"/>
+        </w:rPr>
+        <w:t>Ctrl</w:t>
+      </w:r>
+      <w:proofErr w:type="spellEnd"/>
+      <w:r>
+        <w:rPr>
+          <w:rFonts w:eastAsia="Century Gothic"/>
+          <w:color w:val="44546A"/>
+          <w:sz w:val="20"/>
+        </w:rPr>
+        <w:t xml:space="preserve"> (</w:t>
+      </w:r>
+      <w:proofErr w:type="spellStart"/>
+      <w:r>
+        <w:rPr>
+          <w:rFonts w:eastAsia="Century Gothic"/>
+          <w:color w:val="44546A"/>
+          <w:sz w:val="20"/>
+        </w:rPr>
+        <w:t>macOS’ta</w:t>
+      </w:r>
+      <w:proofErr w:type="spellEnd"/>
+      <w:r>
+        <w:rPr>
+          <w:rFonts w:eastAsia="Century Gothic"/>
+          <w:color w:val="44546A"/>
+          <w:sz w:val="20"/>
+        </w:rPr>
+        <w:t xml:space="preserve"> </w:t>
+      </w:r>
+      <w:proofErr w:type="spellStart"/>
+      <w:r>
+        <w:rPr>
+          <w:rFonts w:eastAsia="Century Gothic"/>
+          <w:color w:val="44546A"/>
+          <w:sz w:val="20"/>
+        </w:rPr>
+        <w:t>Command</w:t>
+      </w:r>
+      <w:proofErr w:type="spellEnd"/>
+      <w:r>
+        <w:rPr>
+          <w:rFonts w:eastAsia="Century Gothic"/>
+          <w:color w:val="44546A"/>
+          <w:sz w:val="20"/>
+        </w:rPr>
+        <w:t xml:space="preserve">), aralık seçmek için </w:t>
+      </w:r>
+      <w:proofErr w:type="spellStart"/>
+      <w:r>
+        <w:rPr>
+          <w:rFonts w:eastAsia="Century Gothic"/>
+          <w:color w:val="44546A"/>
+          <w:sz w:val="20"/>
+        </w:rPr>
+        <w:t>Shift</w:t>
+      </w:r>
+      <w:proofErr w:type="spellEnd"/>
+      <w:r>
+        <w:rPr>
+          <w:rFonts w:eastAsia="Century Gothic"/>
+          <w:color w:val="44546A"/>
+          <w:sz w:val="20"/>
+        </w:rPr>
+        <w:t xml:space="preserve"> tuşunu basılı tutarak tıklayın. Seçimi “Tümünü seç” ve “Temizle” ile yönetin.</w:t>
       </w:r>
     </w:p>
     <w:p>
@@ -8889,7 +10740,61 @@
           <w:color w:val="44546A"/>
           <w:sz w:val="20"/>
         </w:rPr>
-        <w:t>Seçili portlara sağ tıklayın. PoE modu ve Port durumu alanlarını kontrol edip Uygula / N porta uygula'yı seçin. Değiştirme ilgili ayarı olduğu gibi bırakır; uplink'lerde PoE ayarı yoktur.</w:t>
+        <w:t>Seçili portlara sağ tıklayın. “</w:t>
+      </w:r>
+      <w:proofErr w:type="spellStart"/>
+      <w:r>
+        <w:rPr>
+          <w:rFonts w:eastAsia="Century Gothic"/>
+          <w:color w:val="44546A"/>
+          <w:sz w:val="20"/>
+        </w:rPr>
+        <w:t>PoE</w:t>
+      </w:r>
+      <w:proofErr w:type="spellEnd"/>
+      <w:r>
+        <w:rPr>
+          <w:rFonts w:eastAsia="Century Gothic"/>
+          <w:color w:val="44546A"/>
+          <w:sz w:val="20"/>
+        </w:rPr>
+        <w:t xml:space="preserve"> modu” ve “Port durumu” alanlarını kontrol edip “Uygula” veya “… porta uygula” seçeneğini kullanın. “Değiştirme” ayarı korur; </w:t>
+      </w:r>
+      <w:proofErr w:type="spellStart"/>
+      <w:r>
+        <w:rPr>
+          <w:rFonts w:eastAsia="Century Gothic"/>
+          <w:color w:val="44546A"/>
+          <w:sz w:val="20"/>
+        </w:rPr>
+        <w:t>uplink</w:t>
+      </w:r>
+      <w:proofErr w:type="spellEnd"/>
+      <w:r>
+        <w:rPr>
+          <w:rFonts w:eastAsia="Century Gothic"/>
+          <w:color w:val="44546A"/>
+          <w:sz w:val="20"/>
+        </w:rPr>
+        <w:t xml:space="preserve"> portlarında </w:t>
+      </w:r>
+      <w:proofErr w:type="spellStart"/>
+      <w:r>
+        <w:rPr>
+          <w:rFonts w:eastAsia="Century Gothic"/>
+          <w:color w:val="44546A"/>
+          <w:sz w:val="20"/>
+        </w:rPr>
+        <w:t>PoE</w:t>
+      </w:r>
+      <w:proofErr w:type="spellEnd"/>
+      <w:r>
+        <w:rPr>
+          <w:rFonts w:eastAsia="Century Gothic"/>
+          <w:color w:val="44546A"/>
+          <w:sz w:val="20"/>
+        </w:rPr>
+        <w:t xml:space="preserve"> ayarı yoktur.</w:t>
       </w:r>
     </w:p>
     <w:p>
@@ -8908,7 +10813,7 @@
           <w:color w:val="44546A"/>
           <w:sz w:val="20"/>
         </w:rPr>
-        <w:t>Yeniden yükle ile sonucu okuyun. Elektrik kesintisinden sonra da korunacak değişiklikler için Yapılandırmayı kaydet'i kullanın.</w:t>
+        <w:t>Sonucu “Yeniden yükle” ile okuyun. Kalıcı olması gereken değişiklikler için “Yapılandırmayı kaydet” seçeneğini kullanın.</w:t>
       </w:r>
     </w:p>
     <w:p>
@@ -8937,13 +10842,68 @@
           <w:color w:val="44546A"/>
           <w:sz w:val="19"/>
         </w:rPr>
-        <w:t>Tümünü seç uplink'leri de kapsar. Bu araç PC/uplink portlarını otomatik korumaz; yönetim bağlantınızı kesebilirsiniz. PoE'yi kapatmak bağlı cihazın elektriğini kesebilir. Önce fiziksel port eşleşmesini ve kesinti onayını doğrulayın.</w:t>
+        <w:t xml:space="preserve">“Tümünü seç” seçeneği </w:t>
+      </w:r>
+      <w:proofErr w:type="spellStart"/>
+      <w:r>
+        <w:rPr>
+          <w:rFonts w:eastAsia="Century Gothic"/>
+          <w:color w:val="44546A"/>
+          <w:sz w:val="19"/>
+        </w:rPr>
+        <w:t>uplink</w:t>
+      </w:r>
+      <w:proofErr w:type="spellEnd"/>
+      <w:r>
+        <w:rPr>
+          <w:rFonts w:eastAsia="Century Gothic"/>
+          <w:color w:val="44546A"/>
+          <w:sz w:val="19"/>
+        </w:rPr>
+        <w:t xml:space="preserve"> portlarını da kapsar. Bu araç PC/</w:t>
+      </w:r>
+      <w:proofErr w:type="spellStart"/>
+      <w:r>
+        <w:rPr>
+          <w:rFonts w:eastAsia="Century Gothic"/>
+          <w:color w:val="44546A"/>
+          <w:sz w:val="19"/>
+        </w:rPr>
+        <w:t>uplink</w:t>
+      </w:r>
+      <w:proofErr w:type="spellEnd"/>
+      <w:r>
+        <w:rPr>
+          <w:rFonts w:eastAsia="Century Gothic"/>
+          <w:color w:val="44546A"/>
+          <w:sz w:val="19"/>
+        </w:rPr>
+        <w:t xml:space="preserve"> portlarını otomatik olarak korumaz; yönetim bağlantınızı kesebilirsiniz. </w:t>
+      </w:r>
+      <w:proofErr w:type="spellStart"/>
+      <w:r>
+        <w:rPr>
+          <w:rFonts w:eastAsia="Century Gothic"/>
+          <w:color w:val="44546A"/>
+          <w:sz w:val="19"/>
+        </w:rPr>
+        <w:t>PoE’yi</w:t>
+      </w:r>
+      <w:proofErr w:type="spellEnd"/>
+      <w:r>
+        <w:rPr>
+          <w:rFonts w:eastAsia="Century Gothic"/>
+          <w:color w:val="44546A"/>
+          <w:sz w:val="19"/>
+        </w:rPr>
+        <w:t xml:space="preserve"> kapatmak bağlı cihazın elektriğini kesebilir. Önce fiziksel port eşleşmesini ve kesinti onayını doğrulayın.</w:t>
       </w:r>
     </w:p>
     <w:p>
       <w:pPr>
         <w:pStyle w:val="Heading2"/>
         <w:keepNext/>
+        <w:keepLines/>
         <w:spacing w:before="160"/>
       </w:pPr>
       <w:r>
@@ -8990,7 +10950,7 @@
           <w:color w:val="44546A"/>
           <w:sz w:val="20"/>
         </w:rPr>
-        <w:t>Yeni adres, Ön ek ve MTU alanlarını doldurun. Ön ek /8, /16 veya /24; MTU 576–9216 aralığında olabilir. Sahadaki onaylı ağ planını kullanın.</w:t>
+        <w:t>“Yeni adres”, “Ön ek” ve “MTU” alanlarını doldurun. Ön ek /8, /16 veya /24; MTU ise 576–9216 aralığında olabilir. Onaylı ağ planını kullanın ve yeni IP adresinin kullanımda olmadığını doğrulayın.</w:t>
       </w:r>
     </w:p>
     <w:p>
@@ -9009,7 +10969,25 @@
           <w:color w:val="44546A"/>
           <w:sz w:val="20"/>
         </w:rPr>
-        <w:t>Adresi değiştir'i seçip onay verin. Yeni IP manuel atanır; Yöntem alanında DHCP görülmesi, bu ekranın DHCP'ye geçiş sunduğu anlamına gelmez.</w:t>
+        <w:t xml:space="preserve">“Adresi değiştir” seçeneğini kullanıp onay verin. Yeni IP adresi elle atanır; “Yöntem” alanında DHCP görülmesi, bu ekranın </w:t>
+      </w:r>
+      <w:proofErr w:type="spellStart"/>
+      <w:r>
+        <w:rPr>
+          <w:rFonts w:eastAsia="Century Gothic"/>
+          <w:color w:val="44546A"/>
+          <w:sz w:val="20"/>
+        </w:rPr>
+        <w:t>DHCP’ye</w:t>
+      </w:r>
+      <w:proofErr w:type="spellEnd"/>
+      <w:r>
+        <w:rPr>
+          <w:rFonts w:eastAsia="Century Gothic"/>
+          <w:color w:val="44546A"/>
+          <w:sz w:val="20"/>
+        </w:rPr>
+        <w:t xml:space="preserve"> geçiş sunduğu anlamına gelmez.</w:t>
       </w:r>
     </w:p>
     <w:p>
@@ -9028,13 +11006,14 @@
           <w:color w:val="44546A"/>
           <w:sz w:val="20"/>
         </w:rPr>
-        <w:t>Bağlantı kesilirse bilgisayarın yeni ağa erişimini sağlayın, yeni IP'yi tarayıp tekrar Aç'ı kullanın. Yeniden eriştikten sonra Yapılandırmayı kaydet ile kalıcı kaydı tamamlayın.</w:t>
+        <w:t>Bağlantı kesilirse bilgisayarın yeni ağa erişimini sağlayın; yeni IP adresini tarayıp “Aç” seçeneğini yeniden kullanın. Ardından “Yapılandırmayı kaydet” ile kalıcı kaydı tamamlayın.</w:t>
       </w:r>
     </w:p>
     <w:p>
       <w:pPr>
         <w:pStyle w:val="Heading2"/>
         <w:keepNext/>
+        <w:keepLines/>
         <w:spacing w:before="160"/>
       </w:pPr>
       <w:r>
@@ -9062,7 +11041,43 @@
           <w:color w:val="44546A"/>
           <w:sz w:val="20"/>
         </w:rPr>
-        <w:t>Yapılandırmayı kaydet: Çalışan yapılandırmayı switch'in kalıcı belleğine kaydeder. Port/PoE ve adres değişikliği sonrasında onay penceresini okuyarak kullanın.</w:t>
+        <w:t xml:space="preserve">Yapılandırmayı kaydet: Çalışan yapılandırmayı </w:t>
+      </w:r>
+      <w:proofErr w:type="spellStart"/>
+      <w:r>
+        <w:rPr>
+          <w:rFonts w:eastAsia="Century Gothic"/>
+          <w:color w:val="44546A"/>
+          <w:sz w:val="20"/>
+        </w:rPr>
+        <w:t>switch'in</w:t>
+      </w:r>
+      <w:proofErr w:type="spellEnd"/>
+      <w:r>
+        <w:rPr>
+          <w:rFonts w:eastAsia="Century Gothic"/>
+          <w:color w:val="44546A"/>
+          <w:sz w:val="20"/>
+        </w:rPr>
+        <w:t xml:space="preserve"> kalıcı belleğine kaydeder. Port/</w:t>
+      </w:r>
+      <w:proofErr w:type="spellStart"/>
+      <w:r>
+        <w:rPr>
+          <w:rFonts w:eastAsia="Century Gothic"/>
+          <w:color w:val="44546A"/>
+          <w:sz w:val="20"/>
+        </w:rPr>
+        <w:t>PoE</w:t>
+      </w:r>
+      <w:proofErr w:type="spellEnd"/>
+      <w:r>
+        <w:rPr>
+          <w:rFonts w:eastAsia="Century Gothic"/>
+          <w:color w:val="44546A"/>
+          <w:sz w:val="20"/>
+        </w:rPr>
+        <w:t xml:space="preserve"> ve adres değişikliği sonrasında onay penceresini okuyarak kullanın.</w:t>
       </w:r>
     </w:p>
     <w:p>
@@ -9081,7 +11096,25 @@
           <w:color w:val="44546A"/>
           <w:sz w:val="20"/>
         </w:rPr>
-        <w:t>Yeniden başlat: Switch'i yeniden başlatır; bütün bağlantılar kesilir ve kaydedilmemiş yapılandırma kaybolabilir. Gerekli kayıt ve saha onayını tamamlayıp cihazın geri gelmesini bekleyin.</w:t>
+        <w:t xml:space="preserve">Yeniden başlat: </w:t>
+      </w:r>
+      <w:proofErr w:type="spellStart"/>
+      <w:r>
+        <w:rPr>
+          <w:rFonts w:eastAsia="Century Gothic"/>
+          <w:color w:val="44546A"/>
+          <w:sz w:val="20"/>
+        </w:rPr>
+        <w:t>Switch'i</w:t>
+      </w:r>
+      <w:proofErr w:type="spellEnd"/>
+      <w:r>
+        <w:rPr>
+          <w:rFonts w:eastAsia="Century Gothic"/>
+          <w:color w:val="44546A"/>
+          <w:sz w:val="20"/>
+        </w:rPr>
+        <w:t xml:space="preserve"> yeniden başlatır; bütün bağlantılar kesilir ve kaydedilmemiş yapılandırma kaybolabilir. Gerekli kayıt ve saha onayını tamamlayıp cihazın geri gelmesini bekleyin.</w:t>
       </w:r>
     </w:p>
     <w:p>
@@ -9100,7 +11133,61 @@
           <w:color w:val="44546A"/>
           <w:sz w:val="20"/>
         </w:rPr>
-        <w:t>Fabrika ayarları: Switch'in adres, port, PoE ve VLAN dahil tüm yapılandırmasını siler. Yalnız yetkili kurtarma planıyla kullanın; onay alanına switch'in mevcut IP'sini yazmanız gerekir.</w:t>
+        <w:t xml:space="preserve">“Fabrika ayarları”: </w:t>
+      </w:r>
+      <w:proofErr w:type="spellStart"/>
+      <w:r>
+        <w:rPr>
+          <w:rFonts w:eastAsia="Century Gothic"/>
+          <w:color w:val="44546A"/>
+          <w:sz w:val="20"/>
+        </w:rPr>
+        <w:t>Switch'in</w:t>
+      </w:r>
+      <w:proofErr w:type="spellEnd"/>
+      <w:r>
+        <w:rPr>
+          <w:rFonts w:eastAsia="Century Gothic"/>
+          <w:color w:val="44546A"/>
+          <w:sz w:val="20"/>
+        </w:rPr>
+        <w:t xml:space="preserve"> adres, port, </w:t>
+      </w:r>
+      <w:proofErr w:type="spellStart"/>
+      <w:r>
+        <w:rPr>
+          <w:rFonts w:eastAsia="Century Gothic"/>
+          <w:color w:val="44546A"/>
+          <w:sz w:val="20"/>
+        </w:rPr>
+        <w:t>PoE</w:t>
+      </w:r>
+      <w:proofErr w:type="spellEnd"/>
+      <w:r>
+        <w:rPr>
+          <w:rFonts w:eastAsia="Century Gothic"/>
+          <w:color w:val="44546A"/>
+          <w:sz w:val="20"/>
+        </w:rPr>
+        <w:t xml:space="preserve"> ve VLAN ayarları dâhil tüm yapılandırmasını siler. Yalnızca yetkili bir kurtarma planıyla kullanın; onay alanına </w:t>
+      </w:r>
+      <w:proofErr w:type="spellStart"/>
+      <w:r>
+        <w:rPr>
+          <w:rFonts w:eastAsia="Century Gothic"/>
+          <w:color w:val="44546A"/>
+          <w:sz w:val="20"/>
+        </w:rPr>
+        <w:t>switch'in</w:t>
+      </w:r>
+      <w:proofErr w:type="spellEnd"/>
+      <w:r>
+        <w:rPr>
+          <w:rFonts w:eastAsia="Century Gothic"/>
+          <w:color w:val="44546A"/>
+          <w:sz w:val="20"/>
+        </w:rPr>
+        <w:t xml:space="preserve"> mevcut IP adresini yazmanız gerekir.</w:t>
       </w:r>
     </w:p>
     <w:p>
@@ -9136,6 +11223,7 @@
       <w:pPr>
         <w:pStyle w:val="Heading2"/>
         <w:keepNext/>
+        <w:keepLines/>
         <w:spacing w:before="160"/>
       </w:pPr>
       <w:r>
@@ -9144,6 +11232,7 @@
           <w:color w:val="44546A"/>
           <w:sz w:val="25"/>
         </w:rPr>
+        <w:lastRenderedPageBreak/>
         <w:t>10.5. Sonucu Doğrulama</w:t>
       </w:r>
     </w:p>
@@ -9182,8 +11271,25 @@
           <w:color w:val="44546A"/>
           <w:sz w:val="20"/>
         </w:rPr>
-        <w:lastRenderedPageBreak/>
-        <w:t>Adres değişikliği, yeniden başlatma veya fabrika ayarlarından sonra switch'i uygun adreste yeniden tarayıp açın. Komut sonrasında bağlantının kapanması tek başına başarılı geri dönüş kanıtı değildir.</w:t>
+        <w:t xml:space="preserve">Adres değişikliği, yeniden başlatma veya fabrika ayarlarından sonra </w:t>
+      </w:r>
+      <w:proofErr w:type="spellStart"/>
+      <w:r>
+        <w:rPr>
+          <w:rFonts w:eastAsia="Century Gothic"/>
+          <w:color w:val="44546A"/>
+          <w:sz w:val="20"/>
+        </w:rPr>
+        <w:t>switch'i</w:t>
+      </w:r>
+      <w:proofErr w:type="spellEnd"/>
+      <w:r>
+        <w:rPr>
+          <w:rFonts w:eastAsia="Century Gothic"/>
+          <w:color w:val="44546A"/>
+          <w:sz w:val="20"/>
+        </w:rPr>
+        <w:t xml:space="preserve"> doğru adreste yeniden tarayıp açın. Komuttan sonra bağlantının kesilmesi, işlemin başarılı olduğunu tek başına kanıtlamaz.</w:t>
       </w:r>
     </w:p>
     <w:p>
@@ -9202,19 +11308,38 @@
           <w:color w:val="44546A"/>
           <w:sz w:val="20"/>
         </w:rPr>
-        <w:t>Yeniden yükle ile port/PoE durumunu ve yönetim adresini kontrol edin. Bağlı cihazların erişimini ayrıca ilgili araçtan doğrulayın; sürekli otomatik port izlemesi yapıldığını varsaymayın.</w:t>
+        <w:t>“Yeniden yükle” ile port/</w:t>
+      </w:r>
+      <w:proofErr w:type="spellStart"/>
+      <w:r>
+        <w:rPr>
+          <w:rFonts w:eastAsia="Century Gothic"/>
+          <w:color w:val="44546A"/>
+          <w:sz w:val="20"/>
+        </w:rPr>
+        <w:t>PoE</w:t>
+      </w:r>
+      <w:proofErr w:type="spellEnd"/>
+      <w:r>
+        <w:rPr>
+          <w:rFonts w:eastAsia="Century Gothic"/>
+          <w:color w:val="44546A"/>
+          <w:sz w:val="20"/>
+        </w:rPr>
+        <w:t xml:space="preserve"> durumunu ve yönetim adresini kontrol edin. Bağlı cihazlara erişimi ilgili araçtan da doğrulayın; portların sürekli izlendiğini varsaymayın.</w:t>
       </w:r>
     </w:p>
     <w:p>
       <w:pPr>
         <w:pStyle w:val="Heading1"/>
         <w:keepNext/>
+        <w:keepLines/>
         <w:pageBreakBefore/>
         <w:spacing w:before="80" w:after="160"/>
       </w:pPr>
-      <w:bookmarkStart w:id="21" w:name="DABP_Guide_Chapter_11"/>
-      <w:bookmarkStart w:id="22" w:name="_Toc238817131"/>
-      <w:commentRangeStart w:id="23"/>
+      <w:bookmarkStart w:id="30" w:name="DABP_Guide_Chapter_11"/>
+      <w:bookmarkStart w:id="31" w:name="_Toc238817131"/>
+      <w:bookmarkStart w:id="32" w:name="_Toc238895372"/>
       <w:r>
         <w:rPr>
           <w:rFonts w:eastAsia="Century Gothic"/>
@@ -9224,17 +11349,9 @@
         <w:lastRenderedPageBreak/>
         <w:t>11. ADB Araçları</w:t>
       </w:r>
-      <w:bookmarkEnd w:id="21"/>
-      <w:bookmarkEnd w:id="22"/>
-      <w:commentRangeEnd w:id="23"/>
-      <w:r>
-        <w:rPr>
-          <w:rStyle w:val="CommentReference"/>
-          <w:sz w:val="22"/>
-          <w:szCs w:val="22"/>
-        </w:rPr>
-        <w:commentReference w:id="23"/>
-      </w:r>
+      <w:bookmarkEnd w:id="30"/>
+      <w:bookmarkEnd w:id="31"/>
+      <w:bookmarkEnd w:id="32"/>
     </w:p>
     <w:p>
       <w:pPr>
@@ -9246,7 +11363,7 @@
           <w:color w:val="44546A"/>
           <w:sz w:val="21"/>
         </w:rPr>
-        <w:t>ADB araçları, Android ekranları kendi adres listenizle yönetir. Liste proje ve tren setinden bağımsızdır, uygulama kapansa da saklanır. Cihazın IPv4 adresine erişilebilmeli ve ağ üzerinden ADB bağlantısı açık olmalıdır (varsayılan port 5555). Panel, varsa paket içindeki ADB'yi; yoksa sistemdeki aracı kullanır.</w:t>
+        <w:t>ADB araçları yalnız admin modunda açılır (Bölüm 2.4). Bu araçlar Android ekranlarını kendi adres listeniz üzerinden yönetir; liste proje ve setten bağımsızdır ve uygulama kapansa da saklanır. Cihazın IPv4 adresine erişilebilmeli ve cihazda ağ üzerinden ADB etkin olmalıdır (varsayılan port 5555). Panel, varsa paket içindeki ADB aracını, yoksa sistemdeki aracı kullanır.</w:t>
       </w:r>
     </w:p>
     <w:p>
@@ -9275,7 +11392,7 @@
                     <pic:cNvPicPr/>
                   </pic:nvPicPr>
                   <pic:blipFill>
-                    <a:blip r:embed="rId21"/>
+                    <a:blip r:embed="rId18"/>
                     <a:stretch>
                       <a:fillRect/>
                     </a:stretch>
@@ -9311,47 +11428,14 @@
         </w:rPr>
         <w:t xml:space="preserve">Şekil </w:t>
       </w:r>
-      <w:r>
-        <w:rPr>
-          <w:rFonts w:eastAsia="Century Gothic"/>
-          <w:color w:val="44546A"/>
-          <w:sz w:val="17"/>
-        </w:rPr>
-        <w:fldChar w:fldCharType="begin"/>
-      </w:r>
-      <w:r>
-        <w:rPr>
-          <w:rFonts w:eastAsia="Century Gothic"/>
-          <w:color w:val="44546A"/>
-          <w:sz w:val="17"/>
-        </w:rPr>
-        <w:instrText xml:space="preserve"> SEQ Figure \* ARABIC </w:instrText>
-      </w:r>
-      <w:r>
-        <w:rPr>
-          <w:rFonts w:eastAsia="Century Gothic"/>
-          <w:color w:val="44546A"/>
-          <w:sz w:val="17"/>
-        </w:rPr>
-        <w:fldChar w:fldCharType="separate"/>
-      </w:r>
-      <w:r>
-        <w:rPr>
-          <w:rFonts w:eastAsia="Century Gothic"/>
-          <w:noProof/>
-          <w:color w:val="44546A"/>
-          <w:sz w:val="17"/>
-        </w:rPr>
-        <w:t>9</w:t>
-      </w:r>
-      <w:r>
-        <w:rPr>
-          <w:rFonts w:eastAsia="Century Gothic"/>
-          <w:color w:val="44546A"/>
-          <w:sz w:val="17"/>
-        </w:rPr>
-        <w:fldChar w:fldCharType="end"/>
-      </w:r>
+      <w:fldSimple w:instr=" SEQ Figure \* ARABIC ">
+        <w:r>
+          <w:rPr>
+            <w:noProof/>
+          </w:rPr>
+          <w:t>9</w:t>
+        </w:r>
+      </w:fldSimple>
       <w:r>
         <w:rPr>
           <w:rFonts w:eastAsia="Century Gothic"/>
@@ -9365,6 +11449,7 @@
       <w:pPr>
         <w:pStyle w:val="Heading2"/>
         <w:keepNext/>
+        <w:keepLines/>
         <w:spacing w:before="160"/>
       </w:pPr>
       <w:r>
@@ -9392,7 +11477,7 @@
           <w:color w:val="44546A"/>
           <w:sz w:val="20"/>
         </w:rPr>
-        <w:t>Sol menüden ADB araçları'nı açın. Cihazlar kartındaki Adres alanına yalnız IPv4 yazın; :5555 veya /24 eklemeyin. İsterseniz Etiket girip Ekle'yi seçin.</w:t>
+        <w:t>Sol menüden “ADB araçları” ekranını açın. “Cihazlar” kartındaki “Adres” alanına yalnızca IPv4 adresini yazın; :5555 veya /24 eklemeyin. İsterseniz “Etiket” alanını doldurup “Ekle” seçeneğini kullanın.</w:t>
       </w:r>
     </w:p>
     <w:p>
@@ -9411,7 +11496,20 @@
           <w:color w:val="44546A"/>
           <w:sz w:val="20"/>
         </w:rPr>
-        <w:t>Liste içe aktar ile JSON dosyası ekleyebilirsiniz; örnek: ["10.1.1.45", "10.1.1.47"]. İçe aktarma mevcut listeyi korur; atlanan geçersiz satır uyarısını kontrol edin.</w:t>
+        <w:t>“Liste içe aktar” ile JSON dosyası ekleyebilirsiniz; örnek: ["10.1.1.45", "10.1.1.47"]. İçe aktarma mevcut listeyi korur; atlanan geçersiz satırlara ilişkin uyarıyı kontrol edin.</w:t>
+      </w:r>
+    </w:p>
+    <w:p>
+      <w:pPr>
+        <w:spacing w:after="100"/>
+      </w:pPr>
+      <w:r>
+        <w:rPr>
+          <w:rFonts w:eastAsia="Century Gothic"/>
+          <w:color w:val="44546A"/>
+          <w:sz w:val="21"/>
+        </w:rPr>
+        <w:t>Listeyi yedeklemek veya başka bir yetkili kurulumda kullanmak için “Liste dışa aktar” seçeneğiyle JSON dosyasını kaydedin. Dosya adres ve etiketleri içerir; işlem sonuçlarının veya cihaz yapılandırmasının yedeği değildir. Kurumun paylaşım kurallarına göre saklayın.</w:t>
       </w:r>
     </w:p>
     <w:p>
@@ -9430,7 +11528,7 @@
           <w:color w:val="44546A"/>
           <w:sz w:val="20"/>
         </w:rPr>
-        <w:t>İşlem yapılacak cihazları işaretleyin. Tümünü seç / Seçimi kaldır seçimi değiştirir; Çıkar yalnız kaydı listeden kaldırır, cihazı değiştirmez.</w:t>
+        <w:t>İşlem yapılacak cihazları işaretleyin. “Tümünü seç” ve “Seçimi kaldır” seçenekleri seçim durumunu değiştirir; “Çıkar” yalnızca kaydı listeden kaldırır, cihaz üzerinde değişiklik yapmaz.</w:t>
       </w:r>
     </w:p>
     <w:p>
@@ -9459,15 +11557,34 @@
           <w:color w:val="44546A"/>
           <w:sz w:val="19"/>
         </w:rPr>
-        <w:t>ADB sunucusu &gt; Hepsini bağla, seçimden bağımsız listedeki bütün adresleri bağlar ve başarılı bağlantıları yerel ADB sunucusunda açık bırakır. Diğer işlemler için önce Hepsini bağla'ya basmanız gerekmez.</w:t>
+        <w:t>“ADB sunucusu</w:t>
+      </w:r>
+      <w:proofErr w:type="gramStart"/>
+      <w:r>
+        <w:rPr>
+          <w:rFonts w:eastAsia="Century Gothic"/>
+          <w:color w:val="44546A"/>
+          <w:sz w:val="19"/>
+        </w:rPr>
+        <w:t>” &gt;</w:t>
+      </w:r>
+      <w:proofErr w:type="gramEnd"/>
+      <w:r>
+        <w:rPr>
+          <w:rFonts w:eastAsia="Century Gothic"/>
+          <w:color w:val="44546A"/>
+          <w:sz w:val="19"/>
+        </w:rPr>
+        <w:t xml:space="preserve"> “Hepsini bağla” seçeneği, seçimden bağımsız olarak listedeki bütün adreslere bağlanır ve başarılı bağlantıları yerel ADB sunucusunda açık bırakır. Diğer işlemler için önce “Hepsini bağla” seçeneğini kullanmanız gerekmez.</w:t>
       </w:r>
     </w:p>
     <w:p>
       <w:pPr>
         <w:pStyle w:val="Heading2"/>
         <w:keepNext/>
+        <w:keepLines/>
         <w:pageBreakBefore/>
-        <w:spacing w:before="160"/>
+        <w:spacing w:before="120" w:after="60"/>
       </w:pPr>
       <w:r>
         <w:rPr>
@@ -9486,7 +11603,7 @@
           <w:ilvl w:val="0"/>
           <w:numId w:val="29"/>
         </w:numPr>
-        <w:spacing w:after="60" w:line="252" w:lineRule="auto"/>
+        <w:spacing w:after="40" w:line="240" w:lineRule="auto"/>
         <w:ind w:right="160"/>
       </w:pPr>
       <w:r>
@@ -9495,7 +11612,7 @@
           <w:color w:val="44546A"/>
           <w:sz w:val="20"/>
         </w:rPr>
-        <w:t>Hedef cihazları seçin. Uygulama kartındaki Anahtar kelime alanına paket adından en az iki karakter yazıp Ara'yı seçin. Birden fazla kelimeyi virgülle ayırabilirsiniz.</w:t>
+        <w:t>Hedef cihazları seçin. “Uygulama” kartındaki “Anahtar kelime” alanına paket adından en az iki karakter yazıp “Ara” seçeneğini kullanın. Birden fazla anahtar kelimeyi virgülle ayırabilirsiniz.</w:t>
       </w:r>
     </w:p>
     <w:p>
@@ -9505,7 +11622,7 @@
           <w:ilvl w:val="0"/>
           <w:numId w:val="29"/>
         </w:numPr>
-        <w:spacing w:after="60" w:line="252" w:lineRule="auto"/>
+        <w:spacing w:after="40" w:line="240" w:lineRule="auto"/>
         <w:ind w:right="160"/>
       </w:pPr>
       <w:r>
@@ -9514,7 +11631,7 @@
           <w:color w:val="44546A"/>
           <w:sz w:val="20"/>
         </w:rPr>
-        <w:t>Bulunan paketleri, hangi cihazlarda bulunduğunu ve okunamayan cihazları inceleyin. Arama sonuçlarında bütün paketler başlangıçta seçilidir; istemediğiniz paketlerin seçimini kaldırın.</w:t>
+        <w:t>Bulunan paketleri, bunların hangi cihazlarda bulunduğunu ve okunamayan cihazları inceleyin. Arama sonuçlarında bütün paketler başlangıçta seçilidir; istemediğiniz paketlerin seçimini kaldırın.</w:t>
       </w:r>
     </w:p>
     <w:p>
@@ -9524,7 +11641,7 @@
           <w:ilvl w:val="0"/>
           <w:numId w:val="29"/>
         </w:numPr>
-        <w:spacing w:after="60" w:line="252" w:lineRule="auto"/>
+        <w:spacing w:after="40" w:line="240" w:lineRule="auto"/>
         <w:ind w:right="160"/>
       </w:pPr>
       <w:r>
@@ -9543,7 +11660,7 @@
           <w:ilvl w:val="0"/>
           <w:numId w:val="2"/>
         </w:numPr>
-        <w:spacing w:after="60" w:line="252" w:lineRule="auto"/>
+        <w:spacing w:after="40" w:line="240" w:lineRule="auto"/>
         <w:ind w:right="160"/>
       </w:pPr>
       <w:r>
@@ -9562,7 +11679,7 @@
           <w:ilvl w:val="0"/>
           <w:numId w:val="2"/>
         </w:numPr>
-        <w:spacing w:after="60" w:line="252" w:lineRule="auto"/>
+        <w:spacing w:after="40" w:line="240" w:lineRule="auto"/>
         <w:ind w:right="160"/>
       </w:pPr>
       <w:r>
@@ -9581,7 +11698,7 @@
           <w:ilvl w:val="0"/>
           <w:numId w:val="2"/>
         </w:numPr>
-        <w:spacing w:after="60" w:line="252" w:lineRule="auto"/>
+        <w:spacing w:after="40" w:line="240" w:lineRule="auto"/>
         <w:ind w:right="160"/>
       </w:pPr>
       <w:r>
@@ -9600,7 +11717,7 @@
           <w:ilvl w:val="0"/>
           <w:numId w:val="2"/>
         </w:numPr>
-        <w:spacing w:after="60" w:line="252" w:lineRule="auto"/>
+        <w:spacing w:after="40" w:line="240" w:lineRule="auto"/>
         <w:ind w:right="160"/>
       </w:pPr>
       <w:r>
@@ -9616,7 +11733,8 @@
       <w:pPr>
         <w:pStyle w:val="Heading2"/>
         <w:keepNext/>
-        <w:spacing w:before="160"/>
+        <w:keepLines/>
+        <w:spacing w:before="120" w:after="60"/>
       </w:pPr>
       <w:r>
         <w:rPr>
@@ -9634,7 +11752,7 @@
           <w:ilvl w:val="0"/>
           <w:numId w:val="30"/>
         </w:numPr>
-        <w:spacing w:after="60" w:line="252" w:lineRule="auto"/>
+        <w:spacing w:after="40" w:line="240" w:lineRule="auto"/>
         <w:ind w:right="160"/>
       </w:pPr>
       <w:r>
@@ -9643,7 +11761,25 @@
           <w:color w:val="44546A"/>
           <w:sz w:val="20"/>
         </w:rPr>
-        <w:t>APK kurulumu için hedef cihazları işaretleyin. APK satırında Seç ile doğru .apk dosyasını belirleyip aynı satırdaki Kur'a basın. Paket araması veya paket seçimi gerekmez.</w:t>
+        <w:t>APK kurulumu için hedef cihazları işaretleyin. APK satırında “Seç” düğmesiyle doğru .</w:t>
+      </w:r>
+      <w:proofErr w:type="spellStart"/>
+      <w:r>
+        <w:rPr>
+          <w:rFonts w:eastAsia="Century Gothic"/>
+          <w:color w:val="44546A"/>
+          <w:sz w:val="20"/>
+        </w:rPr>
+        <w:t>apk</w:t>
+      </w:r>
+      <w:proofErr w:type="spellEnd"/>
+      <w:r>
+        <w:rPr>
+          <w:rFonts w:eastAsia="Century Gothic"/>
+          <w:color w:val="44546A"/>
+          <w:sz w:val="20"/>
+        </w:rPr>
+        <w:t xml:space="preserve"> dosyasını belirleyin, ardından aynı satırdaki “Kur” düğmesine basın. Paket araması veya paket seçimi gerekmez.</w:t>
       </w:r>
     </w:p>
     <w:p>
@@ -9653,7 +11789,7 @@
           <w:ilvl w:val="0"/>
           <w:numId w:val="30"/>
         </w:numPr>
-        <w:spacing w:after="60" w:line="252" w:lineRule="auto"/>
+        <w:spacing w:after="40" w:line="240" w:lineRule="auto"/>
         <w:ind w:right="160"/>
       </w:pPr>
       <w:r>
@@ -9672,7 +11808,7 @@
           <w:ilvl w:val="0"/>
           <w:numId w:val="30"/>
         </w:numPr>
-        <w:spacing w:after="60" w:line="252" w:lineRule="auto"/>
+        <w:spacing w:after="40" w:line="240" w:lineRule="auto"/>
         <w:ind w:right="160"/>
       </w:pPr>
       <w:r>
@@ -9681,7 +11817,7 @@
           <w:color w:val="44546A"/>
           <w:sz w:val="20"/>
         </w:rPr>
-        <w:t>Android ekranın kendisini yeniden başlatmak için Cihaz satırındaki Cihazı yeniden başlat'ı kullanıp onay verin. Cihazın bağlantısının kesilip yeniden gelmesini ve sonuç tablosundaki durumu bekleyin.</w:t>
+        <w:t>Android ekranını yeniden başlatmak için “Cihaz” satırındaki “Cihazı yeniden başlat” seçeneğini kullanıp onay verin. Cihaz bağlantısının kesilip yeniden kurulmasını ve sonuç tablosundaki durumun güncellenmesini bekleyin.</w:t>
       </w:r>
     </w:p>
     <w:p>
@@ -9691,7 +11827,7 @@
           <w:left w:val="single" w:sz="18" w:space="8" w:color="C94141"/>
         </w:pBdr>
         <w:shd w:val="clear" w:color="auto" w:fill="FCE4D6"/>
-        <w:spacing w:before="100" w:after="140" w:line="252" w:lineRule="auto"/>
+        <w:spacing w:before="80" w:after="100" w:line="252" w:lineRule="auto"/>
         <w:ind w:left="173" w:right="144"/>
         <w:jc w:val="left"/>
       </w:pPr>
@@ -9710,14 +11846,15 @@
           <w:color w:val="44546A"/>
           <w:sz w:val="19"/>
         </w:rPr>
-        <w:t>APK kurulumu ve Cihazı yeniden başlat, paket seçimine değil seçili cihazlara uygulanır. Uygulamayı sil veri kaybına; cihazı yeniden başlat ise geçici hizmet kesintisine neden olur.</w:t>
+        <w:t>APK kurulumu ile “Cihazı yeniden başlat” işlemi, paket seçimine değil, seçili cihazlara uygulanır. “Uygulamayı sil” işlemi veri kaybına, cihazı yeniden başlatma işlemi ise geçici hizmet kesintisine neden olur.</w:t>
       </w:r>
     </w:p>
     <w:p>
       <w:pPr>
         <w:pStyle w:val="Heading2"/>
         <w:keepNext/>
-        <w:spacing w:before="160"/>
+        <w:keepLines/>
+        <w:spacing w:before="120" w:after="60"/>
       </w:pPr>
       <w:r>
         <w:rPr>
@@ -9730,7 +11867,7 @@
     </w:p>
     <w:p>
       <w:pPr>
-        <w:spacing w:after="100"/>
+        <w:spacing w:after="40" w:line="240" w:lineRule="auto"/>
       </w:pPr>
       <w:r>
         <w:rPr>
@@ -9738,7 +11875,25 @@
           <w:color w:val="44546A"/>
           <w:sz w:val="21"/>
         </w:rPr>
-        <w:t>Bu seçenek yalnız uygun root yetkisi ve yazılabilir sistem bölümü bulunan desteklenen Android cihazlar içindir. Kendiliğinden başlatma, seçili uygulamanın açılışta çalışması için sistem dosyalarını değiştirir; sıradan bir uygulama tercihi değildir.</w:t>
+        <w:t xml:space="preserve">Bu seçenek yalnız uygun </w:t>
+      </w:r>
+      <w:proofErr w:type="spellStart"/>
+      <w:r>
+        <w:rPr>
+          <w:rFonts w:eastAsia="Century Gothic"/>
+          <w:color w:val="44546A"/>
+          <w:sz w:val="21"/>
+        </w:rPr>
+        <w:t>root</w:t>
+      </w:r>
+      <w:proofErr w:type="spellEnd"/>
+      <w:r>
+        <w:rPr>
+          <w:rFonts w:eastAsia="Century Gothic"/>
+          <w:color w:val="44546A"/>
+          <w:sz w:val="21"/>
+        </w:rPr>
+        <w:t xml:space="preserve"> yetkisi ve yazılabilir sistem bölümü bulunan desteklenen Android cihazlar içindir. Kendiliğinden başlatma, seçili uygulamanın açılışta çalışması için sistem dosyalarını değiştirir; sıradan bir uygulama tercihi değildir.</w:t>
       </w:r>
     </w:p>
     <w:p>
@@ -9748,7 +11903,7 @@
           <w:ilvl w:val="0"/>
           <w:numId w:val="31"/>
         </w:numPr>
-        <w:spacing w:after="60" w:line="252" w:lineRule="auto"/>
+        <w:spacing w:after="40" w:line="240" w:lineRule="auto"/>
         <w:ind w:right="160"/>
       </w:pPr>
       <w:r>
@@ -9757,7 +11912,7 @@
           <w:color w:val="44546A"/>
           <w:sz w:val="20"/>
         </w:rPr>
-        <w:t>Kontrol için tek cihaz ve tek paket seçin. Kendiliğinden başlatma satırında Bak'a basın; kurulu, yarım veya kurulu değil sonucunu kontrol edin. Bak yalnız ilk uygulanabilir cihaz–paket çiftini sorgular.</w:t>
+        <w:t>Kontrol için tek bir cihaz ve tek bir paket seçin. “Kendiliğinden başlatma” satırında “Bak” düğmesine basın; “kurulu”, “yarım” veya “kurulu değil” sonucunu kontrol edin. “Bak”, yalnızca ilk uygulanabilir cihaz–paket çiftini sorgular.</w:t>
       </w:r>
     </w:p>
     <w:p>
@@ -9767,7 +11922,7 @@
           <w:ilvl w:val="0"/>
           <w:numId w:val="31"/>
         </w:numPr>
-        <w:spacing w:after="60" w:line="252" w:lineRule="auto"/>
+        <w:spacing w:after="40" w:line="240" w:lineRule="auto"/>
         <w:ind w:right="160"/>
       </w:pPr>
       <w:r>
@@ -9776,7 +11931,7 @@
           <w:color w:val="44546A"/>
           <w:sz w:val="20"/>
         </w:rPr>
-        <w:t>Kur ile seçili cihaz–paket çiftlerine açılış düzenlemesi ekleyin. Onay penceresinde hedefleri ve yazılacak sistem dosyalarını okuyun.</w:t>
+        <w:t>“Kur” seçeneğiyle seçili cihaz–paket çiftlerine açılış düzenlemesi ekleyin. Onay penceresinde hedefleri ve yazılacak sistem dosyalarını okuyun.</w:t>
       </w:r>
     </w:p>
     <w:p>
@@ -9786,7 +11941,7 @@
           <w:ilvl w:val="0"/>
           <w:numId w:val="31"/>
         </w:numPr>
-        <w:spacing w:after="60" w:line="252" w:lineRule="auto"/>
+        <w:spacing w:after="40" w:line="240" w:lineRule="auto"/>
         <w:ind w:right="160"/>
       </w:pPr>
       <w:r>
@@ -9795,7 +11950,7 @@
           <w:color w:val="44546A"/>
           <w:sz w:val="20"/>
         </w:rPr>
-        <w:t>Kaldır ile bu düzenlemeyi geri alın; uygulamayı silmeden önce bu adımı tamamlayın. Uygulamayı kaldırmak veya fabrika ayarlarına dönmek, sistemdeki düzenlemeyi temizleme yöntemi değildir.</w:t>
+        <w:t>“Kaldır” ile bu düzenlemeyi geri alın; uygulamayı silmeden önce bu adımı tamamlayın. Uygulamayı kaldırmanın veya fabrika ayarlarına dönmenin sistemdeki özel dosyaları temizleyeceğini varsaymayın.</w:t>
       </w:r>
     </w:p>
     <w:p>
@@ -9805,7 +11960,7 @@
           <w:ilvl w:val="0"/>
           <w:numId w:val="31"/>
         </w:numPr>
-        <w:spacing w:after="60" w:line="252" w:lineRule="auto"/>
+        <w:spacing w:after="40" w:line="240" w:lineRule="auto"/>
         <w:ind w:right="160"/>
       </w:pPr>
       <w:r>
@@ -9814,7 +11969,7 @@
           <w:color w:val="44546A"/>
           <w:sz w:val="20"/>
         </w:rPr>
-        <w:t>Kurulum tamamlanınca izinli bakım aralığında cihazı yeniden başlatın ve hedef uygulamanın açıldığını ayrıca kontrol edin. Dosyaların yazılmış olması açılışın başarıyla tamamlandığını tek başına kanıtlamaz.</w:t>
+        <w:t>Kendiliğinden başlatma kurulumu tamamlandığında, izinli bakım aralığında cihazı yeniden başlatın ve hedef uygulamanın açıldığını ayrıca kontrol edin. Dosyaların yazılmış olması, açılışın başarıyla tamamlandığını tek başına kanıtlamaz.</w:t>
       </w:r>
     </w:p>
     <w:p>
@@ -9824,7 +11979,7 @@
           <w:left w:val="single" w:sz="18" w:space="8" w:color="C94141"/>
         </w:pBdr>
         <w:shd w:val="clear" w:color="auto" w:fill="FCE4D6"/>
-        <w:spacing w:before="100" w:after="140" w:line="252" w:lineRule="auto"/>
+        <w:spacing w:before="80" w:after="100" w:line="252" w:lineRule="auto"/>
         <w:ind w:left="173" w:right="144"/>
         <w:jc w:val="left"/>
       </w:pPr>
@@ -9844,14 +11999,87 @@
           <w:color w:val="44546A"/>
           <w:sz w:val="19"/>
         </w:rPr>
-        <w:t>/system/bin ve /system/etc/init dizinlerine pakete özel iki dosya yazılır; tam yollar onay penceresinde gösterilir. Sistem bütünlüğü doğrulaması olan cihazlarda açılış sorunu oluşabilir. Üretici/kurum onayı ve kurtarma planı olmadan uygulamayın.</w:t>
+        <w:t>/</w:t>
+      </w:r>
+      <w:proofErr w:type="spellStart"/>
+      <w:r>
+        <w:rPr>
+          <w:rFonts w:eastAsia="Century Gothic"/>
+          <w:color w:val="44546A"/>
+          <w:sz w:val="19"/>
+        </w:rPr>
+        <w:t>system</w:t>
+      </w:r>
+      <w:proofErr w:type="spellEnd"/>
+      <w:r>
+        <w:rPr>
+          <w:rFonts w:eastAsia="Century Gothic"/>
+          <w:color w:val="44546A"/>
+          <w:sz w:val="19"/>
+        </w:rPr>
+        <w:t>/bin ve /</w:t>
+      </w:r>
+      <w:proofErr w:type="spellStart"/>
+      <w:r>
+        <w:rPr>
+          <w:rFonts w:eastAsia="Century Gothic"/>
+          <w:color w:val="44546A"/>
+          <w:sz w:val="19"/>
+        </w:rPr>
+        <w:t>system</w:t>
+      </w:r>
+      <w:proofErr w:type="spellEnd"/>
+      <w:r>
+        <w:rPr>
+          <w:rFonts w:eastAsia="Century Gothic"/>
+          <w:color w:val="44546A"/>
+          <w:sz w:val="19"/>
+        </w:rPr>
+        <w:t>/</w:t>
+      </w:r>
+      <w:proofErr w:type="spellStart"/>
+      <w:r>
+        <w:rPr>
+          <w:rFonts w:eastAsia="Century Gothic"/>
+          <w:color w:val="44546A"/>
+          <w:sz w:val="19"/>
+        </w:rPr>
+        <w:t>etc</w:t>
+      </w:r>
+      <w:proofErr w:type="spellEnd"/>
+      <w:r>
+        <w:rPr>
+          <w:rFonts w:eastAsia="Century Gothic"/>
+          <w:color w:val="44546A"/>
+          <w:sz w:val="19"/>
+        </w:rPr>
+        <w:t>/</w:t>
+      </w:r>
+      <w:proofErr w:type="spellStart"/>
+      <w:r>
+        <w:rPr>
+          <w:rFonts w:eastAsia="Century Gothic"/>
+          <w:color w:val="44546A"/>
+          <w:sz w:val="19"/>
+        </w:rPr>
+        <w:t>init</w:t>
+      </w:r>
+      <w:proofErr w:type="spellEnd"/>
+      <w:r>
+        <w:rPr>
+          <w:rFonts w:eastAsia="Century Gothic"/>
+          <w:color w:val="44546A"/>
+          <w:sz w:val="19"/>
+        </w:rPr>
+        <w:t xml:space="preserve"> dizinlerine pakete özel iki dosya yazılır; tam yollar onay penceresinde gösterilir. Sistem bütünlüğü doğrulaması olan cihazlarda açılış sorunu oluşabilir. Üretici/kurum onayı ve kurtarma planı olmadan uygulamayın.</w:t>
       </w:r>
     </w:p>
     <w:p>
       <w:pPr>
         <w:pStyle w:val="Heading2"/>
         <w:keepNext/>
-        <w:spacing w:before="160"/>
+        <w:keepLines/>
+        <w:spacing w:before="120" w:after="60"/>
       </w:pPr>
       <w:r>
         <w:rPr>
@@ -9869,7 +12097,7 @@
           <w:ilvl w:val="0"/>
           <w:numId w:val="2"/>
         </w:numPr>
-        <w:spacing w:after="60" w:line="252" w:lineRule="auto"/>
+        <w:spacing w:after="40" w:line="240" w:lineRule="auto"/>
         <w:ind w:right="160"/>
       </w:pPr>
       <w:r>
@@ -9878,7 +12106,7 @@
           <w:color w:val="44546A"/>
           <w:sz w:val="20"/>
         </w:rPr>
-        <w:t>Sonuçları bu ekranın Adres / Paket / Durum / Ayrıntı tablosundan izleyin. Durumlar bekliyor, çalışıyor, bitti, başarısız ve iptal edildi olabilir.</w:t>
+        <w:t>Sonuçları bu ekrandaki “Adres”, “Paket”, “Durum” ve “Ayrıntı” sütunlarından izleyin. Durumlar “bekliyor”, “çalışıyor”, “bitti”, “başarısız” veya “iptal edildi” olabilir.</w:t>
       </w:r>
     </w:p>
     <w:p>
@@ -9888,7 +12116,7 @@
           <w:ilvl w:val="0"/>
           <w:numId w:val="2"/>
         </w:numPr>
-        <w:spacing w:after="60" w:line="252" w:lineRule="auto"/>
+        <w:spacing w:after="40" w:line="240" w:lineRule="auto"/>
         <w:ind w:right="160"/>
       </w:pPr>
       <w:r>
@@ -9907,7 +12135,7 @@
           <w:ilvl w:val="0"/>
           <w:numId w:val="2"/>
         </w:numPr>
-        <w:spacing w:after="60" w:line="252" w:lineRule="auto"/>
+        <w:spacing w:after="40" w:line="240" w:lineRule="auto"/>
         <w:ind w:right="160"/>
       </w:pPr>
       <w:r>
@@ -9926,7 +12154,7 @@
           <w:ilvl w:val="0"/>
           <w:numId w:val="2"/>
         </w:numPr>
-        <w:spacing w:after="60" w:line="252" w:lineRule="auto"/>
+        <w:spacing w:after="40" w:line="240" w:lineRule="auto"/>
         <w:ind w:right="160"/>
       </w:pPr>
       <w:r>
@@ -9935,41 +12163,38 @@
           <w:color w:val="44546A"/>
           <w:sz w:val="20"/>
         </w:rPr>
-        <w:t>ADB sonuçları proje Kuyruk/Geçmiş kaydı değildir. İşlem sırasında otomatik tarama ve yenileme duraklar; aynı cihazlarda başka araçlarla çakışan işlem yapmayın.</w:t>
+        <w:t>ADB sonuçları, proje işlemlerine ait “Kuyruk” ve “Geçmiş” kayıtları arasında yer almaz. ADB işi çalışırken otomatik tarama ve yenileme duraklar; elle tarama yapmayın veya başka bir ADB istemcisiyle aynı hedefte eş zamanlı işlem başlatmayın.</w:t>
       </w:r>
     </w:p>
     <w:p>
       <w:pPr>
         <w:pStyle w:val="Heading1"/>
         <w:keepNext/>
+        <w:keepLines/>
+        <w:pageBreakBefore/>
         <w:spacing w:before="80" w:after="160"/>
       </w:pPr>
+      <w:bookmarkStart w:id="33" w:name="DABP_Guide_Chapter_12"/>
+      <w:bookmarkStart w:id="34" w:name="_Toc238817132"/>
+      <w:bookmarkStart w:id="35" w:name="_Toc238895373"/>
       <w:r>
         <w:rPr>
           <w:rFonts w:eastAsia="Century Gothic"/>
           <w:color w:val="2F5597"/>
           <w:sz w:val="30"/>
         </w:rPr>
-        <w:br w:type="page"/>
-      </w:r>
-      <w:bookmarkStart w:id="24" w:name="DABP_Guide_Chapter_12"/>
-      <w:bookmarkStart w:id="25" w:name="_Toc238817132"/>
-      <w:r>
-        <w:rPr>
-          <w:rFonts w:eastAsia="Century Gothic"/>
-          <w:color w:val="2F5597"/>
-          <w:sz w:val="30"/>
-        </w:rPr>
         <w:lastRenderedPageBreak/>
         <w:t>12. Doğrulama ve Excel Raporu</w:t>
       </w:r>
-      <w:bookmarkEnd w:id="24"/>
-      <w:bookmarkEnd w:id="25"/>
+      <w:bookmarkEnd w:id="33"/>
+      <w:bookmarkEnd w:id="34"/>
+      <w:bookmarkEnd w:id="35"/>
     </w:p>
     <w:p>
       <w:pPr>
         <w:pStyle w:val="Heading2"/>
         <w:keepNext/>
+        <w:keepLines/>
         <w:spacing w:before="160"/>
       </w:pPr>
       <w:r>
@@ -10007,7 +12232,7 @@
                     <pic:cNvPicPr/>
                   </pic:nvPicPr>
                   <pic:blipFill>
-                    <a:blip r:embed="rId22"/>
+                    <a:blip r:embed="rId19"/>
                     <a:stretch>
                       <a:fillRect/>
                     </a:stretch>
@@ -10070,29 +12295,32 @@
           <w:color w:val="44546A"/>
           <w:sz w:val="21"/>
         </w:rPr>
-        <w:t>Bu ekran erişim, IP ve SIP denetimlerini kategori bazında özetler. Yeşil sonuç,</w:t>
-      </w:r>
+        <w:t xml:space="preserve">“Cihaz denetimi” kapsamında erişim ve IP adresi, uygulanabilir olduğu cihazlarda ise SIP dahili numarası denetlenir. Yeşil sonuç, yalnızca bu temel ölçütlerin karşılandığını gösterir; yazılım sürümünün, yapılandırmanın tamamının, ses/görüntü işlevinin veya tren kabul testinin bütünüyle doğrulandığı anlamına gelmez. Sürümü ve diğer alanları “Excel </w:t>
+      </w:r>
+      <w:proofErr w:type="spellStart"/>
       <w:r>
         <w:rPr>
           <w:rFonts w:eastAsia="Century Gothic"/>
           <w:color w:val="44546A"/>
           <w:sz w:val="21"/>
         </w:rPr>
-        <w:t xml:space="preserve"> </w:t>
-      </w:r>
+        <w:t>önizleme</w:t>
+      </w:r>
+      <w:proofErr w:type="spellEnd"/>
       <w:r>
         <w:rPr>
           <w:rFonts w:eastAsia="Century Gothic"/>
           <w:color w:val="44546A"/>
           <w:sz w:val="21"/>
         </w:rPr>
-        <w:t>ilgili temel ölçütlerin doğrulandığı anlamına gelir.</w:t>
+        <w:t>” bölümünden ve cihaz ayrıntılarından ayrıca kontrol edin. “N/A”, ilgili alanın bu cihaz için geçerli olmadığını; “—” ise verinin henüz okunmadığını veya boş olduğunu belirtir.</w:t>
       </w:r>
     </w:p>
     <w:p>
       <w:pPr>
         <w:pStyle w:val="Heading2"/>
         <w:keepNext/>
+        <w:keepLines/>
         <w:spacing w:before="160"/>
       </w:pPr>
       <w:r>
@@ -10119,7 +12347,7 @@
           <w:color w:val="44546A"/>
           <w:sz w:val="20"/>
         </w:rPr>
-        <w:t>Doğrulama ve raporlar ekranını açın.</w:t>
+        <w:t>“Doğrulama ve raporlar” ekranını açın.</w:t>
       </w:r>
     </w:p>
     <w:p>
@@ -10137,7 +12365,7 @@
           <w:color w:val="44546A"/>
           <w:sz w:val="20"/>
         </w:rPr>
-        <w:t>Veriler eski görünüyorsa önce Şimdi tara seçeneğini kullanın.</w:t>
+        <w:t>Doğru proje ve seti kontrol edin. Rapor almadan önce “Şimdi tara” seçeneğini kullanıp taramanın tamamlanmasını bekleyin; rapor oluşturmak kendiliğinden yeni cihaz okuması yapmaz.</w:t>
       </w:r>
     </w:p>
     <w:p>
@@ -10155,7 +12383,7 @@
           <w:color w:val="44546A"/>
           <w:sz w:val="20"/>
         </w:rPr>
-        <w:t>Cihaz denetimi sekmesinde sorunlu satırları inceleyin.</w:t>
+        <w:t>“Cihaz denetimi” sekmesinde sorunlu satırları inceleyin.</w:t>
       </w:r>
     </w:p>
     <w:p>
@@ -10173,23 +12401,25 @@
           <w:color w:val="44546A"/>
           <w:sz w:val="20"/>
         </w:rPr>
-        <w:t>Excel ön</w:t>
-      </w:r>
-      <w:r>
-        <w:rPr>
-          <w:rFonts w:eastAsia="Century Gothic"/>
-          <w:color w:val="44546A"/>
-          <w:sz w:val="20"/>
-        </w:rPr>
-        <w:t xml:space="preserve"> </w:t>
-      </w:r>
-      <w:r>
-        <w:rPr>
-          <w:rFonts w:eastAsia="Century Gothic"/>
-          <w:color w:val="44546A"/>
-          <w:sz w:val="20"/>
-        </w:rPr>
-        <w:t>izleme sekmesinde şablon yerleşimini kontrol edin.</w:t>
+        <w:t xml:space="preserve">“Excel </w:t>
+      </w:r>
+      <w:proofErr w:type="spellStart"/>
+      <w:r>
+        <w:rPr>
+          <w:rFonts w:eastAsia="Century Gothic"/>
+          <w:color w:val="44546A"/>
+          <w:sz w:val="20"/>
+        </w:rPr>
+        <w:t>önizleme</w:t>
+      </w:r>
+      <w:proofErr w:type="spellEnd"/>
+      <w:r>
+        <w:rPr>
+          <w:rFonts w:eastAsia="Century Gothic"/>
+          <w:color w:val="44546A"/>
+          <w:sz w:val="20"/>
+        </w:rPr>
+        <w:t>” sekmesinde şablon yerleşimini kontrol edin.</w:t>
       </w:r>
     </w:p>
     <w:p>
@@ -10207,7 +12437,7 @@
           <w:color w:val="44546A"/>
           <w:sz w:val="20"/>
         </w:rPr>
-        <w:t>Excel oluştur seçeneğini kullanın.</w:t>
+        <w:t>“Excel oluştur” seçeneğini kullanın.</w:t>
       </w:r>
     </w:p>
     <w:p>
@@ -10225,7 +12455,7 @@
           <w:color w:val="44546A"/>
           <w:sz w:val="20"/>
         </w:rPr>
-        <w:t>Uygulama güncel olmayan veri uyarısı verirse Önce tara veya bilinçli olarak Yine de oluştur seçeneğini seçin.</w:t>
+        <w:t>Tarama yoksa veya son tarama 120 saniyeden eskiyse güncel olmayan veri uyarısını inceleyin. “Önce tara” önerilir; “Yine de oluştur” mevcut sonuçlarla rapor üretir ve eksik veriyi tamamlamaz.</w:t>
       </w:r>
     </w:p>
     <w:p>
@@ -10243,7 +12473,7 @@
           <w:color w:val="44546A"/>
           <w:sz w:val="20"/>
         </w:rPr>
-        <w:t>Kuyruktaki bitmiş işten dosyayı açın veya klasörde gösterin.</w:t>
+        <w:t>Kuyruktaki tamamlanmış işten “Dosyayı aç” veya “Klasörde göster” seçeneğini kullanın.</w:t>
       </w:r>
     </w:p>
     <w:p>
@@ -10272,41 +12502,68 @@
           <w:color w:val="44546A"/>
           <w:sz w:val="19"/>
         </w:rPr>
-        <w:t>Şablonun kendisi değiştirilmez. Doldurulmuş kopya işletim sisteminin Belgeler klasörüne Field_Device_Verification_set{n}.xlsx adıyla kaydedilir.</w:t>
+        <w:t>Şablon değiştirilmez; seçili projenin şablon adı korunarak sonuna _set{n} eklenir. Örnek: Field_Device_Verification_Yatakli_set2.xlsx. Dosya varsayılan olarak Belgeler klasörüne, bu klasör yoksa kullanıcının ev klasörüne yazılır; kurum kurulumu sırasında farklı bir çıktı konumu belirlenmiş olabilir. Oluşturulan dosyayı kuyruktaki “Klasörde göster” seçeneğiyle bulun.</w:t>
+      </w:r>
+    </w:p>
+    <w:p>
+      <w:pPr>
+        <w:keepLines/>
+        <w:pBdr>
+          <w:left w:val="single" w:sz="18" w:space="8" w:color="C94141"/>
+        </w:pBdr>
+        <w:shd w:val="clear" w:color="auto" w:fill="FCE4D6"/>
+        <w:spacing w:before="100" w:after="140" w:line="252" w:lineRule="auto"/>
+        <w:ind w:left="173" w:right="144"/>
+        <w:jc w:val="left"/>
+      </w:pPr>
+      <w:r>
+        <w:rPr>
+          <w:rFonts w:eastAsia="Century Gothic"/>
+          <w:b/>
+          <w:color w:val="44546A"/>
+          <w:sz w:val="19"/>
+        </w:rPr>
+        <w:lastRenderedPageBreak/>
+        <w:t xml:space="preserve">Dikkat: </w:t>
+      </w:r>
+      <w:r>
+        <w:rPr>
+          <w:rFonts w:eastAsia="Century Gothic"/>
+          <w:color w:val="44546A"/>
+          <w:sz w:val="19"/>
+        </w:rPr>
+        <w:t>Aynı proje ve set için aynı konumda yeniden rapor üretmek önceki dosyanın üzerine yazabilir. Eski raporu korumak istiyorsanız bir kopyasını, yeni raporu oluşturmadan önce tarih ve saat içeren farklı bir adla saklayın. Excel dosyası başka bir programda açıksa dosyayı kapatıp tekrar deneyin; oluşturulan dosyayı açarak proje, set ve sonuçları doğrulayın.</w:t>
       </w:r>
     </w:p>
     <w:p>
       <w:pPr>
         <w:pStyle w:val="Heading1"/>
         <w:keepNext/>
+        <w:keepLines/>
+        <w:pageBreakBefore/>
         <w:spacing w:before="80" w:after="160"/>
       </w:pPr>
+      <w:bookmarkStart w:id="36" w:name="DABP_Guide_Chapter_13"/>
+      <w:bookmarkStart w:id="37" w:name="_Toc238817133"/>
+      <w:bookmarkStart w:id="38" w:name="_Toc238895374"/>
       <w:r>
         <w:rPr>
           <w:rFonts w:eastAsia="Century Gothic"/>
           <w:color w:val="2F5597"/>
           <w:sz w:val="30"/>
         </w:rPr>
-        <w:br w:type="page"/>
-      </w:r>
-      <w:bookmarkStart w:id="26" w:name="DABP_Guide_Chapter_13"/>
-      <w:bookmarkStart w:id="27" w:name="_Toc238817133"/>
-      <w:r>
-        <w:rPr>
-          <w:rFonts w:eastAsia="Century Gothic"/>
-          <w:color w:val="2F5597"/>
-          <w:sz w:val="30"/>
-        </w:rPr>
         <w:lastRenderedPageBreak/>
         <w:t>13. Kuyruk ve Geçmiş</w:t>
       </w:r>
-      <w:bookmarkEnd w:id="26"/>
-      <w:bookmarkEnd w:id="27"/>
+      <w:bookmarkEnd w:id="36"/>
+      <w:bookmarkEnd w:id="37"/>
+      <w:bookmarkEnd w:id="38"/>
     </w:p>
     <w:p>
       <w:pPr>
         <w:pStyle w:val="Heading2"/>
         <w:keepNext/>
+        <w:keepLines/>
         <w:spacing w:before="160"/>
       </w:pPr>
       <w:r>
@@ -10328,13 +12585,76 @@
           <w:color w:val="44546A"/>
           <w:sz w:val="21"/>
         </w:rPr>
-        <w:t>Proje işlemleri Kuyruk panelinde aşama, ilerleme ve cihaz/port sonucuyla izlenir. Switch keşfi de Kuyruk/Geçmiş'te Switch taraması olarak görünür. Switch'in port/PoE, adres ve kayıt işlemlerinde ekran bildirimlerini okuyup sonucu Yeniden yükle ile doğrulayın. ADB işlemlerini kendi sonuç tablosunda izleyin.</w:t>
+        <w:t xml:space="preserve">Proje işlemlerinde aşama, ilerleme durumu ve cihaz/port sonuçları “Kuyruk” panelinden izlenir. Switch keşfi de “Kuyruk” ve “Geçmiş” ekranlarında “Switch taraması” olarak görünür. </w:t>
+      </w:r>
+      <w:proofErr w:type="spellStart"/>
+      <w:r>
+        <w:rPr>
+          <w:rFonts w:eastAsia="Century Gothic"/>
+          <w:color w:val="44546A"/>
+          <w:sz w:val="21"/>
+        </w:rPr>
+        <w:t>Switch’in</w:t>
+      </w:r>
+      <w:proofErr w:type="spellEnd"/>
+      <w:r>
+        <w:rPr>
+          <w:rFonts w:eastAsia="Century Gothic"/>
+          <w:color w:val="44546A"/>
+          <w:sz w:val="21"/>
+        </w:rPr>
+        <w:t xml:space="preserve"> port/</w:t>
+      </w:r>
+      <w:proofErr w:type="spellStart"/>
+      <w:r>
+        <w:rPr>
+          <w:rFonts w:eastAsia="Century Gothic"/>
+          <w:color w:val="44546A"/>
+          <w:sz w:val="21"/>
+        </w:rPr>
+        <w:t>PoE</w:t>
+      </w:r>
+      <w:proofErr w:type="spellEnd"/>
+      <w:r>
+        <w:rPr>
+          <w:rFonts w:eastAsia="Century Gothic"/>
+          <w:color w:val="44546A"/>
+          <w:sz w:val="21"/>
+        </w:rPr>
+        <w:t>, adres ve kayıt işlemlerinde ekrandaki bildirimleri okuyun ve sonucu “Yeniden yükle” seçeneğiyle doğrulayın. ADB işlemlerini kendi sonuç tablosundan izleyin.</w:t>
+      </w:r>
+    </w:p>
+    <w:p>
+      <w:pPr>
+        <w:spacing w:after="100"/>
+      </w:pPr>
+      <w:r>
+        <w:rPr>
+          <w:rFonts w:eastAsia="Century Gothic"/>
+          <w:color w:val="44546A"/>
+          <w:sz w:val="21"/>
+        </w:rPr>
+        <w:t>“Bitti” bir işin yürütülmesinin tamamlandığını gösterir; tüm cihaz satırlarının başarılı olduğunu garanti etmez. Başarısız, kimlik bilgisi gerekli, atlandı veya iptal edildi durumlarını ve son doğrulama sonucunu ayrı ayrı inceleyin. Yüzde 100 ilerleme de tek başına kabul sonucu değildir.</w:t>
+      </w:r>
+    </w:p>
+    <w:p>
+      <w:pPr>
+        <w:spacing w:after="100"/>
+      </w:pPr>
+      <w:r>
+        <w:rPr>
+          <w:rFonts w:eastAsia="Century Gothic"/>
+          <w:color w:val="44546A"/>
+          <w:sz w:val="21"/>
+        </w:rPr>
+        <w:t>İptal edilmemiş bekleyen işler sırayla çalışabilir. Yazma düğmesine tekrar tekrar basmayın. İptal talebinden sonra ilgili işin gerçekten durduğunu ve güvenli sonlandırma adımlarının bittiğini doğrulayın; tamamlanmış değişiklikler otomatik geri alınmaz.</w:t>
       </w:r>
     </w:p>
     <w:p>
       <w:pPr>
         <w:pStyle w:val="Heading2"/>
         <w:keepNext/>
+        <w:keepLines/>
         <w:spacing w:before="160"/>
       </w:pPr>
       <w:r>
@@ -10372,7 +12692,7 @@
                     <pic:cNvPicPr/>
                   </pic:nvPicPr>
                   <pic:blipFill>
-                    <a:blip r:embed="rId23"/>
+                    <a:blip r:embed="rId20"/>
                     <a:stretch>
                       <a:fillRect/>
                     </a:stretch>
@@ -10523,41 +12843,38 @@
           <w:color w:val="44546A"/>
           <w:sz w:val="19"/>
         </w:rPr>
-        <w:t>İş geçmişi ve ADB işlem sonuçları kalıcı arşiv değildir. Switch yazma işlemlerinin bildirimleri de kalıcı kayıt oluşturmaz. Gerekli rapor ve izinli kayıtları kapanmadan önce kurum prosedürüne göre saklayın. ADB adres listesi ise kalıcıdır.</w:t>
+        <w:t>Ekrandaki iş geçmişi ve ADB sonuçları kalıcı bir arşiv oluşturmaz; proje değiştirildikten veya uygulama kapatıldıktan sonra bunların korunacağına güvenmeyin. Buna karşılık, oluşturulan Excel raporları ile IP atama gibi işlemlere ait .log dosyaları çıktı klasöründe kalabilir. Gerekli kayıtları uygulamayı kapatmadan önce bulun ve kurumun saklama prosedürüne göre yönetin. ADB adres listesi kalıcıdır.</w:t>
       </w:r>
     </w:p>
     <w:p>
       <w:pPr>
         <w:pStyle w:val="Heading1"/>
         <w:keepNext/>
+        <w:keepLines/>
+        <w:pageBreakBefore/>
         <w:spacing w:before="80" w:after="160"/>
       </w:pPr>
+      <w:bookmarkStart w:id="39" w:name="DABP_Guide_Chapter_14"/>
+      <w:bookmarkStart w:id="40" w:name="_Toc238817134"/>
+      <w:bookmarkStart w:id="41" w:name="_Toc238895375"/>
       <w:r>
         <w:rPr>
           <w:rFonts w:eastAsia="Century Gothic"/>
           <w:color w:val="2F5597"/>
           <w:sz w:val="30"/>
         </w:rPr>
-        <w:br w:type="page"/>
-      </w:r>
-      <w:bookmarkStart w:id="28" w:name="DABP_Guide_Chapter_14"/>
-      <w:bookmarkStart w:id="29" w:name="_Toc238817134"/>
-      <w:r>
-        <w:rPr>
-          <w:rFonts w:eastAsia="Century Gothic"/>
-          <w:color w:val="2F5597"/>
-          <w:sz w:val="30"/>
-        </w:rPr>
         <w:lastRenderedPageBreak/>
         <w:t>14. Sorun Giderme</w:t>
       </w:r>
-      <w:bookmarkEnd w:id="28"/>
-      <w:bookmarkEnd w:id="29"/>
+      <w:bookmarkEnd w:id="39"/>
+      <w:bookmarkEnd w:id="40"/>
+      <w:bookmarkEnd w:id="41"/>
     </w:p>
     <w:p>
       <w:pPr>
         <w:pStyle w:val="Heading2"/>
         <w:keepNext/>
+        <w:keepLines/>
         <w:spacing w:before="160"/>
       </w:pPr>
       <w:r>
@@ -10566,36 +12883,344 @@
           <w:color w:val="44546A"/>
           <w:sz w:val="25"/>
         </w:rPr>
-        <w:t>Uygulama açılmıyor</w:t>
-      </w:r>
-    </w:p>
-    <w:p>
-      <w:pPr>
-        <w:keepLines/>
-        <w:spacing w:after="100"/>
-      </w:pPr>
-      <w:r>
-        <w:rPr>
-          <w:rFonts w:eastAsia="Century Gothic"/>
-          <w:b/>
+        <w:t>14.1. Genel Sorunlar</w:t>
+      </w:r>
+    </w:p>
+    <w:p>
+      <w:pPr>
+        <w:pStyle w:val="Heading3"/>
+        <w:keepNext/>
+        <w:keepLines/>
+        <w:spacing w:before="160" w:after="80"/>
+      </w:pPr>
+      <w:r>
+        <w:rPr>
+          <w:rFonts w:eastAsia="Century Gothic"/>
           <w:color w:val="44546A"/>
           <w:sz w:val="21"/>
         </w:rPr>
-        <w:t>Kontrol / çözüm:</w:t>
-      </w:r>
+        <w:t>14.1.1. Uygulama açılmıyor</w:t>
+      </w:r>
+    </w:p>
+    <w:p>
+      <w:pPr>
+        <w:keepLines/>
+        <w:spacing w:after="100" w:line="252" w:lineRule="auto"/>
+      </w:pPr>
       <w:r>
         <w:rPr>
           <w:rFonts w:eastAsia="Century Gothic"/>
           <w:color w:val="44546A"/>
           <w:sz w:val="21"/>
         </w:rPr>
-        <w:t xml:space="preserve"> İşletim sistemi yetki istemini reddetmediğinizi, doğru platform paketini ve Windows'ta WebView2'yi kontrol edin.</w:t>
+        <w:t>Kontrol ve çözüm: İşletim sisteminin yönetici yetkisi istemini, platforma ve işlemci mimarisine uygun paketi ve Windows’ta WebView2’yi kontrol edin. ZIP arşivinin içinden çalıştırmak yerine arşivi tamamen çıkarın. Güvenlik uyarısı varsa kaynağı doğrulamadan devam etmeyin.</w:t>
+      </w:r>
+    </w:p>
+    <w:p>
+      <w:pPr>
+        <w:pStyle w:val="Heading3"/>
+        <w:keepNext/>
+        <w:keepLines/>
+        <w:spacing w:before="160" w:after="80"/>
+      </w:pPr>
+      <w:r>
+        <w:rPr>
+          <w:rFonts w:eastAsia="Century Gothic"/>
+          <w:color w:val="44546A"/>
+          <w:sz w:val="21"/>
+        </w:rPr>
+        <w:t>14.1.2. Cihaz bulunamıyor</w:t>
+      </w:r>
+    </w:p>
+    <w:p>
+      <w:pPr>
+        <w:keepLines/>
+        <w:spacing w:after="100" w:line="252" w:lineRule="auto"/>
+      </w:pPr>
+      <w:r>
+        <w:rPr>
+          <w:rFonts w:eastAsia="Century Gothic"/>
+          <w:color w:val="44546A"/>
+          <w:sz w:val="21"/>
+        </w:rPr>
+        <w:t>Kontrol ve çözüm: Kablolu bağlantıyı, doğru proje ve seti, “Ağ” ekranındaki “Hazır” durumunu, cihaz beslemesini, beklenen IP adresini ve portu doğrulayın; ardından “Şimdi tara” seçeneğini kullanın.</w:t>
+      </w:r>
+    </w:p>
+    <w:p>
+      <w:pPr>
+        <w:pStyle w:val="Heading3"/>
+        <w:keepNext/>
+        <w:keepLines/>
+        <w:spacing w:before="160" w:after="80"/>
+      </w:pPr>
+      <w:r>
+        <w:rPr>
+          <w:rFonts w:eastAsia="Century Gothic"/>
+          <w:color w:val="44546A"/>
+          <w:sz w:val="21"/>
+        </w:rPr>
+        <w:t>14.1.3. Kimlik bilgisi gerekli</w:t>
+      </w:r>
+    </w:p>
+    <w:p>
+      <w:pPr>
+        <w:keepLines/>
+        <w:spacing w:after="100" w:line="252" w:lineRule="auto"/>
+      </w:pPr>
+      <w:r>
+        <w:rPr>
+          <w:rFonts w:eastAsia="Century Gothic"/>
+          <w:color w:val="44546A"/>
+          <w:sz w:val="21"/>
+        </w:rPr>
+        <w:t xml:space="preserve">Kontrol ve çözüm: “Kilit” panelinde yetkili kimlik bilgilerini doğrulayın. Tamamen erişilemeyen bir </w:t>
+      </w:r>
+      <w:proofErr w:type="spellStart"/>
+      <w:r>
+        <w:rPr>
+          <w:rFonts w:eastAsia="Century Gothic"/>
+          <w:color w:val="44546A"/>
+          <w:sz w:val="21"/>
+        </w:rPr>
+        <w:t>switch</w:t>
+      </w:r>
+      <w:proofErr w:type="spellEnd"/>
+      <w:r>
+        <w:rPr>
+          <w:rFonts w:eastAsia="Century Gothic"/>
+          <w:color w:val="44546A"/>
+          <w:sz w:val="21"/>
+        </w:rPr>
+        <w:t>, kilit listesinde görünmeyebilir; ilgili işlem kartındaki giriş alanını kullanın.</w:t>
+      </w:r>
+    </w:p>
+    <w:p>
+      <w:pPr>
+        <w:pStyle w:val="Heading3"/>
+        <w:keepNext/>
+        <w:keepLines/>
+        <w:spacing w:before="160" w:after="80"/>
+      </w:pPr>
+      <w:r>
+        <w:rPr>
+          <w:rFonts w:eastAsia="Century Gothic"/>
+          <w:color w:val="44546A"/>
+          <w:sz w:val="21"/>
+        </w:rPr>
+        <w:t>14.1.4. IP planı başlamıyor</w:t>
+      </w:r>
+    </w:p>
+    <w:p>
+      <w:pPr>
+        <w:keepLines/>
+        <w:spacing w:after="100" w:line="252" w:lineRule="auto"/>
+      </w:pPr>
+      <w:r>
+        <w:rPr>
+          <w:rFonts w:eastAsia="Century Gothic"/>
+          <w:color w:val="44546A"/>
+          <w:sz w:val="21"/>
+        </w:rPr>
+        <w:t xml:space="preserve">Kontrol ve çözüm: Switch erişimini, hedef port biçimini, korunan PC ve </w:t>
+      </w:r>
+      <w:proofErr w:type="spellStart"/>
+      <w:r>
+        <w:rPr>
+          <w:rFonts w:eastAsia="Century Gothic"/>
+          <w:color w:val="44546A"/>
+          <w:sz w:val="21"/>
+        </w:rPr>
+        <w:t>uplink</w:t>
+      </w:r>
+      <w:proofErr w:type="spellEnd"/>
+      <w:r>
+        <w:rPr>
+          <w:rFonts w:eastAsia="Century Gothic"/>
+          <w:color w:val="44546A"/>
+          <w:sz w:val="21"/>
+        </w:rPr>
+        <w:t xml:space="preserve"> portlarını, kaynak IP adresini, maskeyi ve kablolu adaptörü kontrol edin. Korunan port veya cihaz kimliği uyarısını atlatmaya çalışmayın; fiziksel kablo-port eşleşmesini doğrulayın.</w:t>
+      </w:r>
+    </w:p>
+    <w:p>
+      <w:pPr>
+        <w:pStyle w:val="Heading3"/>
+        <w:keepNext/>
+        <w:keepLines/>
+        <w:spacing w:before="160" w:after="80"/>
+      </w:pPr>
+      <w:r>
+        <w:rPr>
+          <w:rFonts w:eastAsia="Century Gothic"/>
+          <w:color w:val="44546A"/>
+          <w:sz w:val="21"/>
+        </w:rPr>
+        <w:t>14.1.5. ADB bulunamadı</w:t>
+      </w:r>
+    </w:p>
+    <w:p>
+      <w:pPr>
+        <w:keepLines/>
+        <w:spacing w:after="100" w:line="252" w:lineRule="auto"/>
+      </w:pPr>
+      <w:r>
+        <w:rPr>
+          <w:rFonts w:eastAsia="Century Gothic"/>
+          <w:color w:val="44546A"/>
+          <w:sz w:val="21"/>
+        </w:rPr>
+        <w:t xml:space="preserve">Kontrol ve çözüm: Önce uygulama paketindeki ADB aracının eksiksiz ve çalıştırılabilir olduğunu kontrol edin. Paketle birlikte gelen araç yoksa Android Platform Tools kurulumunu ve sistemde </w:t>
+      </w:r>
+      <w:proofErr w:type="spellStart"/>
+      <w:r>
+        <w:rPr>
+          <w:rFonts w:eastAsia="Century Gothic"/>
+          <w:color w:val="44546A"/>
+          <w:sz w:val="21"/>
+        </w:rPr>
+        <w:t>adb</w:t>
+      </w:r>
+      <w:proofErr w:type="spellEnd"/>
+      <w:r>
+        <w:rPr>
+          <w:rFonts w:eastAsia="Century Gothic"/>
+          <w:color w:val="44546A"/>
+          <w:sz w:val="21"/>
+        </w:rPr>
+        <w:t xml:space="preserve"> komutuna erişilebildiğini doğrulayın; ardından uygulamayı yeniden başlatın.</w:t>
+      </w:r>
+    </w:p>
+    <w:p>
+      <w:pPr>
+        <w:pStyle w:val="Heading3"/>
+        <w:keepNext/>
+        <w:keepLines/>
+        <w:spacing w:before="160" w:after="80"/>
+      </w:pPr>
+      <w:r>
+        <w:rPr>
+          <w:rFonts w:eastAsia="Century Gothic"/>
+          <w:color w:val="44546A"/>
+          <w:sz w:val="21"/>
+        </w:rPr>
+        <w:t>14.1.6. İptal gecikiyor</w:t>
+      </w:r>
+    </w:p>
+    <w:p>
+      <w:pPr>
+        <w:keepLines/>
+        <w:spacing w:after="100" w:line="252" w:lineRule="auto"/>
+      </w:pPr>
+      <w:r>
+        <w:rPr>
+          <w:rFonts w:eastAsia="Century Gothic"/>
+          <w:color w:val="44546A"/>
+          <w:sz w:val="21"/>
+        </w:rPr>
+        <w:t xml:space="preserve">Kontrol ve çözüm: İş güvenli noktaya ulaşana kadar bekleyin. Uygulamayı zorla kapatmayın. </w:t>
+      </w:r>
+      <w:proofErr w:type="spellStart"/>
+      <w:r>
+        <w:rPr>
+          <w:rFonts w:eastAsia="Century Gothic"/>
+          <w:color w:val="44546A"/>
+          <w:sz w:val="21"/>
+        </w:rPr>
+        <w:t>PoE</w:t>
+      </w:r>
+      <w:proofErr w:type="spellEnd"/>
+      <w:r>
+        <w:rPr>
+          <w:rFonts w:eastAsia="Century Gothic"/>
+          <w:color w:val="44546A"/>
+          <w:sz w:val="21"/>
+        </w:rPr>
+        <w:t xml:space="preserve"> yeniden etkinleşmezse yetkili </w:t>
+      </w:r>
+      <w:proofErr w:type="spellStart"/>
+      <w:r>
+        <w:rPr>
+          <w:rFonts w:eastAsia="Century Gothic"/>
+          <w:color w:val="44546A"/>
+          <w:sz w:val="21"/>
+        </w:rPr>
+        <w:t>switch</w:t>
+      </w:r>
+      <w:proofErr w:type="spellEnd"/>
+      <w:r>
+        <w:rPr>
+          <w:rFonts w:eastAsia="Century Gothic"/>
+          <w:color w:val="44546A"/>
+          <w:sz w:val="21"/>
+        </w:rPr>
+        <w:t xml:space="preserve"> kurtarma prosedürünü uygulayın.</w:t>
+      </w:r>
+    </w:p>
+    <w:p>
+      <w:pPr>
+        <w:pStyle w:val="Heading3"/>
+        <w:keepNext/>
+        <w:keepLines/>
+        <w:spacing w:before="160" w:after="80"/>
+      </w:pPr>
+      <w:r>
+        <w:rPr>
+          <w:rFonts w:eastAsia="Century Gothic"/>
+          <w:color w:val="44546A"/>
+          <w:sz w:val="21"/>
+        </w:rPr>
+        <w:t>14.1.7. Excel oluşturulamıyor</w:t>
+      </w:r>
+    </w:p>
+    <w:p>
+      <w:pPr>
+        <w:keepLines/>
+        <w:spacing w:after="100" w:line="252" w:lineRule="auto"/>
+      </w:pPr>
+      <w:r>
+        <w:rPr>
+          <w:rFonts w:eastAsia="Century Gothic"/>
+          <w:color w:val="44546A"/>
+          <w:sz w:val="21"/>
+        </w:rPr>
+        <w:t>Kontrol ve çözüm: Çıktı klasörünün yazma iznini, seçili projenin şablonunu ve diskteki boş alanı kontrol edin. Aynı adlı Excel dosyası açıksa kapatın; korunacak eski raporun kopyasını alın. Tam tarama tamamlandıktan sonra yeniden deneyin.</w:t>
+      </w:r>
+    </w:p>
+    <w:p>
+      <w:pPr>
+        <w:pStyle w:val="Heading3"/>
+        <w:keepNext/>
+        <w:keepLines/>
+        <w:spacing w:before="160" w:after="80"/>
+      </w:pPr>
+      <w:r>
+        <w:rPr>
+          <w:rFonts w:eastAsia="Century Gothic"/>
+          <w:color w:val="44546A"/>
+          <w:sz w:val="21"/>
+        </w:rPr>
+        <w:t>14.1.8. Proje veya set değişmiyor</w:t>
+      </w:r>
+    </w:p>
+    <w:p>
+      <w:pPr>
+        <w:keepLines/>
+        <w:spacing w:after="100" w:line="252" w:lineRule="auto"/>
+      </w:pPr>
+      <w:r>
+        <w:rPr>
+          <w:rFonts w:eastAsia="Century Gothic"/>
+          <w:color w:val="44546A"/>
+          <w:sz w:val="21"/>
+        </w:rPr>
+        <w:t>Kontrol ve çözüm: Yazma işinin tamamlanmasını veya güvenli şekilde iptal edilmesini bekleyin; ardından seçim yapın.</w:t>
       </w:r>
     </w:p>
     <w:p>
       <w:pPr>
         <w:pStyle w:val="Heading2"/>
         <w:keepNext/>
+        <w:keepLines/>
         <w:spacing w:before="160"/>
       </w:pPr>
       <w:r>
@@ -10604,295 +13229,287 @@
           <w:color w:val="44546A"/>
           <w:sz w:val="25"/>
         </w:rPr>
-        <w:t>Cihaz bulunamıyor</w:t>
-      </w:r>
-    </w:p>
-    <w:p>
-      <w:pPr>
-        <w:keepLines/>
-        <w:spacing w:after="100"/>
-      </w:pPr>
-      <w:r>
-        <w:rPr>
-          <w:rFonts w:eastAsia="Century Gothic"/>
-          <w:b/>
+        <w:lastRenderedPageBreak/>
+        <w:t>14.2. Servis Anahtarı, Switch ve ADB Sorunları</w:t>
+      </w:r>
+    </w:p>
+    <w:p>
+      <w:pPr>
+        <w:pStyle w:val="Heading3"/>
+        <w:keepNext/>
+        <w:keepLines/>
+        <w:spacing w:before="160" w:after="80"/>
+      </w:pPr>
+      <w:r>
+        <w:rPr>
+          <w:rFonts w:eastAsia="Century Gothic"/>
           <w:color w:val="44546A"/>
           <w:sz w:val="21"/>
         </w:rPr>
-        <w:t>Kontrol / çözüm:</w:t>
-      </w:r>
+        <w:t>14.2.1. Switch veya ADB menüsü görünmüyor</w:t>
+      </w:r>
+    </w:p>
+    <w:p>
+      <w:pPr>
+        <w:spacing w:after="100" w:line="252" w:lineRule="auto"/>
+      </w:pPr>
       <w:r>
         <w:rPr>
           <w:rFonts w:eastAsia="Century Gothic"/>
           <w:color w:val="44546A"/>
           <w:sz w:val="21"/>
         </w:rPr>
-        <w:t xml:space="preserve"> Kablolu bağlantı, doğru proje/set, Ağ ekranındaki Hazır durumu, cihaz beslemesi ve beklenen IP/portu doğrulayın; sonra Şimdi tara kullanın.</w:t>
-      </w:r>
-    </w:p>
-    <w:p>
-      <w:pPr>
-        <w:pStyle w:val="Heading2"/>
+        <w:t>Kontrol ve çözüm: Bu ekranlar yalnızca admin modunda kullanılabilir. İşletim sistemindeki yönetici izni yeterli değildir; servis anahtarının tanındığını ve admin moduna geçiş onayını kontrol edin. Anahtar okunamıyorsa USB erişim iznini yetkili BT ekibiyle değerlendirin; tanınmıyorsa anahtarı değiştirmeden servis sorumlusuna başvurun.</w:t>
+      </w:r>
+    </w:p>
+    <w:p>
+      <w:pPr>
+        <w:pStyle w:val="Heading3"/>
         <w:keepNext/>
-        <w:spacing w:before="160"/>
-      </w:pPr>
-      <w:r>
-        <w:rPr>
-          <w:rFonts w:eastAsia="Century Gothic"/>
-          <w:color w:val="44546A"/>
-          <w:sz w:val="25"/>
-        </w:rPr>
-        <w:t>Kimlik bilgisi gerekli</w:t>
-      </w:r>
-    </w:p>
-    <w:p>
-      <w:pPr>
-        <w:keepLines/>
-        <w:spacing w:after="100"/>
-      </w:pPr>
-      <w:r>
-        <w:rPr>
-          <w:rFonts w:eastAsia="Century Gothic"/>
-          <w:b/>
+        <w:keepLines/>
+        <w:spacing w:before="160" w:after="80"/>
+      </w:pPr>
+      <w:r>
+        <w:rPr>
+          <w:rFonts w:eastAsia="Century Gothic"/>
           <w:color w:val="44546A"/>
           <w:sz w:val="21"/>
         </w:rPr>
-        <w:t>Kontrol / çözüm:</w:t>
-      </w:r>
+        <w:t>14.2.2. Switch bulunamıyor / giriş yapılamıyor</w:t>
+      </w:r>
+    </w:p>
+    <w:p>
+      <w:pPr>
+        <w:spacing w:after="100" w:line="252" w:lineRule="auto"/>
+      </w:pPr>
       <w:r>
         <w:rPr>
           <w:rFonts w:eastAsia="Century Gothic"/>
           <w:color w:val="44546A"/>
           <w:sz w:val="21"/>
         </w:rPr>
-        <w:t xml:space="preserve"> Kilit panelinden yetkili bilgiyi doğrulayın. Tamamen erişilemeyen switch kilit listesinde görünmeyebilir; ilgili işlem kartındaki giriş alanını kullanın.</w:t>
-      </w:r>
-    </w:p>
-    <w:p>
-      <w:pPr>
-        <w:pStyle w:val="Heading2"/>
+        <w:t>Kontrol ve çözüm: Hedef IP adresini ve ağı, kablolu adaptörü ve HTTP erişimini kontrol edin. Taranacak ağı daraltın veya tek bir IP adresi deneyin; en çok 1024 adres taranabilir. Giriş gerekiyorsa “Aç” seçeneğiyle yetkili hesabı doğrulayın. Bu araç, bilgisayarın hedef ağa uygun adres yapılandırmasını otomatik olarak hazırlamaz.</w:t>
+      </w:r>
+    </w:p>
+    <w:p>
+      <w:pPr>
+        <w:pStyle w:val="Heading3"/>
         <w:keepNext/>
-        <w:spacing w:before="160"/>
-      </w:pPr>
-      <w:r>
-        <w:rPr>
-          <w:rFonts w:eastAsia="Century Gothic"/>
-          <w:color w:val="44546A"/>
-          <w:sz w:val="25"/>
-        </w:rPr>
-        <w:t>IP planı başlamıyor</w:t>
-      </w:r>
-    </w:p>
-    <w:p>
-      <w:pPr>
-        <w:keepLines/>
-        <w:spacing w:after="100"/>
-      </w:pPr>
-      <w:r>
-        <w:rPr>
-          <w:rFonts w:eastAsia="Century Gothic"/>
-          <w:b/>
+        <w:keepLines/>
+        <w:spacing w:before="160" w:after="80"/>
+      </w:pPr>
+      <w:r>
+        <w:rPr>
+          <w:rFonts w:eastAsia="Century Gothic"/>
           <w:color w:val="44546A"/>
           <w:sz w:val="21"/>
         </w:rPr>
-        <w:t>Kontrol / çözüm:</w:t>
-      </w:r>
+        <w:t>14.2.3. Switch değişikliği sonrası bağlantı kesildi</w:t>
+      </w:r>
+    </w:p>
+    <w:p>
+      <w:pPr>
+        <w:spacing w:after="100" w:line="252" w:lineRule="auto"/>
+      </w:pPr>
       <w:r>
         <w:rPr>
           <w:rFonts w:eastAsia="Century Gothic"/>
           <w:color w:val="44546A"/>
           <w:sz w:val="21"/>
         </w:rPr>
-        <w:t xml:space="preserve"> Switch erişimi, hedef port biçimi, korunan PC/uplink portları, fabrika IP'si, maske ve kablolu adaptör seçimini kontrol edin.</w:t>
-      </w:r>
-    </w:p>
-    <w:p>
-      <w:pPr>
-        <w:pStyle w:val="Heading2"/>
+        <w:t xml:space="preserve">Kontrol ve çözüm: PC veya </w:t>
+      </w:r>
+      <w:proofErr w:type="spellStart"/>
+      <w:r>
+        <w:rPr>
+          <w:rFonts w:eastAsia="Century Gothic"/>
+          <w:color w:val="44546A"/>
+          <w:sz w:val="21"/>
+        </w:rPr>
+        <w:t>uplink</w:t>
+      </w:r>
+      <w:proofErr w:type="spellEnd"/>
+      <w:r>
+        <w:rPr>
+          <w:rFonts w:eastAsia="Century Gothic"/>
+          <w:color w:val="44546A"/>
+          <w:sz w:val="21"/>
+        </w:rPr>
+        <w:t xml:space="preserve"> portunu ya da </w:t>
+      </w:r>
+      <w:proofErr w:type="spellStart"/>
+      <w:r>
+        <w:rPr>
+          <w:rFonts w:eastAsia="Century Gothic"/>
+          <w:color w:val="44546A"/>
+          <w:sz w:val="21"/>
+        </w:rPr>
+        <w:t>PoE</w:t>
+      </w:r>
+      <w:proofErr w:type="spellEnd"/>
+      <w:r>
+        <w:rPr>
+          <w:rFonts w:eastAsia="Century Gothic"/>
+          <w:color w:val="44546A"/>
+          <w:sz w:val="21"/>
+        </w:rPr>
+        <w:t xml:space="preserve"> beslemesini kapatmış olabilirsiniz. Adres değiştiyse yeni IP adresi ve ağ üzerinden yeniden tarayın. Fabrika ayarlarına dönüldüyse kurumun konsol veya kurtarma prosedürünü izleyin; kaydedilmemiş değişikliklerin yeniden başlatma sırasında kaybolabileceğini dikkate alın.</w:t>
+      </w:r>
+    </w:p>
+    <w:p>
+      <w:pPr>
+        <w:pStyle w:val="Heading3"/>
         <w:keepNext/>
-        <w:spacing w:before="160"/>
-      </w:pPr>
-      <w:r>
-        <w:rPr>
-          <w:rFonts w:eastAsia="Century Gothic"/>
-          <w:color w:val="44546A"/>
-          <w:sz w:val="25"/>
-        </w:rPr>
-        <w:t>ADB bulunamadı</w:t>
-      </w:r>
-    </w:p>
-    <w:p>
-      <w:pPr>
-        <w:keepLines/>
-        <w:spacing w:after="100"/>
-      </w:pPr>
-      <w:r>
-        <w:rPr>
-          <w:rFonts w:eastAsia="Century Gothic"/>
-          <w:b/>
+        <w:keepLines/>
+        <w:spacing w:before="160" w:after="80"/>
+      </w:pPr>
+      <w:r>
+        <w:rPr>
+          <w:rFonts w:eastAsia="Century Gothic"/>
           <w:color w:val="44546A"/>
           <w:sz w:val="21"/>
         </w:rPr>
-        <w:t xml:space="preserve">Kontrol / çözüm: </w:t>
-      </w:r>
+        <w:t>14.2.4. ADB cihazına bağlanılamıyor</w:t>
+      </w:r>
+    </w:p>
+    <w:p>
+      <w:pPr>
+        <w:spacing w:after="100" w:line="252" w:lineRule="auto"/>
+      </w:pPr>
       <w:r>
         <w:rPr>
           <w:rFonts w:eastAsia="Century Gothic"/>
           <w:color w:val="44546A"/>
           <w:sz w:val="21"/>
         </w:rPr>
-        <w:t>Önce uygulama paketindeki ADB aracının eksiksiz ve çalıştırılabilir olduğunu kontrol edin. Paket aracı yoksa Android Platform Tools ve sistemde adb erişimini doğrulayın; sonra uygulamayı yeniden başlatın.</w:t>
-      </w:r>
-    </w:p>
-    <w:p>
-      <w:pPr>
-        <w:pStyle w:val="Heading2"/>
+        <w:t>Kontrol ve çözüm: Adres alanında port veya ön ek bulunmadığını, hedef ağa erişilebildiğini ve cihazda ağ üzerinden ADB hizmetinin çalıştığını (varsayılan port: 5555) kontrol edin. Yetkilendirme hatası varsa cihaz ekranındaki ADB onayını kontrol edin. “Hepsini bağla” seçeneğinin bütün adresleri hedeflediğini unutmayın.</w:t>
+      </w:r>
+    </w:p>
+    <w:p>
+      <w:pPr>
+        <w:pStyle w:val="Heading3"/>
         <w:keepNext/>
-        <w:spacing w:before="160"/>
-      </w:pPr>
-      <w:r>
-        <w:rPr>
-          <w:rFonts w:eastAsia="Century Gothic"/>
-          <w:color w:val="44546A"/>
-          <w:sz w:val="25"/>
-        </w:rPr>
-        <w:t>İptal gecikiyor</w:t>
-      </w:r>
-    </w:p>
-    <w:p>
-      <w:pPr>
-        <w:keepLines/>
-        <w:spacing w:after="100"/>
-      </w:pPr>
-      <w:r>
-        <w:rPr>
-          <w:rFonts w:eastAsia="Century Gothic"/>
-          <w:b/>
+        <w:keepLines/>
+        <w:spacing w:before="160" w:after="80"/>
+      </w:pPr>
+      <w:r>
+        <w:rPr>
+          <w:rFonts w:eastAsia="Century Gothic"/>
           <w:color w:val="44546A"/>
           <w:sz w:val="21"/>
         </w:rPr>
-        <w:t>Kontrol / çözüm:</w:t>
-      </w:r>
+        <w:t>14.2.5. ADB paket araması boş / yanlış paket seçili</w:t>
+      </w:r>
+    </w:p>
+    <w:p>
+      <w:pPr>
+        <w:spacing w:after="100" w:line="252" w:lineRule="auto"/>
+      </w:pPr>
       <w:r>
         <w:rPr>
           <w:rFonts w:eastAsia="Century Gothic"/>
           <w:color w:val="44546A"/>
           <w:sz w:val="21"/>
         </w:rPr>
-        <w:t xml:space="preserve"> İş güvenli noktaya ulaşana kadar bekleyin. Uygulamayı zorla kapatmayın. PoE geri dönmezse yetkili switch prosedürünü uygulayın.</w:t>
-      </w:r>
-    </w:p>
-    <w:p>
-      <w:pPr>
-        <w:pStyle w:val="Heading2"/>
+        <w:t>Kontrol ve çözüm: Doğru cihazları seçin ve paket adının en az iki karakterini girin. Okunamayan cihaz uyarılarını inceleyin; APK kurulumundan veya cihaz seçimi değişikliğinden sonra “Ara” seçeneğini yeniden kullanın. Sonuçların tümü başlangıçta seçilidir.</w:t>
+      </w:r>
+    </w:p>
+    <w:p>
+      <w:pPr>
+        <w:pStyle w:val="Heading3"/>
         <w:keepNext/>
-        <w:spacing w:before="160"/>
-      </w:pPr>
-      <w:r>
-        <w:rPr>
-          <w:rFonts w:eastAsia="Century Gothic"/>
-          <w:color w:val="44546A"/>
-          <w:sz w:val="25"/>
-        </w:rPr>
-        <w:t>Excel oluşturulamıyor</w:t>
-      </w:r>
-    </w:p>
-    <w:p>
-      <w:pPr>
-        <w:keepLines/>
-        <w:spacing w:after="100"/>
-      </w:pPr>
-      <w:r>
-        <w:rPr>
-          <w:rFonts w:eastAsia="Century Gothic"/>
-          <w:b/>
+        <w:keepLines/>
+        <w:spacing w:before="160" w:after="80"/>
+      </w:pPr>
+      <w:r>
+        <w:rPr>
+          <w:rFonts w:eastAsia="Century Gothic"/>
           <w:color w:val="44546A"/>
           <w:sz w:val="21"/>
         </w:rPr>
-        <w:t>Kontrol / çözüm:</w:t>
-      </w:r>
+        <w:t>14.2.6. Kendiliğinden başlatma yarım kalıyor veya kurulamıyor</w:t>
+      </w:r>
+    </w:p>
+    <w:p>
+      <w:pPr>
+        <w:spacing w:after="100" w:line="252" w:lineRule="auto"/>
+      </w:pPr>
       <w:r>
         <w:rPr>
           <w:rFonts w:eastAsia="Century Gothic"/>
           <w:color w:val="44546A"/>
           <w:sz w:val="21"/>
         </w:rPr>
-        <w:t xml:space="preserve"> Belgeler klasörü yazma iznini, şablon dosyasının varlığını ve diskte boş alanı kontrol edin; güncel taramadan sonra yeniden deneyin.</w:t>
-      </w:r>
-    </w:p>
-    <w:p>
-      <w:pPr>
-        <w:pStyle w:val="Heading2"/>
+        <w:t xml:space="preserve">Kontrol ve çözüm: Tek cihaz ve tek paketle “Bak” seçeneğini kullanın; </w:t>
+      </w:r>
+      <w:proofErr w:type="spellStart"/>
+      <w:r>
+        <w:rPr>
+          <w:rFonts w:eastAsia="Century Gothic"/>
+          <w:color w:val="44546A"/>
+          <w:sz w:val="21"/>
+        </w:rPr>
+        <w:t>root</w:t>
+      </w:r>
+      <w:proofErr w:type="spellEnd"/>
+      <w:r>
+        <w:rPr>
+          <w:rFonts w:eastAsia="Century Gothic"/>
+          <w:color w:val="44546A"/>
+          <w:sz w:val="21"/>
+        </w:rPr>
+        <w:t xml:space="preserve"> yetkisinin bulunduğunu ve sistem bölümünün uygun olduğunu yetkili teknik ekibe doğrulatın. Yarım kalan düzenlemeyi “Kaldır” seçeneğiyle temizleyip sonucu yeniden kontrol edin. Açılış sorunu varsa kurumun kurtarma prosedürünü uygulayın.</w:t>
+      </w:r>
+    </w:p>
+    <w:p>
+      <w:pPr>
+        <w:pStyle w:val="Heading3"/>
         <w:keepNext/>
-        <w:spacing w:before="160"/>
-      </w:pPr>
-      <w:r>
-        <w:rPr>
-          <w:rFonts w:eastAsia="Century Gothic"/>
-          <w:color w:val="44546A"/>
-          <w:sz w:val="25"/>
-        </w:rPr>
-        <w:t>Proje veya set değişmiyor</w:t>
-      </w:r>
-    </w:p>
-    <w:p>
-      <w:pPr>
-        <w:keepLines/>
-        <w:spacing w:after="100"/>
-      </w:pPr>
-      <w:r>
-        <w:rPr>
-          <w:rFonts w:eastAsia="Century Gothic"/>
-          <w:b/>
+        <w:keepLines/>
+        <w:spacing w:before="160" w:after="80"/>
+      </w:pPr>
+      <w:r>
+        <w:rPr>
+          <w:rFonts w:eastAsia="Century Gothic"/>
           <w:color w:val="44546A"/>
           <w:sz w:val="21"/>
         </w:rPr>
-        <w:t>Kontrol / çözüm:</w:t>
-      </w:r>
+        <w:t>14.2.7. APK kurulumu veya sürüm doğrulaması başarısız</w:t>
+      </w:r>
+    </w:p>
+    <w:p>
+      <w:pPr>
+        <w:spacing w:after="100" w:line="252" w:lineRule="auto"/>
+      </w:pPr>
       <w:r>
         <w:rPr>
           <w:rFonts w:eastAsia="Century Gothic"/>
           <w:color w:val="44546A"/>
           <w:sz w:val="21"/>
         </w:rPr>
-        <w:t xml:space="preserve"> Yazma işinin tamamlanmasını veya güvenli şekilde iptal edilmesini bekleyin; ardından seçim yapın.</w:t>
-      </w:r>
-    </w:p>
-    <w:p>
-      <w:pPr>
-        <w:pStyle w:val="Heading2"/>
+        <w:t>Kontrol ve çözüm: Doğru cihaz ve APK seçimini, paket kimliğini, cihazdaki boş alanı ve sonuç tablosundaki hata metnini kontrol edin. İmza uyuşmazlığı ya da sürüm düşürme hatasını çözmek için mevcut uygulamayı izinsiz silmeyin; bu işlem verileri kaldırabilir. Uyumlu paketi yetkili kaynaktan alın.</w:t>
+      </w:r>
+    </w:p>
+    <w:p>
+      <w:pPr>
+        <w:pStyle w:val="Heading3"/>
         <w:keepNext/>
-        <w:pageBreakBefore/>
-        <w:spacing w:before="160"/>
-      </w:pPr>
-      <w:r>
-        <w:rPr>
-          <w:rFonts w:eastAsia="Century Gothic"/>
-          <w:color w:val="44546A"/>
-          <w:sz w:val="25"/>
+        <w:keepLines/>
+        <w:spacing w:before="160" w:after="80"/>
+      </w:pPr>
+      <w:r>
+        <w:rPr>
+          <w:rFonts w:eastAsia="Century Gothic"/>
+          <w:color w:val="44546A"/>
+          <w:sz w:val="21"/>
         </w:rPr>
         <w:lastRenderedPageBreak/>
-        <w:t>Switch ve ADB Araçlarında Sorun Giderme</w:t>
-      </w:r>
-    </w:p>
-    <w:p>
-      <w:pPr>
-        <w:pStyle w:val="Heading2"/>
-        <w:keepNext/>
-        <w:spacing w:before="160"/>
-      </w:pPr>
-      <w:r>
-        <w:rPr>
-          <w:rFonts w:eastAsia="Century Gothic"/>
-          <w:color w:val="44546A"/>
-          <w:sz w:val="25"/>
-        </w:rPr>
-        <w:t>Switch bulunamıyor / giriş yapılamıyor</w:t>
-      </w:r>
-    </w:p>
-    <w:p>
-      <w:pPr>
-        <w:spacing w:after="100"/>
+        <w:t>14.2.8. Kamera/NVR yapılandırması tamamlandı, görüntü veya kayıt yok</w:t>
+      </w:r>
+    </w:p>
+    <w:p>
+      <w:pPr>
+        <w:spacing w:after="100" w:line="252" w:lineRule="auto"/>
       </w:pPr>
       <w:r>
         <w:rPr>
@@ -10900,119 +13517,7 @@
           <w:color w:val="44546A"/>
           <w:sz w:val="21"/>
         </w:rPr>
-        <w:t>Kontrol / çözüm: Hedef IP/ağ, kablolu adaptör ve HTTP erişimini kontrol edin. Taranacak ağı daraltın veya tek IP deneyin; en çok 1024 adres taranabilir. Giriş gerekli ise Aç ile yetkili hesabı doğrulayın. Bu araç bilgisayarın hedef ağ adresini otomatik hazırlamaz.</w:t>
-      </w:r>
-    </w:p>
-    <w:p>
-      <w:pPr>
-        <w:pStyle w:val="Heading2"/>
-        <w:keepNext/>
-        <w:spacing w:before="160"/>
-      </w:pPr>
-      <w:r>
-        <w:rPr>
-          <w:rFonts w:eastAsia="Century Gothic"/>
-          <w:color w:val="44546A"/>
-          <w:sz w:val="25"/>
-        </w:rPr>
-        <w:t>Switch değişikliği sonrası bağlantı kesildi</w:t>
-      </w:r>
-    </w:p>
-    <w:p>
-      <w:pPr>
-        <w:spacing w:after="100"/>
-      </w:pPr>
-      <w:r>
-        <w:rPr>
-          <w:rFonts w:eastAsia="Century Gothic"/>
-          <w:color w:val="44546A"/>
-          <w:sz w:val="21"/>
-        </w:rPr>
-        <w:t>Kontrol / çözüm: PC/uplink portunu veya PoE beslemesini kapatmış olabilirsiniz. Adres değiştiyse yeni IP/ağ üzerinden yeniden tarayın. Fabrika ayarlarında kurumun konsol/kurtarma prosedürünü izleyin; kaydedilmemiş değişikliklerin yeniden başlatmada kaybolabileceğini dikkate alın.</w:t>
-      </w:r>
-    </w:p>
-    <w:p>
-      <w:pPr>
-        <w:pStyle w:val="Heading2"/>
-        <w:keepNext/>
-        <w:spacing w:before="160"/>
-      </w:pPr>
-      <w:r>
-        <w:rPr>
-          <w:rFonts w:eastAsia="Century Gothic"/>
-          <w:color w:val="44546A"/>
-          <w:sz w:val="25"/>
-        </w:rPr>
-        <w:t>ADB cihazına bağlanılamıyor</w:t>
-      </w:r>
-    </w:p>
-    <w:p>
-      <w:pPr>
-        <w:spacing w:after="100"/>
-      </w:pPr>
-      <w:r>
-        <w:rPr>
-          <w:rFonts w:eastAsia="Century Gothic"/>
-          <w:color w:val="44546A"/>
-          <w:sz w:val="21"/>
-        </w:rPr>
-        <w:t>Kontrol / çözüm: Adres alanında port/ön ek olmadığını, hedef ağa erişimi ve cihazdaki ağ üzerinden ADB hizmetini (varsayılan 5555) kontrol edin. Yetkilendirme hatasında cihaz ekranındaki ADB onayını kontrol edin. Hepsini bağla'nın bütün adresleri hedeflediğini unutmayın.</w:t>
-      </w:r>
-    </w:p>
-    <w:p>
-      <w:pPr>
-        <w:pStyle w:val="Heading2"/>
-        <w:keepNext/>
-        <w:spacing w:before="160"/>
-      </w:pPr>
-      <w:r>
-        <w:rPr>
-          <w:rFonts w:eastAsia="Century Gothic"/>
-          <w:color w:val="44546A"/>
-          <w:sz w:val="25"/>
-        </w:rPr>
-        <w:t>ADB paket araması boş / yanlış paket seçili</w:t>
-      </w:r>
-    </w:p>
-    <w:p>
-      <w:pPr>
-        <w:spacing w:after="100"/>
-      </w:pPr>
-      <w:r>
-        <w:rPr>
-          <w:rFonts w:eastAsia="Century Gothic"/>
-          <w:color w:val="44546A"/>
-          <w:sz w:val="21"/>
-        </w:rPr>
-        <w:t>Kontrol / çözüm: Doğru cihazları ve paket adından en az iki karakteri kullanın. Okunamayan cihaz uyarılarını inceleyin; APK kurulumundan veya cihaz seçimi değişikliğinden sonra Ara'yı tekrarlayın. Sonuçların tümü başlangıçta seçilidir.</w:t>
-      </w:r>
-    </w:p>
-    <w:p>
-      <w:pPr>
-        <w:pStyle w:val="Heading2"/>
-        <w:keepNext/>
-        <w:spacing w:before="160"/>
-      </w:pPr>
-      <w:r>
-        <w:rPr>
-          <w:rFonts w:eastAsia="Century Gothic"/>
-          <w:color w:val="44546A"/>
-          <w:sz w:val="25"/>
-        </w:rPr>
-        <w:t>Kendiliğinden başlatma yarım / kurulamıyor</w:t>
-      </w:r>
-    </w:p>
-    <w:p>
-      <w:pPr>
-        <w:spacing w:after="100"/>
-      </w:pPr>
-      <w:r>
-        <w:rPr>
-          <w:rFonts w:eastAsia="Century Gothic"/>
-          <w:color w:val="44546A"/>
-          <w:sz w:val="21"/>
-        </w:rPr>
-        <w:t>Kontrol / çözüm: Tek cihaz ve tek paketle Bak'ı kullanın; root yetkisini ve sistem bölümünün uygunluğunu yetkili teknik ekibe doğrulatın. Yarım düzenlemeyi Kaldır ile temizleyip sonucu yeniden kontrol edin. Açılış sorunu varsa kurumun kurtarma prosedürünü uygulayın.</w:t>
+        <w:t>Kontrol ve çözüm: Kanal bazındaki adımları, kamera adreslerini ve kimlik bilgilerini, saat/NTP ayarlarını ve depolama durumunu kontrol edin. Cihaz geri geldikten sonra canlı görüntü ve kayıt oynatma testi yapın. Biçimlendirme ya da kanal silme işlemlerinin etkisinden şüpheleniyorsanız yeni yazma işlemlerini durdurup yetkili teknik ekibe bildirin.</w:t>
       </w:r>
     </w:p>
     <w:p>
@@ -11041,41 +13546,56 @@
           <w:color w:val="44546A"/>
           <w:sz w:val="19"/>
         </w:rPr>
-        <w:t>Uygulama sürümü, proje/set (proje işlemlerinde), saat, hedef IP, switch/port veya Android paket adı, işlem ve hata metnini not edin. Parola veya servis anahtarı verisi paylaşmayın.</w:t>
+        <w:t xml:space="preserve">Uygulama sürümünü, proje işlemleri için proje ve seti, olay saatini, hedef IP adresini, </w:t>
+      </w:r>
+      <w:proofErr w:type="spellStart"/>
+      <w:r>
+        <w:rPr>
+          <w:rFonts w:eastAsia="Century Gothic"/>
+          <w:color w:val="44546A"/>
+          <w:sz w:val="19"/>
+        </w:rPr>
+        <w:t>switch</w:t>
+      </w:r>
+      <w:proofErr w:type="spellEnd"/>
+      <w:r>
+        <w:rPr>
+          <w:rFonts w:eastAsia="Century Gothic"/>
+          <w:color w:val="44546A"/>
+          <w:sz w:val="19"/>
+        </w:rPr>
+        <w:t xml:space="preserve"> ve portu veya Android paket adını, işlemi ve hata metnini not edin. Parola veya servis anahtarı verisi paylaşmayın.</w:t>
       </w:r>
     </w:p>
     <w:p>
       <w:pPr>
         <w:pStyle w:val="Heading1"/>
         <w:keepNext/>
+        <w:keepLines/>
+        <w:pageBreakBefore/>
         <w:spacing w:before="80" w:after="160"/>
       </w:pPr>
+      <w:bookmarkStart w:id="42" w:name="DABP_Guide_Chapter_15"/>
+      <w:bookmarkStart w:id="43" w:name="_Toc238817135"/>
+      <w:bookmarkStart w:id="44" w:name="_Toc238895376"/>
       <w:r>
         <w:rPr>
           <w:rFonts w:eastAsia="Century Gothic"/>
           <w:color w:val="2F5597"/>
           <w:sz w:val="30"/>
         </w:rPr>
-        <w:br w:type="page"/>
-      </w:r>
-      <w:bookmarkStart w:id="30" w:name="DABP_Guide_Chapter_15"/>
-      <w:bookmarkStart w:id="31" w:name="_Toc238817135"/>
-      <w:r>
-        <w:rPr>
-          <w:rFonts w:eastAsia="Century Gothic"/>
-          <w:color w:val="2F5597"/>
-          <w:sz w:val="30"/>
-        </w:rPr>
         <w:lastRenderedPageBreak/>
         <w:t>15. Veri Güvenliği ve Kapanış</w:t>
       </w:r>
-      <w:bookmarkEnd w:id="30"/>
-      <w:bookmarkEnd w:id="31"/>
+      <w:bookmarkEnd w:id="42"/>
+      <w:bookmarkEnd w:id="43"/>
+      <w:bookmarkEnd w:id="44"/>
     </w:p>
     <w:p>
       <w:pPr>
         <w:pStyle w:val="Heading2"/>
         <w:keepNext/>
+        <w:keepLines/>
         <w:spacing w:before="160"/>
       </w:pPr>
       <w:r>
@@ -11084,7 +13604,7 @@
           <w:color w:val="44546A"/>
           <w:sz w:val="25"/>
         </w:rPr>
-        <w:t>15.1. Hangi Veri Ne Kadar Saklanır?</w:t>
+        <w:t>15.1. Hangi Veriler Ne Kadar Süre Saklanır?</w:t>
       </w:r>
     </w:p>
     <w:tbl>
@@ -11224,7 +13744,7 @@
                 <w:color w:val="44546A"/>
                 <w:sz w:val="18"/>
               </w:rPr>
-              <w:t>Cihaz, Switch ve SIP parolaları</w:t>
+              <w:t>Arayüzde girilen cihaz ve SIP parolaları</w:t>
             </w:r>
           </w:p>
         </w:tc>
@@ -11534,7 +14054,7 @@
                 <w:color w:val="44546A"/>
                 <w:sz w:val="18"/>
               </w:rPr>
-              <w:t>Paket/proje sürümü bazında saklanır.</w:t>
+              <w:t>Müşteri paketi bazında saklanır; uygulama sürümüne bağlı değildir.</w:t>
             </w:r>
           </w:p>
         </w:tc>
@@ -11789,7 +14309,7 @@
                 <w:color w:val="44546A"/>
                 <w:sz w:val="18"/>
               </w:rPr>
-              <w:t>Kapanışta panel tarafından geri alınır.</w:t>
+              <w:t>Normal kapanışta geri alınır; zorla kapanıştan sonra ağ ayarlarını kontrol edin.</w:t>
             </w:r>
           </w:p>
         </w:tc>
@@ -11849,7 +14369,7 @@
                 <w:color w:val="44546A"/>
                 <w:sz w:val="18"/>
               </w:rPr>
-              <w:t>Belgeler klasörü / kalıcı</w:t>
+              <w:t>Çıktı klasörü / kalıcı</w:t>
             </w:r>
           </w:p>
         </w:tc>
@@ -11963,7 +14483,7 @@
                 <w:color w:val="44546A"/>
                 <w:sz w:val="18"/>
               </w:rPr>
-              <w:t>Proje/setten bağımsızdır; Çıkar ile yönetilir.</w:t>
+              <w:t>Proje ve setten bağımsızdır; “Çıkar” seçeneğiyle yönetilir.</w:t>
             </w:r>
           </w:p>
         </w:tc>
@@ -12050,7 +14570,7 @@
                 <w:color w:val="44546A"/>
                 <w:sz w:val="18"/>
               </w:rPr>
-              <w:t>Proje Geçmiş ekranına aktarılmaz.</w:t>
+              <w:t>Proje işlemlerinin “Geçmiş” ekranına aktarılmaz.</w:t>
             </w:r>
           </w:p>
         </w:tc>
@@ -12142,6 +14662,96 @@
           </w:p>
         </w:tc>
       </w:tr>
+      <w:tr>
+        <w:trPr>
+          <w:cantSplit/>
+        </w:trPr>
+        <w:tc>
+          <w:tcPr>
+            <w:tcW w:w="2500" w:type="dxa"/>
+            <w:shd w:val="clear" w:color="auto" w:fill="F2F5F8"/>
+            <w:tcMar>
+              <w:top w:w="95" w:type="dxa"/>
+              <w:left w:w="115" w:type="dxa"/>
+              <w:bottom w:w="95" w:type="dxa"/>
+              <w:right w:w="115" w:type="dxa"/>
+            </w:tcMar>
+            <w:vAlign w:val="center"/>
+          </w:tcPr>
+          <w:p>
+            <w:pPr>
+              <w:keepNext/>
+              <w:spacing w:before="20" w:after="20" w:line="240" w:lineRule="auto"/>
+              <w:jc w:val="left"/>
+            </w:pPr>
+            <w:r>
+              <w:rPr>
+                <w:rFonts w:eastAsia="Century Gothic"/>
+                <w:b/>
+                <w:color w:val="44546A"/>
+                <w:sz w:val="18"/>
+              </w:rPr>
+              <w:t>IP atama günlükleri (.log)</w:t>
+            </w:r>
+          </w:p>
+        </w:tc>
+        <w:tc>
+          <w:tcPr>
+            <w:tcW w:w="2500" w:type="dxa"/>
+            <w:shd w:val="clear" w:color="auto" w:fill="F2F5F8"/>
+            <w:tcMar>
+              <w:top w:w="95" w:type="dxa"/>
+              <w:left w:w="115" w:type="dxa"/>
+              <w:bottom w:w="95" w:type="dxa"/>
+              <w:right w:w="115" w:type="dxa"/>
+            </w:tcMar>
+            <w:vAlign w:val="center"/>
+          </w:tcPr>
+          <w:p>
+            <w:pPr>
+              <w:keepNext/>
+              <w:spacing w:before="20" w:after="20" w:line="240" w:lineRule="auto"/>
+              <w:jc w:val="left"/>
+            </w:pPr>
+            <w:r>
+              <w:rPr>
+                <w:rFonts w:eastAsia="Century Gothic"/>
+                <w:color w:val="44546A"/>
+                <w:sz w:val="18"/>
+              </w:rPr>
+              <w:t>Çıktı klasörü / kalıcı</w:t>
+            </w:r>
+          </w:p>
+        </w:tc>
+        <w:tc>
+          <w:tcPr>
+            <w:tcW w:w="4000" w:type="dxa"/>
+            <w:shd w:val="clear" w:color="auto" w:fill="F2F5F8"/>
+            <w:tcMar>
+              <w:top w:w="95" w:type="dxa"/>
+              <w:left w:w="115" w:type="dxa"/>
+              <w:bottom w:w="95" w:type="dxa"/>
+              <w:right w:w="115" w:type="dxa"/>
+            </w:tcMar>
+            <w:vAlign w:val="center"/>
+          </w:tcPr>
+          <w:p>
+            <w:pPr>
+              <w:keepNext/>
+              <w:spacing w:before="20" w:after="20" w:line="240" w:lineRule="auto"/>
+              <w:jc w:val="left"/>
+            </w:pPr>
+            <w:r>
+              <w:rPr>
+                <w:rFonts w:eastAsia="Century Gothic"/>
+                <w:color w:val="44546A"/>
+                <w:sz w:val="18"/>
+              </w:rPr>
+              <w:t>Ekran geçmişi silinse de dosya kalabilir; dosyanın saklanması ve paylaşılması kurum kurallarına tabidir.</w:t>
+            </w:r>
+          </w:p>
+        </w:tc>
+      </w:tr>
     </w:tbl>
     <w:p>
       <w:pPr>
@@ -12177,8 +14787,40 @@
     </w:p>
     <w:p>
       <w:pPr>
+        <w:spacing w:after="100"/>
+      </w:pPr>
+      <w:r>
+        <w:rPr>
+          <w:rFonts w:eastAsia="Century Gothic"/>
+          <w:color w:val="44546A"/>
+          <w:sz w:val="21"/>
+        </w:rPr>
+        <w:t xml:space="preserve">Bu bilgiler yalnızca </w:t>
+      </w:r>
+      <w:proofErr w:type="spellStart"/>
+      <w:r>
+        <w:rPr>
+          <w:rFonts w:eastAsia="Century Gothic"/>
+          <w:color w:val="44546A"/>
+          <w:sz w:val="21"/>
+        </w:rPr>
+        <w:t>DABP’nin</w:t>
+      </w:r>
+      <w:proofErr w:type="spellEnd"/>
+      <w:r>
+        <w:rPr>
+          <w:rFonts w:eastAsia="Century Gothic"/>
+          <w:color w:val="44546A"/>
+          <w:sz w:val="21"/>
+        </w:rPr>
+        <w:t xml:space="preserve"> yerel verileri için geçerlidir. Cihazlara uygulanan IP, yapılandırma, yazılım ve uygulama değişiklikleri DABP kapatıldığında geri alınmaz. Servis anahtarını ve teslim edilen proje dosyalarını ayrıca koruyun; yerel raporları ve günlükleri paylaşmadan önce hassas içerik açısından inceleyin.</w:t>
+      </w:r>
+    </w:p>
+    <w:p>
+      <w:pPr>
         <w:pStyle w:val="Heading2"/>
         <w:keepNext/>
+        <w:keepLines/>
         <w:spacing w:before="160"/>
       </w:pPr>
       <w:r>
@@ -12205,7 +14847,43 @@
           <w:color w:val="44546A"/>
           <w:sz w:val="20"/>
         </w:rPr>
-        <w:t>Kuyrukta yazma işi, ADB'de çalışan hedef veya Switch'te devam eden işlem kalmadığını doğrulayın.</w:t>
+        <w:t>“</w:t>
+      </w:r>
+      <w:proofErr w:type="spellStart"/>
+      <w:r>
+        <w:rPr>
+          <w:rFonts w:eastAsia="Century Gothic"/>
+          <w:color w:val="44546A"/>
+          <w:sz w:val="20"/>
+        </w:rPr>
+        <w:t>Kuyruk”ta</w:t>
+      </w:r>
+      <w:proofErr w:type="spellEnd"/>
+      <w:r>
+        <w:rPr>
+          <w:rFonts w:eastAsia="Century Gothic"/>
+          <w:color w:val="44546A"/>
+          <w:sz w:val="20"/>
+        </w:rPr>
+        <w:t xml:space="preserve"> yazma işi, </w:t>
+      </w:r>
+      <w:proofErr w:type="spellStart"/>
+      <w:r>
+        <w:rPr>
+          <w:rFonts w:eastAsia="Century Gothic"/>
+          <w:color w:val="44546A"/>
+          <w:sz w:val="20"/>
+        </w:rPr>
+        <w:t>ADB’de</w:t>
+      </w:r>
+      <w:proofErr w:type="spellEnd"/>
+      <w:r>
+        <w:rPr>
+          <w:rFonts w:eastAsia="Century Gothic"/>
+          <w:color w:val="44546A"/>
+          <w:sz w:val="20"/>
+        </w:rPr>
+        <w:t xml:space="preserve"> çalışan hedef veya “Switch Yönetim” ekranında süren işlem kalmadığını doğrulayın.</w:t>
       </w:r>
     </w:p>
     <w:p>
@@ -12224,7 +14902,25 @@
           <w:color w:val="44546A"/>
           <w:sz w:val="20"/>
         </w:rPr>
-        <w:t>Switch'te gerekli yapılandırmayı kalıcı kaydedin. Harici ADB kullanımı için açık bıraktığınız bağlantıları bakım prosedürünüze göre sonlandırın.</w:t>
+        <w:t xml:space="preserve">Gerekli </w:t>
+      </w:r>
+      <w:proofErr w:type="spellStart"/>
+      <w:r>
+        <w:rPr>
+          <w:rFonts w:eastAsia="Century Gothic"/>
+          <w:color w:val="44546A"/>
+          <w:sz w:val="20"/>
+        </w:rPr>
+        <w:t>switch</w:t>
+      </w:r>
+      <w:proofErr w:type="spellEnd"/>
+      <w:r>
+        <w:rPr>
+          <w:rFonts w:eastAsia="Century Gothic"/>
+          <w:color w:val="44546A"/>
+          <w:sz w:val="20"/>
+        </w:rPr>
+        <w:t xml:space="preserve"> yapılandırmasını kalıcı olarak kaydedin ve harici ADB bağlantılarını bakım prosedürüne göre sonlandırın. Servis anahtarını yalnız tüm Switch/ADB işlemleri bittikten sonra güvenli biçimde çıkarın.</w:t>
       </w:r>
     </w:p>
     <w:p>
@@ -12242,7 +14938,7 @@
           <w:color w:val="44546A"/>
           <w:sz w:val="20"/>
         </w:rPr>
-        <w:t>Gerekli Excel raporlarını açıp kaydedildiğini kontrol edin.</w:t>
+        <w:t>Gerekli Excel raporları ile günlüklerin kaydedildiğini doğrulayın; gerekiyorsa eski raporların ayrı kopyalarını saklayın.</w:t>
       </w:r>
     </w:p>
     <w:p>
@@ -12260,7 +14956,8 @@
           <w:color w:val="44546A"/>
           <w:sz w:val="20"/>
         </w:rPr>
-        <w:t>Panelin eklediği ağ adreslerinin normal kapanışta geri alınmasına izin verin.</w:t>
+        <w:lastRenderedPageBreak/>
+        <w:t>Normal kapanışta panelin eklediği ağ adreslerinin geri alınmasına izin verin; panelin kapanması cihaz değişikliklerini geri almaz.</w:t>
       </w:r>
     </w:p>
     <w:p>
@@ -12296,41 +14993,38 @@
           <w:color w:val="44546A"/>
           <w:sz w:val="20"/>
         </w:rPr>
-        <w:t>Kapanış sonrasında cihaz erişimi ve gerekiyorsa tren ağının normal durumunu doğrulayın.</w:t>
+        <w:t>Kapanıştan sonra cihazlara erişimi ve tren ağını doğrulayın. Uygulama zorla kapandıysa panelin eklediği adresleri yetkili ağ prosedürüne göre kontrol edin; önceden tanımlı adresleri silmeyin.</w:t>
       </w:r>
     </w:p>
     <w:p>
       <w:pPr>
         <w:pStyle w:val="Heading1"/>
         <w:keepNext/>
+        <w:keepLines/>
+        <w:pageBreakBefore/>
         <w:spacing w:before="80" w:after="160"/>
       </w:pPr>
+      <w:bookmarkStart w:id="45" w:name="DABP_Guide_Chapter_16"/>
+      <w:bookmarkStart w:id="46" w:name="_Toc238817136"/>
+      <w:bookmarkStart w:id="47" w:name="_Toc238895377"/>
       <w:r>
         <w:rPr>
           <w:rFonts w:eastAsia="Century Gothic"/>
           <w:color w:val="2F5597"/>
           <w:sz w:val="30"/>
         </w:rPr>
-        <w:br w:type="page"/>
-      </w:r>
-      <w:bookmarkStart w:id="32" w:name="DABP_Guide_Chapter_16"/>
-      <w:bookmarkStart w:id="33" w:name="_Toc238817136"/>
-      <w:r>
-        <w:rPr>
-          <w:rFonts w:eastAsia="Century Gothic"/>
-          <w:color w:val="2F5597"/>
-          <w:sz w:val="30"/>
-        </w:rPr>
         <w:lastRenderedPageBreak/>
         <w:t>16. Destek ve Son Kontrol</w:t>
       </w:r>
-      <w:bookmarkEnd w:id="32"/>
-      <w:bookmarkEnd w:id="33"/>
+      <w:bookmarkEnd w:id="45"/>
+      <w:bookmarkEnd w:id="46"/>
+      <w:bookmarkEnd w:id="47"/>
     </w:p>
     <w:p>
       <w:pPr>
         <w:pStyle w:val="Heading2"/>
         <w:keepNext/>
+        <w:keepLines/>
         <w:spacing w:before="160"/>
       </w:pPr>
       <w:r>
@@ -12375,7 +15069,7 @@
           <w:color w:val="44546A"/>
           <w:sz w:val="20"/>
         </w:rPr>
-        <w:t>Müşteri/proje paketi; proje işlemlerinde tren seti numarası</w:t>
+        <w:t>Müşteri ve proje paketi; proje işlemleri için tren seti numarası</w:t>
       </w:r>
     </w:p>
     <w:p>
@@ -12411,7 +15105,25 @@
           <w:color w:val="44546A"/>
           <w:sz w:val="20"/>
         </w:rPr>
-        <w:t>Cihaz adı, türü, gerçek hedef IP ve switch/port veya Android paket adı</w:t>
+        <w:t xml:space="preserve">Cihaz adı, türü, gerçek hedef IP adresi ve </w:t>
+      </w:r>
+      <w:proofErr w:type="spellStart"/>
+      <w:r>
+        <w:rPr>
+          <w:rFonts w:eastAsia="Century Gothic"/>
+          <w:color w:val="44546A"/>
+          <w:sz w:val="20"/>
+        </w:rPr>
+        <w:t>switch</w:t>
+      </w:r>
+      <w:proofErr w:type="spellEnd"/>
+      <w:r>
+        <w:rPr>
+          <w:rFonts w:eastAsia="Century Gothic"/>
+          <w:color w:val="44546A"/>
+          <w:sz w:val="20"/>
+        </w:rPr>
+        <w:t xml:space="preserve"> ile port bilgisi veya Android paket adı</w:t>
       </w:r>
     </w:p>
     <w:p>
@@ -12429,7 +15141,7 @@
           <w:color w:val="44546A"/>
           <w:sz w:val="20"/>
         </w:rPr>
-        <w:t>Kuyruk/ADB sonuç tablosundaki işlem ve hata metni veya Switch ekranındaki işlem/hata bildirimi</w:t>
+        <w:t>“Kuyruk” veya ADB sonuç tablosundaki işlem ve hata metni ya da “Switch Yönetim” ekranındaki işlem veya hata bildirimi</w:t>
       </w:r>
     </w:p>
     <w:p>
@@ -12465,7 +15177,7 @@
           <w:color w:val="44546A"/>
           <w:sz w:val="20"/>
         </w:rPr>
-        <w:t>Kurum prosedürü izin veriyorsa ilgili iş günlüğü</w:t>
+        <w:t>Kurum prosedürü izin veriyorsa ilgili iş günlüğü; denenen çözüm adımları ve hatanın tekrarlanma durumu</w:t>
       </w:r>
     </w:p>
     <w:p>
@@ -12494,13 +15206,32 @@
           <w:color w:val="44546A"/>
           <w:sz w:val="19"/>
         </w:rPr>
-        <w:t>Cihaz parolası, SIP parolası, servis USB anahtarı içeriği, gerçek kişisel veri veya kurumunuzun dış paylaşımını yasakladığı DeviceMap ayrıntıları.</w:t>
+        <w:t xml:space="preserve">cihaz parolaları, SIP parolaları, servis anahtarı içeriği, kişisel veriler veya dışarıyla paylaşılması yasak </w:t>
+      </w:r>
+      <w:proofErr w:type="spellStart"/>
+      <w:r>
+        <w:rPr>
+          <w:rFonts w:eastAsia="Century Gothic"/>
+          <w:color w:val="44546A"/>
+          <w:sz w:val="19"/>
+        </w:rPr>
+        <w:t>DeviceMap</w:t>
+      </w:r>
+      <w:proofErr w:type="spellEnd"/>
+      <w:r>
+        <w:rPr>
+          <w:rFonts w:eastAsia="Century Gothic"/>
+          <w:color w:val="44546A"/>
+          <w:sz w:val="19"/>
+        </w:rPr>
+        <w:t xml:space="preserve"> ayrıntıları. Ekran görüntülerini, raporları ve günlükleri göndermeden önce hassas alanları kontrol edin.</w:t>
       </w:r>
     </w:p>
     <w:p>
       <w:pPr>
         <w:pStyle w:val="Heading2"/>
         <w:keepNext/>
+        <w:keepLines/>
         <w:spacing w:before="160"/>
       </w:pPr>
       <w:r>
@@ -12527,7 +15258,7 @@
           <w:color w:val="44546A"/>
           <w:sz w:val="20"/>
         </w:rPr>
-        <w:t>Proje işlemlerinde doğru proje/set; Switch ve ADB'de doğru gerçek hedef adresler doğrulandı.</w:t>
+        <w:t>Proje işlemlerinde doğru proje ve setin; “Switch Yönetim” ve “ADB araçları” ekranlarında ise doğru gerçek hedef adreslerin seçildiği doğrulandı.</w:t>
       </w:r>
     </w:p>
     <w:p>
@@ -12545,7 +15276,7 @@
           <w:color w:val="44546A"/>
           <w:sz w:val="20"/>
         </w:rPr>
-        <w:t>Ağ Hazır ve tüm gerekli cihazlar tarandı.</w:t>
+        <w:t>“Ağ” ekranındaki durumun “Hazır” olduğu ve gerekli tüm cihazların tarandığı doğrulandı.</w:t>
       </w:r>
     </w:p>
     <w:p>
@@ -12563,7 +15294,7 @@
           <w:color w:val="44546A"/>
           <w:sz w:val="20"/>
         </w:rPr>
-        <w:t>Kimlik isteyen cihazlar yetkili bilgilerle yeniden okundu.</w:t>
+        <w:t>Kimlik bilgisi isteyen cihazlar yetkili bilgilerle yeniden okundu.</w:t>
       </w:r>
     </w:p>
     <w:p>
@@ -12618,7 +15349,7 @@
           <w:color w:val="44546A"/>
           <w:sz w:val="20"/>
         </w:rPr>
-        <w:t>Switch değişiklikleri gerekiyorsa kalıcı kaydedildi; ADB uygulama/sürüm ve açılış davranışı doğrulandı.</w:t>
+        <w:t>Switch değişiklikleri yapıldıysa kalıcı olarak kaydedildi; ADB uygulamasının sürümü ve açılış davranışı, kamera veya NVR için ise canlı görüntü ve kayıt sonucu doğrulandı.</w:t>
       </w:r>
     </w:p>
     <w:p>
@@ -12636,7 +15367,7 @@
           <w:color w:val="44546A"/>
           <w:sz w:val="20"/>
         </w:rPr>
-        <w:t>Excel raporu oluşturuldu ve açılarak kontrol edildi.</w:t>
+        <w:t>Gerekliyse Excel raporu oluşturuldu, açılarak kontrol edildi ve önceki raporların saklanması sağlandı.</w:t>
       </w:r>
     </w:p>
     <w:p>
@@ -12654,7 +15385,7 @@
           <w:color w:val="44546A"/>
           <w:sz w:val="20"/>
         </w:rPr>
-        <w:t>Kalıcı olmayan verilerin oturum sınırı dikkate alındı.</w:t>
+        <w:t>Oturum geçmişi ile kalıcı dosyalar arasındaki fark dikkate alındı; rapor, günlük ve servis anahtarı güvenli biçimde saklandı.</w:t>
       </w:r>
     </w:p>
     <w:p>
@@ -12676,8 +15407,8 @@
       </w:r>
     </w:p>
     <w:sectPr>
-      <w:headerReference w:type="default" r:id="rId24"/>
-      <w:footerReference w:type="default" r:id="rId25"/>
+      <w:headerReference w:type="default" r:id="rId21"/>
+      <w:footerReference w:type="default" r:id="rId22"/>
       <w:pgSz w:w="11906" w:h="16838"/>
       <w:pgMar w:top="1181" w:right="1276" w:bottom="1181" w:left="1418" w:header="259" w:footer="144" w:gutter="0"/>
       <w:cols w:space="708"/>
@@ -12686,45 +15417,6 @@
     </w:sectPr>
   </w:body>
 </w:document>
-</file>
-
-<file path=word/comments.xml><?xml version="1.0" encoding="utf-8"?>
-<w:comments xmlns:wpc="http://schemas.microsoft.com/office/word/2010/wordprocessingCanvas" xmlns:cx="http://schemas.microsoft.com/office/drawing/2014/chartex" xmlns:cx1="http://schemas.microsoft.com/office/drawing/2015/9/8/chartex" xmlns:cx2="http://schemas.microsoft.com/office/drawing/2015/10/21/chartex" xmlns:cx3="http://schemas.microsoft.com/office/drawing/2016/5/9/chartex" xmlns:cx4="http://schemas.microsoft.com/office/drawing/2016/5/10/chartex" xmlns:cx5="http://schemas.microsoft.com/office/drawing/2016/5/11/chartex" xmlns:cx6="http://schemas.microsoft.com/office/drawing/2016/5/12/chartex" xmlns:cx7="http://schemas.microsoft.com/office/drawing/2016/5/13/chartex" xmlns:cx8="http://schemas.microsoft.com/office/drawing/2016/5/14/chartex" xmlns:mc="http://schemas.openxmlformats.org/markup-compatibility/2006" xmlns:m="http://schemas.openxmlformats.org/officeDocument/2006/math" xmlns:aink="http://schemas.microsoft.com/office/drawing/2016/ink" xmlns:am3d="http://schemas.microsoft.com/office/drawing/2017/model3d" xmlns:oel="http://schemas.microsoft.com/office/2019/extlst" xmlns:r="http://schemas.openxmlformats.org/officeDocument/2006/relationships" xmlns:wp14="http://schemas.microsoft.com/office/word/2010/wordprocessingDrawing" xmlns:wp="http://schemas.openxmlformats.org/drawingml/2006/wordprocessingDrawing" xmlns:wpg="http://schemas.microsoft.com/office/word/2010/wordprocessingGroup" xmlns:wpi="http://schemas.microsoft.com/office/word/2010/wordprocessingInk" xmlns:wps="http://schemas.microsoft.com/office/word/2010/wordprocessingShape" xmlns:o="urn:schemas-microsoft-com:office:office" xmlns:v="urn:schemas-microsoft-com:vml" xmlns:w10="urn:schemas-microsoft-com:office:word" xmlns:w="http://schemas.openxmlformats.org/wordprocessingml/2006/main" xmlns:w14="http://schemas.microsoft.com/office/word/2010/wordml" xmlns:w15="http://schemas.microsoft.com/office/word/2012/wordml" xmlns:w16cei="http://schemas.microsoft.com/office/word/2026/wordml/cei" xmlns:w16cex="http://schemas.microsoft.com/office/word/2018/wordml/cex" xmlns:w16cid="http://schemas.microsoft.com/office/word/2016/wordml/cid" xmlns:w16="http://schemas.microsoft.com/office/word/2018/wordml" xmlns:w16sdtdh="http://schemas.microsoft.com/office/word/2020/wordml/sdtdatahash" xmlns:w16sdtfl="http://schemas.microsoft.com/office/word/2024/wordml/sdtformatlock" xmlns:w16se="http://schemas.microsoft.com/office/word/2015/wordml/symex" xmlns:w16du="http://schemas.microsoft.com/office/word/2023/wordml/word16du" xmlns:wne="http://schemas.microsoft.com/office/word/2006/wordml" mc:Ignorable="w14 w15 w16se w16cid w16 w16cex w16sdtdh w16sdtfl w16du wp14">
-  <w:comment w:id="20" w:author="Dokümantasyon" w:date="2026-08-28T09:06:00Z" w:initials="DK">
-    <w:p>
-      <w:r>
-        <w:annotationRef/>
-      </w:r>
-      <w:r>
-        <w:t>Eklenen Switch aracının gerçek ekran akışlarıyla güncellendi: bağımsız keşif, port/PoE, yönetim adresi, kalıcı kayıt ve kesinti uyarıları. Sonraki bölüm numaraları buna göre kaydırıldı.</w:t>
-      </w:r>
-    </w:p>
-  </w:comment>
-  <w:comment w:id="23" w:author="Dokümantasyon" w:date="2026-08-28T09:06:00Z" w:initials="DK">
-    <w:p>
-      <w:r>
-        <w:annotationRef/>
-      </w:r>
-      <w:r>
-        <w:t>Eklenen ADB araçları için bağımsız adres listesi, paket seçimi, APK, cihaz yeniden başlatma, kendiliğinden başlatma ve sonuç takibi eklendi. Proje kuyruğundan farkları belirtildi.</w:t>
-      </w:r>
-    </w:p>
-  </w:comment>
-</w:comments>
-</file>
-
-<file path=word/commentsExtended.xml><?xml version="1.0" encoding="utf-8"?>
-<w15:commentsEx xmlns:wpc="http://schemas.microsoft.com/office/word/2010/wordprocessingCanvas" xmlns:cx="http://schemas.microsoft.com/office/drawing/2014/chartex" xmlns:cx1="http://schemas.microsoft.com/office/drawing/2015/9/8/chartex" xmlns:cx2="http://schemas.microsoft.com/office/drawing/2015/10/21/chartex" xmlns:cx3="http://schemas.microsoft.com/office/drawing/2016/5/9/chartex" xmlns:cx4="http://schemas.microsoft.com/office/drawing/2016/5/10/chartex" xmlns:cx5="http://schemas.microsoft.com/office/drawing/2016/5/11/chartex" xmlns:cx6="http://schemas.microsoft.com/office/drawing/2016/5/12/chartex" xmlns:cx7="http://schemas.microsoft.com/office/drawing/2016/5/13/chartex" xmlns:cx8="http://schemas.microsoft.com/office/drawing/2016/5/14/chartex" xmlns:mc="http://schemas.openxmlformats.org/markup-compatibility/2006" xmlns:m="http://schemas.openxmlformats.org/officeDocument/2006/math" xmlns:aink="http://schemas.microsoft.com/office/drawing/2016/ink" xmlns:am3d="http://schemas.microsoft.com/office/drawing/2017/model3d" xmlns:oel="http://schemas.microsoft.com/office/2019/extlst" xmlns:r="http://schemas.openxmlformats.org/officeDocument/2006/relationships" xmlns:wp14="http://schemas.microsoft.com/office/word/2010/wordprocessingDrawing" xmlns:wp="http://schemas.openxmlformats.org/drawingml/2006/wordprocessingDrawing" xmlns:wpg="http://schemas.microsoft.com/office/word/2010/wordprocessingGroup" xmlns:wpi="http://schemas.microsoft.com/office/word/2010/wordprocessingInk" xmlns:wps="http://schemas.microsoft.com/office/word/2010/wordprocessingShape" xmlns:o="urn:schemas-microsoft-com:office:office" xmlns:v="urn:schemas-microsoft-com:vml" xmlns:w10="urn:schemas-microsoft-com:office:word" xmlns:w="http://schemas.openxmlformats.org/wordprocessingml/2006/main" xmlns:w14="http://schemas.microsoft.com/office/word/2010/wordml" xmlns:w15="http://schemas.microsoft.com/office/word/2012/wordml" xmlns:w16cei="http://schemas.microsoft.com/office/word/2026/wordml/cei" xmlns:w16cex="http://schemas.microsoft.com/office/word/2018/wordml/cex" xmlns:w16cid="http://schemas.microsoft.com/office/word/2016/wordml/cid" xmlns:w16="http://schemas.microsoft.com/office/word/2018/wordml" xmlns:w16sdtdh="http://schemas.microsoft.com/office/word/2020/wordml/sdtdatahash" xmlns:w16sdtfl="http://schemas.microsoft.com/office/word/2024/wordml/sdtformatlock" xmlns:w16se="http://schemas.microsoft.com/office/word/2015/wordml/symex" xmlns:w16du="http://schemas.microsoft.com/office/word/2023/wordml/word16du" xmlns:wne="http://schemas.microsoft.com/office/word/2006/wordml" mc:Ignorable="w14 w15 w16se w16cid w16 w16cex w16sdtdh w16sdtfl w16du wp14">
-  <w15:commentEx w15:paraId="28BBCA90" w15:done="0"/>
-  <w15:commentEx w15:paraId="4756C703" w15:done="0"/>
-</w15:commentsEx>
-</file>
-
-<file path=word/commentsIds.xml><?xml version="1.0" encoding="utf-8"?>
-<w16cid:commentsIds xmlns:wpc="http://schemas.microsoft.com/office/word/2010/wordprocessingCanvas" xmlns:cx="http://schemas.microsoft.com/office/drawing/2014/chartex" xmlns:cx1="http://schemas.microsoft.com/office/drawing/2015/9/8/chartex" xmlns:cx2="http://schemas.microsoft.com/office/drawing/2015/10/21/chartex" xmlns:cx3="http://schemas.microsoft.com/office/drawing/2016/5/9/chartex" xmlns:cx4="http://schemas.microsoft.com/office/drawing/2016/5/10/chartex" xmlns:cx5="http://schemas.microsoft.com/office/drawing/2016/5/11/chartex" xmlns:cx6="http://schemas.microsoft.com/office/drawing/2016/5/12/chartex" xmlns:cx7="http://schemas.microsoft.com/office/drawing/2016/5/13/chartex" xmlns:cx8="http://schemas.microsoft.com/office/drawing/2016/5/14/chartex" xmlns:mc="http://schemas.openxmlformats.org/markup-compatibility/2006" xmlns:m="http://schemas.openxmlformats.org/officeDocument/2006/math" xmlns:aink="http://schemas.microsoft.com/office/drawing/2016/ink" xmlns:am3d="http://schemas.microsoft.com/office/drawing/2017/model3d" xmlns:oel="http://schemas.microsoft.com/office/2019/extlst" xmlns:r="http://schemas.openxmlformats.org/officeDocument/2006/relationships" xmlns:wp14="http://schemas.microsoft.com/office/word/2010/wordprocessingDrawing" xmlns:wp="http://schemas.openxmlformats.org/drawingml/2006/wordprocessingDrawing" xmlns:wpg="http://schemas.microsoft.com/office/word/2010/wordprocessingGroup" xmlns:wpi="http://schemas.microsoft.com/office/word/2010/wordprocessingInk" xmlns:wps="http://schemas.microsoft.com/office/word/2010/wordprocessingShape" xmlns:o="urn:schemas-microsoft-com:office:office" xmlns:v="urn:schemas-microsoft-com:vml" xmlns:w10="urn:schemas-microsoft-com:office:word" xmlns:w="http://schemas.openxmlformats.org/wordprocessingml/2006/main" xmlns:w14="http://schemas.microsoft.com/office/word/2010/wordml" xmlns:w15="http://schemas.microsoft.com/office/word/2012/wordml" xmlns:w16cei="http://schemas.microsoft.com/office/word/2026/wordml/cei" xmlns:w16cex="http://schemas.microsoft.com/office/word/2018/wordml/cex" xmlns:w16cid="http://schemas.microsoft.com/office/word/2016/wordml/cid" xmlns:w16="http://schemas.microsoft.com/office/word/2018/wordml" xmlns:w16sdtdh="http://schemas.microsoft.com/office/word/2020/wordml/sdtdatahash" xmlns:w16sdtfl="http://schemas.microsoft.com/office/word/2024/wordml/sdtformatlock" xmlns:w16se="http://schemas.microsoft.com/office/word/2015/wordml/symex" xmlns:w16du="http://schemas.microsoft.com/office/word/2023/wordml/word16du" xmlns:wne="http://schemas.microsoft.com/office/word/2006/wordml" mc:Ignorable="w14 w15 w16se w16cid w16 w16cex w16sdtdh w16sdtfl w16du wp14">
-  <w16cid:commentId w16cid:paraId="28BBCA90" w16cid:durableId="58633938"/>
-  <w16cid:commentId w16cid:paraId="4756C703" w16cid:durableId="120E5154"/>
-</w16cid:commentsIds>
 </file>
 
 <file path=word/endnotes.xml><?xml version="1.0" encoding="utf-8"?>
@@ -12839,7 +15531,27 @@
               <w:color w:val="FFFFFF"/>
               <w:sz w:val="13"/>
             </w:rPr>
-            <w:t>Piton Technology © 2026</w:t>
+            <w:t xml:space="preserve">Piton </w:t>
+          </w:r>
+          <w:proofErr w:type="spellStart"/>
+          <w:r>
+            <w:rPr>
+              <w:rFonts w:eastAsia="Century Gothic"/>
+              <w:b/>
+              <w:color w:val="FFFFFF"/>
+              <w:sz w:val="13"/>
+            </w:rPr>
+            <w:t>Technology</w:t>
+          </w:r>
+          <w:proofErr w:type="spellEnd"/>
+          <w:r>
+            <w:rPr>
+              <w:rFonts w:eastAsia="Century Gothic"/>
+              <w:b/>
+              <w:color w:val="FFFFFF"/>
+              <w:sz w:val="13"/>
+            </w:rPr>
+            <w:t xml:space="preserve"> © 2026</w:t>
           </w:r>
           <w:r>
             <w:rPr>

--- a/docs/DABP_Kullanıcı_Kılavuzu.docx
+++ b/docs/DABP_Kullanıcı_Kılavuzu.docx
@@ -306,7 +306,7 @@
           <w:lang w:eastAsia="tr-TR"/>
         </w:rPr>
         <w:drawing>
-          <wp:anchor distT="0" distB="0" distL="114300" distR="114300" simplePos="0" relativeHeight="251662336" behindDoc="1" locked="0" layoutInCell="1" allowOverlap="1" wp14:anchorId="4F3C632A" wp14:editId="2CB02337">
+          <wp:anchor distT="0" distB="0" distL="114300" distR="114300" simplePos="0" relativeHeight="251662336" behindDoc="1" locked="0" layoutInCell="1" allowOverlap="1" wp14:anchorId="4F3C632A" wp14:editId="07E8D11D">
             <wp:simplePos x="0" y="0"/>
             <wp:positionH relativeFrom="margin">
               <wp:posOffset>4422145</wp:posOffset>
@@ -449,7 +449,7 @@
                                 <w:sz w:val="24"/>
                                 <w:szCs w:val="96"/>
                               </w:rPr>
-                              <w:t>V1.0</w:t>
+                              <w:t>V1.0.7</w:t>
                             </w:r>
                           </w:p>
                         </w:txbxContent>
@@ -492,7 +492,7 @@
                           <w:sz w:val="24"/>
                           <w:szCs w:val="96"/>
                         </w:rPr>
-                        <w:t>V1.0</w:t>
+                        <w:t>V1.0.7</w:t>
                       </w:r>
                     </w:p>
                   </w:txbxContent>
@@ -666,7 +666,7 @@
                                 <w:sz w:val="72"/>
                                 <w:szCs w:val="72"/>
                               </w:rPr>
-                              <w:t>Taslak</w:t>
+                              <w:t>Yayın</w:t>
                             </w:r>
                           </w:p>
                         </w:txbxContent>
@@ -709,7 +709,7 @@
                           <w:sz w:val="72"/>
                           <w:szCs w:val="72"/>
                         </w:rPr>
-                        <w:t>Taslak</w:t>
+                        <w:t>Yayın</w:t>
                       </w:r>
                     </w:p>
                   </w:txbxContent>
@@ -826,6 +826,7 @@
     </w:p>
     <w:p>
       <w:pPr>
+        <w:pStyle w:val="Heading2"/>
         <w:keepNext/>
         <w:spacing w:after="200"/>
         <w:jc w:val="left"/>
@@ -833,7 +834,6 @@
       <w:r>
         <w:rPr>
           <w:rFonts w:eastAsia="Century Gothic"/>
-          <w:b/>
           <w:color w:val="4472C4"/>
           <w:sz w:val="40"/>
         </w:rPr>
@@ -1035,55 +1035,7 @@
                 <w:color w:val="44546A"/>
                 <w:sz w:val="18"/>
               </w:rPr>
-              <w:t>DABP_Kullan</w:t>
-            </w:r>
-            <w:r>
-              <w:rPr>
-                <w:rFonts w:eastAsia="Century Gothic"/>
-                <w:color w:val="44546A"/>
-                <w:sz w:val="18"/>
-              </w:rPr>
-              <w:t>ı</w:t>
-            </w:r>
-            <w:r>
-              <w:rPr>
-                <w:rFonts w:eastAsia="Century Gothic"/>
-                <w:color w:val="44546A"/>
-                <w:sz w:val="18"/>
-              </w:rPr>
-              <w:t>c</w:t>
-            </w:r>
-            <w:r>
-              <w:rPr>
-                <w:rFonts w:eastAsia="Century Gothic"/>
-                <w:color w:val="44546A"/>
-                <w:sz w:val="18"/>
-              </w:rPr>
-              <w:t>ı</w:t>
-            </w:r>
-            <w:r>
-              <w:rPr>
-                <w:rFonts w:eastAsia="Century Gothic"/>
-                <w:color w:val="44546A"/>
-                <w:sz w:val="18"/>
-              </w:rPr>
-              <w:t>_K</w:t>
-            </w:r>
-            <w:r>
-              <w:rPr>
-                <w:rFonts w:eastAsia="Century Gothic"/>
-                <w:color w:val="44546A"/>
-                <w:sz w:val="18"/>
-              </w:rPr>
-              <w:t>ı</w:t>
-            </w:r>
-            <w:r>
-              <w:rPr>
-                <w:rFonts w:eastAsia="Century Gothic"/>
-                <w:color w:val="44546A"/>
-                <w:sz w:val="18"/>
-              </w:rPr>
-              <w:t>lavuzu.docx</w:t>
+              <w:t>DABP_Kullanıcı_Kılavuzu.docx</w:t>
             </w:r>
           </w:p>
         </w:tc>
@@ -1259,7 +1211,7 @@
                 <w:color w:val="44546A"/>
                 <w:sz w:val="18"/>
               </w:rPr>
-              <w:t>Onay bekliyor</w:t>
+              <w:t>—</w:t>
             </w:r>
           </w:p>
         </w:tc>
@@ -1319,7 +1271,7 @@
                 <w:color w:val="44546A"/>
                 <w:sz w:val="18"/>
               </w:rPr>
-              <w:t>1.0</w:t>
+              <w:t>1.0.7</w:t>
             </w:r>
           </w:p>
         </w:tc>
@@ -1352,7 +1304,7 @@
                 <w:color w:val="44546A"/>
                 <w:sz w:val="18"/>
               </w:rPr>
-              <w:t>Yayım Durumu</w:t>
+              <w:t>Yayım Tarihi</w:t>
             </w:r>
           </w:p>
         </w:tc>
@@ -1377,7 +1329,65 @@
               <w:rPr>
                 <w:sz w:val="19"/>
               </w:rPr>
-              <w:t>Onay bekliyor</w:t>
+              <w:t>31.08.2026</w:t>
+            </w:r>
+          </w:p>
+        </w:tc>
+      </w:tr>
+      <w:tr>
+        <w:trPr>
+          <w:cantSplit/>
+        </w:trPr>
+        <w:tc>
+          <w:tcPr>
+            <w:tcW w:w="2750" w:type="dxa"/>
+            <w:tcMar>
+              <w:top w:w="95" w:type="dxa"/>
+              <w:left w:w="115" w:type="dxa"/>
+              <w:bottom w:w="95" w:type="dxa"/>
+              <w:right w:w="115" w:type="dxa"/>
+            </w:tcMar>
+            <w:vAlign w:val="center"/>
+          </w:tcPr>
+          <w:p>
+            <w:pPr>
+              <w:keepNext/>
+              <w:spacing w:before="20" w:after="20" w:line="240" w:lineRule="auto"/>
+              <w:jc w:val="left"/>
+            </w:pPr>
+            <w:r>
+              <w:rPr>
+                <w:rFonts w:eastAsia="Century Gothic"/>
+                <w:b/>
+                <w:color w:val="44546A"/>
+                <w:sz w:val="18"/>
+              </w:rPr>
+              <w:t>Yayım Durumu</w:t>
+            </w:r>
+          </w:p>
+        </w:tc>
+        <w:tc>
+          <w:tcPr>
+            <w:tcW w:w="6250" w:type="dxa"/>
+            <w:tcMar>
+              <w:top w:w="95" w:type="dxa"/>
+              <w:left w:w="115" w:type="dxa"/>
+              <w:bottom w:w="95" w:type="dxa"/>
+              <w:right w:w="115" w:type="dxa"/>
+            </w:tcMar>
+            <w:vAlign w:val="center"/>
+          </w:tcPr>
+          <w:p>
+            <w:pPr>
+              <w:keepNext/>
+              <w:spacing w:before="20" w:after="20" w:line="240" w:lineRule="auto"/>
+              <w:jc w:val="left"/>
+            </w:pPr>
+            <w:r>
+              <w:rPr>
+                <w:sz w:val="19"/>
+              </w:rPr>
+              <w:t>Yayımlandı</w:t>
             </w:r>
           </w:p>
         </w:tc>
@@ -1684,6 +1694,128 @@
           </w:p>
         </w:tc>
       </w:tr>
+      <w:tr>
+        <w:trPr>
+          <w:cantSplit/>
+          <w:trHeight w:val="124"/>
+        </w:trPr>
+        <w:tc>
+          <w:tcPr>
+            <w:tcW w:w="1450" w:type="dxa"/>
+            <w:tcMar>
+              <w:top w:w="95" w:type="dxa"/>
+              <w:left w:w="115" w:type="dxa"/>
+              <w:bottom w:w="95" w:type="dxa"/>
+              <w:right w:w="115" w:type="dxa"/>
+            </w:tcMar>
+            <w:vAlign w:val="center"/>
+          </w:tcPr>
+          <w:p>
+            <w:pPr>
+              <w:keepNext/>
+              <w:spacing w:before="20" w:after="20" w:line="240" w:lineRule="auto"/>
+              <w:jc w:val="left"/>
+            </w:pPr>
+            <w:r>
+              <w:rPr>
+                <w:rFonts w:eastAsia="Century Gothic"/>
+                <w:color w:val="44546A"/>
+                <w:sz w:val="18"/>
+              </w:rPr>
+              <w:t>31.08.2026</w:t>
+            </w:r>
+          </w:p>
+        </w:tc>
+        <w:tc>
+          <w:tcPr>
+            <w:tcW w:w="1100" w:type="dxa"/>
+            <w:tcMar>
+              <w:top w:w="95" w:type="dxa"/>
+              <w:left w:w="115" w:type="dxa"/>
+              <w:bottom w:w="95" w:type="dxa"/>
+              <w:right w:w="115" w:type="dxa"/>
+            </w:tcMar>
+            <w:vAlign w:val="center"/>
+          </w:tcPr>
+          <w:p>
+            <w:pPr>
+              <w:keepNext/>
+              <w:spacing w:before="20" w:after="20" w:line="240" w:lineRule="auto"/>
+              <w:jc w:val="left"/>
+            </w:pPr>
+            <w:r>
+              <w:rPr>
+                <w:rFonts w:eastAsia="Century Gothic"/>
+                <w:color w:val="44546A"/>
+                <w:sz w:val="18"/>
+              </w:rPr>
+              <w:t>1.0.7</w:t>
+            </w:r>
+          </w:p>
+        </w:tc>
+        <w:tc>
+          <w:tcPr>
+            <w:tcW w:w="4950" w:type="dxa"/>
+            <w:tcMar>
+              <w:top w:w="95" w:type="dxa"/>
+              <w:left w:w="115" w:type="dxa"/>
+              <w:bottom w:w="95" w:type="dxa"/>
+              <w:right w:w="115" w:type="dxa"/>
+            </w:tcMar>
+            <w:vAlign w:val="center"/>
+          </w:tcPr>
+          <w:p>
+            <w:pPr>
+              <w:keepNext/>
+              <w:spacing w:before="20" w:after="20" w:line="240" w:lineRule="auto"/>
+              <w:jc w:val="left"/>
+            </w:pPr>
+            <w:r>
+              <w:rPr>
+                <w:rFonts w:eastAsia="Century Gothic"/>
+                <w:color w:val="44546A"/>
+                <w:sz w:val="18"/>
+              </w:rPr>
+              <w:t>v1.0.5–v1.0.7 değişiklikleri işlen</w:t>
+            </w:r>
+            <w:r>
+              <w:rPr>
+                <w:rFonts w:eastAsia="Century Gothic"/>
+                <w:color w:val="44546A"/>
+                <w:sz w:val="18"/>
+              </w:rPr>
+              <w:t>di.</w:t>
+            </w:r>
+          </w:p>
+        </w:tc>
+        <w:tc>
+          <w:tcPr>
+            <w:tcW w:w="1500" w:type="dxa"/>
+            <w:tcMar>
+              <w:top w:w="95" w:type="dxa"/>
+              <w:left w:w="115" w:type="dxa"/>
+              <w:bottom w:w="95" w:type="dxa"/>
+              <w:right w:w="115" w:type="dxa"/>
+            </w:tcMar>
+            <w:vAlign w:val="center"/>
+          </w:tcPr>
+          <w:p>
+            <w:pPr>
+              <w:keepNext/>
+              <w:spacing w:before="20" w:after="20" w:line="240" w:lineRule="auto"/>
+              <w:jc w:val="left"/>
+            </w:pPr>
+            <w:r>
+              <w:rPr>
+                <w:rFonts w:eastAsia="Century Gothic"/>
+                <w:color w:val="44546A"/>
+                <w:sz w:val="18"/>
+              </w:rPr>
+              <w:t>Tuncay Arda Aydın</w:t>
+            </w:r>
+          </w:p>
+        </w:tc>
+      </w:tr>
     </w:tbl>
     <w:p>
       <w:pPr>
@@ -1733,6 +1865,37 @@
         </w:rPr>
         <w:lastRenderedPageBreak/>
         <w:t>İÇİNDEKİLER</w:t>
+      </w:r>
+    </w:p>
+    <w:p>
+      <w:pPr>
+        <w:spacing w:after="240"/>
+      </w:pPr>
+      <w:r>
+        <w:rPr>
+          <w:rFonts w:eastAsia="Century Gothic"/>
+          <w:color w:val="44546A"/>
+          <w:sz w:val="21"/>
+        </w:rPr>
+        <w:t xml:space="preserve">İçindekiler tablosundaki sayfa numaralarını ve şekil/tablo numaralarını güncellemek için belgenin tamamını seçip F9 tuşuna basın (ya da tablonun üzerine sağ tıklayıp “Alanı </w:t>
+      </w:r>
+      <w:proofErr w:type="spellStart"/>
+      <w:r>
+        <w:rPr>
+          <w:rFonts w:eastAsia="Century Gothic"/>
+          <w:color w:val="44546A"/>
+          <w:sz w:val="21"/>
+        </w:rPr>
+        <w:t>Güncelleştir”i</w:t>
+      </w:r>
+      <w:proofErr w:type="spellEnd"/>
+      <w:r>
+        <w:rPr>
+          <w:rFonts w:eastAsia="Century Gothic"/>
+          <w:color w:val="44546A"/>
+          <w:sz w:val="21"/>
+        </w:rPr>
+        <w:t xml:space="preserve"> seçin).</w:t>
       </w:r>
     </w:p>
     <w:p>
@@ -1970,7 +2133,7 @@
             <w:noProof/>
             <w:webHidden/>
           </w:rPr>
-          <w:t>9</w:t>
+          <w:t>11</w:t>
         </w:r>
         <w:r>
           <w:rPr>
@@ -2049,7 +2212,7 @@
             <w:noProof/>
             <w:webHidden/>
           </w:rPr>
-          <w:t>11</w:t>
+          <w:t>13</w:t>
         </w:r>
         <w:r>
           <w:rPr>
@@ -2128,7 +2291,7 @@
             <w:noProof/>
             <w:webHidden/>
           </w:rPr>
-          <w:t>13</w:t>
+          <w:t>15</w:t>
         </w:r>
         <w:r>
           <w:rPr>
@@ -2207,7 +2370,7 @@
             <w:noProof/>
             <w:webHidden/>
           </w:rPr>
-          <w:t>14</w:t>
+          <w:t>16</w:t>
         </w:r>
         <w:r>
           <w:rPr>
@@ -2286,7 +2449,7 @@
             <w:noProof/>
             <w:webHidden/>
           </w:rPr>
-          <w:t>16</w:t>
+          <w:t>18</w:t>
         </w:r>
         <w:r>
           <w:rPr>
@@ -2365,7 +2528,7 @@
             <w:noProof/>
             <w:webHidden/>
           </w:rPr>
-          <w:t>18</w:t>
+          <w:t>20</w:t>
         </w:r>
         <w:r>
           <w:rPr>
@@ -2444,7 +2607,7 @@
             <w:noProof/>
             <w:webHidden/>
           </w:rPr>
-          <w:t>20</w:t>
+          <w:t>22</w:t>
         </w:r>
         <w:r>
           <w:rPr>
@@ -2523,7 +2686,7 @@
             <w:noProof/>
             <w:webHidden/>
           </w:rPr>
-          <w:t>21</w:t>
+          <w:t>24</w:t>
         </w:r>
         <w:r>
           <w:rPr>
@@ -2602,7 +2765,7 @@
             <w:noProof/>
             <w:webHidden/>
           </w:rPr>
-          <w:t>24</w:t>
+          <w:t>27</w:t>
         </w:r>
         <w:r>
           <w:rPr>
@@ -2681,7 +2844,7 @@
             <w:noProof/>
             <w:webHidden/>
           </w:rPr>
-          <w:t>27</w:t>
+          <w:t>30</w:t>
         </w:r>
         <w:r>
           <w:rPr>
@@ -2760,7 +2923,7 @@
             <w:noProof/>
             <w:webHidden/>
           </w:rPr>
-          <w:t>29</w:t>
+          <w:t>32</w:t>
         </w:r>
         <w:r>
           <w:rPr>
@@ -2839,7 +3002,7 @@
             <w:noProof/>
             <w:webHidden/>
           </w:rPr>
-          <w:t>30</w:t>
+          <w:t>34</w:t>
         </w:r>
         <w:r>
           <w:rPr>
@@ -2918,7 +3081,7 @@
             <w:noProof/>
             <w:webHidden/>
           </w:rPr>
-          <w:t>33</w:t>
+          <w:t>38</w:t>
         </w:r>
         <w:r>
           <w:rPr>
@@ -2997,7 +3160,7 @@
             <w:noProof/>
             <w:webHidden/>
           </w:rPr>
-          <w:t>35</w:t>
+          <w:t>40</w:t>
         </w:r>
         <w:r>
           <w:rPr>
@@ -3070,7 +3233,25 @@
           <w:color w:val="44546A"/>
           <w:sz w:val="21"/>
         </w:rPr>
-        <w:t>Bu kılavuz, Devreye Alma ve Bakım Paneli (DABP) ile tren setindeki cihazların güvenli biçimde taranması, doğrulanması, yapılandırılması ve raporlanması için saha kullanıcılarına adım adım yol gösterir.</w:t>
+        <w:t xml:space="preserve">Bu kılavuz, Devreye Alma ve Bakım </w:t>
+      </w:r>
+      <w:proofErr w:type="spellStart"/>
+      <w:r>
+        <w:rPr>
+          <w:rFonts w:eastAsia="Century Gothic"/>
+          <w:color w:val="44546A"/>
+          <w:sz w:val="21"/>
+        </w:rPr>
+        <w:t>Paneli’ni</w:t>
+      </w:r>
+      <w:proofErr w:type="spellEnd"/>
+      <w:r>
+        <w:rPr>
+          <w:rFonts w:eastAsia="Century Gothic"/>
+          <w:color w:val="44546A"/>
+          <w:sz w:val="21"/>
+        </w:rPr>
+        <w:t xml:space="preserve"> (DABP) sahada kullanan ekipler içindir. Tren setindeki cihazları tarama, yapılandırma, yazılım yükleme ve sonucu raporlama adımlarını sırasıyla anlatır.</w:t>
       </w:r>
     </w:p>
     <w:p>
@@ -3195,7 +3376,7 @@
           <w:color w:val="44546A"/>
           <w:sz w:val="20"/>
         </w:rPr>
-        <w:t>Servis anahtarıyla açılan Switch ekranında keşif, port/</w:t>
+        <w:t>Admin modunda açılan Switch ekranında keşif, port/</w:t>
       </w:r>
       <w:proofErr w:type="spellStart"/>
       <w:r>
@@ -3232,7 +3413,7 @@
           <w:color w:val="44546A"/>
           <w:sz w:val="20"/>
         </w:rPr>
-        <w:t>Servis anahtarıyla açılan ADB araçlarında bağımsız Android cihaz ve uygulama yönetimi</w:t>
+        <w:t>Admin modunda açılan ADB araçlarında bağımsız Android cihaz ve uygulama yönetimi</w:t>
       </w:r>
     </w:p>
     <w:p>
@@ -3297,7 +3478,7 @@
           <w:color w:val="44546A"/>
           <w:sz w:val="21"/>
         </w:rPr>
-        <w:t>Birincil hedef kitle, tren setlerinin devreye alınması, kabulü ve bakımıyla ilgili faaliyetleri yürüten yetkili saha teknisyenleri ile servis mühendisleridir.</w:t>
+        <w:t>Kılavuz; tren setlerini devreye alan, kabul eden ve bakımını yapan yetkili saha teknisyenleri ile servis mühendisleri için yazılmıştır.</w:t>
       </w:r>
     </w:p>
     <w:p>
@@ -3331,7 +3512,7 @@
           <w:color w:val="44546A"/>
           <w:sz w:val="20"/>
         </w:rPr>
-        <w:t>Servis anahtarı üretme, çoğaltma ve dağıtma işlemleri</w:t>
+        <w:t>Servis anahtarı üretme, çoğaltma ve dağıtma işlemleri ile uzaktan oturum hesaplarının yetkilendirilmesi</w:t>
       </w:r>
     </w:p>
     <w:p>
@@ -4353,12 +4534,403 @@
           </w:p>
         </w:tc>
       </w:tr>
+      <w:tr>
+        <w:trPr>
+          <w:cantSplit/>
+        </w:trPr>
+        <w:tc>
+          <w:tcPr>
+            <w:tcW w:w="1700" w:type="dxa"/>
+            <w:tcMar>
+              <w:top w:w="95" w:type="dxa"/>
+              <w:left w:w="115" w:type="dxa"/>
+              <w:bottom w:w="95" w:type="dxa"/>
+              <w:right w:w="115" w:type="dxa"/>
+            </w:tcMar>
+            <w:vAlign w:val="center"/>
+          </w:tcPr>
+          <w:p>
+            <w:pPr>
+              <w:keepNext/>
+              <w:spacing w:before="20" w:after="20" w:line="240" w:lineRule="auto"/>
+              <w:jc w:val="left"/>
+            </w:pPr>
+            <w:r>
+              <w:rPr>
+                <w:rFonts w:eastAsia="Century Gothic"/>
+                <w:color w:val="44546A"/>
+                <w:sz w:val="18"/>
+              </w:rPr>
+              <w:t>Admin modu</w:t>
+            </w:r>
+          </w:p>
+        </w:tc>
+        <w:tc>
+          <w:tcPr>
+            <w:tcW w:w="7300" w:type="dxa"/>
+            <w:tcMar>
+              <w:top w:w="95" w:type="dxa"/>
+              <w:left w:w="115" w:type="dxa"/>
+              <w:bottom w:w="95" w:type="dxa"/>
+              <w:right w:w="115" w:type="dxa"/>
+            </w:tcMar>
+            <w:vAlign w:val="center"/>
+          </w:tcPr>
+          <w:p>
+            <w:pPr>
+              <w:keepNext/>
+              <w:spacing w:before="20" w:after="20" w:line="240" w:lineRule="auto"/>
+              <w:jc w:val="left"/>
+            </w:pPr>
+            <w:r>
+              <w:rPr>
+                <w:rFonts w:eastAsia="Century Gothic"/>
+                <w:color w:val="44546A"/>
+                <w:sz w:val="18"/>
+              </w:rPr>
+              <w:t>Mühendis ekranlarının (Switch Yönetim, ADB araçları, PISCU ve PBX, MQTT izleme, Proje ve cihaz listesi) açık olduğu çalışma kipi; servis anahtarıyla ya da uzaktan oturumla açılır</w:t>
+            </w:r>
+          </w:p>
+        </w:tc>
+      </w:tr>
+      <w:tr>
+        <w:trPr>
+          <w:cantSplit/>
+        </w:trPr>
+        <w:tc>
+          <w:tcPr>
+            <w:tcW w:w="1700" w:type="dxa"/>
+            <w:tcMar>
+              <w:top w:w="95" w:type="dxa"/>
+              <w:left w:w="115" w:type="dxa"/>
+              <w:bottom w:w="95" w:type="dxa"/>
+              <w:right w:w="115" w:type="dxa"/>
+            </w:tcMar>
+            <w:vAlign w:val="center"/>
+          </w:tcPr>
+          <w:p>
+            <w:pPr>
+              <w:keepNext/>
+              <w:spacing w:before="20" w:after="20" w:line="240" w:lineRule="auto"/>
+              <w:jc w:val="left"/>
+            </w:pPr>
+            <w:r>
+              <w:rPr>
+                <w:rFonts w:eastAsia="Century Gothic"/>
+                <w:color w:val="44546A"/>
+                <w:sz w:val="18"/>
+              </w:rPr>
+              <w:t>Servis anahtarı</w:t>
+            </w:r>
+          </w:p>
+        </w:tc>
+        <w:tc>
+          <w:tcPr>
+            <w:tcW w:w="7300" w:type="dxa"/>
+            <w:tcMar>
+              <w:top w:w="95" w:type="dxa"/>
+              <w:left w:w="115" w:type="dxa"/>
+              <w:bottom w:w="95" w:type="dxa"/>
+              <w:right w:w="115" w:type="dxa"/>
+            </w:tcMar>
+            <w:vAlign w:val="center"/>
+          </w:tcPr>
+          <w:p>
+            <w:pPr>
+              <w:keepNext/>
+              <w:spacing w:before="20" w:after="20" w:line="240" w:lineRule="auto"/>
+              <w:jc w:val="left"/>
+            </w:pPr>
+            <w:r>
+              <w:rPr>
+                <w:rFonts w:eastAsia="Century Gothic"/>
+                <w:color w:val="44546A"/>
+                <w:sz w:val="18"/>
+              </w:rPr>
+              <w:t xml:space="preserve">Admin modu açan yetkili USB bellek; aynı kanıtı taşıyan </w:t>
+            </w:r>
+            <w:proofErr w:type="spellStart"/>
+            <w:r>
+              <w:rPr>
+                <w:rFonts w:eastAsia="Century Gothic"/>
+                <w:color w:val="44546A"/>
+                <w:sz w:val="18"/>
+              </w:rPr>
+              <w:t>dabp</w:t>
+            </w:r>
+            <w:proofErr w:type="spellEnd"/>
+            <w:r>
+              <w:rPr>
+                <w:rFonts w:eastAsia="Century Gothic"/>
+                <w:color w:val="44546A"/>
+                <w:sz w:val="18"/>
+              </w:rPr>
+              <w:t>-admin-</w:t>
+            </w:r>
+            <w:proofErr w:type="spellStart"/>
+            <w:proofErr w:type="gramStart"/>
+            <w:r>
+              <w:rPr>
+                <w:rFonts w:eastAsia="Century Gothic"/>
+                <w:color w:val="44546A"/>
+                <w:sz w:val="18"/>
+              </w:rPr>
+              <w:t>key.json</w:t>
+            </w:r>
+            <w:proofErr w:type="spellEnd"/>
+            <w:proofErr w:type="gramEnd"/>
+            <w:r>
+              <w:rPr>
+                <w:rFonts w:eastAsia="Century Gothic"/>
+                <w:color w:val="44546A"/>
+                <w:sz w:val="18"/>
+              </w:rPr>
+              <w:t xml:space="preserve"> dosyası uygulamanın kendi klasöründe de tanınır</w:t>
+            </w:r>
+          </w:p>
+        </w:tc>
+      </w:tr>
+      <w:tr>
+        <w:trPr>
+          <w:cantSplit/>
+        </w:trPr>
+        <w:tc>
+          <w:tcPr>
+            <w:tcW w:w="1700" w:type="dxa"/>
+            <w:tcMar>
+              <w:top w:w="95" w:type="dxa"/>
+              <w:left w:w="115" w:type="dxa"/>
+              <w:bottom w:w="95" w:type="dxa"/>
+              <w:right w:w="115" w:type="dxa"/>
+            </w:tcMar>
+            <w:vAlign w:val="center"/>
+          </w:tcPr>
+          <w:p>
+            <w:pPr>
+              <w:keepNext/>
+              <w:spacing w:before="20" w:after="20" w:line="240" w:lineRule="auto"/>
+              <w:jc w:val="left"/>
+            </w:pPr>
+            <w:r>
+              <w:rPr>
+                <w:rFonts w:eastAsia="Century Gothic"/>
+                <w:color w:val="44546A"/>
+                <w:sz w:val="18"/>
+              </w:rPr>
+              <w:t>Uzaktan oturum</w:t>
+            </w:r>
+          </w:p>
+        </w:tc>
+        <w:tc>
+          <w:tcPr>
+            <w:tcW w:w="7300" w:type="dxa"/>
+            <w:tcMar>
+              <w:top w:w="95" w:type="dxa"/>
+              <w:left w:w="115" w:type="dxa"/>
+              <w:bottom w:w="95" w:type="dxa"/>
+              <w:right w:w="115" w:type="dxa"/>
+            </w:tcMar>
+            <w:vAlign w:val="center"/>
+          </w:tcPr>
+          <w:p>
+            <w:pPr>
+              <w:keepNext/>
+              <w:spacing w:before="20" w:after="20" w:line="240" w:lineRule="auto"/>
+              <w:jc w:val="left"/>
+            </w:pPr>
+            <w:r>
+              <w:rPr>
+                <w:rFonts w:eastAsia="Century Gothic"/>
+                <w:color w:val="44546A"/>
+                <w:sz w:val="18"/>
+              </w:rPr>
+              <w:t>Anahtar takmadan admin modu açan, yetkilendirme servisinin imzaladığı süreli oturum</w:t>
+            </w:r>
+          </w:p>
+        </w:tc>
+      </w:tr>
+      <w:tr>
+        <w:trPr>
+          <w:cantSplit/>
+        </w:trPr>
+        <w:tc>
+          <w:tcPr>
+            <w:tcW w:w="1700" w:type="dxa"/>
+            <w:tcMar>
+              <w:top w:w="95" w:type="dxa"/>
+              <w:left w:w="115" w:type="dxa"/>
+              <w:bottom w:w="95" w:type="dxa"/>
+              <w:right w:w="115" w:type="dxa"/>
+            </w:tcMar>
+            <w:vAlign w:val="center"/>
+          </w:tcPr>
+          <w:p>
+            <w:pPr>
+              <w:keepNext/>
+              <w:spacing w:before="20" w:after="20" w:line="240" w:lineRule="auto"/>
+              <w:jc w:val="left"/>
+            </w:pPr>
+            <w:r>
+              <w:rPr>
+                <w:rFonts w:eastAsia="Century Gothic"/>
+                <w:color w:val="44546A"/>
+                <w:sz w:val="18"/>
+              </w:rPr>
+              <w:t>QR karesi</w:t>
+            </w:r>
+          </w:p>
+        </w:tc>
+        <w:tc>
+          <w:tcPr>
+            <w:tcW w:w="7300" w:type="dxa"/>
+            <w:tcMar>
+              <w:top w:w="95" w:type="dxa"/>
+              <w:left w:w="115" w:type="dxa"/>
+              <w:bottom w:w="95" w:type="dxa"/>
+              <w:right w:w="115" w:type="dxa"/>
+            </w:tcMar>
+            <w:vAlign w:val="center"/>
+          </w:tcPr>
+          <w:p>
+            <w:pPr>
+              <w:keepNext/>
+              <w:spacing w:before="20" w:after="20" w:line="240" w:lineRule="auto"/>
+              <w:jc w:val="left"/>
+            </w:pPr>
+            <w:r>
+              <w:rPr>
+                <w:rFonts w:eastAsia="Century Gothic"/>
+                <w:color w:val="44546A"/>
+                <w:sz w:val="18"/>
+              </w:rPr>
+              <w:t>Uzaktan oturum penceresinde çizilen, yetkili kişinin telefonuyla okutup onayladığı kod</w:t>
+            </w:r>
+          </w:p>
+        </w:tc>
+      </w:tr>
+      <w:tr>
+        <w:trPr>
+          <w:cantSplit/>
+        </w:trPr>
+        <w:tc>
+          <w:tcPr>
+            <w:tcW w:w="1700" w:type="dxa"/>
+            <w:tcMar>
+              <w:top w:w="95" w:type="dxa"/>
+              <w:left w:w="115" w:type="dxa"/>
+              <w:bottom w:w="95" w:type="dxa"/>
+              <w:right w:w="115" w:type="dxa"/>
+            </w:tcMar>
+            <w:vAlign w:val="center"/>
+          </w:tcPr>
+          <w:p>
+            <w:pPr>
+              <w:keepNext/>
+              <w:spacing w:before="20" w:after="20" w:line="240" w:lineRule="auto"/>
+              <w:jc w:val="left"/>
+            </w:pPr>
+            <w:r>
+              <w:rPr>
+                <w:rFonts w:eastAsia="Century Gothic"/>
+                <w:color w:val="44546A"/>
+                <w:sz w:val="18"/>
+              </w:rPr>
+              <w:t>Yetkilendirme servisi</w:t>
+            </w:r>
+          </w:p>
+        </w:tc>
+        <w:tc>
+          <w:tcPr>
+            <w:tcW w:w="7300" w:type="dxa"/>
+            <w:tcMar>
+              <w:top w:w="95" w:type="dxa"/>
+              <w:left w:w="115" w:type="dxa"/>
+              <w:bottom w:w="95" w:type="dxa"/>
+              <w:right w:w="115" w:type="dxa"/>
+            </w:tcMar>
+            <w:vAlign w:val="center"/>
+          </w:tcPr>
+          <w:p>
+            <w:pPr>
+              <w:keepNext/>
+              <w:spacing w:before="20" w:after="20" w:line="240" w:lineRule="auto"/>
+              <w:jc w:val="left"/>
+            </w:pPr>
+            <w:r>
+              <w:rPr>
+                <w:rFonts w:eastAsia="Century Gothic"/>
+                <w:color w:val="44546A"/>
+                <w:sz w:val="18"/>
+              </w:rPr>
+              <w:t>Uzaktan oturumu açan, imzalayan ve süresini belirleyen çevrimiçi hizmet</w:t>
+            </w:r>
+          </w:p>
+        </w:tc>
+      </w:tr>
+      <w:tr>
+        <w:trPr>
+          <w:cantSplit/>
+        </w:trPr>
+        <w:tc>
+          <w:tcPr>
+            <w:tcW w:w="1700" w:type="dxa"/>
+            <w:tcMar>
+              <w:top w:w="95" w:type="dxa"/>
+              <w:left w:w="115" w:type="dxa"/>
+              <w:bottom w:w="95" w:type="dxa"/>
+              <w:right w:w="115" w:type="dxa"/>
+            </w:tcMar>
+            <w:vAlign w:val="center"/>
+          </w:tcPr>
+          <w:p>
+            <w:pPr>
+              <w:keepNext/>
+              <w:spacing w:before="20" w:after="20" w:line="240" w:lineRule="auto"/>
+              <w:jc w:val="left"/>
+            </w:pPr>
+            <w:r>
+              <w:rPr>
+                <w:rFonts w:eastAsia="Century Gothic"/>
+                <w:color w:val="44546A"/>
+                <w:sz w:val="18"/>
+              </w:rPr>
+              <w:t>Mühürlü proje haritası</w:t>
+            </w:r>
+          </w:p>
+        </w:tc>
+        <w:tc>
+          <w:tcPr>
+            <w:tcW w:w="7300" w:type="dxa"/>
+            <w:tcMar>
+              <w:top w:w="95" w:type="dxa"/>
+              <w:left w:w="115" w:type="dxa"/>
+              <w:bottom w:w="95" w:type="dxa"/>
+              <w:right w:w="115" w:type="dxa"/>
+            </w:tcMar>
+            <w:vAlign w:val="center"/>
+          </w:tcPr>
+          <w:p>
+            <w:pPr>
+              <w:keepNext/>
+              <w:spacing w:before="20" w:after="20" w:line="240" w:lineRule="auto"/>
+              <w:jc w:val="left"/>
+            </w:pPr>
+            <w:r>
+              <w:rPr>
+                <w:rFonts w:eastAsia="Century Gothic"/>
+                <w:color w:val="44546A"/>
+                <w:sz w:val="18"/>
+              </w:rPr>
+              <w:t>Pakete kapalı olarak konan, yalnız servis anahtarındaki değerle çözülebilen başka müşteri cihaz listesi</w:t>
+            </w:r>
+          </w:p>
+        </w:tc>
+      </w:tr>
     </w:tbl>
     <w:p>
       <w:pPr>
         <w:pStyle w:val="Caption"/>
         <w:keepLines/>
-        <w:spacing w:after="140"/>
         <w:jc w:val="center"/>
       </w:pPr>
       <w:bookmarkStart w:id="4" w:name="DABP_Guide_Chapter_2"/>
@@ -4398,7 +4970,7 @@
           <w:color w:val="44546A"/>
           <w:sz w:val="21"/>
         </w:rPr>
-        <w:t>Kılavuzdaki ekran görüntüleri örnektir. Görsellerdeki sürüm, cihaz, adres ve proje bilgileri saha talimatı olarak kullanılmamalıdır; işlem sırasında güncel plan ve gerçek cihaz bilgileri esas alınır.</w:t>
+        <w:t>Kılavuzdaki ekran görüntüleri örnektir. Görsellerdeki sürüm, cihaz, adres ve proje bilgilerini saha talimatı gibi kullanmayın; işlem sırasında güncel planı ve gerçek cihaz bilgilerini esas alın.</w:t>
       </w:r>
     </w:p>
     <w:p>
@@ -4452,7 +5024,7 @@
           <w:color w:val="44546A"/>
           <w:sz w:val="20"/>
         </w:rPr>
-        <w:t>Uygulama yalnızca yetkili personel tarafından ve doğru müşteri/proje paketiyle kullanılmalıdır.</w:t>
+        <w:t>Uygulamayı yalnız yetkili personel ve doğru müşteri/proje paketiyle kullanın.</w:t>
       </w:r>
     </w:p>
     <w:p>
@@ -4597,6 +5169,24 @@
           <w:sz w:val="20"/>
         </w:rPr>
         <w:t>Kimlik bilgilerini ekran görüntülerine, raporlara veya destek kayıtlarına eklemeyin.</w:t>
+      </w:r>
+    </w:p>
+    <w:p>
+      <w:pPr>
+        <w:keepLines/>
+        <w:numPr>
+          <w:ilvl w:val="0"/>
+          <w:numId w:val="4"/>
+        </w:numPr>
+        <w:spacing w:after="60" w:line="252" w:lineRule="auto"/>
+      </w:pPr>
+      <w:r>
+        <w:rPr>
+          <w:rFonts w:eastAsia="Century Gothic"/>
+          <w:color w:val="44546A"/>
+          <w:sz w:val="20"/>
+        </w:rPr>
+        <w:t>Uzaktan oturum da admin modu bu bilgisayarda açar. Uzaktan oturumda kullandığınız hesabın parolasını paylaşmayın; parola panelde saklanmaz, yalnız giriş isteğiyle iletilir. İşiniz bittiğinde “Admin modundan çık” düğmesini kullanın; bu düğme uzaktan oturumu da sonlandırır.</w:t>
       </w:r>
     </w:p>
     <w:p>
@@ -4617,7 +5207,7 @@
           <w:color w:val="44546A"/>
           <w:sz w:val="19"/>
         </w:rPr>
-        <w:t xml:space="preserve">Dikkat: </w:t>
+        <w:t>Dikkat:</w:t>
       </w:r>
       <w:r>
         <w:rPr>
@@ -4625,7 +5215,7 @@
           <w:color w:val="44546A"/>
           <w:sz w:val="19"/>
         </w:rPr>
-        <w:t>Yanlış hedef, port veya dosya seçimi erişimi kesebilir. Kamera veya NVR yapılandırması, depolama biriminin biçimlendirilmesini içerebilir. “Fabrika ayarları”, “Uygulamayı sil” ve kendiliğinden başlatma işlemlerinin etkilerini ilgili bölümlerde inceleyin.</w:t>
+        <w:t xml:space="preserve"> Yanlış hedef, port veya dosya seçimi erişimi kesebilir. Kamera veya NVR yapılandırması, depolama biriminin biçimlendirilmesini içerebilir. “Fabrika ayarları”, “Uygulamayı sil” ve kendiliğinden başlatma işlemlerinin etkilerini ilgili bölümlerde inceleyin.</w:t>
       </w:r>
     </w:p>
     <w:p>
@@ -5149,7 +5739,7 @@
                 <w:color w:val="44546A"/>
                 <w:sz w:val="18"/>
               </w:rPr>
-              <w:t>switch'ine</w:t>
+              <w:t>switch’ine</w:t>
             </w:r>
             <w:proofErr w:type="spellEnd"/>
             <w:r>
@@ -5218,7 +5808,23 @@
                 <w:color w:val="44546A"/>
                 <w:sz w:val="18"/>
               </w:rPr>
-              <w:t>Paket içindeki ADB veya Android Platform Tools; cihaz IP'sine erişim ve ağ üzerinden ADB (varsayılan 5555)</w:t>
+              <w:t xml:space="preserve">Paket içindeki ADB veya Android Platform Tools; cihaz </w:t>
+            </w:r>
+            <w:r>
+              <w:rPr>
+                <w:rFonts w:eastAsia="Century Gothic"/>
+                <w:color w:val="44546A"/>
+                <w:sz w:val="18"/>
+              </w:rPr>
+              <w:t>IP’sine</w:t>
+            </w:r>
+            <w:r>
+              <w:rPr>
+                <w:rFonts w:eastAsia="Century Gothic"/>
+                <w:color w:val="44546A"/>
+                <w:sz w:val="18"/>
+              </w:rPr>
+              <w:t xml:space="preserve"> erişim ve ağ üzerinden ADB (varsayılan 5555)</w:t>
             </w:r>
           </w:p>
         </w:tc>
@@ -5285,6 +5891,68 @@
           </w:p>
         </w:tc>
       </w:tr>
+      <w:tr>
+        <w:trPr>
+          <w:cantSplit/>
+        </w:trPr>
+        <w:tc>
+          <w:tcPr>
+            <w:tcW w:w="2100" w:type="dxa"/>
+            <w:shd w:val="clear" w:color="auto" w:fill="F2F4F7"/>
+            <w:tcMar>
+              <w:top w:w="95" w:type="dxa"/>
+              <w:left w:w="115" w:type="dxa"/>
+              <w:bottom w:w="95" w:type="dxa"/>
+              <w:right w:w="115" w:type="dxa"/>
+            </w:tcMar>
+            <w:vAlign w:val="center"/>
+          </w:tcPr>
+          <w:p>
+            <w:pPr>
+              <w:keepNext/>
+              <w:spacing w:before="20" w:after="20" w:line="240" w:lineRule="auto"/>
+              <w:jc w:val="left"/>
+            </w:pPr>
+            <w:r>
+              <w:rPr>
+                <w:rFonts w:eastAsia="Century Gothic"/>
+                <w:b/>
+                <w:color w:val="44546A"/>
+                <w:sz w:val="18"/>
+              </w:rPr>
+              <w:t>Uzaktan oturum</w:t>
+            </w:r>
+          </w:p>
+        </w:tc>
+        <w:tc>
+          <w:tcPr>
+            <w:tcW w:w="6900" w:type="dxa"/>
+            <w:shd w:val="clear" w:color="auto" w:fill="F2F4F7"/>
+            <w:tcMar>
+              <w:top w:w="95" w:type="dxa"/>
+              <w:left w:w="115" w:type="dxa"/>
+              <w:bottom w:w="95" w:type="dxa"/>
+              <w:right w:w="115" w:type="dxa"/>
+            </w:tcMar>
+            <w:vAlign w:val="center"/>
+          </w:tcPr>
+          <w:p>
+            <w:pPr>
+              <w:keepNext/>
+              <w:spacing w:before="20" w:after="20" w:line="240" w:lineRule="auto"/>
+              <w:jc w:val="left"/>
+            </w:pPr>
+            <w:r>
+              <w:rPr>
+                <w:rFonts w:eastAsia="Century Gothic"/>
+                <w:color w:val="44546A"/>
+                <w:sz w:val="18"/>
+              </w:rPr>
+              <w:t>Bilgisayarın https://dabp-key.piton-dabp.workers.dev adresindeki yetkilendirme servisine HTTPS erişimi ve paketin uzaktan oturum desteğiyle derlenmiş olması. Erişim yoksa admin moduna yalnız servis anahtarıyla geçilir.</w:t>
+            </w:r>
+          </w:p>
+        </w:tc>
+      </w:tr>
     </w:tbl>
     <w:p>
       <w:pPr>
@@ -5331,6 +5999,7 @@
           <w:color w:val="44546A"/>
           <w:sz w:val="25"/>
         </w:rPr>
+        <w:lastRenderedPageBreak/>
         <w:t>2.3. İşleme Başlamadan Önce</w:t>
       </w:r>
     </w:p>
@@ -5384,7 +6053,7 @@
           <w:color w:val="44546A"/>
           <w:sz w:val="20"/>
         </w:rPr>
-        <w:t>switch'inin</w:t>
+        <w:t>switch’inin</w:t>
       </w:r>
       <w:proofErr w:type="spellEnd"/>
       <w:r>
@@ -5447,7 +6116,6 @@
           <w:color w:val="44546A"/>
           <w:sz w:val="20"/>
         </w:rPr>
-        <w:lastRenderedPageBreak/>
         <w:t>Yükleme yapılacaksa doğru cihaz türüne ait doğrulanmış .bin veya .</w:t>
       </w:r>
       <w:proofErr w:type="spellStart"/>
@@ -5502,7 +6170,7 @@
           <w:sz w:val="25"/>
         </w:rPr>
         <w:lastRenderedPageBreak/>
-        <w:t>2.4. İşletim Sistemi Yetkisi ve Servis Anahtarı</w:t>
+        <w:t>2.4. İşletim Sistemi Yetkisi ve Admin Moda Giriş</w:t>
       </w:r>
     </w:p>
     <w:p>
@@ -5515,7 +6183,25 @@
           <w:color w:val="44546A"/>
           <w:sz w:val="21"/>
         </w:rPr>
-        <w:t>İşletim sistemindeki yönetici izni ile DABP içindeki admin modu birbirinden farklıdır. Yönetici izni ağ işlemleri için gereklidir; tek başına mühendis ekranlarını açmaz. “Switch Yönetim”, “ADB araçları”, “PISCU ve PBX”, “MQTT izleme” ve “Proje ve cihaz listesi” ekranları yalnızca tanınan servis anahtarıyla açılan admin modunda görünür.</w:t>
+        <w:t xml:space="preserve">İşletim sistemindeki yönetici izni ile </w:t>
+      </w:r>
+      <w:proofErr w:type="spellStart"/>
+      <w:r>
+        <w:rPr>
+          <w:rFonts w:eastAsia="Century Gothic"/>
+          <w:color w:val="44546A"/>
+          <w:sz w:val="21"/>
+        </w:rPr>
+        <w:t>DABP’nin</w:t>
+      </w:r>
+      <w:proofErr w:type="spellEnd"/>
+      <w:r>
+        <w:rPr>
+          <w:rFonts w:eastAsia="Century Gothic"/>
+          <w:color w:val="44546A"/>
+          <w:sz w:val="21"/>
+        </w:rPr>
+        <w:t xml:space="preserve"> admin modu farklıdır: yönetici izni ağ işlemleri için gereklidir, tek başına mühendis ekranlarını açmaz. “Switch Yönetim”, “ADB araçları”, “PISCU ve PBX”, “MQTT izleme” ve “Proje ve cihaz listesi” yalnız admin modunda görünür. Admin moduna tanınan bir servis anahtarıyla (bu bölüm) veya uzaktan oturumla (Bölüm 2.5) geçilir; ikisi de aynı yetkileri verir. Hangisinin açık olduğunu üst çubuktaki rozetten görürsünüz.</w:t>
       </w:r>
     </w:p>
     <w:p>
@@ -5534,14 +6220,19 @@
     <w:p>
       <w:pPr>
         <w:spacing w:after="100"/>
-      </w:pPr>
-      <w:r>
         <w:rPr>
           <w:rFonts w:eastAsia="Century Gothic"/>
           <w:color w:val="44546A"/>
           <w:sz w:val="21"/>
         </w:rPr>
-        <w:t xml:space="preserve">Uzaktan destek için yetkili ekip tarafından uygulamanın kendi klasörüne yerleştirilen </w:t>
+      </w:pPr>
+      <w:r>
+        <w:rPr>
+          <w:rFonts w:eastAsia="Century Gothic"/>
+          <w:color w:val="44546A"/>
+          <w:sz w:val="21"/>
+        </w:rPr>
+        <w:t xml:space="preserve">Anahtar dosyasının adı </w:t>
       </w:r>
       <w:proofErr w:type="spellStart"/>
       <w:r>
@@ -5569,7 +6260,7 @@
           <w:color w:val="44546A"/>
           <w:sz w:val="21"/>
         </w:rPr>
-        <w:t>key.json</w:t>
+        <w:t>key.json’dur</w:t>
       </w:r>
       <w:proofErr w:type="spellEnd"/>
       <w:proofErr w:type="gramEnd"/>
@@ -5579,7 +6270,7 @@
           <w:color w:val="44546A"/>
           <w:sz w:val="21"/>
         </w:rPr>
-        <w:t xml:space="preserve"> dosyası da tanınabilir. Bu dosyayı kendiniz üretmeyin, değiştirmeyin veya izinsiz kopyalamayın. Servis anahtarının hazırlanması bu kılavuzun kapsamı dışındadır.</w:t>
+        <w:t>. Panel bu dosyayı önce takılı çıkarılabilir birimlerde, sonra uygulamanın kendi klasöründe arar; iki yerde de aynı doğrulamadan geçer. Bu dosyayı kendiniz üretmeyin, değiştirmeyin veya izinsiz kopyalamayın: dosya bir parola değil, doğrulanabilir bir kanıt taşır ve bu kanıtı elinde tutan herkes bu sürümün her paketinde admin modu açabilir. Anahtarın hazırlanması bu kılavuzun kapsamı dışındadır.</w:t>
       </w:r>
     </w:p>
     <w:p>
@@ -5600,7 +6291,7 @@
           <w:color w:val="44546A"/>
           <w:sz w:val="19"/>
         </w:rPr>
-        <w:t xml:space="preserve">Dikkat: </w:t>
+        <w:t>Dikkat:</w:t>
       </w:r>
       <w:r>
         <w:rPr>
@@ -5608,7 +6299,296 @@
           <w:color w:val="44546A"/>
           <w:sz w:val="19"/>
         </w:rPr>
-        <w:t>Anahtara erişim kesildiğinde admin modu kapanır. Kuyrukta cihazlara yazma işleri varsa normal moda dönüş, bu işlerin tamamlanmasını bekleyebilir; bunu bir iptal yöntemi olarak kullanmayın. “Switch Yönetim” ve “ADB araçları” işlemleri tamamlanmadan anahtarı çıkarmayın. Anahtar tanınmıyorsa yetkili destek ekibine başvurun.</w:t>
+        <w:t xml:space="preserve"> Admin modu, kendisini açık tutan hiçbir kaynak kalmadığında kapanır; anahtar makinedeyken uzaktan oturumun bitmesi ya da uzaktan oturum açıkken anahtarın çıkarılması modu düşürmez. Kuyrukta yazma işleri varsa kapanma iş bitene kadar bekler ve rozet “Admin modu · iş bitince kapanacak” yazar; bunu bir iptal yöntemi olarak kullanmayın. “Switch Yönetim” ve “ADB araçları” işlemleri bitmeden anahtarı çıkarmayın veya oturumu kapatmayın. Anahtar tanınmıyorsa yetkili destek ekibine, takılı olduğu halde okunamıyorsa yetkili BT ekibine başvurun.</w:t>
+      </w:r>
+    </w:p>
+    <w:p>
+      <w:pPr>
+        <w:spacing w:after="100"/>
+        <w:rPr>
+          <w:color w:val="44546A"/>
+          <w:sz w:val="21"/>
+        </w:rPr>
+      </w:pPr>
+      <w:r>
+        <w:rPr>
+          <w:color w:val="44546A"/>
+          <w:sz w:val="21"/>
+        </w:rPr>
+        <w:t>Servis anahtarının açtığı, uzaktan oturumun açmadığı tek şey diğer müşterilerin cihaz listeleridir. Bu listeler pakette mühürlü taşınır ve yalnız tanınan bir anahtar okunduğunda, yalnız admin modunda çözülür. “Proje ve cihaz listesi” ekranındaki “Diğer projeler” kartı paketinizin kendi projelerini her zaman listeler; diğer müşterilerin projeleri ancak anahtar okunduğunda eklenir. Cihaz listesi henüz teslim edilmemiş bir proje listede görünür ama seçilemez, sebebi yanında yazar. Çözülen kopyalar geçici oturum klasörüne yazılır; admin modundan çıkışta ve uygulama kapanışında silinir. Saha modunda bu projeler listelenmez; admin modundan çıkmak sizi paketinizin kendi projesine döndürür.</w:t>
+      </w:r>
+    </w:p>
+    <w:p>
+      <w:pPr>
+        <w:pStyle w:val="Heading2"/>
+        <w:keepNext/>
+        <w:keepLines/>
+        <w:pageBreakBefore/>
+        <w:spacing w:before="160"/>
+        <w:rPr>
+          <w:rFonts w:eastAsia="Century Gothic"/>
+          <w:color w:val="44546A"/>
+          <w:sz w:val="25"/>
+        </w:rPr>
+      </w:pPr>
+      <w:r>
+        <w:rPr>
+          <w:rFonts w:eastAsia="Century Gothic"/>
+          <w:color w:val="44546A"/>
+          <w:sz w:val="25"/>
+        </w:rPr>
+        <w:lastRenderedPageBreak/>
+        <w:t>2.5. Uzaktan Oturumla Admin Modu</w:t>
+      </w:r>
+    </w:p>
+    <w:p>
+      <w:pPr>
+        <w:spacing w:after="100"/>
+        <w:rPr>
+          <w:color w:val="44546A"/>
+          <w:sz w:val="21"/>
+        </w:rPr>
+      </w:pPr>
+      <w:r>
+        <w:rPr>
+          <w:color w:val="44546A"/>
+          <w:sz w:val="21"/>
+        </w:rPr>
+        <w:t>Servis anahtarını takacak kimsenin bulunmadığı bilgisayarlarda admin moduna uzaktan oturumla geçilir. Bu yol yalnız uzaktan oturum desteğiyle derlenmiş paketlerde ve admin modu kapalıyken görünür; üst çubukta “Uzaktan oturum” düğmesi yoksa paketiniz bu özelliği taşımıyordur.</w:t>
+      </w:r>
+    </w:p>
+    <w:p>
+      <w:pPr>
+        <w:spacing w:after="100"/>
+        <w:rPr>
+          <w:color w:val="44546A"/>
+          <w:sz w:val="21"/>
+        </w:rPr>
+      </w:pPr>
+      <w:r>
+        <w:rPr>
+          <w:color w:val="44546A"/>
+          <w:sz w:val="21"/>
+        </w:rPr>
+        <w:t>Üst çubuktaki “Uzaktan oturum” düğmesini seçin. Açılan pencerede iki yol yan yana durur ve ikisi de aynı sonucu verir.</w:t>
+      </w:r>
+    </w:p>
+    <w:p>
+      <w:pPr>
+        <w:spacing w:after="100"/>
+        <w:rPr>
+          <w:color w:val="44546A"/>
+          <w:sz w:val="21"/>
+        </w:rPr>
+      </w:pPr>
+      <w:r>
+        <w:rPr>
+          <w:b/>
+          <w:color w:val="44546A"/>
+          <w:sz w:val="21"/>
+        </w:rPr>
+        <w:t>Hesapla giriş:</w:t>
+      </w:r>
+      <w:r>
+        <w:rPr>
+          <w:color w:val="44546A"/>
+          <w:sz w:val="21"/>
+        </w:rPr>
+        <w:t xml:space="preserve"> Makinenin başındaysanız soldaki “Hesapla giriş yap” bölümünde “E-posta” ve “Parola” alanlarını doldurup “Giriş yap” düğmesini seçin. Hesabınız yoksa aynı bölümdeki “Hesap aç” ile ad </w:t>
+      </w:r>
+      <w:proofErr w:type="spellStart"/>
+      <w:r>
+        <w:rPr>
+          <w:color w:val="44546A"/>
+          <w:sz w:val="21"/>
+        </w:rPr>
+        <w:t>soyad</w:t>
+      </w:r>
+      <w:proofErr w:type="spellEnd"/>
+      <w:r>
+        <w:rPr>
+          <w:color w:val="44546A"/>
+          <w:sz w:val="21"/>
+        </w:rPr>
+        <w:t>, e-posta ve parolayı (iki kez) girerek istekte bulunabilirsiniz; yeni hesap, bir yönetici yetki verene kadar buradan giriş yapamaz. O zamana kadar QR yolunu kullanın.</w:t>
+      </w:r>
+    </w:p>
+    <w:p>
+      <w:pPr>
+        <w:spacing w:after="100"/>
+        <w:rPr>
+          <w:color w:val="44546A"/>
+          <w:sz w:val="21"/>
+        </w:rPr>
+      </w:pPr>
+      <w:r>
+        <w:rPr>
+          <w:b/>
+          <w:color w:val="44546A"/>
+          <w:sz w:val="21"/>
+        </w:rPr>
+        <w:t>QR ile giriş:</w:t>
+      </w:r>
+      <w:r>
+        <w:rPr>
+          <w:color w:val="44546A"/>
+          <w:sz w:val="21"/>
+        </w:rPr>
+        <w:t xml:space="preserve"> Onay verecek kişi başka yerdeyse sağdaki “Ya da QR ile giriş yap” bölümündeki kareyi telefonuyla okutmasını isteyin. Panel “Onay bekleniyor…” yazarken bekleyin; onay verildiği anda admin modu açılır. Kare okunmuyorsa yanında yazan istek numarasını yetkili kişiye bildirin. Kare süresi dolduğunda, onay reddedildiğinde veya servise ulaşılamadığında yerinde “Yeni QR kodu” düğmesi çıkar; kareyi bu düğmeyle yenileyin.</w:t>
+      </w:r>
+    </w:p>
+    <w:p>
+      <w:pPr>
+        <w:spacing w:after="100"/>
+        <w:rPr>
+          <w:color w:val="44546A"/>
+          <w:sz w:val="21"/>
+        </w:rPr>
+      </w:pPr>
+      <w:r>
+        <w:rPr>
+          <w:color w:val="44546A"/>
+          <w:sz w:val="21"/>
+        </w:rPr>
+        <w:t>Oturum açıldığında üst çubuktaki rozet “Admin modu · uzaktan” yazar. Üretilen oturum yalnızca bu bilgisayara bağlıdır ve başka bir makinede kullanılamaz.</w:t>
+      </w:r>
+    </w:p>
+    <w:p>
+      <w:pPr>
+        <w:spacing w:after="100"/>
+        <w:rPr>
+          <w:color w:val="44546A"/>
+          <w:sz w:val="21"/>
+        </w:rPr>
+      </w:pPr>
+      <w:r>
+        <w:rPr>
+          <w:color w:val="44546A"/>
+          <w:sz w:val="21"/>
+        </w:rPr>
+        <w:t>İşiniz bittiğinde “Admin modundan çık” düğmesini kullanın; bu düğme uzaktan oturumu da kapatır ve oturumu yetkilendirme servisine geri verir.</w:t>
+      </w:r>
+    </w:p>
+    <w:p>
+      <w:pPr>
+        <w:keepLines/>
+        <w:pBdr>
+          <w:left w:val="single" w:sz="18" w:space="8" w:color="C94141"/>
+        </w:pBdr>
+        <w:shd w:val="clear" w:color="auto" w:fill="FCE4D6"/>
+        <w:spacing w:before="100" w:after="140" w:line="252" w:lineRule="auto"/>
+        <w:ind w:left="173" w:right="144"/>
+        <w:jc w:val="left"/>
+      </w:pPr>
+      <w:r>
+        <w:rPr>
+          <w:rFonts w:eastAsia="Century Gothic"/>
+          <w:b/>
+          <w:color w:val="44546A"/>
+          <w:sz w:val="19"/>
+        </w:rPr>
+        <w:t>Dikkat:</w:t>
+      </w:r>
+      <w:r>
+        <w:rPr>
+          <w:rFonts w:eastAsia="Century Gothic"/>
+          <w:color w:val="44546A"/>
+          <w:sz w:val="19"/>
+        </w:rPr>
+        <w:t xml:space="preserve"> Uzaktan oturum, yetkilendirme servisinden düzenli aralıklarla gelen imzalı yanıtlara bağlıdır. Ağ bağlantısı kesilir, oturum karşı taraftan kapatılır veya süresi dolarsa admin modu kısa süre içinde kapanır ve kendiliğinden geri gelmez; yeniden giriş yapmanız gerekir. Cihazlara yazma sürerken kapanma, Bölüm 2.4’teki kuralın aynısıyla iş bitene kadar ertelenir ve rozet “Admin modu · iş bitince kapanacak” yazar.</w:t>
+      </w:r>
+    </w:p>
+    <w:p>
+      <w:pPr>
+        <w:spacing w:after="100"/>
+        <w:rPr>
+          <w:color w:val="44546A"/>
+          <w:sz w:val="21"/>
+        </w:rPr>
+      </w:pPr>
+      <w:r>
+        <w:rPr>
+          <w:color w:val="44546A"/>
+          <w:sz w:val="21"/>
+        </w:rPr>
+        <w:t>Uzaktan oturumla açılan admin modu, servis anahtarıyla açılanla aynı yetkileri verir; “Switch Yönetim” ve “ADB araçları” üst çubuktaki proje ve setten bağımsız olarak gerçek adreslerle çalışır. İşlemi başlatmadan önce hedefi doğrulayın. Parolanız yalnız giriş isteğinde kullanılır; panelde saklanmaz, günlüğe yazılmaz. Uzaktan oturum bilgisayarda kalıcı bir yetki bırakmaz.</w:t>
+      </w:r>
+    </w:p>
+    <w:p>
+      <w:pPr>
+        <w:jc w:val="center"/>
+      </w:pPr>
+      <w:r>
+        <w:rPr>
+          <w:noProof/>
+        </w:rPr>
+        <w:lastRenderedPageBreak/>
+        <w:drawing>
+          <wp:inline distT="0" distB="0" distL="0" distR="0" wp14:anchorId="5B145D37" wp14:editId="69646D94">
+            <wp:extent cx="5527040" cy="3454400"/>
+            <wp:effectExtent l="0" t="0" r="0" b="0"/>
+            <wp:docPr id="1898271452" name="Picture 1898271452"/>
+            <wp:cNvGraphicFramePr>
+              <a:graphicFrameLocks xmlns:a="http://schemas.openxmlformats.org/drawingml/2006/main" noChangeAspect="1"/>
+            </wp:cNvGraphicFramePr>
+            <a:graphic xmlns:a="http://schemas.openxmlformats.org/drawingml/2006/main">
+              <a:graphicData uri="http://schemas.openxmlformats.org/drawingml/2006/picture">
+                <pic:pic xmlns:pic="http://schemas.openxmlformats.org/drawingml/2006/picture">
+                  <pic:nvPicPr>
+                    <pic:cNvPr id="0" name="12-uzaktan-oturum.png"/>
+                    <pic:cNvPicPr/>
+                  </pic:nvPicPr>
+                  <pic:blipFill>
+                    <a:blip r:embed="rId10"/>
+                    <a:stretch>
+                      <a:fillRect/>
+                    </a:stretch>
+                  </pic:blipFill>
+                  <pic:spPr>
+                    <a:xfrm>
+                      <a:off x="0" y="0"/>
+                      <a:ext cx="5527040" cy="3454400"/>
+                    </a:xfrm>
+                    <a:prstGeom prst="rect">
+                      <a:avLst/>
+                    </a:prstGeom>
+                  </pic:spPr>
+                </pic:pic>
+              </a:graphicData>
+            </a:graphic>
+          </wp:inline>
+        </w:drawing>
+      </w:r>
+    </w:p>
+    <w:p>
+      <w:pPr>
+        <w:pStyle w:val="Caption"/>
+        <w:keepLines/>
+        <w:jc w:val="center"/>
+      </w:pPr>
+      <w:r>
+        <w:rPr>
+          <w:rFonts w:eastAsia="Century Gothic"/>
+          <w:color w:val="44546A"/>
+          <w:sz w:val="17"/>
+        </w:rPr>
+        <w:t xml:space="preserve">Şekil </w:t>
+      </w:r>
+      <w:fldSimple w:instr=" SEQ Figure \* ARABIC ">
+        <w:r>
+          <w:rPr>
+            <w:noProof/>
+          </w:rPr>
+          <w:t>1</w:t>
+        </w:r>
+      </w:fldSimple>
+      <w:r>
+        <w:rPr>
+          <w:rFonts w:eastAsia="Century Gothic"/>
+          <w:color w:val="44546A"/>
+          <w:sz w:val="17"/>
+        </w:rPr>
+        <w:t xml:space="preserve"> - Uzaktan oturum penceresi: QR ile ve hesapla giriş</w:t>
       </w:r>
     </w:p>
     <w:p>
@@ -5666,7 +6646,25 @@
           <w:color w:val="44546A"/>
           <w:sz w:val="20"/>
         </w:rPr>
-        <w:t>Kurumunuzun sağladığı, müşteri paketinize uygun Setup.exe dosyasını çalıştırın ve işletim sisteminin yönetici onayını verin.</w:t>
+        <w:t xml:space="preserve">Kurumunuzun sağladığı, müşteri paketinize uygun </w:t>
+      </w:r>
+      <w:proofErr w:type="spellStart"/>
+      <w:r>
+        <w:rPr>
+          <w:rFonts w:eastAsia="Century Gothic"/>
+          <w:color w:val="44546A"/>
+          <w:sz w:val="20"/>
+        </w:rPr>
+        <w:t>dabp</w:t>
+      </w:r>
+      <w:proofErr w:type="spellEnd"/>
+      <w:r>
+        <w:rPr>
+          <w:rFonts w:eastAsia="Century Gothic"/>
+          <w:color w:val="44546A"/>
+          <w:sz w:val="20"/>
+        </w:rPr>
+        <w:t>-&lt;paket&gt;-&lt;sürüm&gt;-windows-x64-Setup.exe dosyasını çalıştırın ve işletim sisteminin yönetici onayını verin.</w:t>
       </w:r>
     </w:p>
     <w:p>
@@ -5828,7 +6826,129 @@
           <w:color w:val="44546A"/>
           <w:sz w:val="20"/>
         </w:rPr>
+        <w:t xml:space="preserve">Uygulamayı Masaüstü, Belgeler veya İndirilenler klasöründen çalıştırmayın. </w:t>
+      </w:r>
+      <w:proofErr w:type="spellStart"/>
+      <w:proofErr w:type="gramStart"/>
+      <w:r>
+        <w:rPr>
+          <w:rFonts w:eastAsia="Century Gothic"/>
+          <w:color w:val="44546A"/>
+          <w:sz w:val="20"/>
+        </w:rPr>
+        <w:t>macOS</w:t>
+      </w:r>
+      <w:proofErr w:type="spellEnd"/>
+      <w:proofErr w:type="gramEnd"/>
+      <w:r>
+        <w:rPr>
+          <w:rFonts w:eastAsia="Century Gothic"/>
+          <w:color w:val="44546A"/>
+          <w:sz w:val="20"/>
+        </w:rPr>
+        <w:t xml:space="preserve"> bu korumalı klasörlerdeki bir uygulamanın yönetici yetkisiyle yeniden başlatılmasına izin vermez; yönetici parolası girilse bile panel açılmaz ve “uygulamayı o klasörden çıkarın” uyarısını gösterir. Uygulamayı Uygulamalar klasörüne taşıyıp yeniden başlatın.</w:t>
+      </w:r>
+    </w:p>
+    <w:p>
+      <w:pPr>
+        <w:keepLines/>
+        <w:numPr>
+          <w:ilvl w:val="0"/>
+          <w:numId w:val="7"/>
+        </w:numPr>
+        <w:spacing w:after="60" w:line="252" w:lineRule="auto"/>
+      </w:pPr>
+      <w:r>
+        <w:rPr>
+          <w:rFonts w:eastAsia="Century Gothic"/>
+          <w:color w:val="44546A"/>
+          <w:sz w:val="20"/>
+        </w:rPr>
         <w:t>Yerel ağ erişimi ve yönetici yetkisi istendiğinde işletim sistemi penceresinden onay verin.</w:t>
+      </w:r>
+    </w:p>
+    <w:p>
+      <w:pPr>
+        <w:keepLines/>
+        <w:numPr>
+          <w:ilvl w:val="0"/>
+          <w:numId w:val="7"/>
+        </w:numPr>
+        <w:spacing w:after="60" w:line="252" w:lineRule="auto"/>
+      </w:pPr>
+      <w:proofErr w:type="spellStart"/>
+      <w:proofErr w:type="gramStart"/>
+      <w:r>
+        <w:rPr>
+          <w:rFonts w:eastAsia="Century Gothic"/>
+          <w:color w:val="44546A"/>
+          <w:sz w:val="20"/>
+        </w:rPr>
+        <w:t>macOS’ta</w:t>
+      </w:r>
+      <w:proofErr w:type="spellEnd"/>
+      <w:proofErr w:type="gramEnd"/>
+      <w:r>
+        <w:rPr>
+          <w:rFonts w:eastAsia="Century Gothic"/>
+          <w:color w:val="44546A"/>
+          <w:sz w:val="20"/>
+        </w:rPr>
+        <w:t xml:space="preserve"> menü çubuğundaki “Düzen” menüsünden geri alma, yineleme, kesme, kopyalama, yapıştırma ve tümünü seçme işlemleri kullanılabilir; </w:t>
+      </w:r>
+      <w:proofErr w:type="spellStart"/>
+      <w:r>
+        <w:rPr>
+          <w:rFonts w:eastAsia="Century Gothic"/>
+          <w:color w:val="44546A"/>
+          <w:sz w:val="20"/>
+        </w:rPr>
+        <w:t>Command</w:t>
+      </w:r>
+      <w:proofErr w:type="spellEnd"/>
+      <w:r>
+        <w:rPr>
+          <w:rFonts w:eastAsia="Century Gothic"/>
+          <w:color w:val="44546A"/>
+          <w:sz w:val="20"/>
+        </w:rPr>
+        <w:t xml:space="preserve">-C, </w:t>
+      </w:r>
+      <w:proofErr w:type="spellStart"/>
+      <w:r>
+        <w:rPr>
+          <w:rFonts w:eastAsia="Century Gothic"/>
+          <w:color w:val="44546A"/>
+          <w:sz w:val="20"/>
+        </w:rPr>
+        <w:t>Command</w:t>
+      </w:r>
+      <w:proofErr w:type="spellEnd"/>
+      <w:r>
+        <w:rPr>
+          <w:rFonts w:eastAsia="Century Gothic"/>
+          <w:color w:val="44546A"/>
+          <w:sz w:val="20"/>
+        </w:rPr>
+        <w:t xml:space="preserve">-V ve </w:t>
+      </w:r>
+      <w:proofErr w:type="spellStart"/>
+      <w:r>
+        <w:rPr>
+          <w:rFonts w:eastAsia="Century Gothic"/>
+          <w:color w:val="44546A"/>
+          <w:sz w:val="20"/>
+        </w:rPr>
+        <w:t>Command</w:t>
+      </w:r>
+      <w:proofErr w:type="spellEnd"/>
+      <w:r>
+        <w:rPr>
+          <w:rFonts w:eastAsia="Century Gothic"/>
+          <w:color w:val="44546A"/>
+          <w:sz w:val="20"/>
+        </w:rPr>
+        <w:t>-A pencerenin her alanında çalışır.</w:t>
       </w:r>
     </w:p>
     <w:p>
@@ -6006,7 +7126,7 @@
           <w:color w:val="44546A"/>
           <w:sz w:val="20"/>
         </w:rPr>
-        <w:t>Paket birden fazla proje içeriyorsa üst çubuktaki proje adından doğru projeyi seçin. Her paket yalnız kendisine teslim edilen projeleri içerir.</w:t>
+        <w:t>Paket birden fazla proje içeriyorsa üst çubuktaki proje adından doğru projeyi seçin. Bu menü yalnız paketin kendi projelerini listeler. Paket, diğer müşterilerin cihaz listelerini de mühürlü olarak taşır; bunlar okunamaz ve yalnız servis anahtarı okunabildiğinde, admin modundaki “Proje ve cihaz listesi” ekranından açılır (Bölüm 2.4).</w:t>
       </w:r>
     </w:p>
     <w:p>
@@ -6111,7 +7231,7 @@
         </w:rPr>
         <w:drawing>
           <wp:inline distT="0" distB="0" distL="0" distR="0" wp14:anchorId="0B1EC9AF" wp14:editId="372BE28A">
-            <wp:extent cx="5532120" cy="3111818"/>
+            <wp:extent cx="5532120" cy="3457575"/>
             <wp:effectExtent l="0" t="0" r="0" b="0"/>
             <wp:docPr id="1898271441" name="Picture 1898271441" descr="Proje değiştirme penceresinde seçilebilir Yataklı projesi ve henüz teslim edilmemiş VIP projesi gösteriliyor." title="Proje değiştirme penceresi (demo görünümü)"/>
             <wp:cNvGraphicFramePr>
@@ -6125,7 +7245,7 @@
                     <pic:cNvPicPr/>
                   </pic:nvPicPr>
                   <pic:blipFill>
-                    <a:blip r:embed="rId10"/>
+                    <a:blip r:embed="rId11"/>
                     <a:stretch>
                       <a:fillRect/>
                     </a:stretch>
@@ -6133,7 +7253,7 @@
                   <pic:spPr>
                     <a:xfrm>
                       <a:off x="0" y="0"/>
-                      <a:ext cx="5532120" cy="3111818"/>
+                      <a:ext cx="5532120" cy="3457575"/>
                     </a:xfrm>
                     <a:prstGeom prst="rect">
                       <a:avLst/>
@@ -6150,7 +7270,6 @@
       <w:pPr>
         <w:pStyle w:val="Caption"/>
         <w:keepLines/>
-        <w:spacing w:after="140"/>
         <w:jc w:val="center"/>
       </w:pPr>
       <w:r>
@@ -6166,7 +7285,7 @@
           <w:rPr>
             <w:noProof/>
           </w:rPr>
-          <w:t>1</w:t>
+          <w:t>2</w:t>
         </w:r>
       </w:fldSimple>
       <w:r>
@@ -6175,7 +7294,7 @@
           <w:color w:val="44546A"/>
           <w:sz w:val="17"/>
         </w:rPr>
-        <w:t xml:space="preserve"> - Proje değiştirme penceresi (demo görünümü)</w:t>
+        <w:t xml:space="preserve"> - Proje değiştirme penceresi; yalnız paketin kendi projeleri listelenir (demo görünümü)</w:t>
       </w:r>
     </w:p>
     <w:p>
@@ -6196,7 +7315,7 @@
           <w:color w:val="44546A"/>
           <w:sz w:val="19"/>
         </w:rPr>
-        <w:t xml:space="preserve">Not: </w:t>
+        <w:t>Not:</w:t>
       </w:r>
       <w:r>
         <w:rPr>
@@ -6204,7 +7323,43 @@
           <w:color w:val="44546A"/>
           <w:sz w:val="19"/>
         </w:rPr>
-        <w:t>Paketiniz yalnızca tek proje içeriyorsa proje seçimi gösterilmeyebilir. Kuyrukta bekleyen veya çalışan bir yazma işi varken proje ya da set değiştirilemez. Proje veya set seçimini değiştirmek cihazlara IP yazmaz; taramada kullanılacak beklenen adresleri değiştirir.</w:t>
+        <w:t xml:space="preserve"> Paketiniz tek proje içeriyorsa proje adına basmak menüyü açmaz; admin modundaysanız “Proje ve cihaz listesi” ekranı açılır. Kuyrukta bekleyen veya çalışan bir yazma işi varken proje ya da set değiştirilemez. Proje veya set değiştirmek cihazlara IP yazmaz; yalnız taramada kullanılacak beklenen adresleri değiştirir ve okunmuş cihaz sonuçlarını, cihaz hedeflerini, seçili yazılım dosyalarını, </w:t>
+      </w:r>
+      <w:proofErr w:type="spellStart"/>
+      <w:r>
+        <w:rPr>
+          <w:rFonts w:eastAsia="Century Gothic"/>
+          <w:color w:val="44546A"/>
+          <w:sz w:val="19"/>
+        </w:rPr>
+        <w:t>switch</w:t>
+      </w:r>
+      <w:proofErr w:type="spellEnd"/>
+      <w:r>
+        <w:rPr>
+          <w:rFonts w:eastAsia="Century Gothic"/>
+          <w:color w:val="44546A"/>
+          <w:sz w:val="19"/>
+        </w:rPr>
+        <w:t xml:space="preserve"> keşif listesini ve seçili </w:t>
+      </w:r>
+      <w:proofErr w:type="spellStart"/>
+      <w:r>
+        <w:rPr>
+          <w:rFonts w:eastAsia="Century Gothic"/>
+          <w:color w:val="44546A"/>
+          <w:sz w:val="19"/>
+        </w:rPr>
+        <w:t>APK’yı</w:t>
+      </w:r>
+      <w:proofErr w:type="spellEnd"/>
+      <w:r>
+        <w:rPr>
+          <w:rFonts w:eastAsia="Century Gothic"/>
+          <w:color w:val="44546A"/>
+          <w:sz w:val="19"/>
+        </w:rPr>
+        <w:t xml:space="preserve"> temizler.</w:t>
       </w:r>
     </w:p>
     <w:p>
@@ -6257,7 +7412,7 @@
           <w:color w:val="44546A"/>
           <w:sz w:val="21"/>
         </w:rPr>
-        <w:t>Üst çubukta proje ve set seçimi ile ortak kontroller, sol menüde ise ana işlevler yer alır. “İşlemler” altında “Ağ ve IP”, “Cihaz ayarları” ve “Yazılım” sekmeleri bulunur. Admin modundaki “Switch Yönetim” ve “ADB araçları”, üst çubukta seçilen proje ve setten bağımsız olarak gerçek adreslerle çalışır (Bölüm 2.4).</w:t>
+        <w:t>Üst çubukta proje ve set seçimi ile ortak kontroller, sol menüde ana işlevler yer alır. “İşlemler” altında “Ağ ve IP”, “Cihaz ayarları” ve “Yazılım” sekmeleri bulunur. Admin modu açıkken üst çubukta bir rozet görünür: “Admin modu”, uzaktan oturumla girildiyse “Admin modu · uzaktan”, kapanışı süren bir işe bağlıysa “Admin modu · iş bitince kapanacak”. Saha modunda rozet gösterilmez. “Switch Yönetim” ve “ADB araçları” seçili proje ve setten bağımsız çalışır (Bölüm 2.4).</w:t>
       </w:r>
     </w:p>
     <w:p>
@@ -6272,7 +7427,7 @@
         </w:rPr>
         <w:drawing>
           <wp:inline distT="0" distB="0" distL="0" distR="0" wp14:anchorId="299EA92B" wp14:editId="46CC92B7">
-            <wp:extent cx="5532120" cy="3111818"/>
+            <wp:extent cx="5532120" cy="3457575"/>
             <wp:effectExtent l="0" t="0" r="0" b="0"/>
             <wp:docPr id="1898271442" name="Picture 1898271442" descr="Genel Bakış ekranında proje ve set alanı, Şimdi tara, Duraklat, iş kuyruğu, dil, cihaz durum kartları, kategori özeti ve son işlemler görülüyor." title="Genel Bakış ekranı ve ortak kontroller (demo verisi)"/>
             <wp:cNvGraphicFramePr>
@@ -6286,7 +7441,7 @@
                     <pic:cNvPicPr/>
                   </pic:nvPicPr>
                   <pic:blipFill>
-                    <a:blip r:embed="rId11"/>
+                    <a:blip r:embed="rId12"/>
                     <a:stretch>
                       <a:fillRect/>
                     </a:stretch>
@@ -6294,7 +7449,7 @@
                   <pic:spPr>
                     <a:xfrm>
                       <a:off x="0" y="0"/>
-                      <a:ext cx="5532120" cy="3111818"/>
+                      <a:ext cx="5532120" cy="3457575"/>
                     </a:xfrm>
                     <a:prstGeom prst="rect">
                       <a:avLst/>
@@ -6311,7 +7466,6 @@
       <w:pPr>
         <w:pStyle w:val="Caption"/>
         <w:keepLines/>
-        <w:spacing w:after="140"/>
         <w:jc w:val="center"/>
       </w:pPr>
       <w:r>
@@ -6327,7 +7481,7 @@
           <w:rPr>
             <w:noProof/>
           </w:rPr>
-          <w:t>2</w:t>
+          <w:t>3</w:t>
         </w:r>
       </w:fldSimple>
       <w:r>
@@ -6336,7 +7490,7 @@
           <w:color w:val="44546A"/>
           <w:sz w:val="17"/>
         </w:rPr>
-        <w:t xml:space="preserve"> - Genel Bakış ekranı ve ortak kontroller (demo verisi)</w:t>
+        <w:t xml:space="preserve"> - Genel Bakış ekranı, sadeleştirilmiş üst çubuk ve ortak kontroller (demo verisi)</w:t>
       </w:r>
     </w:p>
     <w:p>
@@ -6369,10 +7523,19 @@
       <w:r>
         <w:rPr>
           <w:rFonts w:eastAsia="Century Gothic"/>
-          <w:color w:val="44546A"/>
-          <w:sz w:val="20"/>
-        </w:rPr>
-        <w:t>Duraklat / Sürdür: Otomatik tarama ve hafif yenileme turlarını durdurur veya sürdürür. Başlamış ya da kuyruktaki işler iptal edilmez; “Şimdi tara” ile istenen tarama çalışmaya devam eder.</w:t>
+          <w:b/>
+          <w:color w:val="44546A"/>
+          <w:sz w:val="20"/>
+        </w:rPr>
+        <w:t>Duraklat / Sürdür:</w:t>
+      </w:r>
+      <w:r>
+        <w:rPr>
+          <w:rFonts w:eastAsia="Century Gothic"/>
+          <w:color w:val="44546A"/>
+          <w:sz w:val="20"/>
+        </w:rPr>
+        <w:t xml:space="preserve"> Otomatik tarama ve hafif yenileme turlarını durdurur veya sürdürür. Düğme yazısızdır; iki çubuk duraklatır, üçgen sürdürür. Duraklatıldığında tarama düğmelerinin çevresi sarıya döner ve alt çubukta “Otomatik tarama duraklatıldı · son tarama …” yazar. Başlamış ya da kuyruktaki işler iptal edilmez; “Şimdi tara” ile istenen tarama çalışmaya devam eder.</w:t>
       </w:r>
     </w:p>
     <w:p>
@@ -6427,6 +7590,50 @@
           <w:sz w:val="20"/>
         </w:rPr>
         <w:t>TR / EN: Arayüz dilini değiştirir ve tercihi kaydeder.</w:t>
+      </w:r>
+    </w:p>
+    <w:p>
+      <w:pPr>
+        <w:keepLines/>
+        <w:numPr>
+          <w:ilvl w:val="0"/>
+          <w:numId w:val="10"/>
+        </w:numPr>
+        <w:spacing w:after="60" w:line="252" w:lineRule="auto"/>
+      </w:pPr>
+      <w:r>
+        <w:rPr>
+          <w:rFonts w:eastAsia="Century Gothic"/>
+          <w:color w:val="44546A"/>
+          <w:sz w:val="20"/>
+        </w:rPr>
+        <w:t>Uzaktan oturum: Servis anahtarı takmadan admin moduna geçmek için hesapla giriş ve QR penceresini açar (Bölüm 2.5). Yalnız uzaktan oturumu destekleyen paketlerde ve admin modu kapalıyken görünür.</w:t>
+      </w:r>
+    </w:p>
+    <w:p>
+      <w:pPr>
+        <w:keepLines/>
+        <w:spacing w:before="120" w:after="100"/>
+        <w:rPr>
+          <w:sz w:val="21"/>
+        </w:rPr>
+      </w:pPr>
+      <w:r>
+        <w:rPr>
+          <w:rFonts w:eastAsia="Century Gothic"/>
+          <w:b/>
+          <w:color w:val="44546A"/>
+          <w:sz w:val="21"/>
+        </w:rPr>
+        <w:t>Not:</w:t>
+      </w:r>
+      <w:r>
+        <w:rPr>
+          <w:rFonts w:eastAsia="Century Gothic"/>
+          <w:color w:val="44546A"/>
+          <w:sz w:val="21"/>
+        </w:rPr>
+        <w:t xml:space="preserve"> Ekranlarda kontrollerin altındaki açıklama cümleleri kaldırılmıştır; ne yaptıklarını düğme adları, onay pencereleri ve üzerine gelindiğinde çıkan ipuçları söyler. Bu kılavuzdaki açıklamalar ekranda birebir yazmayabilir.</w:t>
       </w:r>
     </w:p>
     <w:p>
@@ -6584,7 +7791,7 @@
                 <w:color w:val="44546A"/>
                 <w:sz w:val="18"/>
               </w:rPr>
-              <w:t>Başarılı</w:t>
+              <w:t>Erişilebilir</w:t>
             </w:r>
           </w:p>
         </w:tc>
@@ -6669,7 +7876,7 @@
                 <w:color w:val="44546A"/>
                 <w:sz w:val="18"/>
               </w:rPr>
-              <w:t>Kimlik bilgisi gerekli</w:t>
+              <w:t>Giriş bilgisi gerekli</w:t>
             </w:r>
           </w:p>
         </w:tc>
@@ -6755,7 +7962,7 @@
                 <w:color w:val="44546A"/>
                 <w:sz w:val="18"/>
               </w:rPr>
-              <w:t>İncelenecek / başarısız</w:t>
+              <w:t>Erişilemiyor</w:t>
             </w:r>
           </w:p>
         </w:tc>
@@ -6841,7 +8048,7 @@
                 <w:color w:val="44546A"/>
                 <w:sz w:val="18"/>
               </w:rPr>
-              <w:t>Bilinmiyor / uygulanamaz</w:t>
+              <w:t>Henüz okunmadı</w:t>
             </w:r>
           </w:p>
         </w:tc>
@@ -6897,7 +8104,7 @@
                 <w:color w:val="44546A"/>
                 <w:sz w:val="18"/>
               </w:rPr>
-              <w:t>“—” işareti veri okunmadığını, “N/A” ise ilgili alanın bu cihaz türünde uygulanmadığını belirtir.</w:t>
+              <w:t>Cihaz bu turda okunmadı. Değer alanlarında “—” verinin okunmadığını, “N/A” ise alanın bu cihaz türünde uygulanmadığını belirtir.</w:t>
             </w:r>
           </w:p>
         </w:tc>
@@ -7663,7 +8870,7 @@
         </w:rPr>
         <w:drawing>
           <wp:inline distT="0" distB="0" distL="0" distR="0" wp14:anchorId="312543E2" wp14:editId="7DAA00ED">
-            <wp:extent cx="5532120" cy="3111818"/>
+            <wp:extent cx="5532120" cy="3457575"/>
             <wp:effectExtent l="0" t="0" r="0" b="0"/>
             <wp:docPr id="1898271443" name="Picture 1898271443" descr="Ağ ekranında Hazır durumu, Ethernet arayüzü, atanmış adres, arayüz seçimi ve panelin eklediği ağ adresi gösteriliyor." title="Bilgisayarın ağı ekranı (demo verisi)"/>
             <wp:cNvGraphicFramePr>
@@ -7677,7 +8884,7 @@
                     <pic:cNvPicPr/>
                   </pic:nvPicPr>
                   <pic:blipFill>
-                    <a:blip r:embed="rId12"/>
+                    <a:blip r:embed="rId13"/>
                     <a:stretch>
                       <a:fillRect/>
                     </a:stretch>
@@ -7685,7 +8892,7 @@
                   <pic:spPr>
                     <a:xfrm>
                       <a:off x="0" y="0"/>
-                      <a:ext cx="5532120" cy="3111818"/>
+                      <a:ext cx="5532120" cy="3457575"/>
                     </a:xfrm>
                     <a:prstGeom prst="rect">
                       <a:avLst/>
@@ -7702,7 +8909,6 @@
       <w:pPr>
         <w:pStyle w:val="Caption"/>
         <w:keepLines/>
-        <w:spacing w:after="140"/>
         <w:jc w:val="center"/>
       </w:pPr>
       <w:r>
@@ -7718,7 +8924,7 @@
           <w:rPr>
             <w:noProof/>
           </w:rPr>
-          <w:t>3</w:t>
+          <w:t>4</w:t>
         </w:r>
       </w:fldSimple>
       <w:r>
@@ -7754,7 +8960,7 @@
           <w:color w:val="44546A"/>
           <w:sz w:val="20"/>
         </w:rPr>
-        <w:t>switch'ine</w:t>
+        <w:t>switch’ine</w:t>
       </w:r>
       <w:proofErr w:type="spellEnd"/>
       <w:r>
@@ -7856,7 +9062,7 @@
           <w:color w:val="44546A"/>
           <w:sz w:val="19"/>
         </w:rPr>
-        <w:t xml:space="preserve">Dikkat: </w:t>
+        <w:t>Dikkat:</w:t>
       </w:r>
       <w:r>
         <w:rPr>
@@ -7864,7 +9070,7 @@
           <w:color w:val="44546A"/>
           <w:sz w:val="19"/>
         </w:rPr>
-        <w:t>Kaldır düğmesiyle panelin eklediği bir adresi geri almak cihaz bağlantısını hemen kesebilir. Çalışan iş yokken ve saha onayıyla kullanın.</w:t>
+        <w:t xml:space="preserve"> “Kaldır” düğmesiyle tek bir adresi, “Tümünü kaldır” düğmesiyle panelin eklediği bütün adresleri geri almak cihaz bağlantısını hemen kesebilir. Çalışan iş yokken ve saha onayıyla kullanın.</w:t>
       </w:r>
     </w:p>
     <w:p>
@@ -7943,7 +9149,15 @@
           <w:color w:val="44546A"/>
           <w:sz w:val="21"/>
         </w:rPr>
-        <w:t>IP atama, yapılandırma veya yazılım yükleme işleri beklemedeyken ya da çalışırken otomatik tam tarama bekletilir. ADB işi çalışırken ise otomatik tarama ve yenileme bekletilir. İşlemler tamamlandıktan sonra yeniden tarayın. Ekrandaki son okuma zamanını kontrol edin; önceki bir okumadan kalan yeşil satır güncel bağlantının kanıtı değildir.</w:t>
+        <w:t xml:space="preserve">IP atama, yapılandırma, yazılım yükleme veya ADB işleri kuyrukta beklerken ya da çalışırken otomatik tam tarama ve hafif yenileme bekletilir. Cihazlara aynı anda tek bir işlem erişir: reddedilen işlem nedenini yazar (örneğin “Bir yenileme turu cihazları okuyor; birazdan yeniden deneyin.”), kuyruğa alınan iş ise kartında “Cihazların boşalması bekleniyor” yazarak sırasını bekler. İşlemler bittikten sonra yeniden tarayın. Ekrandaki son okuma zamanını kontrol edin; </w:t>
+      </w:r>
+      <w:r>
+        <w:rPr>
+          <w:rFonts w:eastAsia="Century Gothic"/>
+          <w:color w:val="44546A"/>
+          <w:sz w:val="21"/>
+        </w:rPr>
+        <w:t>yeşil satır önceki bir okumadan kalmış olabilir.</w:t>
       </w:r>
     </w:p>
     <w:p>
@@ -7974,7 +9188,7 @@
         </w:rPr>
         <w:drawing>
           <wp:inline distT="0" distB="0" distL="0" distR="0" wp14:anchorId="7DF27D67" wp14:editId="5AC1DB9E">
-            <wp:extent cx="5532120" cy="3111818"/>
+            <wp:extent cx="5532120" cy="3457575"/>
             <wp:effectExtent l="0" t="0" r="0" b="0"/>
             <wp:docPr id="1898271444" name="Picture 1898271444" descr="Cihazlar ekranında arama kutusu, durum sekmeleri, kategori filtreleri ve cihaz adı, tür, switch portu, IP, sürüm, erişim ve çalışma süresi sütunları görülüyor." title="Cihazlar ekranı, filtreler ve sonuç tablosu (demo verisi)"/>
             <wp:cNvGraphicFramePr>
@@ -7988,7 +9202,7 @@
                     <pic:cNvPicPr/>
                   </pic:nvPicPr>
                   <pic:blipFill>
-                    <a:blip r:embed="rId13"/>
+                    <a:blip r:embed="rId14"/>
                     <a:stretch>
                       <a:fillRect/>
                     </a:stretch>
@@ -7996,7 +9210,7 @@
                   <pic:spPr>
                     <a:xfrm>
                       <a:off x="0" y="0"/>
-                      <a:ext cx="5532120" cy="3111818"/>
+                      <a:ext cx="5532120" cy="3457575"/>
                     </a:xfrm>
                     <a:prstGeom prst="rect">
                       <a:avLst/>
@@ -8013,7 +9227,6 @@
       <w:pPr>
         <w:pStyle w:val="Caption"/>
         <w:keepLines/>
-        <w:spacing w:after="140"/>
         <w:jc w:val="center"/>
       </w:pPr>
       <w:r>
@@ -8029,7 +9242,7 @@
           <w:rPr>
             <w:noProof/>
           </w:rPr>
-          <w:t>4</w:t>
+          <w:t>5</w:t>
         </w:r>
       </w:fldSimple>
       <w:r>
@@ -8038,7 +9251,7 @@
           <w:color w:val="44546A"/>
           <w:sz w:val="17"/>
         </w:rPr>
-        <w:t xml:space="preserve"> - Cihazlar ekranı, filtreler ve sonuç tablosu (demo verisi)</w:t>
+        <w:t xml:space="preserve"> - Cihazlar ekranı: kategori ve durum çipleri, arama kutusu ve sonuç tablosu (demo verisi)</w:t>
       </w:r>
     </w:p>
     <w:p>
@@ -8056,7 +9269,7 @@
           <w:color w:val="44546A"/>
           <w:sz w:val="20"/>
         </w:rPr>
-        <w:t>Kategori filtresinden veya “Tümü”, “Erişilebilir” ya da “İncelenecek” durum filtrelerinden birini seçin.</w:t>
+        <w:t>“Kategori” satırından bir kategori seçin; her çipin yanında o kategorideki cihaz sayısı yazar. Altındaki “Durum” satırından “Tümü”, “Erişilebilir”, “Giriş bilgisi gerekli”, “Erişilemiyor” veya “Henüz okunmadı” süzgeçlerinden birini seçin; bu sayılar Genel Bakış ekranındaki sayılarla aynıdır ve oradan tıklanarak da bu listeye gelinir.</w:t>
       </w:r>
     </w:p>
     <w:p>
@@ -8074,7 +9287,7 @@
           <w:color w:val="44546A"/>
           <w:sz w:val="20"/>
         </w:rPr>
-        <w:t>Arama alanına cihaz adı, IP veya port yazın.</w:t>
+        <w:t>Arama kutusuna cihaz adı, IP veya port yazın. Kutunun içinde örnek yazı yoktur; solundaki büyüteç simgesi kalıcıdır ve ne aranabileceği üzerine gelindiğinde ipucu olarak görünür. Başlığın altındaki satır, seçili kategoride toplam kaç cihazdan kaçının listelendiğini yazar; aramanın süzdüğünü bu sayıdan doğrulayın.</w:t>
       </w:r>
     </w:p>
     <w:p>
@@ -8110,7 +9323,80 @@
           <w:color w:val="44546A"/>
           <w:sz w:val="20"/>
         </w:rPr>
-        <w:t>Bir satırı seçerek beklenen ve okunan IP, SIP ve teknik ayrıntıları açın.</w:t>
+        <w:lastRenderedPageBreak/>
+        <w:t xml:space="preserve">Birden çok cihazı birlikte seçin: satıra tek tık, aralık için </w:t>
+      </w:r>
+      <w:proofErr w:type="spellStart"/>
+      <w:r>
+        <w:rPr>
+          <w:rFonts w:eastAsia="Century Gothic"/>
+          <w:color w:val="44546A"/>
+          <w:sz w:val="20"/>
+        </w:rPr>
+        <w:t>Shift</w:t>
+      </w:r>
+      <w:proofErr w:type="spellEnd"/>
+      <w:r>
+        <w:rPr>
+          <w:rFonts w:eastAsia="Century Gothic"/>
+          <w:color w:val="44546A"/>
+          <w:sz w:val="20"/>
+        </w:rPr>
+        <w:t xml:space="preserve">, tek tek eklemek veya çıkarmak için </w:t>
+      </w:r>
+      <w:proofErr w:type="spellStart"/>
+      <w:r>
+        <w:rPr>
+          <w:rFonts w:eastAsia="Century Gothic"/>
+          <w:color w:val="44546A"/>
+          <w:sz w:val="20"/>
+        </w:rPr>
+        <w:t>Ctrl</w:t>
+      </w:r>
+      <w:proofErr w:type="spellEnd"/>
+      <w:r>
+        <w:rPr>
+          <w:rFonts w:eastAsia="Century Gothic"/>
+          <w:color w:val="44546A"/>
+          <w:sz w:val="20"/>
+        </w:rPr>
+        <w:t xml:space="preserve"> (</w:t>
+      </w:r>
+      <w:proofErr w:type="spellStart"/>
+      <w:r>
+        <w:rPr>
+          <w:rFonts w:eastAsia="Century Gothic"/>
+          <w:color w:val="44546A"/>
+          <w:sz w:val="20"/>
+        </w:rPr>
+        <w:t>macOS’ta</w:t>
+      </w:r>
+      <w:proofErr w:type="spellEnd"/>
+      <w:r>
+        <w:rPr>
+          <w:rFonts w:eastAsia="Century Gothic"/>
+          <w:color w:val="44546A"/>
+          <w:sz w:val="20"/>
+        </w:rPr>
+        <w:t xml:space="preserve"> </w:t>
+      </w:r>
+      <w:proofErr w:type="spellStart"/>
+      <w:r>
+        <w:rPr>
+          <w:rFonts w:eastAsia="Century Gothic"/>
+          <w:color w:val="44546A"/>
+          <w:sz w:val="20"/>
+        </w:rPr>
+        <w:t>Command</w:t>
+      </w:r>
+      <w:proofErr w:type="spellEnd"/>
+      <w:r>
+        <w:rPr>
+          <w:rFonts w:eastAsia="Century Gothic"/>
+          <w:color w:val="44546A"/>
+          <w:sz w:val="20"/>
+        </w:rPr>
+        <w:t>) ile tıklayın. Seçim varken başlıkta kaç cihazın seçili olduğu yazar; “Seçimi temizle” seçimi kaldırır. Seçili satırlara sağ tıklandığında menü seçimin tamamına işler. Giriş bilgisi girme, saklanan bilgiyi silme ve “Ayrıntıları aç” gibi işlemler yalnız tek satır seçiliyken görünür.</w:t>
       </w:r>
     </w:p>
     <w:p>
@@ -8128,6 +9414,24 @@
           <w:color w:val="44546A"/>
           <w:sz w:val="20"/>
         </w:rPr>
+        <w:t>Bir satırı seçerek beklenen ve okunan IP, SIP ve teknik ayrıntıları açın.</w:t>
+      </w:r>
+    </w:p>
+    <w:p>
+      <w:pPr>
+        <w:keepLines/>
+        <w:numPr>
+          <w:ilvl w:val="0"/>
+          <w:numId w:val="12"/>
+        </w:numPr>
+        <w:spacing w:after="60" w:line="252" w:lineRule="auto"/>
+      </w:pPr>
+      <w:r>
+        <w:rPr>
+          <w:rFonts w:eastAsia="Century Gothic"/>
+          <w:color w:val="44546A"/>
+          <w:sz w:val="20"/>
+        </w:rPr>
         <w:t>Tek cihazın verisini yenilemek için ayrıntı panelindeki “Şimdi oku” seçeneğini kullanın.</w:t>
       </w:r>
     </w:p>
@@ -8198,7 +9502,6 @@
           <w:color w:val="44546A"/>
           <w:sz w:val="20"/>
         </w:rPr>
-        <w:lastRenderedPageBreak/>
         <w:t>Bilgileri gerçek cihazda doğrulayın. Ortak hesabı yalnız aynı yetkili hesabı kullanan cihaz grubuna uygulayın; diğer cihazların da aynı parolayı kullandığını varsaymayın.</w:t>
       </w:r>
     </w:p>
@@ -8238,7 +9541,7 @@
           <w:color w:val="44546A"/>
           <w:sz w:val="19"/>
         </w:rPr>
-        <w:t xml:space="preserve">Gizlilik: </w:t>
+        <w:t>Gizlilik:</w:t>
       </w:r>
       <w:r>
         <w:rPr>
@@ -8246,7 +9549,7 @@
           <w:color w:val="44546A"/>
           <w:sz w:val="19"/>
         </w:rPr>
-        <w:t>Cihaz kullanıcı adları ve parolaları yalnızca işlem belleğinde tutulur; dosyaya yazılmaz ve uygulama kapandığında silinir. Yanlış bir parola girildiğinde, daha önce çalışan kimlik bilgisi otomatik olarak değiştirilmez.</w:t>
+        <w:t xml:space="preserve"> Cihaz kullanıcı adları ve parolaları yalnızca işlem belleğinde tutulur; dosyaya yazılmaz ve uygulama kapandığında silinir. Yanlış bir parola girildiğinde, daha önce çalışan kimlik bilgisi otomatik olarak değiştirilmez.</w:t>
       </w:r>
     </w:p>
     <w:p>
@@ -8301,7 +9604,7 @@
         </w:rPr>
         <w:drawing>
           <wp:inline distT="0" distB="0" distL="0" distR="0" wp14:anchorId="5A131856" wp14:editId="29997036">
-            <wp:extent cx="5532120" cy="3111818"/>
+            <wp:extent cx="5532120" cy="3457575"/>
             <wp:effectExtent l="0" t="0" r="0" b="0"/>
             <wp:docPr id="1898271445" name="Picture 1898271445" descr="Ağ ve IP ekranında cihaz türü, kimlik uyarısı, işlem yapılacak switch, hedef port aralığı ve canlı switch port görünümü gösteriliyor." title="Ağ ve IP işlemi, switch ve port seçimi (demo verisi)"/>
             <wp:cNvGraphicFramePr>
@@ -8315,7 +9618,7 @@
                     <pic:cNvPicPr/>
                   </pic:nvPicPr>
                   <pic:blipFill>
-                    <a:blip r:embed="rId14"/>
+                    <a:blip r:embed="rId15"/>
                     <a:stretch>
                       <a:fillRect/>
                     </a:stretch>
@@ -8323,7 +9626,7 @@
                   <pic:spPr>
                     <a:xfrm>
                       <a:off x="0" y="0"/>
-                      <a:ext cx="5532120" cy="3111818"/>
+                      <a:ext cx="5532120" cy="3457575"/>
                     </a:xfrm>
                     <a:prstGeom prst="rect">
                       <a:avLst/>
@@ -8340,7 +9643,6 @@
       <w:pPr>
         <w:pStyle w:val="Caption"/>
         <w:keepLines/>
-        <w:spacing w:after="140"/>
         <w:jc w:val="center"/>
       </w:pPr>
       <w:r>
@@ -8356,7 +9658,7 @@
           <w:rPr>
             <w:noProof/>
           </w:rPr>
-          <w:t>5</w:t>
+          <w:t>6</w:t>
         </w:r>
       </w:fldSimple>
       <w:r>
@@ -8456,7 +9758,7 @@
           <w:color w:val="44546A"/>
           <w:sz w:val="20"/>
         </w:rPr>
-        <w:t>switch'i</w:t>
+        <w:t>switch’i</w:t>
       </w:r>
       <w:proofErr w:type="spellEnd"/>
       <w:r>
@@ -8519,7 +9821,25 @@
           <w:color w:val="44546A"/>
           <w:sz w:val="20"/>
         </w:rPr>
-        <w:t>İlgili akışta fabrika IP adresini, atanacak maskeyi ve gerekiyorsa ağda arama alanını doğrulayın. Varsayılan maske /24’tür; 24 veya 255.255.255.0 biçimi kullanılabilir. LCD için plandaki kaynak ve hedef adresleri ayrı kontrol edin.</w:t>
+        <w:t xml:space="preserve">İlgili akışta fabrika IP adresini, atanacak maskeyi ve gerekiyorsa ağda arama alanını doğrulayın. Maske alanı boş bırakılabilir: anons cihazı akışında boş maske cihaza maske yazılmayacağı anlamına gelir. Proje kendi ağ genişliğini bildiriyorsa kutu o değerle dolu gelir; </w:t>
+      </w:r>
+      <w:proofErr w:type="spellStart"/>
+      <w:r>
+        <w:rPr>
+          <w:rFonts w:eastAsia="Century Gothic"/>
+          <w:color w:val="44546A"/>
+          <w:sz w:val="20"/>
+        </w:rPr>
+        <w:t>Compartment</w:t>
+      </w:r>
+      <w:proofErr w:type="spellEnd"/>
+      <w:r>
+        <w:rPr>
+          <w:rFonts w:eastAsia="Century Gothic"/>
+          <w:color w:val="44546A"/>
+          <w:sz w:val="20"/>
+        </w:rPr>
+        <w:t xml:space="preserve"> LCD akışında adresin tamamı yeniden yazıldığından boş kutu plandaki varsayılanı uygular. Maske 24 veya 255.255.255.0 biçiminde yazılabilir. LCD için plandaki kaynak ve hedef adresleri ayrı kontrol edin.</w:t>
       </w:r>
     </w:p>
     <w:p>
@@ -8791,7 +10111,7 @@
           <w:color w:val="44546A"/>
           <w:sz w:val="20"/>
         </w:rPr>
-        <w:t xml:space="preserve"> adreslerini inceleme: “Adres haritası” ile beklenen ve bulunan cihazları karşılaştırın. “Başka cihaz”, “Çakışma” veya “Tanınmıyor” sonuçlarını çözmeden yazmaya geçmeyin. ARP önbelleği temizlenemiyorsa aynı IP’yi paylaşan tüm cihazlar görülmemiş olabilir; boş satır tek başına adresin kullanılmadığı kanıtı değildir.</w:t>
+        <w:t xml:space="preserve"> adreslerini inceleme: Ayrı bir “Adres haritası” penceresi yoktur. Hangi adreste hangi cihazın bulunduğunu koşunun kendi kimlik denetiminden okuyun: başlamadan önce plan tablosundaki kimlik uyarılarını, koşu sırasında ve sonrasında ise kuyruktaki port satırlarında “hedef adresinde başka cihaz var” türü sonuçları inceleyin. Bu uyarıları çözmeden yazmaya geçmeyin.</w:t>
       </w:r>
     </w:p>
     <w:p>
@@ -8902,7 +10222,7 @@
           <w:color w:val="44546A"/>
           <w:sz w:val="19"/>
         </w:rPr>
-        <w:t xml:space="preserve">İptal davranışı: </w:t>
+        <w:t>İptal davranışı:</w:t>
       </w:r>
       <w:r>
         <w:rPr>
@@ -8910,7 +10230,7 @@
           <w:color w:val="44546A"/>
           <w:sz w:val="19"/>
         </w:rPr>
-        <w:t xml:space="preserve">İptal komutu değişiklikleri anında geri almaz; güvenli adımın tamamlanması beklenebilir. Önceden atanmış IP adresi veya yüklenmiş yazılım geri alınmaz. İş sonrasında her portun sonucunu, </w:t>
+        <w:t xml:space="preserve"> İptal komutu değişiklikleri anında geri almaz; güvenli adımın tamamlanması beklenebilir. Önceden atanmış IP adresi veya yüklenmiş yazılım geri alınmaz. İş sonrasında her portun sonucunu, </w:t>
       </w:r>
       <w:proofErr w:type="spellStart"/>
       <w:r>
@@ -9019,7 +10339,7 @@
         </w:rPr>
         <w:drawing>
           <wp:inline distT="0" distB="0" distL="0" distR="0" wp14:anchorId="7E72A0B4" wp14:editId="0E8C1879">
-            <wp:extent cx="5532120" cy="3111818"/>
+            <wp:extent cx="5532120" cy="3457575"/>
             <wp:effectExtent l="0" t="0" r="0" b="0"/>
             <wp:docPr id="1898271446" name="Picture 1898271446" descr="Cihaz Ayarları ekranında Intercom türü, SIP PBX IP, SIP dahili, parola durumu, dış arama numarası, ses ve kazanç ayarları ile toplu uygulama düğmesi gösteriliyor." title="Cihaz Ayarları sekmesindeki ortak ayarlar (demo verisi)"/>
             <wp:cNvGraphicFramePr>
@@ -9033,7 +10353,7 @@
                     <pic:cNvPicPr/>
                   </pic:nvPicPr>
                   <pic:blipFill>
-                    <a:blip r:embed="rId15"/>
+                    <a:blip r:embed="rId16"/>
                     <a:stretch>
                       <a:fillRect/>
                     </a:stretch>
@@ -9041,7 +10361,7 @@
                   <pic:spPr>
                     <a:xfrm>
                       <a:off x="0" y="0"/>
-                      <a:ext cx="5532120" cy="3111818"/>
+                      <a:ext cx="5532120" cy="3457575"/>
                     </a:xfrm>
                     <a:prstGeom prst="rect">
                       <a:avLst/>
@@ -9058,7 +10378,6 @@
       <w:pPr>
         <w:pStyle w:val="Caption"/>
         <w:keepLines/>
-        <w:spacing w:after="140"/>
         <w:jc w:val="center"/>
       </w:pPr>
       <w:r>
@@ -9074,7 +10393,7 @@
           <w:rPr>
             <w:noProof/>
           </w:rPr>
-          <w:t>6</w:t>
+          <w:t>7</w:t>
         </w:r>
       </w:fldSimple>
       <w:r>
@@ -9258,7 +10577,7 @@
           <w:color w:val="44546A"/>
           <w:sz w:val="19"/>
         </w:rPr>
-        <w:t xml:space="preserve">Saklama: </w:t>
+        <w:t>Saklama:</w:t>
       </w:r>
       <w:r>
         <w:rPr>
@@ -9266,7 +10585,7 @@
           <w:color w:val="44546A"/>
           <w:sz w:val="19"/>
         </w:rPr>
-        <w:t>Arayüzde girilen gizli olmayan hedefler proje ve set bazında saklanır; hedef girmek tek başına cihaza yazmaz. “Sıfırla” kayıtlı hedef değişikliklerini kaldırır; cihazı fabrika ayarlarına döndürmez. Kullanıcının girdiği cihaz ve SIP parolaları yalnız oturum belleğinde tutulur.</w:t>
+        <w:t xml:space="preserve"> Arayüzde girilen gizli olmayan hedefler proje ve set bazında saklanır; hedef girmek tek başına cihaza yazmaz. “Sıfırla” kayıtlı hedef değişikliklerini kaldırır; cihazı fabrika ayarlarına döndürmez. Kullanıcının girdiği cihaz ve SIP parolaları yalnız oturum belleğinde tutulur.</w:t>
       </w:r>
     </w:p>
     <w:p>
@@ -9411,7 +10730,7 @@
           <w:color w:val="44546A"/>
           <w:sz w:val="19"/>
         </w:rPr>
-        <w:t xml:space="preserve">Veri kaybı riski: </w:t>
+        <w:t>Veri kaybı riski:</w:t>
       </w:r>
       <w:r>
         <w:rPr>
@@ -9419,7 +10738,7 @@
           <w:color w:val="44546A"/>
           <w:sz w:val="19"/>
         </w:rPr>
-        <w:t>Kamera veya NVR ayarlarını uygulayan iş akışı, depolama birimi biçimlendirilmemiş, başlatılmamış veya hatalı durumda görünüyorsa SD kartı ya da diski biçimlendirebilir. Sağlıklı olan veya yalnızca dolu görünen bir depolama birimi bu gerekçeyle biçimlendirilmez. Gerekli kayıtları yedeklemeden ve yetkili bakım onayı almadan bu işlemi uygulamayın.</w:t>
+        <w:t xml:space="preserve"> Kamera veya NVR ayarlarını uygulayan iş akışı, depolama birimi biçimlendirilmemiş, başlatılmamış veya hatalı durumda görünüyorsa SD kartı ya da diski biçimlendirebilir. Sağlıklı olan veya yalnızca dolu görünen bir depolama birimi bu gerekçeyle biçimlendirilmez. Gerekli kayıtları yedeklemeden ve yetkili bakım onayı almadan bu işlemi uygulamayın.</w:t>
       </w:r>
     </w:p>
     <w:p>
@@ -9536,7 +10855,7 @@
         </w:rPr>
         <w:drawing>
           <wp:inline distT="0" distB="0" distL="0" distR="0" wp14:anchorId="2F938FD5" wp14:editId="4B01A8DB">
-            <wp:extent cx="5532120" cy="3111818"/>
+            <wp:extent cx="5532120" cy="3457575"/>
             <wp:effectExtent l="0" t="0" r="0" b="0"/>
             <wp:docPr id="1898271447" name="Picture 1898271447" descr="Yazılım ekranında cihaz türü, toplu dosya seçimi, cihaz IP'leri, mevcut sürümler, seçilecek dosya ve yükleme başlat düğmesi gösteriliyor." title="Yazılım yükleme ekranı ve cihaz bazlı dosya seçimi (demo verisi)"/>
             <wp:cNvGraphicFramePr>
@@ -9550,7 +10869,7 @@
                     <pic:cNvPicPr/>
                   </pic:nvPicPr>
                   <pic:blipFill>
-                    <a:blip r:embed="rId16"/>
+                    <a:blip r:embed="rId17"/>
                     <a:stretch>
                       <a:fillRect/>
                     </a:stretch>
@@ -9558,7 +10877,7 @@
                   <pic:spPr>
                     <a:xfrm>
                       <a:off x="0" y="0"/>
-                      <a:ext cx="5532120" cy="3111818"/>
+                      <a:ext cx="5532120" cy="3457575"/>
                     </a:xfrm>
                     <a:prstGeom prst="rect">
                       <a:avLst/>
@@ -9575,7 +10894,6 @@
       <w:pPr>
         <w:pStyle w:val="Caption"/>
         <w:keepLines/>
-        <w:spacing w:after="140"/>
         <w:jc w:val="center"/>
       </w:pPr>
       <w:r>
@@ -9591,7 +10909,7 @@
           <w:rPr>
             <w:noProof/>
           </w:rPr>
-          <w:t>7</w:t>
+          <w:t>8</w:t>
         </w:r>
       </w:fldSimple>
       <w:r>
@@ -10063,7 +11381,15 @@
           <w:color w:val="44546A"/>
           <w:sz w:val="20"/>
         </w:rPr>
-        <w:t>; boş dosya kabul edilmez. Dosyanın seçilebilmesi, uyumluluk veya özgünlük garantisi değildir.</w:t>
+        <w:t xml:space="preserve">; boş dosya kabul edilmez. </w:t>
+      </w:r>
+      <w:r>
+        <w:rPr>
+          <w:rFonts w:eastAsia="Century Gothic"/>
+          <w:color w:val="44546A"/>
+          <w:sz w:val="20"/>
+        </w:rPr>
+        <w:t>Panel, seçtiğiniz dosyanın uyumlu veya özgün olduğunu denetlemez.</w:t>
       </w:r>
     </w:p>
     <w:p>
@@ -10138,7 +11464,8 @@
           <w:color w:val="44546A"/>
           <w:sz w:val="19"/>
         </w:rPr>
-        <w:t xml:space="preserve">Dikkat: </w:t>
+        <w:lastRenderedPageBreak/>
+        <w:t>Dikkat:</w:t>
       </w:r>
       <w:r>
         <w:rPr>
@@ -10146,7 +11473,7 @@
           <w:color w:val="44546A"/>
           <w:sz w:val="19"/>
         </w:rPr>
-        <w:t xml:space="preserve">Seçim yalnız bu oturumda tutulur. İşlem bitene kadar seçilen dosyayı taşımayın, silmeyin ve dosyanın bulunduğu USB belleği çıkarmayın. Başarısız yüklemede hata nedenini incelemeden tekrar denemeyin. </w:t>
+        <w:t xml:space="preserve"> Seçim yalnız bu oturumda tutulur. İşlem bitene kadar seçilen dosyayı taşımayın, silmeyin ve dosyanın bulunduğu USB belleği çıkarmayın. Başarısız yüklemede hata nedenini incelemeden tekrar denemeyin. </w:t>
       </w:r>
       <w:proofErr w:type="spellStart"/>
       <w:r>
@@ -10252,7 +11579,7 @@
         </w:rPr>
         <w:drawing>
           <wp:inline distT="0" distB="0" distL="0" distR="0" wp14:anchorId="19B7C888" wp14:editId="3A94BD42">
-            <wp:extent cx="5532120" cy="3076635"/>
+            <wp:extent cx="5532120" cy="3457575"/>
             <wp:effectExtent l="0" t="0" r="0" b="0"/>
             <wp:docPr id="1898271450" name="Picture 1898271450" descr="Switch ekranında keşif ve ön panel; güvenli demo verisi"/>
             <wp:cNvGraphicFramePr>
@@ -10266,7 +11593,7 @@
                     <pic:cNvPicPr/>
                   </pic:nvPicPr>
                   <pic:blipFill>
-                    <a:blip r:embed="rId17"/>
+                    <a:blip r:embed="rId18"/>
                     <a:stretch>
                       <a:fillRect/>
                     </a:stretch>
@@ -10274,7 +11601,7 @@
                   <pic:spPr>
                     <a:xfrm>
                       <a:off x="0" y="0"/>
-                      <a:ext cx="5532120" cy="3076635"/>
+                      <a:ext cx="5532120" cy="3457575"/>
                     </a:xfrm>
                     <a:prstGeom prst="rect">
                       <a:avLst/>
@@ -10291,7 +11618,6 @@
       <w:pPr>
         <w:pStyle w:val="Caption"/>
         <w:keepLines/>
-        <w:spacing w:after="140"/>
         <w:jc w:val="center"/>
       </w:pPr>
       <w:r>
@@ -10307,7 +11633,7 @@
           <w:rPr>
             <w:noProof/>
           </w:rPr>
-          <w:t>8</w:t>
+          <w:t>9</w:t>
         </w:r>
       </w:fldSimple>
       <w:r>
@@ -10351,7 +11677,7 @@
           <w:color w:val="44546A"/>
           <w:sz w:val="20"/>
         </w:rPr>
-        <w:t>Sol menüden “Switch Yönetim” ekranını açın. “Taranacak ağ” alanına 10.1.1.0/24 gibi bir ağ veya tek IP yazıp “Tara” seçeneğini kullanın. Bir tarama en çok 1024 adresi kapsar; “Durdur” yalnız bu keşfi durdurur.</w:t>
+        <w:t>Sol menüden “Switch Yönetim” ekranını açın. “Adres aralığı” alanına 10.1.1.0 gibi bir ağ adresi ya da 10.1.1.20-40 gibi bir aralık yazın ve yanındaki “Maske” listesinden /8, /16 veya /24 seçeneğini seçip “Tara” düğmesine basın. Bir tarama en çok 1024 adresi kapsar; “Durdur” yalnız bu keşfi durdurur.</w:t>
       </w:r>
     </w:p>
     <w:p>
@@ -10379,7 +11705,7 @@
           <w:color w:val="44546A"/>
           <w:sz w:val="20"/>
         </w:rPr>
-        <w:t>Switch'ler</w:t>
+        <w:t>Switch’ler</w:t>
       </w:r>
       <w:proofErr w:type="spellEnd"/>
       <w:r>
@@ -10388,7 +11714,25 @@
           <w:color w:val="44546A"/>
           <w:sz w:val="20"/>
         </w:rPr>
-        <w:t>” listesinde “Adres”, “Ad”, “Model” ve “Sürüm” bilgilerini kontrol edin; doğru cihazın satırındaki “Aç” düğmesine basın.</w:t>
+        <w:t xml:space="preserve">” listesinde satırları inceleyin. Giriş yapılmamış bir </w:t>
+      </w:r>
+      <w:proofErr w:type="spellStart"/>
+      <w:r>
+        <w:rPr>
+          <w:rFonts w:eastAsia="Century Gothic"/>
+          <w:color w:val="44546A"/>
+          <w:sz w:val="20"/>
+        </w:rPr>
+        <w:t>switch</w:t>
+      </w:r>
+      <w:proofErr w:type="spellEnd"/>
+      <w:r>
+        <w:rPr>
+          <w:rFonts w:eastAsia="Century Gothic"/>
+          <w:color w:val="44546A"/>
+          <w:sz w:val="20"/>
+        </w:rPr>
+        <w:t xml:space="preserve"> yalnız adresini bildirir; “Ad”, “Model” ve “Sürüm” alanlarında “—” görünür ve bu bilgiler bağlandıktan sonra dolar. Doğru adresin satırındaki “Bağlan” düğmesine basın.</w:t>
       </w:r>
     </w:p>
     <w:p>
@@ -10407,7 +11751,7 @@
           <w:color w:val="44546A"/>
           <w:sz w:val="20"/>
         </w:rPr>
-        <w:t xml:space="preserve">Giriş gerekiyorsa açılan penceredeki “Kullanıcı adı” ve “Parola” alanlarını doldurup “Giriş yap” düğmesini seçin. “Bütün </w:t>
+        <w:t xml:space="preserve">Giriş gerekiyorsa satırdaki “Kullanıcı adı” ve “Parola” alanlarını doldurup aynı satırdaki “Bağlan” düğmesine basın; </w:t>
       </w:r>
       <w:proofErr w:type="spellStart"/>
       <w:r>
@@ -10416,7 +11760,7 @@
           <w:color w:val="44546A"/>
           <w:sz w:val="20"/>
         </w:rPr>
-        <w:t>switch'lerde</w:t>
+        <w:t>Enter</w:t>
       </w:r>
       <w:proofErr w:type="spellEnd"/>
       <w:r>
@@ -10425,7 +11769,7 @@
           <w:color w:val="44546A"/>
           <w:sz w:val="20"/>
         </w:rPr>
-        <w:t xml:space="preserve"> kullan” seçeneğini yalnızca aynı hesabı diğer </w:t>
+        <w:t xml:space="preserve"> tuşu da aynı işi yapar. Girilen hesap, setin bütün </w:t>
       </w:r>
       <w:proofErr w:type="spellStart"/>
       <w:r>
@@ -10434,7 +11778,7 @@
           <w:color w:val="44546A"/>
           <w:sz w:val="20"/>
         </w:rPr>
-        <w:t>switch'lere</w:t>
+        <w:t>switch’lerine</w:t>
       </w:r>
       <w:proofErr w:type="spellEnd"/>
       <w:r>
@@ -10443,7 +11787,25 @@
           <w:color w:val="44546A"/>
           <w:sz w:val="20"/>
         </w:rPr>
-        <w:t xml:space="preserve"> ve IP atama işlemlerine de uygulamak istediğinizde işaretleyin.</w:t>
+        <w:t xml:space="preserve"> ve IP atama ekranının </w:t>
+      </w:r>
+      <w:proofErr w:type="spellStart"/>
+      <w:r>
+        <w:rPr>
+          <w:rFonts w:eastAsia="Century Gothic"/>
+          <w:color w:val="44546A"/>
+          <w:sz w:val="20"/>
+        </w:rPr>
+        <w:t>switch</w:t>
+      </w:r>
+      <w:proofErr w:type="spellEnd"/>
+      <w:r>
+        <w:rPr>
+          <w:rFonts w:eastAsia="Century Gothic"/>
+          <w:color w:val="44546A"/>
+          <w:sz w:val="20"/>
+        </w:rPr>
+        <w:t xml:space="preserve"> okumalarına birlikte uygulanır; ayrıca işaretlenecek bir seçenek yoktur. Parola kabul edilmezse alan boşaltılır ve hata bildirimi görünür; parolayı yeniden yazın. Ekrandan ayrıldığınızda yarım kalan giriş bilgileri silinir.</w:t>
       </w:r>
     </w:p>
     <w:p>
@@ -10557,7 +11919,51 @@
           <w:color w:val="44546A"/>
           <w:sz w:val="21"/>
         </w:rPr>
-        <w:t>” ve “Güç” alanlarını kontrol edin. “Hız” salt okunurdur; bazı cihazlarda güç bilgisi alınamadığından “—” görünmesi tek başına arıza belirtisi değildir.</w:t>
+        <w:t xml:space="preserve">” ve “Güç” alanlarını kontrol edin. “Hız” salt okunurdur. </w:t>
+      </w:r>
+      <w:proofErr w:type="spellStart"/>
+      <w:r>
+        <w:rPr>
+          <w:rFonts w:eastAsia="Century Gothic"/>
+          <w:color w:val="44546A"/>
+          <w:sz w:val="21"/>
+        </w:rPr>
+        <w:t>PoE</w:t>
+      </w:r>
+      <w:proofErr w:type="spellEnd"/>
+      <w:r>
+        <w:rPr>
+          <w:rFonts w:eastAsia="Century Gothic"/>
+          <w:color w:val="44546A"/>
+          <w:sz w:val="21"/>
+        </w:rPr>
+        <w:t xml:space="preserve"> tablosu bulunmayan modellerde </w:t>
+      </w:r>
+      <w:proofErr w:type="spellStart"/>
+      <w:r>
+        <w:rPr>
+          <w:rFonts w:eastAsia="Century Gothic"/>
+          <w:color w:val="44546A"/>
+          <w:sz w:val="21"/>
+        </w:rPr>
+        <w:t>PoE</w:t>
+      </w:r>
+      <w:proofErr w:type="spellEnd"/>
+      <w:r>
+        <w:rPr>
+          <w:rFonts w:eastAsia="Century Gothic"/>
+          <w:color w:val="44546A"/>
+          <w:sz w:val="21"/>
+        </w:rPr>
+        <w:t xml:space="preserve"> ve güç alanları boş kalır, portlar yine listelenir ve açılıp kapatılabilir; </w:t>
+      </w:r>
+      <w:r>
+        <w:rPr>
+          <w:rFonts w:eastAsia="Century Gothic"/>
+          <w:color w:val="44546A"/>
+          <w:sz w:val="21"/>
+        </w:rPr>
+        <w:t>bazı cihazlarda güç bilgisi okunamaz ve “—” görünür, bu normaldir.</w:t>
       </w:r>
     </w:p>
     <w:p>
@@ -10834,7 +12240,7 @@
           <w:color w:val="44546A"/>
           <w:sz w:val="19"/>
         </w:rPr>
-        <w:t xml:space="preserve">Dikkat: </w:t>
+        <w:t>Dikkat:</w:t>
       </w:r>
       <w:r>
         <w:rPr>
@@ -10842,7 +12248,7 @@
           <w:color w:val="44546A"/>
           <w:sz w:val="19"/>
         </w:rPr>
-        <w:t xml:space="preserve">“Tümünü seç” seçeneği </w:t>
+        <w:t xml:space="preserve"> “Tümünü seç” seçeneği </w:t>
       </w:r>
       <w:proofErr w:type="spellStart"/>
       <w:r>
@@ -10897,6 +12303,107 @@
           <w:sz w:val="19"/>
         </w:rPr>
         <w:t xml:space="preserve"> kapatmak bağlı cihazın elektriğini kesebilir. Önce fiziksel port eşleşmesini ve kesinti onayını doğrulayın.</w:t>
+      </w:r>
+    </w:p>
+    <w:p>
+      <w:pPr>
+        <w:keepLines/>
+        <w:pBdr>
+          <w:left w:val="single" w:sz="18" w:space="8" w:color="C94141"/>
+        </w:pBdr>
+        <w:shd w:val="clear" w:color="auto" w:fill="FCE4D6"/>
+        <w:spacing w:before="200" w:after="140" w:line="252" w:lineRule="auto"/>
+        <w:ind w:left="173" w:right="144"/>
+        <w:jc w:val="left"/>
+      </w:pPr>
+      <w:r>
+        <w:rPr>
+          <w:rFonts w:eastAsia="Century Gothic"/>
+          <w:b/>
+          <w:color w:val="44546A"/>
+          <w:sz w:val="19"/>
+        </w:rPr>
+        <w:t>IP atama koşusu ile çakışma:</w:t>
+      </w:r>
+      <w:r>
+        <w:rPr>
+          <w:rFonts w:eastAsia="Century Gothic"/>
+          <w:color w:val="44546A"/>
+          <w:sz w:val="19"/>
+        </w:rPr>
+        <w:t xml:space="preserve"> Bir IP atama koşusu bir </w:t>
+      </w:r>
+      <w:proofErr w:type="spellStart"/>
+      <w:r>
+        <w:rPr>
+          <w:rFonts w:eastAsia="Century Gothic"/>
+          <w:color w:val="44546A"/>
+          <w:sz w:val="19"/>
+        </w:rPr>
+        <w:t>switch’i</w:t>
+      </w:r>
+      <w:proofErr w:type="spellEnd"/>
+      <w:r>
+        <w:rPr>
+          <w:rFonts w:eastAsia="Century Gothic"/>
+          <w:color w:val="44546A"/>
+          <w:sz w:val="19"/>
+        </w:rPr>
+        <w:t xml:space="preserve"> kullanırken o </w:t>
+      </w:r>
+      <w:proofErr w:type="spellStart"/>
+      <w:r>
+        <w:rPr>
+          <w:rFonts w:eastAsia="Century Gothic"/>
+          <w:color w:val="44546A"/>
+          <w:sz w:val="19"/>
+        </w:rPr>
+        <w:t>switch’e</w:t>
+      </w:r>
+      <w:proofErr w:type="spellEnd"/>
+      <w:r>
+        <w:rPr>
+          <w:rFonts w:eastAsia="Century Gothic"/>
+          <w:color w:val="44546A"/>
+          <w:sz w:val="19"/>
+        </w:rPr>
+        <w:t xml:space="preserve"> bu ekrandan yazılamaz. Port, </w:t>
+      </w:r>
+      <w:proofErr w:type="spellStart"/>
+      <w:r>
+        <w:rPr>
+          <w:rFonts w:eastAsia="Century Gothic"/>
+          <w:color w:val="44546A"/>
+          <w:sz w:val="19"/>
+        </w:rPr>
+        <w:t>PoE</w:t>
+      </w:r>
+      <w:proofErr w:type="spellEnd"/>
+      <w:r>
+        <w:rPr>
+          <w:rFonts w:eastAsia="Century Gothic"/>
+          <w:color w:val="44546A"/>
+          <w:sz w:val="19"/>
+        </w:rPr>
+        <w:t xml:space="preserve">, yönetim adresi, “Yapılandırmayı kaydet”, “Yeniden başlat” ve “Fabrika ayarları” işlemleri “Bir IP atama koşusu bu </w:t>
+      </w:r>
+      <w:proofErr w:type="spellStart"/>
+      <w:r>
+        <w:rPr>
+          <w:rFonts w:eastAsia="Century Gothic"/>
+          <w:color w:val="44546A"/>
+          <w:sz w:val="19"/>
+        </w:rPr>
+        <w:t>switch’i</w:t>
+      </w:r>
+      <w:proofErr w:type="spellEnd"/>
+      <w:r>
+        <w:rPr>
+          <w:rFonts w:eastAsia="Century Gothic"/>
+          <w:color w:val="44546A"/>
+          <w:sz w:val="19"/>
+        </w:rPr>
+        <w:t xml:space="preserve"> kullanıyor; koşu bitince yeniden deneyin.” bildirimiyle reddedilir. Koşu portların beslemesini kendisi sıraya koyduğundan, kuyruktan bitmesini bekleyip işlemi yineleyin.</w:t>
       </w:r>
     </w:p>
     <w:p>
@@ -10969,7 +12476,15 @@
           <w:color w:val="44546A"/>
           <w:sz w:val="20"/>
         </w:rPr>
-        <w:t xml:space="preserve">“Adresi değiştir” seçeneğini kullanıp onay verin. Yeni IP adresi elle atanır; “Yöntem” alanında DHCP görülmesi, bu ekranın </w:t>
+        <w:t xml:space="preserve">“Adresi değiştir” seçeneğini kullanıp onay verin. Yeni IP adresi elle atanır; </w:t>
+      </w:r>
+      <w:r>
+        <w:rPr>
+          <w:rFonts w:eastAsia="Century Gothic"/>
+          <w:color w:val="44546A"/>
+          <w:sz w:val="20"/>
+        </w:rPr>
+        <w:t xml:space="preserve">“Yöntem” alanında DHCP yazsa bile bu ekrandan </w:t>
       </w:r>
       <w:proofErr w:type="spellStart"/>
       <w:r>
@@ -10987,7 +12502,7 @@
           <w:color w:val="44546A"/>
           <w:sz w:val="20"/>
         </w:rPr>
-        <w:t xml:space="preserve"> geçiş sunduğu anlamına gelmez.</w:t>
+        <w:t xml:space="preserve"> geçilemez.</w:t>
       </w:r>
     </w:p>
     <w:p>
@@ -11050,7 +12565,7 @@
           <w:color w:val="44546A"/>
           <w:sz w:val="20"/>
         </w:rPr>
-        <w:t>switch'in</w:t>
+        <w:t>switch’in</w:t>
       </w:r>
       <w:proofErr w:type="spellEnd"/>
       <w:r>
@@ -11105,7 +12620,7 @@
           <w:color w:val="44546A"/>
           <w:sz w:val="20"/>
         </w:rPr>
-        <w:t>Switch'i</w:t>
+        <w:t>Switch’i</w:t>
       </w:r>
       <w:proofErr w:type="spellEnd"/>
       <w:r>
@@ -11133,6 +12648,7 @@
           <w:color w:val="44546A"/>
           <w:sz w:val="20"/>
         </w:rPr>
+        <w:lastRenderedPageBreak/>
         <w:t xml:space="preserve">“Fabrika ayarları”: </w:t>
       </w:r>
       <w:proofErr w:type="spellStart"/>
@@ -11142,7 +12658,7 @@
           <w:color w:val="44546A"/>
           <w:sz w:val="20"/>
         </w:rPr>
-        <w:t>Switch'in</w:t>
+        <w:t>Switch’in</w:t>
       </w:r>
       <w:proofErr w:type="spellEnd"/>
       <w:r>
@@ -11178,7 +12694,7 @@
           <w:color w:val="44546A"/>
           <w:sz w:val="20"/>
         </w:rPr>
-        <w:t>switch'in</w:t>
+        <w:t>switch’in</w:t>
       </w:r>
       <w:proofErr w:type="spellEnd"/>
       <w:r>
@@ -11208,7 +12724,7 @@
           <w:color w:val="44546A"/>
           <w:sz w:val="19"/>
         </w:rPr>
-        <w:t xml:space="preserve">Geri alınamaz: </w:t>
+        <w:t>Geri alınamaz:</w:t>
       </w:r>
       <w:r>
         <w:rPr>
@@ -11216,7 +12732,23 @@
           <w:color w:val="44546A"/>
           <w:sz w:val="19"/>
         </w:rPr>
-        <w:t>Fabrika ayarları panelden geri alınamaz; yeniden erişim için konsol kablosu gerekebilir. Bu işlem, IP atama ekranında bağlı cihazı fabrika IP'sine döndürmekten farklıdır. Mevcut ağ bilgilerini ve kurumun kurtarma prosedürünü önceden hazırlayın.</w:t>
+        <w:t xml:space="preserve"> Fabrika ayarları panelden geri alınamaz; yeniden erişim için konsol kablosu gerekebilir. Bu işlem, IP atama ekranında bağlı cihazı fabrika </w:t>
+      </w:r>
+      <w:r>
+        <w:rPr>
+          <w:rFonts w:eastAsia="Century Gothic"/>
+          <w:color w:val="44546A"/>
+          <w:sz w:val="19"/>
+        </w:rPr>
+        <w:t>IP’sine</w:t>
+      </w:r>
+      <w:r>
+        <w:rPr>
+          <w:rFonts w:eastAsia="Century Gothic"/>
+          <w:color w:val="44546A"/>
+          <w:sz w:val="19"/>
+        </w:rPr>
+        <w:t xml:space="preserve"> döndürmekten farklıdır. Mevcut ağ bilgilerini ve kurumun kurtarma prosedürünü önceden hazırlayın.</w:t>
       </w:r>
     </w:p>
     <w:p>
@@ -11232,7 +12764,6 @@
           <w:color w:val="44546A"/>
           <w:sz w:val="25"/>
         </w:rPr>
-        <w:lastRenderedPageBreak/>
         <w:t>10.5. Sonucu Doğrulama</w:t>
       </w:r>
     </w:p>
@@ -11280,7 +12811,7 @@
           <w:color w:val="44546A"/>
           <w:sz w:val="20"/>
         </w:rPr>
-        <w:t>switch'i</w:t>
+        <w:t>switch’i</w:t>
       </w:r>
       <w:proofErr w:type="spellEnd"/>
       <w:r>
@@ -11289,7 +12820,15 @@
           <w:color w:val="44546A"/>
           <w:sz w:val="20"/>
         </w:rPr>
-        <w:t xml:space="preserve"> doğru adreste yeniden tarayıp açın. Komuttan sonra bağlantının kesilmesi, işlemin başarılı olduğunu tek başına kanıtlamaz.</w:t>
+        <w:t xml:space="preserve"> doğru adreste yeniden tarayıp açın. </w:t>
+      </w:r>
+      <w:r>
+        <w:rPr>
+          <w:rFonts w:eastAsia="Century Gothic"/>
+          <w:color w:val="44546A"/>
+          <w:sz w:val="20"/>
+        </w:rPr>
+        <w:t>Bağlantının kesilmesi işlemin başarılı olduğunu göstermez; sonucu cihazdan okuyun.</w:t>
       </w:r>
     </w:p>
     <w:p>
@@ -11326,7 +12865,15 @@
           <w:color w:val="44546A"/>
           <w:sz w:val="20"/>
         </w:rPr>
-        <w:t xml:space="preserve"> durumunu ve yönetim adresini kontrol edin. Bağlı cihazlara erişimi ilgili araçtan da doğrulayın; portların sürekli izlendiğini varsaymayın.</w:t>
+        <w:t xml:space="preserve"> durumunu ve yönetim adresini kontrol edin. </w:t>
+      </w:r>
+      <w:r>
+        <w:rPr>
+          <w:rFonts w:eastAsia="Century Gothic"/>
+          <w:color w:val="44546A"/>
+          <w:sz w:val="20"/>
+        </w:rPr>
+        <w:t>Panel portları sürekli izlemez; bağlı cihazlara erişimi ilgili araçtan ayrıca doğrulayın.</w:t>
       </w:r>
     </w:p>
     <w:p>
@@ -11378,7 +12925,7 @@
         </w:rPr>
         <w:drawing>
           <wp:inline distT="0" distB="0" distL="0" distR="0" wp14:anchorId="772D5B20" wp14:editId="220DC5C6">
-            <wp:extent cx="5532120" cy="3076635"/>
+            <wp:extent cx="5532120" cy="3457575"/>
             <wp:effectExtent l="0" t="0" r="0" b="0"/>
             <wp:docPr id="1898271451" name="Picture 1898271451" descr="ADB araçlarında bağımsız adres listesi ve paket araması; güvenli demo verisi"/>
             <wp:cNvGraphicFramePr>
@@ -11392,7 +12939,7 @@
                     <pic:cNvPicPr/>
                   </pic:nvPicPr>
                   <pic:blipFill>
-                    <a:blip r:embed="rId18"/>
+                    <a:blip r:embed="rId19"/>
                     <a:stretch>
                       <a:fillRect/>
                     </a:stretch>
@@ -11400,7 +12947,7 @@
                   <pic:spPr>
                     <a:xfrm>
                       <a:off x="0" y="0"/>
-                      <a:ext cx="5532120" cy="3076635"/>
+                      <a:ext cx="5532120" cy="3457575"/>
                     </a:xfrm>
                     <a:prstGeom prst="rect">
                       <a:avLst/>
@@ -11417,7 +12964,6 @@
       <w:pPr>
         <w:pStyle w:val="Caption"/>
         <w:keepLines/>
-        <w:spacing w:after="140"/>
         <w:jc w:val="center"/>
       </w:pPr>
       <w:r>
@@ -11433,7 +12979,7 @@
           <w:rPr>
             <w:noProof/>
           </w:rPr>
-          <w:t>9</w:t>
+          <w:t>10</w:t>
         </w:r>
       </w:fldSimple>
       <w:r>
@@ -11477,7 +13023,7 @@
           <w:color w:val="44546A"/>
           <w:sz w:val="20"/>
         </w:rPr>
-        <w:t>Sol menüden “ADB araçları” ekranını açın. “Cihazlar” kartındaki “Adres” alanına yalnızca IPv4 adresini yazın; :5555 veya /24 eklemeyin. İsterseniz “Etiket” alanını doldurup “Ekle” seçeneğini kullanın.</w:t>
+        <w:t>Sol menüden “ADB araçları” ekranını açın. “Cihazlar” kartındaki “IP” alanına yalnızca IPv4 adresini yazın; :5555 veya /24 eklemeyin. İsterseniz “Etiket” alanını doldurup “Ekle” düğmesine basın. Kart başlığında toplam kaç cihazdan kaçının seçili olduğu yazar.</w:t>
       </w:r>
     </w:p>
     <w:p>
@@ -11509,7 +13055,23 @@
           <w:color w:val="44546A"/>
           <w:sz w:val="21"/>
         </w:rPr>
-        <w:t>Listeyi yedeklemek veya başka bir yetkili kurulumda kullanmak için “Liste dışa aktar” seçeneğiyle JSON dosyasını kaydedin. Dosya adres ve etiketleri içerir; işlem sonuçlarının veya cihaz yapılandırmasının yedeği değildir. Kurumun paylaşım kurallarına göre saklayın.</w:t>
+        <w:t xml:space="preserve">Listeyi yedeklemek veya başka bir yetkili kurulumda kullanmak için “Liste dışa aktar” seçeneğiyle JSON dosyasını kaydedin. </w:t>
+      </w:r>
+      <w:r>
+        <w:rPr>
+          <w:rFonts w:eastAsia="Century Gothic"/>
+          <w:color w:val="44546A"/>
+          <w:sz w:val="21"/>
+        </w:rPr>
+        <w:t>Dosya yalnız adresleri ve etiketleri içerir; işlem sonuçlarını ya da cihaz yapılandırmasını yedeklemez.</w:t>
+      </w:r>
+      <w:r>
+        <w:rPr>
+          <w:rFonts w:eastAsia="Century Gothic"/>
+          <w:color w:val="44546A"/>
+          <w:sz w:val="21"/>
+        </w:rPr>
+        <w:t xml:space="preserve"> Kurumun paylaşım kurallarına göre saklayın.</w:t>
       </w:r>
     </w:p>
     <w:p>
@@ -11549,7 +13111,7 @@
           <w:color w:val="44546A"/>
           <w:sz w:val="19"/>
         </w:rPr>
-        <w:t xml:space="preserve">Bağlantı ayrımı: </w:t>
+        <w:t>Bağlantı ayrımı:</w:t>
       </w:r>
       <w:r>
         <w:rPr>
@@ -11557,7 +13119,7 @@
           <w:color w:val="44546A"/>
           <w:sz w:val="19"/>
         </w:rPr>
-        <w:t>“ADB sunucusu</w:t>
+        <w:t xml:space="preserve"> “ADB sunucusu</w:t>
       </w:r>
       <w:proofErr w:type="gramStart"/>
       <w:r>
@@ -11661,6 +13223,98 @@
           <w:numId w:val="2"/>
         </w:numPr>
         <w:spacing w:after="40" w:line="240" w:lineRule="auto"/>
+        <w:ind w:left="1440" w:right="160"/>
+      </w:pPr>
+      <w:r>
+        <w:rPr>
+          <w:rFonts w:eastAsia="Century Gothic"/>
+          <w:color w:val="44546A"/>
+          <w:sz w:val="20"/>
+        </w:rPr>
+        <w:t>Başlat: Seçili uygulamayı açar.</w:t>
+      </w:r>
+    </w:p>
+    <w:p>
+      <w:pPr>
+        <w:keepLines/>
+        <w:numPr>
+          <w:ilvl w:val="0"/>
+          <w:numId w:val="2"/>
+        </w:numPr>
+        <w:spacing w:after="40" w:line="240" w:lineRule="auto"/>
+        <w:ind w:left="1440" w:right="160"/>
+      </w:pPr>
+      <w:r>
+        <w:rPr>
+          <w:rFonts w:eastAsia="Century Gothic"/>
+          <w:color w:val="44546A"/>
+          <w:sz w:val="20"/>
+        </w:rPr>
+        <w:t>Durdur: Seçili uygulamayı zorla durdurur.</w:t>
+      </w:r>
+    </w:p>
+    <w:p>
+      <w:pPr>
+        <w:keepLines/>
+        <w:numPr>
+          <w:ilvl w:val="0"/>
+          <w:numId w:val="2"/>
+        </w:numPr>
+        <w:spacing w:after="40" w:line="240" w:lineRule="auto"/>
+        <w:ind w:left="1440" w:right="160"/>
+      </w:pPr>
+      <w:r>
+        <w:rPr>
+          <w:rFonts w:eastAsia="Century Gothic"/>
+          <w:color w:val="44546A"/>
+          <w:sz w:val="20"/>
+        </w:rPr>
+        <w:t>Yeniden başlat: Uygulamayı durdurup yeniden açar; Android cihazı yeniden başlatmaz.</w:t>
+      </w:r>
+    </w:p>
+    <w:p>
+      <w:pPr>
+        <w:keepLines/>
+        <w:numPr>
+          <w:ilvl w:val="0"/>
+          <w:numId w:val="2"/>
+        </w:numPr>
+        <w:spacing w:after="40" w:line="240" w:lineRule="auto"/>
+        <w:ind w:left="1440" w:right="160"/>
+      </w:pPr>
+      <w:r>
+        <w:rPr>
+          <w:rFonts w:eastAsia="Century Gothic"/>
+          <w:color w:val="44546A"/>
+          <w:sz w:val="20"/>
+        </w:rPr>
+        <w:t>Uygulamayı sil: Onaydan sonra uygulamayı ve verilerini kaldırır. Kendiliğinden başlatma kuruluysa önce ilgili düzenlemeyi Kaldır ile temizleyin.</w:t>
+      </w:r>
+    </w:p>
+    <w:p>
+      <w:pPr>
+        <w:pStyle w:val="Heading2"/>
+        <w:keepNext/>
+        <w:keepLines/>
+        <w:spacing w:before="120" w:after="60"/>
+      </w:pPr>
+      <w:r>
+        <w:rPr>
+          <w:rFonts w:eastAsia="Century Gothic"/>
+          <w:color w:val="44546A"/>
+          <w:sz w:val="25"/>
+        </w:rPr>
+        <w:t>11.3. APK Kurma ve Cihazı Yeniden Başlatma</w:t>
+      </w:r>
+    </w:p>
+    <w:p>
+      <w:pPr>
+        <w:keepLines/>
+        <w:numPr>
+          <w:ilvl w:val="0"/>
+          <w:numId w:val="30"/>
+        </w:numPr>
+        <w:spacing w:after="40" w:line="240" w:lineRule="auto"/>
         <w:ind w:right="160"/>
       </w:pPr>
       <w:r>
@@ -11669,7 +13323,368 @@
           <w:color w:val="44546A"/>
           <w:sz w:val="20"/>
         </w:rPr>
-        <w:t>Başlat: Seçili uygulamayı açar.</w:t>
+        <w:t>APK kurulumu için hedef cihazları işaretleyin. APK satırında “Seç” düğmesiyle doğru .</w:t>
+      </w:r>
+      <w:proofErr w:type="spellStart"/>
+      <w:r>
+        <w:rPr>
+          <w:rFonts w:eastAsia="Century Gothic"/>
+          <w:color w:val="44546A"/>
+          <w:sz w:val="20"/>
+        </w:rPr>
+        <w:t>apk</w:t>
+      </w:r>
+      <w:proofErr w:type="spellEnd"/>
+      <w:r>
+        <w:rPr>
+          <w:rFonts w:eastAsia="Century Gothic"/>
+          <w:color w:val="44546A"/>
+          <w:sz w:val="20"/>
+        </w:rPr>
+        <w:t xml:space="preserve"> dosyasını belirleyin, ardından aynı satırdaki “Kur” düğmesine basın. Paket araması veya paket seçimi gerekmez.</w:t>
+      </w:r>
+    </w:p>
+    <w:p>
+      <w:pPr>
+        <w:keepLines/>
+        <w:numPr>
+          <w:ilvl w:val="0"/>
+          <w:numId w:val="30"/>
+        </w:numPr>
+        <w:spacing w:after="40" w:line="240" w:lineRule="auto"/>
+        <w:ind w:right="160"/>
+      </w:pPr>
+      <w:r>
+        <w:rPr>
+          <w:rFonts w:eastAsia="Century Gothic"/>
+          <w:color w:val="44546A"/>
+          <w:sz w:val="20"/>
+        </w:rPr>
+        <w:t>Onay penceresinde dosyayı ve cihazları kontrol edin. Kurulum mevcut uygulamanın üzerine yapılır; paket/sürüm dosyadan okunur ve kurulum sonrasında cihazdaki sürümle karşılaştırılır.</w:t>
+      </w:r>
+    </w:p>
+    <w:p>
+      <w:pPr>
+        <w:keepLines/>
+        <w:numPr>
+          <w:ilvl w:val="0"/>
+          <w:numId w:val="30"/>
+        </w:numPr>
+        <w:spacing w:after="40" w:line="240" w:lineRule="auto"/>
+        <w:ind w:right="160"/>
+      </w:pPr>
+      <w:r>
+        <w:rPr>
+          <w:rFonts w:eastAsia="Century Gothic"/>
+          <w:color w:val="44546A"/>
+          <w:sz w:val="20"/>
+        </w:rPr>
+        <w:t>Android ekranını yeniden başlatmak için “Cihazlar” kartını kullanın: birden çok cihaz için işaretledikten sonra kart başlığındaki “Seçilileri yeniden başlat”, tek cihaz için satırdaki “Yeniden başlat” düğmesine basıp onay verin. Cihaz bağlantısının kesilip yeniden kurulmasını ve sonuç tablosundaki durumun güncellenmesini bekleyin.</w:t>
+      </w:r>
+    </w:p>
+    <w:p>
+      <w:pPr>
+        <w:keepLines/>
+        <w:pBdr>
+          <w:left w:val="single" w:sz="18" w:space="8" w:color="C94141"/>
+        </w:pBdr>
+        <w:shd w:val="clear" w:color="auto" w:fill="FCE4D6"/>
+        <w:spacing w:before="100" w:after="140" w:line="252" w:lineRule="auto"/>
+        <w:ind w:left="173" w:right="144"/>
+        <w:jc w:val="left"/>
+      </w:pPr>
+      <w:r>
+        <w:rPr>
+          <w:rFonts w:eastAsia="Century Gothic"/>
+          <w:b/>
+          <w:color w:val="44546A"/>
+          <w:sz w:val="19"/>
+        </w:rPr>
+        <w:t>Hedef kontrolü:</w:t>
+      </w:r>
+      <w:r>
+        <w:rPr>
+          <w:rFonts w:eastAsia="Century Gothic"/>
+          <w:color w:val="44546A"/>
+          <w:sz w:val="19"/>
+        </w:rPr>
+        <w:t xml:space="preserve"> APK kurulumu ile “Cihazı yeniden başlat” işlemi, paket seçimine değil, seçili cihazlara uygulanır. “Uygulamayı sil” işlemi veri kaybına, cihazı yeniden başlatma işlemi ise geçici hizmet kesintisine neden olur.</w:t>
+      </w:r>
+    </w:p>
+    <w:p>
+      <w:pPr>
+        <w:pStyle w:val="Heading2"/>
+        <w:keepNext/>
+        <w:keepLines/>
+        <w:spacing w:before="120" w:after="60"/>
+      </w:pPr>
+      <w:r>
+        <w:rPr>
+          <w:rFonts w:eastAsia="Century Gothic"/>
+          <w:color w:val="44546A"/>
+          <w:sz w:val="25"/>
+        </w:rPr>
+        <w:t>11.4. Kendiliğinden Başlatma</w:t>
+      </w:r>
+    </w:p>
+    <w:p>
+      <w:pPr>
+        <w:spacing w:after="100" w:line="240" w:lineRule="auto"/>
+      </w:pPr>
+      <w:r>
+        <w:rPr>
+          <w:rFonts w:eastAsia="Century Gothic"/>
+          <w:color w:val="44546A"/>
+          <w:sz w:val="21"/>
+        </w:rPr>
+        <w:t xml:space="preserve">Bu seçenek yalnız uygun </w:t>
+      </w:r>
+      <w:proofErr w:type="spellStart"/>
+      <w:r>
+        <w:rPr>
+          <w:rFonts w:eastAsia="Century Gothic"/>
+          <w:color w:val="44546A"/>
+          <w:sz w:val="21"/>
+        </w:rPr>
+        <w:t>root</w:t>
+      </w:r>
+      <w:proofErr w:type="spellEnd"/>
+      <w:r>
+        <w:rPr>
+          <w:rFonts w:eastAsia="Century Gothic"/>
+          <w:color w:val="44546A"/>
+          <w:sz w:val="21"/>
+        </w:rPr>
+        <w:t xml:space="preserve"> yetkisi ve yazılabilir sistem bölümü bulunan desteklenen Android cihazlar içindir. Kendiliğinden başlatma, seçili uygulamanın açılışta çalışması için sistem dosyalarını değiştirir; sıradan bir uygulama tercihi değildir.</w:t>
+      </w:r>
+    </w:p>
+    <w:p>
+      <w:pPr>
+        <w:keepLines/>
+        <w:numPr>
+          <w:ilvl w:val="0"/>
+          <w:numId w:val="31"/>
+        </w:numPr>
+        <w:spacing w:after="40" w:line="240" w:lineRule="auto"/>
+        <w:ind w:right="160"/>
+      </w:pPr>
+      <w:r>
+        <w:rPr>
+          <w:rFonts w:eastAsia="Century Gothic"/>
+          <w:color w:val="44546A"/>
+          <w:sz w:val="20"/>
+        </w:rPr>
+        <w:t>Kontrol için tek bir cihaz ve tek bir paket seçin. “Kendiliğinden başlatma” satırında “Bak” düğmesine basın; “kurulu”, “yarım” veya “kurulu değil” sonucunu kontrol edin. “Bak”, yalnızca ilk uygulanabilir cihaz–paket çiftini sorgular.</w:t>
+      </w:r>
+    </w:p>
+    <w:p>
+      <w:pPr>
+        <w:keepLines/>
+        <w:numPr>
+          <w:ilvl w:val="0"/>
+          <w:numId w:val="31"/>
+        </w:numPr>
+        <w:spacing w:after="40" w:line="240" w:lineRule="auto"/>
+        <w:ind w:right="160"/>
+      </w:pPr>
+      <w:r>
+        <w:rPr>
+          <w:rFonts w:eastAsia="Century Gothic"/>
+          <w:color w:val="44546A"/>
+          <w:sz w:val="20"/>
+        </w:rPr>
+        <w:t>“Kur” seçeneğiyle seçili cihaz–paket çiftlerine açılış düzenlemesi ekleyin. Onay penceresinde hedefleri ve yazılacak sistem dosyalarını okuyun.</w:t>
+      </w:r>
+    </w:p>
+    <w:p>
+      <w:pPr>
+        <w:keepLines/>
+        <w:numPr>
+          <w:ilvl w:val="0"/>
+          <w:numId w:val="31"/>
+        </w:numPr>
+        <w:spacing w:after="40" w:line="240" w:lineRule="auto"/>
+        <w:ind w:right="160"/>
+      </w:pPr>
+      <w:r>
+        <w:rPr>
+          <w:rFonts w:eastAsia="Century Gothic"/>
+          <w:color w:val="44546A"/>
+          <w:sz w:val="20"/>
+        </w:rPr>
+        <w:t xml:space="preserve">“Kaldır” ile bu düzenlemeyi geri alın; uygulamayı silmeden önce bu adımı tamamlayın. </w:t>
+      </w:r>
+      <w:r>
+        <w:rPr>
+          <w:rFonts w:eastAsia="Century Gothic"/>
+          <w:color w:val="44546A"/>
+          <w:sz w:val="20"/>
+        </w:rPr>
+        <w:t>Uygulamayı kaldırmak ya da fabrika ayarlarına dönmek sistemdeki bu dosyaları temizlemez.</w:t>
+      </w:r>
+    </w:p>
+    <w:p>
+      <w:pPr>
+        <w:keepLines/>
+        <w:numPr>
+          <w:ilvl w:val="0"/>
+          <w:numId w:val="31"/>
+        </w:numPr>
+        <w:spacing w:after="40" w:line="240" w:lineRule="auto"/>
+        <w:ind w:right="160"/>
+      </w:pPr>
+      <w:r>
+        <w:rPr>
+          <w:rFonts w:eastAsia="Century Gothic"/>
+          <w:color w:val="44546A"/>
+          <w:sz w:val="20"/>
+        </w:rPr>
+        <w:t>Kendiliğinden başlatma kurulumu tamamlandığında, izinli bakım aralığında cihazı yeniden başlatın ve hedef uygulamanın açıldığını ayrıca kontrol edin.</w:t>
+      </w:r>
+    </w:p>
+    <w:p>
+      <w:pPr>
+        <w:keepLines/>
+        <w:numPr>
+          <w:ilvl w:val="0"/>
+          <w:numId w:val="31"/>
+        </w:numPr>
+        <w:spacing w:after="40" w:line="240" w:lineRule="auto"/>
+        <w:ind w:right="160"/>
+      </w:pPr>
+      <w:r>
+        <w:rPr>
+          <w:rFonts w:eastAsia="Century Gothic"/>
+          <w:color w:val="44546A"/>
+          <w:sz w:val="20"/>
+        </w:rPr>
+        <w:lastRenderedPageBreak/>
+        <w:t xml:space="preserve">“Bak” sonucunun yanında uygulamanın o an çalışıp çalışmadığı da bildirilir. Yazılan düzenlemenin ayrıntısını “Açılış betiği logu” satırından okuyun; </w:t>
+      </w:r>
+      <w:r>
+        <w:rPr>
+          <w:rFonts w:eastAsia="Century Gothic"/>
+          <w:color w:val="44546A"/>
+          <w:sz w:val="20"/>
+        </w:rPr>
+        <w:t>bu kayıt yalnız denetim içindir, uygulamanın açılışta gerçekten başladığını göstermez.</w:t>
+      </w:r>
+    </w:p>
+    <w:p>
+      <w:pPr>
+        <w:keepLines/>
+        <w:pBdr>
+          <w:left w:val="single" w:sz="18" w:space="8" w:color="C94141"/>
+        </w:pBdr>
+        <w:shd w:val="clear" w:color="auto" w:fill="FCE4D6"/>
+        <w:spacing w:before="100" w:after="140" w:line="252" w:lineRule="auto"/>
+        <w:ind w:left="173" w:right="144"/>
+        <w:jc w:val="left"/>
+      </w:pPr>
+      <w:r>
+        <w:rPr>
+          <w:rFonts w:eastAsia="Century Gothic"/>
+          <w:b/>
+          <w:color w:val="44546A"/>
+          <w:sz w:val="19"/>
+        </w:rPr>
+        <w:t>Sistem riski:</w:t>
+      </w:r>
+      <w:r>
+        <w:rPr>
+          <w:rFonts w:eastAsia="Century Gothic"/>
+          <w:color w:val="44546A"/>
+          <w:sz w:val="19"/>
+        </w:rPr>
+        <w:t xml:space="preserve"> /</w:t>
+      </w:r>
+      <w:proofErr w:type="spellStart"/>
+      <w:r>
+        <w:rPr>
+          <w:rFonts w:eastAsia="Century Gothic"/>
+          <w:color w:val="44546A"/>
+          <w:sz w:val="19"/>
+        </w:rPr>
+        <w:t>system</w:t>
+      </w:r>
+      <w:proofErr w:type="spellEnd"/>
+      <w:r>
+        <w:rPr>
+          <w:rFonts w:eastAsia="Century Gothic"/>
+          <w:color w:val="44546A"/>
+          <w:sz w:val="19"/>
+        </w:rPr>
+        <w:t>/bin ve /</w:t>
+      </w:r>
+      <w:proofErr w:type="spellStart"/>
+      <w:r>
+        <w:rPr>
+          <w:rFonts w:eastAsia="Century Gothic"/>
+          <w:color w:val="44546A"/>
+          <w:sz w:val="19"/>
+        </w:rPr>
+        <w:t>system</w:t>
+      </w:r>
+      <w:proofErr w:type="spellEnd"/>
+      <w:r>
+        <w:rPr>
+          <w:rFonts w:eastAsia="Century Gothic"/>
+          <w:color w:val="44546A"/>
+          <w:sz w:val="19"/>
+        </w:rPr>
+        <w:t>/</w:t>
+      </w:r>
+      <w:proofErr w:type="spellStart"/>
+      <w:r>
+        <w:rPr>
+          <w:rFonts w:eastAsia="Century Gothic"/>
+          <w:color w:val="44546A"/>
+          <w:sz w:val="19"/>
+        </w:rPr>
+        <w:t>etc</w:t>
+      </w:r>
+      <w:proofErr w:type="spellEnd"/>
+      <w:r>
+        <w:rPr>
+          <w:rFonts w:eastAsia="Century Gothic"/>
+          <w:color w:val="44546A"/>
+          <w:sz w:val="19"/>
+        </w:rPr>
+        <w:t>/</w:t>
+      </w:r>
+      <w:proofErr w:type="spellStart"/>
+      <w:r>
+        <w:rPr>
+          <w:rFonts w:eastAsia="Century Gothic"/>
+          <w:color w:val="44546A"/>
+          <w:sz w:val="19"/>
+        </w:rPr>
+        <w:t>init</w:t>
+      </w:r>
+      <w:proofErr w:type="spellEnd"/>
+      <w:r>
+        <w:rPr>
+          <w:rFonts w:eastAsia="Century Gothic"/>
+          <w:color w:val="44546A"/>
+          <w:sz w:val="19"/>
+        </w:rPr>
+        <w:t xml:space="preserve"> dizinlerine pakete özel iki dosya yazılır; tam yollar onay penceresinde gösterilir. Sistem bütünlüğü doğrulaması olan cihazlarda açılış sorunu oluşabilir. Üretici/kurum onayı ve kurtarma planı olmadan uygulamayın.</w:t>
+      </w:r>
+    </w:p>
+    <w:p>
+      <w:pPr>
+        <w:pStyle w:val="Heading2"/>
+        <w:keepNext/>
+        <w:keepLines/>
+        <w:spacing w:before="120" w:after="60"/>
+      </w:pPr>
+      <w:r>
+        <w:rPr>
+          <w:rFonts w:eastAsia="Century Gothic"/>
+          <w:color w:val="44546A"/>
+          <w:sz w:val="25"/>
+        </w:rPr>
+        <w:t>11.5. İşlemleri İzleme ve İptal</w:t>
       </w:r>
     </w:p>
     <w:p>
@@ -11688,7 +13703,7 @@
           <w:color w:val="44546A"/>
           <w:sz w:val="20"/>
         </w:rPr>
-        <w:t>Durdur: Seçili uygulamayı zorla durdurur.</w:t>
+        <w:t>Çalışan işin sonuçlarını bu ekrandaki “Adres”, “Paket”, “Durum” ve “Ayrıntı” sütunlarından izleyin. Durumlar “bekliyor”, “çalışıyor”, “bitti”, “başarısız” veya “iptal edildi” olabilir. Biten işlemler altındaki “Geçmiş” listesine zaman, işlem, adres, paket, durum ve ayrıntı sütunlarıyla eklenir; bu liste en son 120 satırı gösterir ve yalnız oturum boyunca tutulur.</w:t>
       </w:r>
     </w:p>
     <w:p>
@@ -11707,7 +13722,7 @@
           <w:color w:val="44546A"/>
           <w:sz w:val="20"/>
         </w:rPr>
-        <w:t>Yeniden başlat: Uygulamayı durdurup yeniden açar; Android cihazı yeniden başlatmaz.</w:t>
+        <w:t>Bir seferde tek ADB işi çalışır; işin hedefleri paralel ilerleyebilir. Bir hedefin hatası diğerlerinin sonucunu geçersiz kılmaz; her satırı ayrı kontrol edin.</w:t>
       </w:r>
     </w:p>
     <w:p>
@@ -11726,368 +13741,7 @@
           <w:color w:val="44546A"/>
           <w:sz w:val="20"/>
         </w:rPr>
-        <w:t>Uygulamayı sil: Onaydan sonra uygulamayı ve verilerini kaldırır. Kendiliğinden başlatma kuruluysa önce ilgili düzenlemeyi Kaldır ile temizleyin.</w:t>
-      </w:r>
-    </w:p>
-    <w:p>
-      <w:pPr>
-        <w:pStyle w:val="Heading2"/>
-        <w:keepNext/>
-        <w:keepLines/>
-        <w:spacing w:before="120" w:after="60"/>
-      </w:pPr>
-      <w:r>
-        <w:rPr>
-          <w:rFonts w:eastAsia="Century Gothic"/>
-          <w:color w:val="44546A"/>
-          <w:sz w:val="25"/>
-        </w:rPr>
-        <w:t>11.3. APK Kurma ve Cihazı Yeniden Başlatma</w:t>
-      </w:r>
-    </w:p>
-    <w:p>
-      <w:pPr>
-        <w:keepLines/>
-        <w:numPr>
-          <w:ilvl w:val="0"/>
-          <w:numId w:val="30"/>
-        </w:numPr>
-        <w:spacing w:after="40" w:line="240" w:lineRule="auto"/>
-        <w:ind w:right="160"/>
-      </w:pPr>
-      <w:r>
-        <w:rPr>
-          <w:rFonts w:eastAsia="Century Gothic"/>
-          <w:color w:val="44546A"/>
-          <w:sz w:val="20"/>
-        </w:rPr>
-        <w:t>APK kurulumu için hedef cihazları işaretleyin. APK satırında “Seç” düğmesiyle doğru .</w:t>
-      </w:r>
-      <w:proofErr w:type="spellStart"/>
-      <w:r>
-        <w:rPr>
-          <w:rFonts w:eastAsia="Century Gothic"/>
-          <w:color w:val="44546A"/>
-          <w:sz w:val="20"/>
-        </w:rPr>
-        <w:t>apk</w:t>
-      </w:r>
-      <w:proofErr w:type="spellEnd"/>
-      <w:r>
-        <w:rPr>
-          <w:rFonts w:eastAsia="Century Gothic"/>
-          <w:color w:val="44546A"/>
-          <w:sz w:val="20"/>
-        </w:rPr>
-        <w:t xml:space="preserve"> dosyasını belirleyin, ardından aynı satırdaki “Kur” düğmesine basın. Paket araması veya paket seçimi gerekmez.</w:t>
-      </w:r>
-    </w:p>
-    <w:p>
-      <w:pPr>
-        <w:keepLines/>
-        <w:numPr>
-          <w:ilvl w:val="0"/>
-          <w:numId w:val="30"/>
-        </w:numPr>
-        <w:spacing w:after="40" w:line="240" w:lineRule="auto"/>
-        <w:ind w:right="160"/>
-      </w:pPr>
-      <w:r>
-        <w:rPr>
-          <w:rFonts w:eastAsia="Century Gothic"/>
-          <w:color w:val="44546A"/>
-          <w:sz w:val="20"/>
-        </w:rPr>
-        <w:t>Onay penceresinde dosyayı ve cihazları kontrol edin. Kurulum mevcut uygulamanın üzerine yapılır; paket/sürüm dosyadan okunur ve kurulum sonrasında cihazdaki sürümle karşılaştırılır.</w:t>
-      </w:r>
-    </w:p>
-    <w:p>
-      <w:pPr>
-        <w:keepLines/>
-        <w:numPr>
-          <w:ilvl w:val="0"/>
-          <w:numId w:val="30"/>
-        </w:numPr>
-        <w:spacing w:after="40" w:line="240" w:lineRule="auto"/>
-        <w:ind w:right="160"/>
-      </w:pPr>
-      <w:r>
-        <w:rPr>
-          <w:rFonts w:eastAsia="Century Gothic"/>
-          <w:color w:val="44546A"/>
-          <w:sz w:val="20"/>
-        </w:rPr>
-        <w:t>Android ekranını yeniden başlatmak için “Cihaz” satırındaki “Cihazı yeniden başlat” seçeneğini kullanıp onay verin. Cihaz bağlantısının kesilip yeniden kurulmasını ve sonuç tablosundaki durumun güncellenmesini bekleyin.</w:t>
-      </w:r>
-    </w:p>
-    <w:p>
-      <w:pPr>
-        <w:keepLines/>
-        <w:pBdr>
-          <w:left w:val="single" w:sz="18" w:space="8" w:color="C94141"/>
-        </w:pBdr>
-        <w:shd w:val="clear" w:color="auto" w:fill="FCE4D6"/>
-        <w:spacing w:before="80" w:after="100" w:line="252" w:lineRule="auto"/>
-        <w:ind w:left="173" w:right="144"/>
-        <w:jc w:val="left"/>
-      </w:pPr>
-      <w:r>
-        <w:rPr>
-          <w:rFonts w:eastAsia="Century Gothic"/>
-          <w:b/>
-          <w:color w:val="44546A"/>
-          <w:sz w:val="19"/>
-        </w:rPr>
-        <w:t xml:space="preserve">Hedef kontrolü: </w:t>
-      </w:r>
-      <w:r>
-        <w:rPr>
-          <w:rFonts w:eastAsia="Century Gothic"/>
-          <w:color w:val="44546A"/>
-          <w:sz w:val="19"/>
-        </w:rPr>
-        <w:t>APK kurulumu ile “Cihazı yeniden başlat” işlemi, paket seçimine değil, seçili cihazlara uygulanır. “Uygulamayı sil” işlemi veri kaybına, cihazı yeniden başlatma işlemi ise geçici hizmet kesintisine neden olur.</w:t>
-      </w:r>
-    </w:p>
-    <w:p>
-      <w:pPr>
-        <w:pStyle w:val="Heading2"/>
-        <w:keepNext/>
-        <w:keepLines/>
-        <w:spacing w:before="120" w:after="60"/>
-      </w:pPr>
-      <w:r>
-        <w:rPr>
-          <w:rFonts w:eastAsia="Century Gothic"/>
-          <w:color w:val="44546A"/>
-          <w:sz w:val="25"/>
-        </w:rPr>
-        <w:t>11.4. Kendiliğinden Başlatma</w:t>
-      </w:r>
-    </w:p>
-    <w:p>
-      <w:pPr>
-        <w:spacing w:after="40" w:line="240" w:lineRule="auto"/>
-      </w:pPr>
-      <w:r>
-        <w:rPr>
-          <w:rFonts w:eastAsia="Century Gothic"/>
-          <w:color w:val="44546A"/>
-          <w:sz w:val="21"/>
-        </w:rPr>
-        <w:t xml:space="preserve">Bu seçenek yalnız uygun </w:t>
-      </w:r>
-      <w:proofErr w:type="spellStart"/>
-      <w:r>
-        <w:rPr>
-          <w:rFonts w:eastAsia="Century Gothic"/>
-          <w:color w:val="44546A"/>
-          <w:sz w:val="21"/>
-        </w:rPr>
-        <w:t>root</w:t>
-      </w:r>
-      <w:proofErr w:type="spellEnd"/>
-      <w:r>
-        <w:rPr>
-          <w:rFonts w:eastAsia="Century Gothic"/>
-          <w:color w:val="44546A"/>
-          <w:sz w:val="21"/>
-        </w:rPr>
-        <w:t xml:space="preserve"> yetkisi ve yazılabilir sistem bölümü bulunan desteklenen Android cihazlar içindir. Kendiliğinden başlatma, seçili uygulamanın açılışta çalışması için sistem dosyalarını değiştirir; sıradan bir uygulama tercihi değildir.</w:t>
-      </w:r>
-    </w:p>
-    <w:p>
-      <w:pPr>
-        <w:keepLines/>
-        <w:numPr>
-          <w:ilvl w:val="0"/>
-          <w:numId w:val="31"/>
-        </w:numPr>
-        <w:spacing w:after="40" w:line="240" w:lineRule="auto"/>
-        <w:ind w:right="160"/>
-      </w:pPr>
-      <w:r>
-        <w:rPr>
-          <w:rFonts w:eastAsia="Century Gothic"/>
-          <w:color w:val="44546A"/>
-          <w:sz w:val="20"/>
-        </w:rPr>
-        <w:t>Kontrol için tek bir cihaz ve tek bir paket seçin. “Kendiliğinden başlatma” satırında “Bak” düğmesine basın; “kurulu”, “yarım” veya “kurulu değil” sonucunu kontrol edin. “Bak”, yalnızca ilk uygulanabilir cihaz–paket çiftini sorgular.</w:t>
-      </w:r>
-    </w:p>
-    <w:p>
-      <w:pPr>
-        <w:keepLines/>
-        <w:numPr>
-          <w:ilvl w:val="0"/>
-          <w:numId w:val="31"/>
-        </w:numPr>
-        <w:spacing w:after="40" w:line="240" w:lineRule="auto"/>
-        <w:ind w:right="160"/>
-      </w:pPr>
-      <w:r>
-        <w:rPr>
-          <w:rFonts w:eastAsia="Century Gothic"/>
-          <w:color w:val="44546A"/>
-          <w:sz w:val="20"/>
-        </w:rPr>
-        <w:t>“Kur” seçeneğiyle seçili cihaz–paket çiftlerine açılış düzenlemesi ekleyin. Onay penceresinde hedefleri ve yazılacak sistem dosyalarını okuyun.</w:t>
-      </w:r>
-    </w:p>
-    <w:p>
-      <w:pPr>
-        <w:keepLines/>
-        <w:numPr>
-          <w:ilvl w:val="0"/>
-          <w:numId w:val="31"/>
-        </w:numPr>
-        <w:spacing w:after="40" w:line="240" w:lineRule="auto"/>
-        <w:ind w:right="160"/>
-      </w:pPr>
-      <w:r>
-        <w:rPr>
-          <w:rFonts w:eastAsia="Century Gothic"/>
-          <w:color w:val="44546A"/>
-          <w:sz w:val="20"/>
-        </w:rPr>
-        <w:t>“Kaldır” ile bu düzenlemeyi geri alın; uygulamayı silmeden önce bu adımı tamamlayın. Uygulamayı kaldırmanın veya fabrika ayarlarına dönmenin sistemdeki özel dosyaları temizleyeceğini varsaymayın.</w:t>
-      </w:r>
-    </w:p>
-    <w:p>
-      <w:pPr>
-        <w:keepLines/>
-        <w:numPr>
-          <w:ilvl w:val="0"/>
-          <w:numId w:val="31"/>
-        </w:numPr>
-        <w:spacing w:after="40" w:line="240" w:lineRule="auto"/>
-        <w:ind w:right="160"/>
-      </w:pPr>
-      <w:r>
-        <w:rPr>
-          <w:rFonts w:eastAsia="Century Gothic"/>
-          <w:color w:val="44546A"/>
-          <w:sz w:val="20"/>
-        </w:rPr>
-        <w:t>Kendiliğinden başlatma kurulumu tamamlandığında, izinli bakım aralığında cihazı yeniden başlatın ve hedef uygulamanın açıldığını ayrıca kontrol edin. Dosyaların yazılmış olması, açılışın başarıyla tamamlandığını tek başına kanıtlamaz.</w:t>
-      </w:r>
-    </w:p>
-    <w:p>
-      <w:pPr>
-        <w:keepLines/>
-        <w:pBdr>
-          <w:left w:val="single" w:sz="18" w:space="8" w:color="C94141"/>
-        </w:pBdr>
-        <w:shd w:val="clear" w:color="auto" w:fill="FCE4D6"/>
-        <w:spacing w:before="80" w:after="100" w:line="252" w:lineRule="auto"/>
-        <w:ind w:left="173" w:right="144"/>
-        <w:jc w:val="left"/>
-      </w:pPr>
-      <w:r>
-        <w:rPr>
-          <w:rFonts w:eastAsia="Century Gothic"/>
-          <w:b/>
-          <w:color w:val="44546A"/>
-          <w:sz w:val="19"/>
-        </w:rPr>
-        <w:lastRenderedPageBreak/>
-        <w:t xml:space="preserve">Sistem riski: </w:t>
-      </w:r>
-      <w:r>
-        <w:rPr>
-          <w:rFonts w:eastAsia="Century Gothic"/>
-          <w:color w:val="44546A"/>
-          <w:sz w:val="19"/>
-        </w:rPr>
-        <w:t>/</w:t>
-      </w:r>
-      <w:proofErr w:type="spellStart"/>
-      <w:r>
-        <w:rPr>
-          <w:rFonts w:eastAsia="Century Gothic"/>
-          <w:color w:val="44546A"/>
-          <w:sz w:val="19"/>
-        </w:rPr>
-        <w:t>system</w:t>
-      </w:r>
-      <w:proofErr w:type="spellEnd"/>
-      <w:r>
-        <w:rPr>
-          <w:rFonts w:eastAsia="Century Gothic"/>
-          <w:color w:val="44546A"/>
-          <w:sz w:val="19"/>
-        </w:rPr>
-        <w:t>/bin ve /</w:t>
-      </w:r>
-      <w:proofErr w:type="spellStart"/>
-      <w:r>
-        <w:rPr>
-          <w:rFonts w:eastAsia="Century Gothic"/>
-          <w:color w:val="44546A"/>
-          <w:sz w:val="19"/>
-        </w:rPr>
-        <w:t>system</w:t>
-      </w:r>
-      <w:proofErr w:type="spellEnd"/>
-      <w:r>
-        <w:rPr>
-          <w:rFonts w:eastAsia="Century Gothic"/>
-          <w:color w:val="44546A"/>
-          <w:sz w:val="19"/>
-        </w:rPr>
-        <w:t>/</w:t>
-      </w:r>
-      <w:proofErr w:type="spellStart"/>
-      <w:r>
-        <w:rPr>
-          <w:rFonts w:eastAsia="Century Gothic"/>
-          <w:color w:val="44546A"/>
-          <w:sz w:val="19"/>
-        </w:rPr>
-        <w:t>etc</w:t>
-      </w:r>
-      <w:proofErr w:type="spellEnd"/>
-      <w:r>
-        <w:rPr>
-          <w:rFonts w:eastAsia="Century Gothic"/>
-          <w:color w:val="44546A"/>
-          <w:sz w:val="19"/>
-        </w:rPr>
-        <w:t>/</w:t>
-      </w:r>
-      <w:proofErr w:type="spellStart"/>
-      <w:r>
-        <w:rPr>
-          <w:rFonts w:eastAsia="Century Gothic"/>
-          <w:color w:val="44546A"/>
-          <w:sz w:val="19"/>
-        </w:rPr>
-        <w:t>init</w:t>
-      </w:r>
-      <w:proofErr w:type="spellEnd"/>
-      <w:r>
-        <w:rPr>
-          <w:rFonts w:eastAsia="Century Gothic"/>
-          <w:color w:val="44546A"/>
-          <w:sz w:val="19"/>
-        </w:rPr>
-        <w:t xml:space="preserve"> dizinlerine pakete özel iki dosya yazılır; tam yollar onay penceresinde gösterilir. Sistem bütünlüğü doğrulaması olan cihazlarda açılış sorunu oluşabilir. Üretici/kurum onayı ve kurtarma planı olmadan uygulamayın.</w:t>
-      </w:r>
-    </w:p>
-    <w:p>
-      <w:pPr>
-        <w:pStyle w:val="Heading2"/>
-        <w:keepNext/>
-        <w:keepLines/>
-        <w:spacing w:before="120" w:after="60"/>
-      </w:pPr>
-      <w:r>
-        <w:rPr>
-          <w:rFonts w:eastAsia="Century Gothic"/>
-          <w:color w:val="44546A"/>
-          <w:sz w:val="25"/>
-        </w:rPr>
-        <w:t>11.5. İşlemleri İzleme ve İptal</w:t>
+        <w:t>İptal, henüz başlamayan hedefleri durdurur. Başlamış işlemler tamamlanır; tamamlanan değişiklikler geri alınmaz.</w:t>
       </w:r>
     </w:p>
     <w:p>
@@ -12106,64 +13760,7 @@
           <w:color w:val="44546A"/>
           <w:sz w:val="20"/>
         </w:rPr>
-        <w:t>Sonuçları bu ekrandaki “Adres”, “Paket”, “Durum” ve “Ayrıntı” sütunlarından izleyin. Durumlar “bekliyor”, “çalışıyor”, “bitti”, “başarısız” veya “iptal edildi” olabilir.</w:t>
-      </w:r>
-    </w:p>
-    <w:p>
-      <w:pPr>
-        <w:keepLines/>
-        <w:numPr>
-          <w:ilvl w:val="0"/>
-          <w:numId w:val="2"/>
-        </w:numPr>
-        <w:spacing w:after="40" w:line="240" w:lineRule="auto"/>
-        <w:ind w:right="160"/>
-      </w:pPr>
-      <w:r>
-        <w:rPr>
-          <w:rFonts w:eastAsia="Century Gothic"/>
-          <w:color w:val="44546A"/>
-          <w:sz w:val="20"/>
-        </w:rPr>
-        <w:t>Bir seferde tek ADB işi çalışır; işin hedefleri paralel ilerleyebilir. Bir hedefin hatası diğerlerinin sonucunu geçersiz kılmaz; her satırı ayrı kontrol edin.</w:t>
-      </w:r>
-    </w:p>
-    <w:p>
-      <w:pPr>
-        <w:keepLines/>
-        <w:numPr>
-          <w:ilvl w:val="0"/>
-          <w:numId w:val="2"/>
-        </w:numPr>
-        <w:spacing w:after="40" w:line="240" w:lineRule="auto"/>
-        <w:ind w:right="160"/>
-      </w:pPr>
-      <w:r>
-        <w:rPr>
-          <w:rFonts w:eastAsia="Century Gothic"/>
-          <w:color w:val="44546A"/>
-          <w:sz w:val="20"/>
-        </w:rPr>
-        <w:t>İptal, henüz başlamayan hedefleri durdurur. Başlamış işlemler tamamlanır; tamamlanan değişiklikler geri alınmaz.</w:t>
-      </w:r>
-    </w:p>
-    <w:p>
-      <w:pPr>
-        <w:keepLines/>
-        <w:numPr>
-          <w:ilvl w:val="0"/>
-          <w:numId w:val="2"/>
-        </w:numPr>
-        <w:spacing w:after="40" w:line="240" w:lineRule="auto"/>
-        <w:ind w:right="160"/>
-      </w:pPr>
-      <w:r>
-        <w:rPr>
-          <w:rFonts w:eastAsia="Century Gothic"/>
-          <w:color w:val="44546A"/>
-          <w:sz w:val="20"/>
-        </w:rPr>
-        <w:t>ADB sonuçları, proje işlemlerine ait “Kuyruk” ve “Geçmiş” kayıtları arasında yer almaz. ADB işi çalışırken otomatik tarama ve yenileme duraklar; elle tarama yapmayın veya başka bir ADB istemcisiyle aynı hedefte eş zamanlı işlem başlatmayın.</w:t>
+        <w:t>ADB sonuçları, proje işlemlerine ait “Kuyruk” ve “Geçmiş” kayıtları arasında yer almaz. Cihazlara aynı anda tek bir işlem erişir: ADB işi çalışırken otomatik tarama ve yenileme bekletilir; tarama ya da yazma işi cihazları tutarken başlatılan ADB işlemi nedenini yazarak reddedilir. Bildirimi okuyup birkaç saniye sonra yineleyin; aynı hedefte başka bir ADB istemcisiyle eş zamanlı işlem başlatmayın.</w:t>
       </w:r>
     </w:p>
     <w:p>
@@ -12218,7 +13815,7 @@
         </w:rPr>
         <w:drawing>
           <wp:inline distT="0" distB="0" distL="0" distR="0" wp14:anchorId="05690D08" wp14:editId="2A25A60D">
-            <wp:extent cx="5532120" cy="3111818"/>
+            <wp:extent cx="5532120" cy="3457575"/>
             <wp:effectExtent l="0" t="0" r="0" b="0"/>
             <wp:docPr id="1898271448" name="Picture 1898271448" descr="Doğrulama ekranında erişim, IP ve SIP özet kartları, kategori filtreleri, cihaz bulguları ve Excel oluştur düğmesi gösteriliyor." title="Doğrulama ve raporlar ekranı (demo verisi)"/>
             <wp:cNvGraphicFramePr>
@@ -12232,7 +13829,7 @@
                     <pic:cNvPicPr/>
                   </pic:nvPicPr>
                   <pic:blipFill>
-                    <a:blip r:embed="rId19"/>
+                    <a:blip r:embed="rId20"/>
                     <a:stretch>
                       <a:fillRect/>
                     </a:stretch>
@@ -12240,7 +13837,7 @@
                   <pic:spPr>
                     <a:xfrm>
                       <a:off x="0" y="0"/>
-                      <a:ext cx="5532120" cy="3111818"/>
+                      <a:ext cx="5532120" cy="3457575"/>
                     </a:xfrm>
                     <a:prstGeom prst="rect">
                       <a:avLst/>
@@ -12257,7 +13854,6 @@
       <w:pPr>
         <w:pStyle w:val="Caption"/>
         <w:keepLines/>
-        <w:spacing w:after="140"/>
         <w:jc w:val="center"/>
       </w:pPr>
       <w:r>
@@ -12273,7 +13869,7 @@
           <w:rPr>
             <w:noProof/>
           </w:rPr>
-          <w:t>10</w:t>
+          <w:t>11</w:t>
         </w:r>
       </w:fldSimple>
       <w:r>
@@ -12295,7 +13891,7 @@
           <w:color w:val="44546A"/>
           <w:sz w:val="21"/>
         </w:rPr>
-        <w:t xml:space="preserve">“Cihaz denetimi” kapsamında erişim ve IP adresi, uygulanabilir olduğu cihazlarda ise SIP dahili numarası denetlenir. Yeşil sonuç, yalnızca bu temel ölçütlerin karşılandığını gösterir; yazılım sürümünün, yapılandırmanın tamamının, ses/görüntü işlevinin veya tren kabul testinin bütünüyle doğrulandığı anlamına gelmez. Sürümü ve diğer alanları “Excel </w:t>
+        <w:t xml:space="preserve">“Cihaz denetimi” kapsamında erişim ve IP adresi, uygulanabilir cihazlarda ise SIP dahili numarası denetlenir. Yeşil sonuç yalnız bu temel ölçütlerin karşılandığını gösterir; yazılım sürümünün, yapılandırmanın tamamının, ses/görüntü işlevinin veya tren kabul testinin doğrulandığı anlamına gelmez. Sürümü ve diğer alanları “Excel </w:t>
       </w:r>
       <w:proofErr w:type="spellStart"/>
       <w:r>
@@ -12313,7 +13909,7 @@
           <w:color w:val="44546A"/>
           <w:sz w:val="21"/>
         </w:rPr>
-        <w:t>” bölümünden ve cihaz ayrıntılarından ayrıca kontrol edin. “N/A”, ilgili alanın bu cihaz için geçerli olmadığını; “—” ise verinin henüz okunmadığını veya boş olduğunu belirtir.</w:t>
+        <w:t>” bölümünden ayrıca kontrol edin. “N/A” alanın bu cihaz için geçerli olmadığını, “—” verinin henüz okunmadığını belirtir.</w:t>
       </w:r>
     </w:p>
     <w:p>
@@ -12473,7 +14069,7 @@
           <w:color w:val="44546A"/>
           <w:sz w:val="20"/>
         </w:rPr>
-        <w:t>Kuyruktaki tamamlanmış işten “Dosyayı aç” veya “Klasörde göster” seçeneğini kullanın.</w:t>
+        <w:t>Kuyruktaki tamamlanmış işin dosya satırındaki “Aç” veya “Klasör” düğmesini kullanın; üzerlerine gelindiğinde “Dosyayı aç” ve “Klasörde göster” ipuçları görünür.</w:t>
       </w:r>
     </w:p>
     <w:p>
@@ -12494,7 +14090,8 @@
           <w:color w:val="44546A"/>
           <w:sz w:val="19"/>
         </w:rPr>
-        <w:t xml:space="preserve">Çıktı: </w:t>
+        <w:lastRenderedPageBreak/>
+        <w:t>Çıktı:</w:t>
       </w:r>
       <w:r>
         <w:rPr>
@@ -12502,7 +14099,7 @@
           <w:color w:val="44546A"/>
           <w:sz w:val="19"/>
         </w:rPr>
-        <w:t>Şablon değiştirilmez; seçili projenin şablon adı korunarak sonuna _set{n} eklenir. Örnek: Field_Device_Verification_Yatakli_set2.xlsx. Dosya varsayılan olarak Belgeler klasörüne, bu klasör yoksa kullanıcının ev klasörüne yazılır; kurum kurulumu sırasında farklı bir çıktı konumu belirlenmiş olabilir. Oluşturulan dosyayı kuyruktaki “Klasörde göster” seçeneğiyle bulun.</w:t>
+        <w:t xml:space="preserve"> Şablon değiştirilmez; seçili projenin şablon adı korunarak sonuna _set{n} eklenir. Örnek: Field_Device_Verification_Yatakli_set2.xlsx. Dosya varsayılan olarak Belgeler klasörüne, bu klasör yoksa kullanıcının ev klasörüne yazılır; kurum kurulumu sırasında farklı bir çıktı konumu belirlenmiş olabilir. Oluşturulan dosyayı kuyruktaki “Klasör” düğmesiyle bulun.</w:t>
       </w:r>
     </w:p>
     <w:p>
@@ -12512,7 +14109,7 @@
           <w:left w:val="single" w:sz="18" w:space="8" w:color="C94141"/>
         </w:pBdr>
         <w:shd w:val="clear" w:color="auto" w:fill="FCE4D6"/>
-        <w:spacing w:before="100" w:after="140" w:line="252" w:lineRule="auto"/>
+        <w:spacing w:before="200" w:after="140" w:line="252" w:lineRule="auto"/>
         <w:ind w:left="173" w:right="144"/>
         <w:jc w:val="left"/>
       </w:pPr>
@@ -12523,8 +14120,7 @@
           <w:color w:val="44546A"/>
           <w:sz w:val="19"/>
         </w:rPr>
-        <w:lastRenderedPageBreak/>
-        <w:t xml:space="preserve">Dikkat: </w:t>
+        <w:t>Dikkat:</w:t>
       </w:r>
       <w:r>
         <w:rPr>
@@ -12532,7 +14128,7 @@
           <w:color w:val="44546A"/>
           <w:sz w:val="19"/>
         </w:rPr>
-        <w:t>Aynı proje ve set için aynı konumda yeniden rapor üretmek önceki dosyanın üzerine yazabilir. Eski raporu korumak istiyorsanız bir kopyasını, yeni raporu oluşturmadan önce tarih ve saat içeren farklı bir adla saklayın. Excel dosyası başka bir programda açıksa dosyayı kapatıp tekrar deneyin; oluşturulan dosyayı açarak proje, set ve sonuçları doğrulayın.</w:t>
+        <w:t xml:space="preserve"> Aynı proje ve set için aynı konumda yeniden rapor üretmek önceki dosyanın üzerine yazabilir. Eski raporu korumak istiyorsanız bir kopyasını, yeni raporu oluşturmadan önce tarih ve saat içeren farklı bir adla saklayın. Excel dosyası başka bir programda açıksa dosyayı kapatıp tekrar deneyin; oluşturulan dosyayı açarak proje, set ve sonuçları doğrulayın.</w:t>
       </w:r>
     </w:p>
     <w:p>
@@ -12634,7 +14230,7 @@
           <w:color w:val="44546A"/>
           <w:sz w:val="21"/>
         </w:rPr>
-        <w:t>“Bitti” bir işin yürütülmesinin tamamlandığını gösterir; tüm cihaz satırlarının başarılı olduğunu garanti etmez. Başarısız, kimlik bilgisi gerekli, atlandı veya iptal edildi durumlarını ve son doğrulama sonucunu ayrı ayrı inceleyin. Yüzde 100 ilerleme de tek başına kabul sonucu değildir.</w:t>
+        <w:t>Biten bir iş kartında kuyruk durumu değil sonuç yazar: “Başarılı”, “Uyarı”, “Tamamlanamadı” ya da “Durduruldu”. “Başarılı”, sayılan bütün cihaz/port satırlarının başarıyla bittiği anlamına gelir. Başarısız, kimlik bilgisi gerekli, atlandı ya da hiç okunamamış tek bir satır varsa sonuç “Uyarı” olur; bu durumda satırları ve son doğrulama sonucunu ayrı ayrı inceleyin. Yüzde 100 ilerleme tek başına kabul sonucu değildir.</w:t>
       </w:r>
     </w:p>
     <w:p>
@@ -12647,7 +14243,20 @@
           <w:color w:val="44546A"/>
           <w:sz w:val="21"/>
         </w:rPr>
-        <w:t>İptal edilmemiş bekleyen işler sırayla çalışabilir. Yazma düğmesine tekrar tekrar basmayın. İptal talebinden sonra ilgili işin gerçekten durduğunu ve güvenli sonlandırma adımlarının bittiğini doğrulayın; tamamlanmış değişiklikler otomatik geri alınmaz.</w:t>
+        <w:t>İptal edilmemiş bekleyen işler sırayla çalışabilir. Yazma düğmesine tekrar tekrar basmayın; aynı iş kuyruktaysa panel ikinci bir iş açmaz. Bir iş “Çalışıyor” göründüğü hâlde altında “Cihazların boşalması bekleniyor” yazıyorsa henüz cihazlara dokunmamıştır; bunu takılma sanıp uygulamayı zorla kapatmayın, sıra gelince iş kendiliğinden başlar. Bu sırada verilen iptal hemen sonuçlanır ve iş hiçbir cihaza dokunmadan “Durduruldu” olarak biter. İptalden sonra işin gerçekten durduğunu doğrulayın; tamamlanmış değişiklikler otomatik geri alınmaz.</w:t>
+      </w:r>
+    </w:p>
+    <w:p>
+      <w:pPr>
+        <w:spacing w:after="100"/>
+      </w:pPr>
+      <w:r>
+        <w:rPr>
+          <w:rFonts w:eastAsia="Century Gothic"/>
+          <w:color w:val="44546A"/>
+          <w:sz w:val="21"/>
+        </w:rPr>
+        <w:t>Panel cihazlara aynı anda tek yerden ulaşır. Cihazlar başka bir işlem tarafından tutulurken başlattığınız işlem, sebebini söyleyen bir bildirimle reddedilir: “ADB ekranı hâlihazırda bir cihazla meşgul”, “Bir yenileme turu cihazları okuyor; birazdan yeniden deneyin.” ya da süren işin başlığı. Bunlar arıza değil sıra bildirimidir; reddedilen istek hiçbir şeyi değiştirmemiştir. İşlemi birkaç saniye sonra ya da adı verilen iş bittikten sonra yineleyin.</w:t>
       </w:r>
     </w:p>
     <w:p>
@@ -12678,7 +14287,7 @@
         </w:rPr>
         <w:drawing>
           <wp:inline distT="0" distB="0" distL="0" distR="0" wp14:anchorId="016018C4" wp14:editId="5EA2DB16">
-            <wp:extent cx="5532120" cy="3111818"/>
+            <wp:extent cx="5532120" cy="3457575"/>
             <wp:effectExtent l="0" t="0" r="0" b="0"/>
             <wp:docPr id="1898271449" name="Picture 1898271449" descr="Geçmiş ekranında süren ve biten işler, tamamlanma durumu, tren seti, başlangıç zamanı, süre, sonuç özeti ve ayrıntıları aç düğmeleri gösteriliyor." title="Geçmiş ekranında biten işler (demo verisi)"/>
             <wp:cNvGraphicFramePr>
@@ -12692,7 +14301,7 @@
                     <pic:cNvPicPr/>
                   </pic:nvPicPr>
                   <pic:blipFill>
-                    <a:blip r:embed="rId20"/>
+                    <a:blip r:embed="rId21"/>
                     <a:stretch>
                       <a:fillRect/>
                     </a:stretch>
@@ -12700,7 +14309,7 @@
                   <pic:spPr>
                     <a:xfrm>
                       <a:off x="0" y="0"/>
-                      <a:ext cx="5532120" cy="3111818"/>
+                      <a:ext cx="5532120" cy="3457575"/>
                     </a:xfrm>
                     <a:prstGeom prst="rect">
                       <a:avLst/>
@@ -12717,7 +14326,6 @@
       <w:pPr>
         <w:pStyle w:val="Caption"/>
         <w:keepLines/>
-        <w:spacing w:after="140"/>
         <w:jc w:val="center"/>
       </w:pPr>
       <w:r>
@@ -12733,7 +14341,7 @@
           <w:rPr>
             <w:noProof/>
           </w:rPr>
-          <w:t>11</w:t>
+          <w:t>12</w:t>
         </w:r>
       </w:fldSimple>
       <w:r>
@@ -12760,6 +14368,7 @@
           <w:color w:val="44546A"/>
           <w:sz w:val="20"/>
         </w:rPr>
+        <w:lastRenderedPageBreak/>
         <w:t>Tümü, Sürenler ve Bitenler sekmeleriyle listeyi filtreleyin.</w:t>
       </w:r>
     </w:p>
@@ -12796,7 +14405,7 @@
           <w:color w:val="44546A"/>
           <w:sz w:val="20"/>
         </w:rPr>
-        <w:t>Rapor üreten işlerde Dosyayı aç veya Klasörde göster seçeneğini kullanın.</w:t>
+        <w:t>Rapor üreten işlerde satırın altındaki “Aç” (dosyayı aç) ya da “Klasör” (klasörde göster) düğmesini kullanın.</w:t>
       </w:r>
     </w:p>
     <w:p>
@@ -12815,6 +14424,24 @@
           <w:sz w:val="20"/>
         </w:rPr>
         <w:t>Bitmiş işi kuyruk listesinden kaldırmak, üretilen dosyayı silmez.</w:t>
+      </w:r>
+    </w:p>
+    <w:p>
+      <w:pPr>
+        <w:keepLines/>
+        <w:numPr>
+          <w:ilvl w:val="0"/>
+          <w:numId w:val="19"/>
+        </w:numPr>
+        <w:spacing w:after="60" w:line="252" w:lineRule="auto"/>
+      </w:pPr>
+      <w:r>
+        <w:rPr>
+          <w:rFonts w:eastAsia="Century Gothic"/>
+          <w:color w:val="44546A"/>
+          <w:sz w:val="20"/>
+        </w:rPr>
+        <w:t>Kendiliğinden yapılan taramalar geçmişte birikmez: bitenlerden yalnızca en yenisi listede kalır, öncekiler kendiliğinden düşer. Elle başlattığınız işler ile IP atama, yapılandırma ve yazılım kayıtları bundan etkilenmez; toplam geçmiş yine de son yirmi biten iş ile sınırlıdır.</w:t>
       </w:r>
     </w:p>
     <w:p>
@@ -12835,7 +14462,7 @@
           <w:color w:val="44546A"/>
           <w:sz w:val="19"/>
         </w:rPr>
-        <w:t xml:space="preserve">Oturum sınırı: </w:t>
+        <w:t>Oturum sınırı:</w:t>
       </w:r>
       <w:r>
         <w:rPr>
@@ -12843,7 +14470,7 @@
           <w:color w:val="44546A"/>
           <w:sz w:val="19"/>
         </w:rPr>
-        <w:t>Ekrandaki iş geçmişi ve ADB sonuçları kalıcı bir arşiv oluşturmaz; proje değiştirildikten veya uygulama kapatıldıktan sonra bunların korunacağına güvenmeyin. Buna karşılık, oluşturulan Excel raporları ile IP atama gibi işlemlere ait .log dosyaları çıktı klasöründe kalabilir. Gerekli kayıtları uygulamayı kapatmadan önce bulun ve kurumun saklama prosedürüne göre yönetin. ADB adres listesi kalıcıdır.</w:t>
+        <w:t xml:space="preserve"> Ekrandaki iş geçmişi ve ADB sonuçları kalıcı arşiv değildir; proje değiştirildikten veya uygulama kapatıldıktan sonra korunacaklarına güvenmeyin. Proje değiştiğinde cihaz durumları ve “son tarama” zamanı da sıfırlanır; yeni projede işlem yapmadan önce yeniden tarayın. Buna karşılık Excel raporları ve .log dosyaları çıktı klasöründe kalabilir, ADB adres listesi kalıcıdır. Gerekli kayıtları uygulamayı kapatmadan önce bulun.</w:t>
       </w:r>
     </w:p>
     <w:p>
@@ -12910,10 +14537,39 @@
       <w:r>
         <w:rPr>
           <w:rFonts w:eastAsia="Century Gothic"/>
+          <w:b/>
           <w:color w:val="44546A"/>
           <w:sz w:val="21"/>
         </w:rPr>
-        <w:t>Kontrol ve çözüm: İşletim sisteminin yönetici yetkisi istemini, platforma ve işlemci mimarisine uygun paketi ve Windows’ta WebView2’yi kontrol edin. ZIP arşivinin içinden çalıştırmak yerine arşivi tamamen çıkarın. Güvenlik uyarısı varsa kaynağı doğrulamadan devam etmeyin.</w:t>
+        <w:t>Kontrol ve çözüm:</w:t>
+      </w:r>
+      <w:r>
+        <w:rPr>
+          <w:rFonts w:eastAsia="Century Gothic"/>
+          <w:color w:val="44546A"/>
+          <w:sz w:val="21"/>
+        </w:rPr>
+        <w:t xml:space="preserve"> İşletim sisteminin yönetici yetkisi istemini, platforma ve işlemci mimarisine uygun paketi ve Windows’ta WebView2’yi kontrol edin. ZIP arşivinin içinden çalıştırmak yerine arşivi tamamen çıkarın. </w:t>
+      </w:r>
+      <w:proofErr w:type="spellStart"/>
+      <w:proofErr w:type="gramStart"/>
+      <w:r>
+        <w:rPr>
+          <w:rFonts w:eastAsia="Century Gothic"/>
+          <w:color w:val="44546A"/>
+          <w:sz w:val="21"/>
+        </w:rPr>
+        <w:t>macOS’ta</w:t>
+      </w:r>
+      <w:proofErr w:type="spellEnd"/>
+      <w:proofErr w:type="gramEnd"/>
+      <w:r>
+        <w:rPr>
+          <w:rFonts w:eastAsia="Century Gothic"/>
+          <w:color w:val="44546A"/>
+          <w:sz w:val="21"/>
+        </w:rPr>
+        <w:t xml:space="preserve"> uygulama Masaüstü, Belgeler veya İndirilenler klasöründeyse yönetici yetkisiyle başlatılamaz; uygulamayı Uygulamalar klasörüne taşıyıp yeniden deneyin. Güvenlik uyarısı varsa kaynağı doğrulamadan devam etmeyin.</w:t>
       </w:r>
     </w:p>
     <w:p>
@@ -13117,7 +14773,7 @@
           <w:color w:val="44546A"/>
           <w:sz w:val="21"/>
         </w:rPr>
-        <w:t xml:space="preserve">Kontrol ve çözüm: İş güvenli noktaya ulaşana kadar bekleyin. Uygulamayı zorla kapatmayın. </w:t>
+        <w:t xml:space="preserve">Kontrol ve çözüm: İş güvenli noktaya ulaşana kadar bekleyin. Uygulamayı zorla kapatmayın. İşin altında “Cihazların boşalması bekleniyor” yazıyorsa iş henüz başlamamıştır ve iptal hemen sonuçlanır; gecikme yalnızca cihazlara dokunmaya başlamış işlerde olur. </w:t>
       </w:r>
       <w:proofErr w:type="spellStart"/>
       <w:r>
@@ -13199,6 +14855,7 @@
           <w:color w:val="44546A"/>
           <w:sz w:val="21"/>
         </w:rPr>
+        <w:lastRenderedPageBreak/>
         <w:t>14.1.8. Proje veya set değişmiyor</w:t>
       </w:r>
     </w:p>
@@ -13214,6 +14871,63 @@
           <w:sz w:val="21"/>
         </w:rPr>
         <w:t>Kontrol ve çözüm: Yazma işinin tamamlanmasını veya güvenli şekilde iptal edilmesini bekleyin; ardından seçim yapın.</w:t>
+      </w:r>
+    </w:p>
+    <w:p>
+      <w:pPr>
+        <w:pStyle w:val="Heading3"/>
+        <w:keepNext/>
+        <w:keepLines/>
+        <w:spacing w:before="160" w:after="80"/>
+      </w:pPr>
+      <w:r>
+        <w:rPr>
+          <w:rFonts w:eastAsia="Century Gothic"/>
+          <w:color w:val="44546A"/>
+          <w:sz w:val="21"/>
+        </w:rPr>
+        <w:t>14.1.9. İşlem “meşgul” diyerek reddediliyor</w:t>
+      </w:r>
+    </w:p>
+    <w:p>
+      <w:pPr>
+        <w:keepLines/>
+        <w:spacing w:after="100" w:line="252" w:lineRule="auto"/>
+      </w:pPr>
+      <w:r>
+        <w:rPr>
+          <w:rFonts w:eastAsia="Century Gothic"/>
+          <w:b/>
+          <w:color w:val="44546A"/>
+          <w:sz w:val="21"/>
+        </w:rPr>
+        <w:t>Kontrol ve çözüm:</w:t>
+      </w:r>
+      <w:r>
+        <w:rPr>
+          <w:rFonts w:eastAsia="Century Gothic"/>
+          <w:color w:val="44546A"/>
+          <w:sz w:val="21"/>
+        </w:rPr>
+        <w:t xml:space="preserve"> Bildirimdeki cümle cihazları o an kimin tuttuğunu söyler. “ADB ekranı hâlihazırda bir cihazla meşgul” ise ADB koşusunun bitmesini bekleyin ya da “İptal” ile durdurun. “Bir yenileme turu cihazları okuyor…” ise birkaç saniye sonra yineleyin. “… sürüyor” ise adı verilen işin “Kuyruk” ekranında bitmesini bekleyin. Reddedilen istek hiçbir şeyi değiştirmemiştir; aynı düğmeye üst üste basmak sırayı hızlandırmaz. Kuyrukta “Cihazların boşalması bekleniyor” yazan işi iptal etmeyin. Switch yazmalarında “Bir IP atama koşusu bu </w:t>
+      </w:r>
+      <w:proofErr w:type="spellStart"/>
+      <w:r>
+        <w:rPr>
+          <w:rFonts w:eastAsia="Century Gothic"/>
+          <w:color w:val="44546A"/>
+          <w:sz w:val="21"/>
+        </w:rPr>
+        <w:t>switch’i</w:t>
+      </w:r>
+      <w:proofErr w:type="spellEnd"/>
+      <w:r>
+        <w:rPr>
+          <w:rFonts w:eastAsia="Century Gothic"/>
+          <w:color w:val="44546A"/>
+          <w:sz w:val="21"/>
+        </w:rPr>
+        <w:t xml:space="preserve"> kullanıyor” bildirimi için Bölüm 14.2.6’ya bakın.</w:t>
       </w:r>
     </w:p>
     <w:p>
@@ -13229,7 +14943,6 @@
           <w:color w:val="44546A"/>
           <w:sz w:val="25"/>
         </w:rPr>
-        <w:lastRenderedPageBreak/>
         <w:t>14.2. Servis Anahtarı, Switch ve ADB Sorunları</w:t>
       </w:r>
     </w:p>
@@ -13256,10 +14969,19 @@
       <w:r>
         <w:rPr>
           <w:rFonts w:eastAsia="Century Gothic"/>
+          <w:b/>
           <w:color w:val="44546A"/>
           <w:sz w:val="21"/>
         </w:rPr>
-        <w:t>Kontrol ve çözüm: Bu ekranlar yalnızca admin modunda kullanılabilir. İşletim sistemindeki yönetici izni yeterli değildir; servis anahtarının tanındığını ve admin moduna geçiş onayını kontrol edin. Anahtar okunamıyorsa USB erişim iznini yetkili BT ekibiyle değerlendirin; tanınmıyorsa anahtarı değiştirmeden servis sorumlusuna başvurun.</w:t>
+        <w:t>Kontrol ve çözüm:</w:t>
+      </w:r>
+      <w:r>
+        <w:rPr>
+          <w:rFonts w:eastAsia="Century Gothic"/>
+          <w:color w:val="44546A"/>
+          <w:sz w:val="21"/>
+        </w:rPr>
+        <w:t xml:space="preserve"> Bu ekranlar yalnız admin modunda kullanılabilir; işletim sistemindeki yönetici izni yeterli değildir. Servis anahtarının tanındığını kontrol edin. Anahtar okunamıyorsa USB erişim iznini yetkili BT ekibiyle değerlendirin; tanınmıyorsa servis sorumlusuna başvurun. Anahtarınız yoksa üst çubuktaki “Uzaktan oturum” düğmesini kullanın (Bölüm 2.5); düğme hiç görünmüyorsa paketiniz bu destekle derlenmemiştir.</w:t>
       </w:r>
     </w:p>
     <w:p>
@@ -13275,7 +14997,7 @@
           <w:color w:val="44546A"/>
           <w:sz w:val="21"/>
         </w:rPr>
-        <w:t>14.2.2. Switch bulunamıyor / giriş yapılamıyor</w:t>
+        <w:t>14.2.2. Uzaktan oturum düştü, admin ekranları kayboldu</w:t>
       </w:r>
     </w:p>
     <w:p>
@@ -13285,10 +15007,19 @@
       <w:r>
         <w:rPr>
           <w:rFonts w:eastAsia="Century Gothic"/>
+          <w:b/>
           <w:color w:val="44546A"/>
           <w:sz w:val="21"/>
         </w:rPr>
-        <w:t>Kontrol ve çözüm: Hedef IP adresini ve ağı, kablolu adaptörü ve HTTP erişimini kontrol edin. Taranacak ağı daraltın veya tek bir IP adresi deneyin; en çok 1024 adres taranabilir. Giriş gerekiyorsa “Aç” seçeneğiyle yetkili hesabı doğrulayın. Bu araç, bilgisayarın hedef ağa uygun adres yapılandırmasını otomatik olarak hazırlamaz.</w:t>
+        <w:t>Kontrol ve çözüm:</w:t>
+      </w:r>
+      <w:r>
+        <w:rPr>
+          <w:rFonts w:eastAsia="Century Gothic"/>
+          <w:color w:val="44546A"/>
+          <w:sz w:val="21"/>
+        </w:rPr>
+        <w:t xml:space="preserve"> Uzaktan oturumu ağ bağlantısı ayakta tutar. Bağlantı kesildiğinde, süre dolduğunda veya oturum karşı taraftan kapatıldığında admin modu kısa süre içinde kapanır ve kendiliğinden geri gelmez; bağlantıyı doğrulayıp “Uzaktan oturum” düğmesiyle yeniden giriş yapın. Rozet “Admin modu · iş bitince kapanacak” yazıyorsa işin bitmesini bekleyin. “Giriş yetkisi yok”, “Oturum kapatıldı”, “Süresi doldu” veya “İzin verilen makine sayısına ulaşıldı” bildirimlerinde QR yolunu deneyin ya da yetkili destek ekibine başvurun.</w:t>
       </w:r>
     </w:p>
     <w:p>
@@ -13304,7 +15035,7 @@
           <w:color w:val="44546A"/>
           <w:sz w:val="21"/>
         </w:rPr>
-        <w:t>14.2.3. Switch değişikliği sonrası bağlantı kesildi</w:t>
+        <w:t>14.2.3. Admin modda diğer müşterilerin projeleri görünmüyor</w:t>
       </w:r>
     </w:p>
     <w:p>
@@ -13314,46 +15045,19 @@
       <w:r>
         <w:rPr>
           <w:rFonts w:eastAsia="Century Gothic"/>
+          <w:b/>
           <w:color w:val="44546A"/>
           <w:sz w:val="21"/>
         </w:rPr>
-        <w:t xml:space="preserve">Kontrol ve çözüm: PC veya </w:t>
-      </w:r>
-      <w:proofErr w:type="spellStart"/>
+        <w:t>Kontrol ve çözüm:</w:t>
+      </w:r>
       <w:r>
         <w:rPr>
           <w:rFonts w:eastAsia="Century Gothic"/>
           <w:color w:val="44546A"/>
           <w:sz w:val="21"/>
         </w:rPr>
-        <w:t>uplink</w:t>
-      </w:r>
-      <w:proofErr w:type="spellEnd"/>
-      <w:r>
-        <w:rPr>
-          <w:rFonts w:eastAsia="Century Gothic"/>
-          <w:color w:val="44546A"/>
-          <w:sz w:val="21"/>
-        </w:rPr>
-        <w:t xml:space="preserve"> portunu ya da </w:t>
-      </w:r>
-      <w:proofErr w:type="spellStart"/>
-      <w:r>
-        <w:rPr>
-          <w:rFonts w:eastAsia="Century Gothic"/>
-          <w:color w:val="44546A"/>
-          <w:sz w:val="21"/>
-        </w:rPr>
-        <w:t>PoE</w:t>
-      </w:r>
-      <w:proofErr w:type="spellEnd"/>
-      <w:r>
-        <w:rPr>
-          <w:rFonts w:eastAsia="Century Gothic"/>
-          <w:color w:val="44546A"/>
-          <w:sz w:val="21"/>
-        </w:rPr>
-        <w:t xml:space="preserve"> beslemesini kapatmış olabilirsiniz. Adres değiştiyse yeni IP adresi ve ağ üzerinden yeniden tarayın. Fabrika ayarlarına dönüldüyse kurumun konsol veya kurtarma prosedürünü izleyin; kaydedilmemiş değişikliklerin yeniden başlatma sırasında kaybolabileceğini dikkate alın.</w:t>
+        <w:t xml:space="preserve"> Diğer müşterilerin cihaz listeleri pakette mühürlü taşınır ve yalnız servis anahtarındaki değerle çözülür; uzaktan oturumla açılan admin modunda görünmezler. Bu projelere ulaşmanız gerekiyorsa yetkili servis USB belleğini takıp anahtarın tanındığını doğrulayın. Bir proje “cihaz listesi henüz teslim edilmedi” notuyla listelenmişse yetkili destek ekibine başvurun.</w:t>
       </w:r>
     </w:p>
     <w:p>
@@ -13369,7 +15073,7 @@
           <w:color w:val="44546A"/>
           <w:sz w:val="21"/>
         </w:rPr>
-        <w:t>14.2.4. ADB cihazına bağlanılamıyor</w:t>
+        <w:t>14.2.4. Switch bulunamıyor / giriş yapılamıyor</w:t>
       </w:r>
     </w:p>
     <w:p>
@@ -13382,7 +15086,7 @@
           <w:color w:val="44546A"/>
           <w:sz w:val="21"/>
         </w:rPr>
-        <w:t>Kontrol ve çözüm: Adres alanında port veya ön ek bulunmadığını, hedef ağa erişilebildiğini ve cihazda ağ üzerinden ADB hizmetinin çalıştığını (varsayılan port: 5555) kontrol edin. Yetkilendirme hatası varsa cihaz ekranındaki ADB onayını kontrol edin. “Hepsini bağla” seçeneğinin bütün adresleri hedeflediğini unutmayın.</w:t>
+        <w:t>Kontrol ve çözüm: Hedef IP adresini ve ağı, kablolu adaptörü ve HTTP erişimini kontrol edin. “Adres aralığı” alanını daraltın veya tek bir IP adresi deneyin; bir taramada en çok 1024 adres taranabilir. Giriş gerekiyorsa satırdaki “Kullanıcı adı” ve “Parola” alanlarını doldurup “Bağlan” düğmesiyle yetkili hesabı doğrulayın. Bu araç, bilgisayarın hedef ağa uygun adres yapılandırmasını otomatik olarak hazırlamaz.</w:t>
       </w:r>
     </w:p>
     <w:p>
@@ -13398,7 +15102,8 @@
           <w:color w:val="44546A"/>
           <w:sz w:val="21"/>
         </w:rPr>
-        <w:t>14.2.5. ADB paket araması boş / yanlış paket seçili</w:t>
+        <w:lastRenderedPageBreak/>
+        <w:t>14.2.5. Switch değişikliği sonrası bağlantı kesildi</w:t>
       </w:r>
     </w:p>
     <w:p>
@@ -13411,7 +15116,43 @@
           <w:color w:val="44546A"/>
           <w:sz w:val="21"/>
         </w:rPr>
-        <w:t>Kontrol ve çözüm: Doğru cihazları seçin ve paket adının en az iki karakterini girin. Okunamayan cihaz uyarılarını inceleyin; APK kurulumundan veya cihaz seçimi değişikliğinden sonra “Ara” seçeneğini yeniden kullanın. Sonuçların tümü başlangıçta seçilidir.</w:t>
+        <w:t xml:space="preserve">Kontrol ve çözüm: PC veya </w:t>
+      </w:r>
+      <w:proofErr w:type="spellStart"/>
+      <w:r>
+        <w:rPr>
+          <w:rFonts w:eastAsia="Century Gothic"/>
+          <w:color w:val="44546A"/>
+          <w:sz w:val="21"/>
+        </w:rPr>
+        <w:t>uplink</w:t>
+      </w:r>
+      <w:proofErr w:type="spellEnd"/>
+      <w:r>
+        <w:rPr>
+          <w:rFonts w:eastAsia="Century Gothic"/>
+          <w:color w:val="44546A"/>
+          <w:sz w:val="21"/>
+        </w:rPr>
+        <w:t xml:space="preserve"> portunu ya da </w:t>
+      </w:r>
+      <w:proofErr w:type="spellStart"/>
+      <w:r>
+        <w:rPr>
+          <w:rFonts w:eastAsia="Century Gothic"/>
+          <w:color w:val="44546A"/>
+          <w:sz w:val="21"/>
+        </w:rPr>
+        <w:t>PoE</w:t>
+      </w:r>
+      <w:proofErr w:type="spellEnd"/>
+      <w:r>
+        <w:rPr>
+          <w:rFonts w:eastAsia="Century Gothic"/>
+          <w:color w:val="44546A"/>
+          <w:sz w:val="21"/>
+        </w:rPr>
+        <w:t xml:space="preserve"> beslemesini kapatmış olabilirsiniz. Adres değiştiyse yeni IP adresi ve ağ üzerinden yeniden tarayın. Fabrika ayarlarına dönüldüyse kurumun konsol veya kurtarma prosedürünü izleyin; kaydedilmemiş değişikliklerin yeniden başlatma sırasında kaybolabileceğini dikkate alın.</w:t>
       </w:r>
     </w:p>
     <w:p>
@@ -13427,7 +15168,7 @@
           <w:color w:val="44546A"/>
           <w:sz w:val="21"/>
         </w:rPr>
-        <w:t>14.2.6. Kendiliğinden başlatma yarım kalıyor veya kurulamıyor</w:t>
+        <w:t>14.2.6. Switch ekranındaki yazma işlemi reddediliyor</w:t>
       </w:r>
     </w:p>
     <w:p>
@@ -13440,7 +15181,7 @@
           <w:color w:val="44546A"/>
           <w:sz w:val="21"/>
         </w:rPr>
-        <w:t xml:space="preserve">Kontrol ve çözüm: Tek cihaz ve tek paketle “Bak” seçeneğini kullanın; </w:t>
+        <w:t xml:space="preserve">Kontrol ve çözüm: “Bir IP atama koşusu bu </w:t>
       </w:r>
       <w:proofErr w:type="spellStart"/>
       <w:r>
@@ -13449,7 +15190,7 @@
           <w:color w:val="44546A"/>
           <w:sz w:val="21"/>
         </w:rPr>
-        <w:t>root</w:t>
+        <w:t>switch’i</w:t>
       </w:r>
       <w:proofErr w:type="spellEnd"/>
       <w:r>
@@ -13458,7 +15199,43 @@
           <w:color w:val="44546A"/>
           <w:sz w:val="21"/>
         </w:rPr>
-        <w:t xml:space="preserve"> yetkisinin bulunduğunu ve sistem bölümünün uygun olduğunu yetkili teknik ekibe doğrulatın. Yarım kalan düzenlemeyi “Kaldır” seçeneğiyle temizleyip sonucu yeniden kontrol edin. Açılış sorunu varsa kurumun kurtarma prosedürünü uygulayın.</w:t>
+        <w:t xml:space="preserve"> kullanıyor; koşu bitince yeniden deneyin.” bildirimi, o </w:t>
+      </w:r>
+      <w:proofErr w:type="spellStart"/>
+      <w:r>
+        <w:rPr>
+          <w:rFonts w:eastAsia="Century Gothic"/>
+          <w:color w:val="44546A"/>
+          <w:sz w:val="21"/>
+        </w:rPr>
+        <w:t>switch</w:t>
+      </w:r>
+      <w:proofErr w:type="spellEnd"/>
+      <w:r>
+        <w:rPr>
+          <w:rFonts w:eastAsia="Century Gothic"/>
+          <w:color w:val="44546A"/>
+          <w:sz w:val="21"/>
+        </w:rPr>
+        <w:t xml:space="preserve"> üzerinde süren bir IP atama koşusu olduğunu gösterir. Koşu sırasında bu ekrandan port, </w:t>
+      </w:r>
+      <w:proofErr w:type="spellStart"/>
+      <w:r>
+        <w:rPr>
+          <w:rFonts w:eastAsia="Century Gothic"/>
+          <w:color w:val="44546A"/>
+          <w:sz w:val="21"/>
+        </w:rPr>
+        <w:t>PoE</w:t>
+      </w:r>
+      <w:proofErr w:type="spellEnd"/>
+      <w:r>
+        <w:rPr>
+          <w:rFonts w:eastAsia="Century Gothic"/>
+          <w:color w:val="44546A"/>
+          <w:sz w:val="21"/>
+        </w:rPr>
+        <w:t>, yönetim adresi, yapılandırma kaydı, yeniden başlatma ve fabrika ayarları işlemleri yapılamaz. Kuyruktan koşunun bitmesini bekleyip işlemi yineleyin; koşuyu bu bildirimi aşmak için iptal etmeyin.</w:t>
       </w:r>
     </w:p>
     <w:p>
@@ -13474,7 +15251,7 @@
           <w:color w:val="44546A"/>
           <w:sz w:val="21"/>
         </w:rPr>
-        <w:t>14.2.7. APK kurulumu veya sürüm doğrulaması başarısız</w:t>
+        <w:t>14.2.7. ADB cihazına bağlanılamıyor</w:t>
       </w:r>
     </w:p>
     <w:p>
@@ -13487,7 +15264,7 @@
           <w:color w:val="44546A"/>
           <w:sz w:val="21"/>
         </w:rPr>
-        <w:t>Kontrol ve çözüm: Doğru cihaz ve APK seçimini, paket kimliğini, cihazdaki boş alanı ve sonuç tablosundaki hata metnini kontrol edin. İmza uyuşmazlığı ya da sürüm düşürme hatasını çözmek için mevcut uygulamayı izinsiz silmeyin; bu işlem verileri kaldırabilir. Uyumlu paketi yetkili kaynaktan alın.</w:t>
+        <w:t>Kontrol ve çözüm: Adres alanında port veya ön ek bulunmadığını, hedef ağa erişilebildiğini ve cihazda ağ üzerinden ADB hizmetinin çalıştığını (varsayılan port: 5555) kontrol edin. Yetkilendirme hatası varsa cihaz ekranındaki ADB onayını kontrol edin. “Hepsini bağla” seçeneğinin bütün adresleri hedeflediğini unutmayın.</w:t>
       </w:r>
     </w:p>
     <w:p>
@@ -13503,8 +15280,112 @@
           <w:color w:val="44546A"/>
           <w:sz w:val="21"/>
         </w:rPr>
-        <w:lastRenderedPageBreak/>
-        <w:t>14.2.8. Kamera/NVR yapılandırması tamamlandı, görüntü veya kayıt yok</w:t>
+        <w:t>14.2.8. ADB paket araması boş / yanlış paket seçili</w:t>
+      </w:r>
+    </w:p>
+    <w:p>
+      <w:pPr>
+        <w:spacing w:after="100" w:line="252" w:lineRule="auto"/>
+      </w:pPr>
+      <w:r>
+        <w:rPr>
+          <w:rFonts w:eastAsia="Century Gothic"/>
+          <w:color w:val="44546A"/>
+          <w:sz w:val="21"/>
+        </w:rPr>
+        <w:t>Kontrol ve çözüm: Doğru cihazları seçin ve paket adının en az iki karakterini girin. Okunamayan cihaz uyarılarını inceleyin; APK kurulumundan veya cihaz seçimi değişikliğinden sonra “Ara” seçeneğini yeniden kullanın. Sonuçların tümü başlangıçta seçilidir.</w:t>
+      </w:r>
+    </w:p>
+    <w:p>
+      <w:pPr>
+        <w:pStyle w:val="Heading3"/>
+        <w:keepNext/>
+        <w:keepLines/>
+        <w:spacing w:before="160" w:after="80"/>
+      </w:pPr>
+      <w:r>
+        <w:rPr>
+          <w:rFonts w:eastAsia="Century Gothic"/>
+          <w:color w:val="44546A"/>
+          <w:sz w:val="21"/>
+        </w:rPr>
+        <w:t>14.2.9. Kendiliğinden başlatma yarım kalıyor veya kurulamıyor</w:t>
+      </w:r>
+    </w:p>
+    <w:p>
+      <w:pPr>
+        <w:spacing w:after="100" w:line="252" w:lineRule="auto"/>
+      </w:pPr>
+      <w:r>
+        <w:rPr>
+          <w:rFonts w:eastAsia="Century Gothic"/>
+          <w:color w:val="44546A"/>
+          <w:sz w:val="21"/>
+        </w:rPr>
+        <w:t xml:space="preserve">Kontrol ve çözüm: Tek cihaz ve tek paketle “Bak” seçeneğini kullanın; </w:t>
+      </w:r>
+      <w:proofErr w:type="spellStart"/>
+      <w:r>
+        <w:rPr>
+          <w:rFonts w:eastAsia="Century Gothic"/>
+          <w:color w:val="44546A"/>
+          <w:sz w:val="21"/>
+        </w:rPr>
+        <w:t>root</w:t>
+      </w:r>
+      <w:proofErr w:type="spellEnd"/>
+      <w:r>
+        <w:rPr>
+          <w:rFonts w:eastAsia="Century Gothic"/>
+          <w:color w:val="44546A"/>
+          <w:sz w:val="21"/>
+        </w:rPr>
+        <w:t xml:space="preserve"> yetkisinin bulunduğunu ve sistem bölümünün uygun olduğunu yetkili teknik ekibe doğrulatın. Yarım kalan düzenlemeyi “Kaldır” seçeneğiyle temizleyip sonucu yeniden kontrol edin. Açılış sorunu varsa kurumun kurtarma prosedürünü uygulayın.</w:t>
+      </w:r>
+    </w:p>
+    <w:p>
+      <w:pPr>
+        <w:pStyle w:val="Heading3"/>
+        <w:keepNext/>
+        <w:keepLines/>
+        <w:spacing w:before="160" w:after="80"/>
+      </w:pPr>
+      <w:r>
+        <w:rPr>
+          <w:rFonts w:eastAsia="Century Gothic"/>
+          <w:color w:val="44546A"/>
+          <w:sz w:val="21"/>
+        </w:rPr>
+        <w:t>14.2.10. APK kurulumu veya sürüm doğrulaması başarısız</w:t>
+      </w:r>
+    </w:p>
+    <w:p>
+      <w:pPr>
+        <w:spacing w:after="100" w:line="252" w:lineRule="auto"/>
+      </w:pPr>
+      <w:r>
+        <w:rPr>
+          <w:rFonts w:eastAsia="Century Gothic"/>
+          <w:color w:val="44546A"/>
+          <w:sz w:val="21"/>
+        </w:rPr>
+        <w:t>Kontrol ve çözüm: Doğru cihaz ve APK seçimini, paket kimliğini, cihazdaki boş alanı ve sonuç tablosundaki hata metnini kontrol edin. İmza uyuşmazlığı ya da sürüm düşürme hatasını çözmek için mevcut uygulamayı izinsiz silmeyin; bu işlem verileri kaldırabilir. Uyumlu paketi yetkili kaynaktan alın.</w:t>
+      </w:r>
+    </w:p>
+    <w:p>
+      <w:pPr>
+        <w:pStyle w:val="Heading3"/>
+        <w:keepNext/>
+        <w:keepLines/>
+        <w:spacing w:before="160" w:after="80"/>
+      </w:pPr>
+      <w:r>
+        <w:rPr>
+          <w:rFonts w:eastAsia="Century Gothic"/>
+          <w:color w:val="44546A"/>
+          <w:sz w:val="21"/>
+        </w:rPr>
+        <w:t>14.2.11. Kamera/NVR yapılandırması tamamlandı, görüntü veya kayıt yok</w:t>
       </w:r>
     </w:p>
     <w:p>
@@ -13538,7 +15419,8 @@
           <w:color w:val="44546A"/>
           <w:sz w:val="19"/>
         </w:rPr>
-        <w:t xml:space="preserve">Yardım almadan önce: </w:t>
+        <w:lastRenderedPageBreak/>
+        <w:t>Yardım almadan önce:</w:t>
       </w:r>
       <w:r>
         <w:rPr>
@@ -13546,7 +15428,7 @@
           <w:color w:val="44546A"/>
           <w:sz w:val="19"/>
         </w:rPr>
-        <w:t xml:space="preserve">Uygulama sürümünü, proje işlemleri için proje ve seti, olay saatini, hedef IP adresini, </w:t>
+        <w:t xml:space="preserve"> Uygulama sürümünü, proje işlemleri için proje ve seti, olay saatini, hedef IP adresini, </w:t>
       </w:r>
       <w:proofErr w:type="spellStart"/>
       <w:r>
@@ -13967,7 +15849,7 @@
                 <w:color w:val="44546A"/>
                 <w:sz w:val="18"/>
               </w:rPr>
-              <w:t>Kapanışta silinir.</w:t>
+              <w:t>Kapanışta silinir; son yirmi biten iş tutulur.</w:t>
             </w:r>
           </w:p>
         </w:tc>
@@ -14543,7 +16425,7 @@
                 <w:color w:val="44546A"/>
                 <w:sz w:val="18"/>
               </w:rPr>
-              <w:t>Yalnız oturum</w:t>
+              <w:t>Yalnız oturum · en son 120 satır</w:t>
             </w:r>
           </w:p>
         </w:tc>
@@ -14752,6 +16634,294 @@
           </w:p>
         </w:tc>
       </w:tr>
+      <w:tr>
+        <w:trPr>
+          <w:cantSplit/>
+        </w:trPr>
+        <w:tc>
+          <w:tcPr>
+            <w:tcW w:w="2500" w:type="dxa"/>
+            <w:shd w:val="clear" w:color="auto" w:fill="F2F5F8"/>
+            <w:tcMar>
+              <w:top w:w="95" w:type="dxa"/>
+              <w:left w:w="115" w:type="dxa"/>
+              <w:bottom w:w="95" w:type="dxa"/>
+              <w:right w:w="115" w:type="dxa"/>
+            </w:tcMar>
+            <w:vAlign w:val="center"/>
+          </w:tcPr>
+          <w:p>
+            <w:pPr>
+              <w:keepNext/>
+              <w:spacing w:before="20" w:after="20" w:line="240" w:lineRule="auto"/>
+              <w:jc w:val="left"/>
+            </w:pPr>
+            <w:r>
+              <w:rPr>
+                <w:rFonts w:eastAsia="Century Gothic"/>
+                <w:b/>
+                <w:color w:val="44546A"/>
+                <w:sz w:val="18"/>
+              </w:rPr>
+              <w:t>Mühürlü proje haritalarından çözülen cihaz listeleri</w:t>
+            </w:r>
+          </w:p>
+        </w:tc>
+        <w:tc>
+          <w:tcPr>
+            <w:tcW w:w="2500" w:type="dxa"/>
+            <w:shd w:val="clear" w:color="auto" w:fill="F2F5F8"/>
+            <w:tcMar>
+              <w:top w:w="95" w:type="dxa"/>
+              <w:left w:w="115" w:type="dxa"/>
+              <w:bottom w:w="95" w:type="dxa"/>
+              <w:right w:w="115" w:type="dxa"/>
+            </w:tcMar>
+            <w:vAlign w:val="center"/>
+          </w:tcPr>
+          <w:p>
+            <w:pPr>
+              <w:keepNext/>
+              <w:spacing w:before="20" w:after="20" w:line="240" w:lineRule="auto"/>
+              <w:jc w:val="left"/>
+            </w:pPr>
+            <w:r>
+              <w:rPr>
+                <w:rFonts w:eastAsia="Century Gothic"/>
+                <w:color w:val="44546A"/>
+                <w:sz w:val="18"/>
+              </w:rPr>
+              <w:t>Geçici oturum klasörü / oturum</w:t>
+            </w:r>
+          </w:p>
+        </w:tc>
+        <w:tc>
+          <w:tcPr>
+            <w:tcW w:w="4000" w:type="dxa"/>
+            <w:shd w:val="clear" w:color="auto" w:fill="F2F5F8"/>
+            <w:tcMar>
+              <w:top w:w="95" w:type="dxa"/>
+              <w:left w:w="115" w:type="dxa"/>
+              <w:bottom w:w="95" w:type="dxa"/>
+              <w:right w:w="115" w:type="dxa"/>
+            </w:tcMar>
+            <w:vAlign w:val="center"/>
+          </w:tcPr>
+          <w:p>
+            <w:pPr>
+              <w:keepNext/>
+              <w:spacing w:before="20" w:after="20" w:line="240" w:lineRule="auto"/>
+              <w:jc w:val="left"/>
+            </w:pPr>
+            <w:r>
+              <w:rPr>
+                <w:rFonts w:eastAsia="Century Gothic"/>
+                <w:color w:val="44546A"/>
+                <w:sz w:val="18"/>
+              </w:rPr>
+              <w:t>Admin modundan çıkıldığında ve uygulama kapandığında silinir; pakete geri yazılmaz.</w:t>
+            </w:r>
+          </w:p>
+        </w:tc>
+      </w:tr>
+      <w:tr>
+        <w:trPr>
+          <w:cantSplit/>
+        </w:trPr>
+        <w:tc>
+          <w:tcPr>
+            <w:tcW w:w="2500" w:type="dxa"/>
+            <w:shd w:val="clear" w:color="auto" w:fill="F2F5F8"/>
+            <w:tcMar>
+              <w:top w:w="95" w:type="dxa"/>
+              <w:left w:w="115" w:type="dxa"/>
+              <w:bottom w:w="95" w:type="dxa"/>
+              <w:right w:w="115" w:type="dxa"/>
+            </w:tcMar>
+            <w:vAlign w:val="center"/>
+          </w:tcPr>
+          <w:p>
+            <w:pPr>
+              <w:keepNext/>
+              <w:spacing w:before="20" w:after="20" w:line="240" w:lineRule="auto"/>
+              <w:jc w:val="left"/>
+            </w:pPr>
+            <w:r>
+              <w:rPr>
+                <w:rFonts w:eastAsia="Century Gothic"/>
+                <w:b/>
+                <w:color w:val="44546A"/>
+                <w:sz w:val="18"/>
+              </w:rPr>
+              <w:t>Uzaktan oturum</w:t>
+            </w:r>
+          </w:p>
+        </w:tc>
+        <w:tc>
+          <w:tcPr>
+            <w:tcW w:w="2500" w:type="dxa"/>
+            <w:shd w:val="clear" w:color="auto" w:fill="F2F5F8"/>
+            <w:tcMar>
+              <w:top w:w="95" w:type="dxa"/>
+              <w:left w:w="115" w:type="dxa"/>
+              <w:bottom w:w="95" w:type="dxa"/>
+              <w:right w:w="115" w:type="dxa"/>
+            </w:tcMar>
+            <w:vAlign w:val="center"/>
+          </w:tcPr>
+          <w:p>
+            <w:pPr>
+              <w:keepNext/>
+              <w:spacing w:before="20" w:after="20" w:line="240" w:lineRule="auto"/>
+              <w:jc w:val="left"/>
+            </w:pPr>
+            <w:r>
+              <w:rPr>
+                <w:rFonts w:eastAsia="Century Gothic"/>
+                <w:color w:val="44546A"/>
+                <w:sz w:val="18"/>
+              </w:rPr>
+              <w:t>Yetkilendirme servisinde / süreli</w:t>
+            </w:r>
+          </w:p>
+        </w:tc>
+        <w:tc>
+          <w:tcPr>
+            <w:tcW w:w="4000" w:type="dxa"/>
+            <w:shd w:val="clear" w:color="auto" w:fill="F2F5F8"/>
+            <w:tcMar>
+              <w:top w:w="95" w:type="dxa"/>
+              <w:left w:w="115" w:type="dxa"/>
+              <w:bottom w:w="95" w:type="dxa"/>
+              <w:right w:w="115" w:type="dxa"/>
+            </w:tcMar>
+            <w:vAlign w:val="center"/>
+          </w:tcPr>
+          <w:p>
+            <w:pPr>
+              <w:keepNext/>
+              <w:spacing w:before="20" w:after="20" w:line="240" w:lineRule="auto"/>
+              <w:jc w:val="left"/>
+            </w:pPr>
+            <w:r>
+              <w:rPr>
+                <w:rFonts w:eastAsia="Century Gothic"/>
+                <w:color w:val="44546A"/>
+                <w:sz w:val="18"/>
+              </w:rPr>
+              <w:t>Hesap parolası panelde saklanmaz; bağlantı kesilince oturum kısa süre içinde düşer.</w:t>
+            </w:r>
+          </w:p>
+        </w:tc>
+      </w:tr>
+      <w:tr>
+        <w:trPr>
+          <w:cantSplit/>
+        </w:trPr>
+        <w:tc>
+          <w:tcPr>
+            <w:tcW w:w="2500" w:type="dxa"/>
+            <w:shd w:val="clear" w:color="auto" w:fill="F2F5F8"/>
+            <w:tcMar>
+              <w:top w:w="95" w:type="dxa"/>
+              <w:left w:w="115" w:type="dxa"/>
+              <w:bottom w:w="95" w:type="dxa"/>
+              <w:right w:w="115" w:type="dxa"/>
+            </w:tcMar>
+            <w:vAlign w:val="center"/>
+          </w:tcPr>
+          <w:p>
+            <w:pPr>
+              <w:keepNext/>
+              <w:spacing w:before="20" w:after="20" w:line="240" w:lineRule="auto"/>
+              <w:jc w:val="left"/>
+            </w:pPr>
+            <w:r>
+              <w:rPr>
+                <w:rFonts w:eastAsia="Century Gothic"/>
+                <w:b/>
+                <w:color w:val="44546A"/>
+                <w:sz w:val="18"/>
+              </w:rPr>
+              <w:t>Uzaktan oturum kurulum kimliği</w:t>
+            </w:r>
+          </w:p>
+        </w:tc>
+        <w:tc>
+          <w:tcPr>
+            <w:tcW w:w="2500" w:type="dxa"/>
+            <w:shd w:val="clear" w:color="auto" w:fill="F2F5F8"/>
+            <w:tcMar>
+              <w:top w:w="95" w:type="dxa"/>
+              <w:left w:w="115" w:type="dxa"/>
+              <w:bottom w:w="95" w:type="dxa"/>
+              <w:right w:w="115" w:type="dxa"/>
+            </w:tcMar>
+            <w:vAlign w:val="center"/>
+          </w:tcPr>
+          <w:p>
+            <w:pPr>
+              <w:keepNext/>
+              <w:spacing w:before="20" w:after="20" w:line="240" w:lineRule="auto"/>
+              <w:jc w:val="left"/>
+            </w:pPr>
+            <w:r>
+              <w:rPr>
+                <w:rFonts w:eastAsia="Century Gothic"/>
+                <w:color w:val="44546A"/>
+                <w:sz w:val="18"/>
+              </w:rPr>
+              <w:t>Kalıcı ayar (</w:t>
+            </w:r>
+            <w:proofErr w:type="spellStart"/>
+            <w:r>
+              <w:rPr>
+                <w:rFonts w:eastAsia="Century Gothic"/>
+                <w:color w:val="44546A"/>
+                <w:sz w:val="18"/>
+              </w:rPr>
+              <w:t>remote_session.json</w:t>
+            </w:r>
+            <w:proofErr w:type="spellEnd"/>
+            <w:r>
+              <w:rPr>
+                <w:rFonts w:eastAsia="Century Gothic"/>
+                <w:color w:val="44546A"/>
+                <w:sz w:val="18"/>
+              </w:rPr>
+              <w:t>)</w:t>
+            </w:r>
+          </w:p>
+        </w:tc>
+        <w:tc>
+          <w:tcPr>
+            <w:tcW w:w="4000" w:type="dxa"/>
+            <w:shd w:val="clear" w:color="auto" w:fill="F2F5F8"/>
+            <w:tcMar>
+              <w:top w:w="95" w:type="dxa"/>
+              <w:left w:w="115" w:type="dxa"/>
+              <w:bottom w:w="95" w:type="dxa"/>
+              <w:right w:w="115" w:type="dxa"/>
+            </w:tcMar>
+            <w:vAlign w:val="center"/>
+          </w:tcPr>
+          <w:p>
+            <w:pPr>
+              <w:keepNext/>
+              <w:spacing w:before="20" w:after="20" w:line="240" w:lineRule="auto"/>
+              <w:jc w:val="left"/>
+            </w:pPr>
+            <w:r>
+              <w:rPr>
+                <w:rFonts w:eastAsia="Century Gothic"/>
+                <w:color w:val="44546A"/>
+                <w:sz w:val="18"/>
+              </w:rPr>
+              <w:t>Rastgele bir numaradır; parola, yetki veya müşteri bilgisi taşımaz.</w:t>
+            </w:r>
+          </w:p>
+        </w:tc>
+      </w:tr>
     </w:tbl>
     <w:p>
       <w:pPr>
@@ -14795,7 +16965,7 @@
           <w:color w:val="44546A"/>
           <w:sz w:val="21"/>
         </w:rPr>
-        <w:t xml:space="preserve">Bu bilgiler yalnızca </w:t>
+        <w:t xml:space="preserve">Bu bilgiler yalnız </w:t>
       </w:r>
       <w:proofErr w:type="spellStart"/>
       <w:r>
@@ -14813,7 +16983,7 @@
           <w:color w:val="44546A"/>
           <w:sz w:val="21"/>
         </w:rPr>
-        <w:t xml:space="preserve"> yerel verileri için geçerlidir. Cihazlara uygulanan IP, yapılandırma, yazılım ve uygulama değişiklikleri DABP kapatıldığında geri alınmaz. Servis anahtarını ve teslim edilen proje dosyalarını ayrıca koruyun; yerel raporları ve günlükleri paylaşmadan önce hassas içerik açısından inceleyin.</w:t>
+        <w:t xml:space="preserve"> yerel verileri için geçerlidir; cihazlara uygulanan IP, yapılandırma, yazılım ve uygulama değişiklikleri DABP kapatıldığında geri alınmaz. Admin modundan çıkmak yalnız menüyü kapatmaz: uzaktan oturum kapatılır, mühürlü haritalardan çözülmüş kopyalar silinir ve başka bir müşterinin projesi açıksa paketin kendi projesine dönülür. Servis anahtarını ve teslim edilen proje dosyalarını koruyun; yerel raporları ve günlükleri paylaşmadan önce hassas içerik açısından inceleyin.</w:t>
       </w:r>
     </w:p>
     <w:p>
@@ -14829,6 +16999,7 @@
           <w:color w:val="44546A"/>
           <w:sz w:val="25"/>
         </w:rPr>
+        <w:lastRenderedPageBreak/>
         <w:t>15.2. Güvenli Kapanış</w:t>
       </w:r>
     </w:p>
@@ -14920,7 +17091,7 @@
           <w:color w:val="44546A"/>
           <w:sz w:val="20"/>
         </w:rPr>
-        <w:t xml:space="preserve"> yapılandırmasını kalıcı olarak kaydedin ve harici ADB bağlantılarını bakım prosedürüne göre sonlandırın. Servis anahtarını yalnız tüm Switch/ADB işlemleri bittikten sonra güvenli biçimde çıkarın.</w:t>
+        <w:t xml:space="preserve"> yapılandırmasını kalıcı olarak kaydedin ve harici ADB bağlantılarını bakım prosedürüne göre sonlandırın. Uzaktan oturumla çalıştıysanız “Admin modundan çık” düğmesini kullanın; bu, oturumu yetkilendirme servisine geri verir. Servis anahtarını yalnız tüm Switch/ADB işlemleri bittikten sonra güvenli biçimde çıkarın.</w:t>
       </w:r>
     </w:p>
     <w:p>
@@ -14956,7 +17127,6 @@
           <w:color w:val="44546A"/>
           <w:sz w:val="20"/>
         </w:rPr>
-        <w:lastRenderedPageBreak/>
         <w:t>Normal kapanışta panelin eklediği ağ adreslerinin geri alınmasına izin verin; panelin kapanması cihaz değişikliklerini geri almaz.</w:t>
       </w:r>
     </w:p>
@@ -15070,6 +17240,24 @@
           <w:sz w:val="20"/>
         </w:rPr>
         <w:t>Müşteri ve proje paketi; proje işlemleri için tren seti numarası</w:t>
+      </w:r>
+    </w:p>
+    <w:p>
+      <w:pPr>
+        <w:keepLines/>
+        <w:numPr>
+          <w:ilvl w:val="0"/>
+          <w:numId w:val="21"/>
+        </w:numPr>
+        <w:spacing w:after="60" w:line="252" w:lineRule="auto"/>
+      </w:pPr>
+      <w:r>
+        <w:rPr>
+          <w:rFonts w:eastAsia="Century Gothic"/>
+          <w:color w:val="44546A"/>
+          <w:sz w:val="20"/>
+        </w:rPr>
+        <w:t>Admin moda hangi yolla girildiği: servis anahtarı ya da uzaktan oturum; uzaktan oturumda QR karesinin yanında yazan istek numarası</w:t>
       </w:r>
     </w:p>
     <w:p>
@@ -15198,7 +17386,7 @@
           <w:color w:val="44546A"/>
           <w:sz w:val="19"/>
         </w:rPr>
-        <w:t xml:space="preserve">Paylaşmayın: </w:t>
+        <w:t>Paylaşmayın:</w:t>
       </w:r>
       <w:r>
         <w:rPr>
@@ -15206,7 +17394,7 @@
           <w:color w:val="44546A"/>
           <w:sz w:val="19"/>
         </w:rPr>
-        <w:t xml:space="preserve">cihaz parolaları, SIP parolaları, servis anahtarı içeriği, kişisel veriler veya dışarıyla paylaşılması yasak </w:t>
+        <w:t xml:space="preserve"> cihaz parolaları, SIP parolaları, servis anahtarı içeriği, uzaktan oturum hesabınızın parolası, kişisel veriler veya dışarıyla paylaşılması yasak </w:t>
       </w:r>
       <w:proofErr w:type="spellStart"/>
       <w:r>
@@ -15245,170 +17433,257 @@
     </w:p>
     <w:p>
       <w:pPr>
+        <w:pStyle w:val="ListParagraph"/>
         <w:keepLines/>
         <w:numPr>
           <w:ilvl w:val="0"/>
-          <w:numId w:val="22"/>
+          <w:numId w:val="32"/>
         </w:numPr>
         <w:spacing w:after="60" w:line="252" w:lineRule="auto"/>
-      </w:pPr>
-      <w:r>
-        <w:rPr>
-          <w:rFonts w:eastAsia="Century Gothic"/>
-          <w:color w:val="44546A"/>
-          <w:sz w:val="20"/>
-        </w:rPr>
-        <w:t>Proje işlemlerinde doğru proje ve setin; “Switch Yönetim” ve “ADB araçları” ekranlarında ise doğru gerçek hedef adreslerin seçildiği doğrulandı.</w:t>
-      </w:r>
-    </w:p>
-    <w:p>
-      <w:pPr>
+        <w:ind w:left="720"/>
+      </w:pPr>
+      <w:r>
+        <w:rPr>
+          <w:rFonts w:eastAsia="Century Gothic"/>
+          <w:color w:val="44546A"/>
+          <w:sz w:val="20"/>
+        </w:rPr>
+        <w:t>Doğru proje ve seti seçtiğinizden emin olun. “Switch Yönetim” ve “ADB araçları” ekranlarında hedef adresleri tek tek kontrol edin.</w:t>
+      </w:r>
+    </w:p>
+    <w:p>
+      <w:pPr>
+        <w:pStyle w:val="ListParagraph"/>
         <w:keepLines/>
         <w:numPr>
           <w:ilvl w:val="0"/>
-          <w:numId w:val="22"/>
+          <w:numId w:val="32"/>
         </w:numPr>
         <w:spacing w:after="60" w:line="252" w:lineRule="auto"/>
-      </w:pPr>
-      <w:r>
-        <w:rPr>
-          <w:rFonts w:eastAsia="Century Gothic"/>
-          <w:color w:val="44546A"/>
-          <w:sz w:val="20"/>
-        </w:rPr>
-        <w:t>“Ağ” ekranındaki durumun “Hazır” olduğu ve gerekli tüm cihazların tarandığı doğrulandı.</w:t>
-      </w:r>
-    </w:p>
-    <w:p>
-      <w:pPr>
+        <w:ind w:left="720"/>
+      </w:pPr>
+      <w:r>
+        <w:rPr>
+          <w:rFonts w:eastAsia="Century Gothic"/>
+          <w:color w:val="44546A"/>
+          <w:sz w:val="20"/>
+        </w:rPr>
+        <w:t>“Ağ” ekranında durum “Hazır” görünsün ve işlem yapacağınız cihazların tamamı taranmış olsun.</w:t>
+      </w:r>
+    </w:p>
+    <w:p>
+      <w:pPr>
+        <w:pStyle w:val="ListParagraph"/>
         <w:keepLines/>
         <w:numPr>
           <w:ilvl w:val="0"/>
-          <w:numId w:val="22"/>
+          <w:numId w:val="32"/>
         </w:numPr>
         <w:spacing w:after="60" w:line="252" w:lineRule="auto"/>
-      </w:pPr>
-      <w:r>
-        <w:rPr>
-          <w:rFonts w:eastAsia="Century Gothic"/>
-          <w:color w:val="44546A"/>
-          <w:sz w:val="20"/>
-        </w:rPr>
-        <w:t>Kimlik bilgisi isteyen cihazlar yetkili bilgilerle yeniden okundu.</w:t>
-      </w:r>
-    </w:p>
-    <w:p>
-      <w:pPr>
+        <w:ind w:left="720"/>
+      </w:pPr>
+      <w:r>
+        <w:rPr>
+          <w:rFonts w:eastAsia="Century Gothic"/>
+          <w:color w:val="44546A"/>
+          <w:sz w:val="20"/>
+        </w:rPr>
+        <w:t>Kimlik bilgisi isteyen cihazları yetkili bilgilerle yeniden okutun.</w:t>
+      </w:r>
+    </w:p>
+    <w:p>
+      <w:pPr>
+        <w:pStyle w:val="ListParagraph"/>
         <w:keepLines/>
         <w:numPr>
           <w:ilvl w:val="0"/>
-          <w:numId w:val="22"/>
+          <w:numId w:val="32"/>
         </w:numPr>
         <w:spacing w:after="60" w:line="252" w:lineRule="auto"/>
-      </w:pPr>
-      <w:r>
-        <w:rPr>
-          <w:rFonts w:eastAsia="Century Gothic"/>
-          <w:color w:val="44546A"/>
-          <w:sz w:val="20"/>
-        </w:rPr>
-        <w:t>Kuyruk ve ADB sonuçları ile Switch bildirimleri ve yeniden okunan durum kontrol edildi; çalışan işlem kalmadı.</w:t>
-      </w:r>
-    </w:p>
-    <w:p>
-      <w:pPr>
+        <w:ind w:left="720"/>
+      </w:pPr>
+      <w:r>
+        <w:rPr>
+          <w:rFonts w:eastAsia="Century Gothic"/>
+          <w:color w:val="44546A"/>
+          <w:sz w:val="20"/>
+        </w:rPr>
+        <w:t xml:space="preserve">Kuyrukta çalışan iş bırakmayın; ADB sonuçlarını ve </w:t>
+      </w:r>
+      <w:proofErr w:type="spellStart"/>
+      <w:r>
+        <w:rPr>
+          <w:rFonts w:eastAsia="Century Gothic"/>
+          <w:color w:val="44546A"/>
+          <w:sz w:val="20"/>
+        </w:rPr>
+        <w:t>switch</w:t>
+      </w:r>
+      <w:proofErr w:type="spellEnd"/>
+      <w:r>
+        <w:rPr>
+          <w:rFonts w:eastAsia="Century Gothic"/>
+          <w:color w:val="44546A"/>
+          <w:sz w:val="20"/>
+        </w:rPr>
+        <w:t xml:space="preserve"> bildirimlerini gözden geçirin.</w:t>
+      </w:r>
+    </w:p>
+    <w:p>
+      <w:pPr>
+        <w:pStyle w:val="ListParagraph"/>
         <w:keepLines/>
         <w:numPr>
           <w:ilvl w:val="0"/>
-          <w:numId w:val="22"/>
+          <w:numId w:val="32"/>
         </w:numPr>
         <w:spacing w:after="60" w:line="252" w:lineRule="auto"/>
-      </w:pPr>
-      <w:r>
-        <w:rPr>
-          <w:rFonts w:eastAsia="Century Gothic"/>
-          <w:color w:val="44546A"/>
-          <w:sz w:val="20"/>
-        </w:rPr>
-        <w:t>IP, SIP, sürüm ve erişim sonuçları yeniden taramayla doğrulandı.</w:t>
-      </w:r>
-    </w:p>
-    <w:p>
-      <w:pPr>
+        <w:ind w:left="720"/>
+      </w:pPr>
+      <w:r>
+        <w:rPr>
+          <w:rFonts w:eastAsia="Century Gothic"/>
+          <w:color w:val="44546A"/>
+          <w:sz w:val="20"/>
+        </w:rPr>
+        <w:t>IP, SIP, sürüm ve erişim sonuçlarını yeniden tarayarak doğrulayın.</w:t>
+      </w:r>
+    </w:p>
+    <w:p>
+      <w:pPr>
+        <w:pStyle w:val="ListParagraph"/>
         <w:keepLines/>
         <w:numPr>
           <w:ilvl w:val="0"/>
-          <w:numId w:val="2"/>
+          <w:numId w:val="32"/>
         </w:numPr>
         <w:spacing w:after="60" w:line="252" w:lineRule="auto"/>
-        <w:ind w:right="160"/>
-      </w:pPr>
-      <w:r>
-        <w:rPr>
-          <w:rFonts w:eastAsia="Century Gothic"/>
-          <w:color w:val="44546A"/>
-          <w:sz w:val="20"/>
-        </w:rPr>
-        <w:t>Switch değişiklikleri yapıldıysa kalıcı olarak kaydedildi; ADB uygulamasının sürümü ve açılış davranışı, kamera veya NVR için ise canlı görüntü ve kayıt sonucu doğrulandı.</w:t>
-      </w:r>
-    </w:p>
-    <w:p>
-      <w:pPr>
+        <w:ind w:left="720" w:right="160"/>
+      </w:pPr>
+      <w:proofErr w:type="spellStart"/>
+      <w:r>
+        <w:rPr>
+          <w:rFonts w:eastAsia="Century Gothic"/>
+          <w:color w:val="44546A"/>
+          <w:sz w:val="20"/>
+        </w:rPr>
+        <w:t>Switch’te</w:t>
+      </w:r>
+      <w:proofErr w:type="spellEnd"/>
+      <w:r>
+        <w:rPr>
+          <w:rFonts w:eastAsia="Century Gothic"/>
+          <w:color w:val="44546A"/>
+          <w:sz w:val="20"/>
+        </w:rPr>
+        <w:t xml:space="preserve"> değişiklik yaptıysanız yapılandırmayı kalıcı olarak kaydedin. ADB tarafında sürümü ve açılış davranışını, kamera veya </w:t>
+      </w:r>
+      <w:proofErr w:type="spellStart"/>
+      <w:r>
+        <w:rPr>
+          <w:rFonts w:eastAsia="Century Gothic"/>
+          <w:color w:val="44546A"/>
+          <w:sz w:val="20"/>
+        </w:rPr>
+        <w:t>NVR’de</w:t>
+      </w:r>
+      <w:proofErr w:type="spellEnd"/>
+      <w:r>
+        <w:rPr>
+          <w:rFonts w:eastAsia="Century Gothic"/>
+          <w:color w:val="44546A"/>
+          <w:sz w:val="20"/>
+        </w:rPr>
+        <w:t xml:space="preserve"> canlı görüntü ile kaydı kontrol edin.</w:t>
+      </w:r>
+    </w:p>
+    <w:p>
+      <w:pPr>
+        <w:pStyle w:val="ListParagraph"/>
         <w:keepLines/>
         <w:numPr>
           <w:ilvl w:val="0"/>
-          <w:numId w:val="22"/>
+          <w:numId w:val="32"/>
         </w:numPr>
         <w:spacing w:after="60" w:line="252" w:lineRule="auto"/>
-      </w:pPr>
-      <w:r>
-        <w:rPr>
-          <w:rFonts w:eastAsia="Century Gothic"/>
-          <w:color w:val="44546A"/>
-          <w:sz w:val="20"/>
-        </w:rPr>
-        <w:t>Gerekliyse Excel raporu oluşturuldu, açılarak kontrol edildi ve önceki raporların saklanması sağlandı.</w:t>
-      </w:r>
-    </w:p>
-    <w:p>
-      <w:pPr>
+        <w:ind w:left="720" w:right="160"/>
+      </w:pPr>
+      <w:r>
+        <w:rPr>
+          <w:rFonts w:eastAsia="Century Gothic"/>
+          <w:color w:val="44546A"/>
+          <w:sz w:val="20"/>
+        </w:rPr>
+        <w:t>Uzaktan oturumla çalıştıysanız admin modundan çıkıp oturumu kapatın; başka bir müşterinin projesini açtıysanız kendi projenize döndüğünüzü görün.</w:t>
+      </w:r>
+    </w:p>
+    <w:p>
+      <w:pPr>
+        <w:pStyle w:val="ListParagraph"/>
         <w:keepLines/>
         <w:numPr>
           <w:ilvl w:val="0"/>
-          <w:numId w:val="22"/>
+          <w:numId w:val="32"/>
         </w:numPr>
         <w:spacing w:after="60" w:line="252" w:lineRule="auto"/>
-      </w:pPr>
-      <w:r>
-        <w:rPr>
-          <w:rFonts w:eastAsia="Century Gothic"/>
-          <w:color w:val="44546A"/>
-          <w:sz w:val="20"/>
-        </w:rPr>
-        <w:t>Oturum geçmişi ile kalıcı dosyalar arasındaki fark dikkate alındı; rapor, günlük ve servis anahtarı güvenli biçimde saklandı.</w:t>
-      </w:r>
-    </w:p>
-    <w:p>
-      <w:pPr>
+        <w:ind w:left="720"/>
+      </w:pPr>
+      <w:r>
+        <w:rPr>
+          <w:rFonts w:eastAsia="Century Gothic"/>
+          <w:color w:val="44546A"/>
+          <w:sz w:val="20"/>
+        </w:rPr>
+        <w:t>Excel raporu gerekiyorsa oluşturun ve dosyayı açıp içeriğini kontrol edin. Yeni rapor eskisinin üzerine yazmaz; önceki dosyalar klasörde kalır.</w:t>
+      </w:r>
+    </w:p>
+    <w:p>
+      <w:pPr>
+        <w:pStyle w:val="ListParagraph"/>
         <w:keepLines/>
         <w:numPr>
           <w:ilvl w:val="0"/>
-          <w:numId w:val="22"/>
+          <w:numId w:val="32"/>
         </w:numPr>
         <w:spacing w:after="60" w:line="252" w:lineRule="auto"/>
-      </w:pPr>
-      <w:r>
-        <w:rPr>
-          <w:rFonts w:eastAsia="Century Gothic"/>
-          <w:color w:val="44546A"/>
-          <w:sz w:val="20"/>
-        </w:rPr>
-        <w:t>Uygulama güvenli şekilde kapatıldı.</w:t>
+        <w:ind w:left="720"/>
+      </w:pPr>
+      <w:r>
+        <w:rPr>
+          <w:rFonts w:eastAsia="Century Gothic"/>
+          <w:color w:val="44546A"/>
+          <w:sz w:val="20"/>
+        </w:rPr>
+        <w:t>Raporu, günlükleri ve servis anahtarını güvenli bir yerde saklayın. Oturum geçmişi ekrandaki kayıttır; kalıcı dosyalarla karıştırmayın.</w:t>
+      </w:r>
+    </w:p>
+    <w:p>
+      <w:pPr>
+        <w:pStyle w:val="ListParagraph"/>
+        <w:keepLines/>
+        <w:numPr>
+          <w:ilvl w:val="0"/>
+          <w:numId w:val="32"/>
+        </w:numPr>
+        <w:spacing w:after="60" w:line="252" w:lineRule="auto"/>
+        <w:ind w:left="720"/>
+      </w:pPr>
+      <w:r>
+        <w:rPr>
+          <w:rFonts w:eastAsia="Century Gothic"/>
+          <w:color w:val="44546A"/>
+          <w:sz w:val="20"/>
+        </w:rPr>
+        <w:t>Uygulamayı güvenli biçimde kapatın.</w:t>
       </w:r>
     </w:p>
     <w:sectPr>
-      <w:headerReference w:type="default" r:id="rId21"/>
-      <w:footerReference w:type="default" r:id="rId22"/>
+      <w:headerReference w:type="even" r:id="rId22"/>
+      <w:headerReference w:type="default" r:id="rId23"/>
+      <w:footerReference w:type="even" r:id="rId24"/>
+      <w:footerReference w:type="default" r:id="rId25"/>
+      <w:headerReference w:type="first" r:id="rId26"/>
+      <w:footerReference w:type="first" r:id="rId27"/>
       <w:pgSz w:w="11906" w:h="16838"/>
       <w:pgMar w:top="1181" w:right="1276" w:bottom="1181" w:left="1418" w:header="259" w:footer="144" w:gutter="0"/>
       <w:cols w:space="708"/>
@@ -15445,6 +17720,16 @@
 </file>
 
 <file path=word/footer1.xml><?xml version="1.0" encoding="utf-8"?>
+<w:ftr xmlns:wpc="http://schemas.microsoft.com/office/word/2010/wordprocessingCanvas" xmlns:cx="http://schemas.microsoft.com/office/drawing/2014/chartex" xmlns:cx1="http://schemas.microsoft.com/office/drawing/2015/9/8/chartex" xmlns:cx2="http://schemas.microsoft.com/office/drawing/2015/10/21/chartex" xmlns:cx3="http://schemas.microsoft.com/office/drawing/2016/5/9/chartex" xmlns:cx4="http://schemas.microsoft.com/office/drawing/2016/5/10/chartex" xmlns:cx5="http://schemas.microsoft.com/office/drawing/2016/5/11/chartex" xmlns:cx6="http://schemas.microsoft.com/office/drawing/2016/5/12/chartex" xmlns:cx7="http://schemas.microsoft.com/office/drawing/2016/5/13/chartex" xmlns:cx8="http://schemas.microsoft.com/office/drawing/2016/5/14/chartex" xmlns:mc="http://schemas.openxmlformats.org/markup-compatibility/2006" xmlns:m="http://schemas.openxmlformats.org/officeDocument/2006/math" xmlns:aink="http://schemas.microsoft.com/office/drawing/2016/ink" xmlns:am3d="http://schemas.microsoft.com/office/drawing/2017/model3d" xmlns:oel="http://schemas.microsoft.com/office/2019/extlst" xmlns:r="http://schemas.openxmlformats.org/officeDocument/2006/relationships" xmlns:wp14="http://schemas.microsoft.com/office/word/2010/wordprocessingDrawing" xmlns:wp="http://schemas.openxmlformats.org/drawingml/2006/wordprocessingDrawing" xmlns:wpg="http://schemas.microsoft.com/office/word/2010/wordprocessingGroup" xmlns:wpi="http://schemas.microsoft.com/office/word/2010/wordprocessingInk" xmlns:wps="http://schemas.microsoft.com/office/word/2010/wordprocessingShape" xmlns:o="urn:schemas-microsoft-com:office:office" xmlns:v="urn:schemas-microsoft-com:vml" xmlns:w10="urn:schemas-microsoft-com:office:word" xmlns:w="http://schemas.openxmlformats.org/wordprocessingml/2006/main" xmlns:w14="http://schemas.microsoft.com/office/word/2010/wordml" xmlns:w15="http://schemas.microsoft.com/office/word/2012/wordml" xmlns:w16cei="http://schemas.microsoft.com/office/word/2026/wordml/cei" xmlns:w16cex="http://schemas.microsoft.com/office/word/2018/wordml/cex" xmlns:w16cid="http://schemas.microsoft.com/office/word/2016/wordml/cid" xmlns:w16="http://schemas.microsoft.com/office/word/2018/wordml" xmlns:w16sdtdh="http://schemas.microsoft.com/office/word/2020/wordml/sdtdatahash" xmlns:w16sdtfl="http://schemas.microsoft.com/office/word/2024/wordml/sdtformatlock" xmlns:w16se="http://schemas.microsoft.com/office/word/2015/wordml/symex" xmlns:w16du="http://schemas.microsoft.com/office/word/2023/wordml/word16du" xmlns:wne="http://schemas.microsoft.com/office/word/2006/wordml" mc:Ignorable="w14 w15 w16se w16cid w16 w16cex w16sdtdh w16sdtfl w16du wp14">
+  <w:p>
+    <w:pPr>
+      <w:pStyle w:val="Footer"/>
+    </w:pPr>
+  </w:p>
+</w:ftr>
+</file>
+
+<file path=word/footer2.xml><?xml version="1.0" encoding="utf-8"?>
 <w:ftr xmlns:wpc="http://schemas.microsoft.com/office/word/2010/wordprocessingCanvas" xmlns:cx="http://schemas.microsoft.com/office/drawing/2014/chartex" xmlns:cx1="http://schemas.microsoft.com/office/drawing/2015/9/8/chartex" xmlns:cx2="http://schemas.microsoft.com/office/drawing/2015/10/21/chartex" xmlns:cx3="http://schemas.microsoft.com/office/drawing/2016/5/9/chartex" xmlns:cx4="http://schemas.microsoft.com/office/drawing/2016/5/10/chartex" xmlns:cx5="http://schemas.microsoft.com/office/drawing/2016/5/11/chartex" xmlns:cx6="http://schemas.microsoft.com/office/drawing/2016/5/12/chartex" xmlns:cx7="http://schemas.microsoft.com/office/drawing/2016/5/13/chartex" xmlns:cx8="http://schemas.microsoft.com/office/drawing/2016/5/14/chartex" xmlns:mc="http://schemas.openxmlformats.org/markup-compatibility/2006" xmlns:m="http://schemas.openxmlformats.org/officeDocument/2006/math" xmlns:aink="http://schemas.microsoft.com/office/drawing/2016/ink" xmlns:am3d="http://schemas.microsoft.com/office/drawing/2017/model3d" xmlns:oel="http://schemas.microsoft.com/office/2019/extlst" xmlns:r="http://schemas.openxmlformats.org/officeDocument/2006/relationships" xmlns:wp14="http://schemas.microsoft.com/office/word/2010/wordprocessingDrawing" xmlns:wp="http://schemas.openxmlformats.org/drawingml/2006/wordprocessingDrawing" xmlns:wpg="http://schemas.microsoft.com/office/word/2010/wordprocessingGroup" xmlns:wpi="http://schemas.microsoft.com/office/word/2010/wordprocessingInk" xmlns:wps="http://schemas.microsoft.com/office/word/2010/wordprocessingShape" xmlns:o="urn:schemas-microsoft-com:office:office" xmlns:v="urn:schemas-microsoft-com:vml" xmlns:w10="urn:schemas-microsoft-com:office:word" xmlns:w="http://schemas.openxmlformats.org/wordprocessingml/2006/main" xmlns:w14="http://schemas.microsoft.com/office/word/2010/wordml" xmlns:w15="http://schemas.microsoft.com/office/word/2012/wordml" xmlns:w16cei="http://schemas.microsoft.com/office/word/2026/wordml/cei" xmlns:w16cex="http://schemas.microsoft.com/office/word/2018/wordml/cex" xmlns:w16cid="http://schemas.microsoft.com/office/word/2016/wordml/cid" xmlns:w16="http://schemas.microsoft.com/office/word/2018/wordml" xmlns:w16sdtdh="http://schemas.microsoft.com/office/word/2020/wordml/sdtdatahash" xmlns:w16sdtfl="http://schemas.microsoft.com/office/word/2024/wordml/sdtformatlock" xmlns:w16se="http://schemas.microsoft.com/office/word/2015/wordml/symex" xmlns:w16du="http://schemas.microsoft.com/office/word/2023/wordml/word16du" xmlns:wne="http://schemas.microsoft.com/office/word/2006/wordml" mc:Ignorable="w14 w15 w16se w16cid w16 w16cex w16sdtdh w16sdtfl w16du wp14">
   <w:p/>
   <w:tbl>
@@ -15608,6 +17893,16 @@
 </w:ftr>
 </file>
 
+<file path=word/footer3.xml><?xml version="1.0" encoding="utf-8"?>
+<w:ftr xmlns:wpc="http://schemas.microsoft.com/office/word/2010/wordprocessingCanvas" xmlns:cx="http://schemas.microsoft.com/office/drawing/2014/chartex" xmlns:cx1="http://schemas.microsoft.com/office/drawing/2015/9/8/chartex" xmlns:cx2="http://schemas.microsoft.com/office/drawing/2015/10/21/chartex" xmlns:cx3="http://schemas.microsoft.com/office/drawing/2016/5/9/chartex" xmlns:cx4="http://schemas.microsoft.com/office/drawing/2016/5/10/chartex" xmlns:cx5="http://schemas.microsoft.com/office/drawing/2016/5/11/chartex" xmlns:cx6="http://schemas.microsoft.com/office/drawing/2016/5/12/chartex" xmlns:cx7="http://schemas.microsoft.com/office/drawing/2016/5/13/chartex" xmlns:cx8="http://schemas.microsoft.com/office/drawing/2016/5/14/chartex" xmlns:mc="http://schemas.openxmlformats.org/markup-compatibility/2006" xmlns:m="http://schemas.openxmlformats.org/officeDocument/2006/math" xmlns:aink="http://schemas.microsoft.com/office/drawing/2016/ink" xmlns:am3d="http://schemas.microsoft.com/office/drawing/2017/model3d" xmlns:oel="http://schemas.microsoft.com/office/2019/extlst" xmlns:r="http://schemas.openxmlformats.org/officeDocument/2006/relationships" xmlns:wp14="http://schemas.microsoft.com/office/word/2010/wordprocessingDrawing" xmlns:wp="http://schemas.openxmlformats.org/drawingml/2006/wordprocessingDrawing" xmlns:wpg="http://schemas.microsoft.com/office/word/2010/wordprocessingGroup" xmlns:wpi="http://schemas.microsoft.com/office/word/2010/wordprocessingInk" xmlns:wps="http://schemas.microsoft.com/office/word/2010/wordprocessingShape" xmlns:o="urn:schemas-microsoft-com:office:office" xmlns:v="urn:schemas-microsoft-com:vml" xmlns:w10="urn:schemas-microsoft-com:office:word" xmlns:w="http://schemas.openxmlformats.org/wordprocessingml/2006/main" xmlns:w14="http://schemas.microsoft.com/office/word/2010/wordml" xmlns:w15="http://schemas.microsoft.com/office/word/2012/wordml" xmlns:w16cei="http://schemas.microsoft.com/office/word/2026/wordml/cei" xmlns:w16cex="http://schemas.microsoft.com/office/word/2018/wordml/cex" xmlns:w16cid="http://schemas.microsoft.com/office/word/2016/wordml/cid" xmlns:w16="http://schemas.microsoft.com/office/word/2018/wordml" xmlns:w16sdtdh="http://schemas.microsoft.com/office/word/2020/wordml/sdtdatahash" xmlns:w16sdtfl="http://schemas.microsoft.com/office/word/2024/wordml/sdtformatlock" xmlns:w16se="http://schemas.microsoft.com/office/word/2015/wordml/symex" xmlns:w16du="http://schemas.microsoft.com/office/word/2023/wordml/word16du" xmlns:wne="http://schemas.microsoft.com/office/word/2006/wordml" mc:Ignorable="w14 w15 w16se w16cid w16 w16cex w16sdtdh w16sdtfl w16du wp14">
+  <w:p>
+    <w:pPr>
+      <w:pStyle w:val="Footer"/>
+    </w:pPr>
+  </w:p>
+</w:ftr>
+</file>
+
 <file path=word/footnotes.xml><?xml version="1.0" encoding="utf-8"?>
 <w:footnotes xmlns:wpc="http://schemas.microsoft.com/office/word/2010/wordprocessingCanvas" xmlns:cx="http://schemas.microsoft.com/office/drawing/2014/chartex" xmlns:cx1="http://schemas.microsoft.com/office/drawing/2015/9/8/chartex" xmlns:cx2="http://schemas.microsoft.com/office/drawing/2015/10/21/chartex" xmlns:cx3="http://schemas.microsoft.com/office/drawing/2016/5/9/chartex" xmlns:cx4="http://schemas.microsoft.com/office/drawing/2016/5/10/chartex" xmlns:cx5="http://schemas.microsoft.com/office/drawing/2016/5/11/chartex" xmlns:cx6="http://schemas.microsoft.com/office/drawing/2016/5/12/chartex" xmlns:cx7="http://schemas.microsoft.com/office/drawing/2016/5/13/chartex" xmlns:cx8="http://schemas.microsoft.com/office/drawing/2016/5/14/chartex" xmlns:mc="http://schemas.openxmlformats.org/markup-compatibility/2006" xmlns:m="http://schemas.openxmlformats.org/officeDocument/2006/math" xmlns:aink="http://schemas.microsoft.com/office/drawing/2016/ink" xmlns:am3d="http://schemas.microsoft.com/office/drawing/2017/model3d" xmlns:oel="http://schemas.microsoft.com/office/2019/extlst" xmlns:r="http://schemas.openxmlformats.org/officeDocument/2006/relationships" xmlns:wp14="http://schemas.microsoft.com/office/word/2010/wordprocessingDrawing" xmlns:wp="http://schemas.openxmlformats.org/drawingml/2006/wordprocessingDrawing" xmlns:wpg="http://schemas.microsoft.com/office/word/2010/wordprocessingGroup" xmlns:wpi="http://schemas.microsoft.com/office/word/2010/wordprocessingInk" xmlns:wps="http://schemas.microsoft.com/office/word/2010/wordprocessingShape" xmlns:o="urn:schemas-microsoft-com:office:office" xmlns:v="urn:schemas-microsoft-com:vml" xmlns:w10="urn:schemas-microsoft-com:office:word" xmlns:w="http://schemas.openxmlformats.org/wordprocessingml/2006/main" xmlns:w14="http://schemas.microsoft.com/office/word/2010/wordml" xmlns:w15="http://schemas.microsoft.com/office/word/2012/wordml" xmlns:w16cei="http://schemas.microsoft.com/office/word/2026/wordml/cei" xmlns:w16cex="http://schemas.microsoft.com/office/word/2018/wordml/cex" xmlns:w16cid="http://schemas.microsoft.com/office/word/2016/wordml/cid" xmlns:w16="http://schemas.microsoft.com/office/word/2018/wordml" xmlns:w16sdtdh="http://schemas.microsoft.com/office/word/2020/wordml/sdtdatahash" xmlns:w16sdtfl="http://schemas.microsoft.com/office/word/2024/wordml/sdtformatlock" xmlns:w16se="http://schemas.microsoft.com/office/word/2015/wordml/symex" xmlns:w16du="http://schemas.microsoft.com/office/word/2023/wordml/word16du" xmlns:wne="http://schemas.microsoft.com/office/word/2006/wordml" mc:Ignorable="w14 w15 w16se w16cid w16 w16cex w16sdtdh w16sdtfl w16du wp14">
   <w:footnote w:type="separator" w:id="-1">
@@ -15634,6 +17929,16 @@
 </file>
 
 <file path=word/header1.xml><?xml version="1.0" encoding="utf-8"?>
+<w:hdr xmlns:wpc="http://schemas.microsoft.com/office/word/2010/wordprocessingCanvas" xmlns:cx="http://schemas.microsoft.com/office/drawing/2014/chartex" xmlns:cx1="http://schemas.microsoft.com/office/drawing/2015/9/8/chartex" xmlns:cx2="http://schemas.microsoft.com/office/drawing/2015/10/21/chartex" xmlns:cx3="http://schemas.microsoft.com/office/drawing/2016/5/9/chartex" xmlns:cx4="http://schemas.microsoft.com/office/drawing/2016/5/10/chartex" xmlns:cx5="http://schemas.microsoft.com/office/drawing/2016/5/11/chartex" xmlns:cx6="http://schemas.microsoft.com/office/drawing/2016/5/12/chartex" xmlns:cx7="http://schemas.microsoft.com/office/drawing/2016/5/13/chartex" xmlns:cx8="http://schemas.microsoft.com/office/drawing/2016/5/14/chartex" xmlns:mc="http://schemas.openxmlformats.org/markup-compatibility/2006" xmlns:m="http://schemas.openxmlformats.org/officeDocument/2006/math" xmlns:aink="http://schemas.microsoft.com/office/drawing/2016/ink" xmlns:am3d="http://schemas.microsoft.com/office/drawing/2017/model3d" xmlns:oel="http://schemas.microsoft.com/office/2019/extlst" xmlns:r="http://schemas.openxmlformats.org/officeDocument/2006/relationships" xmlns:wp14="http://schemas.microsoft.com/office/word/2010/wordprocessingDrawing" xmlns:wp="http://schemas.openxmlformats.org/drawingml/2006/wordprocessingDrawing" xmlns:wpg="http://schemas.microsoft.com/office/word/2010/wordprocessingGroup" xmlns:wpi="http://schemas.microsoft.com/office/word/2010/wordprocessingInk" xmlns:wps="http://schemas.microsoft.com/office/word/2010/wordprocessingShape" xmlns:o="urn:schemas-microsoft-com:office:office" xmlns:v="urn:schemas-microsoft-com:vml" xmlns:w10="urn:schemas-microsoft-com:office:word" xmlns:w="http://schemas.openxmlformats.org/wordprocessingml/2006/main" xmlns:w14="http://schemas.microsoft.com/office/word/2010/wordml" xmlns:w15="http://schemas.microsoft.com/office/word/2012/wordml" xmlns:w16cei="http://schemas.microsoft.com/office/word/2026/wordml/cei" xmlns:w16cex="http://schemas.microsoft.com/office/word/2018/wordml/cex" xmlns:w16cid="http://schemas.microsoft.com/office/word/2016/wordml/cid" xmlns:w16="http://schemas.microsoft.com/office/word/2018/wordml" xmlns:w16sdtdh="http://schemas.microsoft.com/office/word/2020/wordml/sdtdatahash" xmlns:w16sdtfl="http://schemas.microsoft.com/office/word/2024/wordml/sdtformatlock" xmlns:w16se="http://schemas.microsoft.com/office/word/2015/wordml/symex" xmlns:w16du="http://schemas.microsoft.com/office/word/2023/wordml/word16du" xmlns:wne="http://schemas.microsoft.com/office/word/2006/wordml" mc:Ignorable="w14 w15 w16se w16cid w16 w16cex w16sdtdh w16sdtfl w16du wp14">
+  <w:p>
+    <w:pPr>
+      <w:pStyle w:val="Header"/>
+    </w:pPr>
+  </w:p>
+</w:hdr>
+</file>
+
+<file path=word/header2.xml><?xml version="1.0" encoding="utf-8"?>
 <w:hdr xmlns:wpc="http://schemas.microsoft.com/office/word/2010/wordprocessingCanvas" xmlns:cx="http://schemas.microsoft.com/office/drawing/2014/chartex" xmlns:cx1="http://schemas.microsoft.com/office/drawing/2015/9/8/chartex" xmlns:cx2="http://schemas.microsoft.com/office/drawing/2015/10/21/chartex" xmlns:cx3="http://schemas.microsoft.com/office/drawing/2016/5/9/chartex" xmlns:cx4="http://schemas.microsoft.com/office/drawing/2016/5/10/chartex" xmlns:cx5="http://schemas.microsoft.com/office/drawing/2016/5/11/chartex" xmlns:cx6="http://schemas.microsoft.com/office/drawing/2016/5/12/chartex" xmlns:cx7="http://schemas.microsoft.com/office/drawing/2016/5/13/chartex" xmlns:cx8="http://schemas.microsoft.com/office/drawing/2016/5/14/chartex" xmlns:mc="http://schemas.openxmlformats.org/markup-compatibility/2006" xmlns:m="http://schemas.openxmlformats.org/officeDocument/2006/math" xmlns:aink="http://schemas.microsoft.com/office/drawing/2016/ink" xmlns:am3d="http://schemas.microsoft.com/office/drawing/2017/model3d" xmlns:oel="http://schemas.microsoft.com/office/2019/extlst" xmlns:r="http://schemas.openxmlformats.org/officeDocument/2006/relationships" xmlns:wp14="http://schemas.microsoft.com/office/word/2010/wordprocessingDrawing" xmlns:wp="http://schemas.openxmlformats.org/drawingml/2006/wordprocessingDrawing" xmlns:wpg="http://schemas.microsoft.com/office/word/2010/wordprocessingGroup" xmlns:wpi="http://schemas.microsoft.com/office/word/2010/wordprocessingInk" xmlns:wps="http://schemas.microsoft.com/office/word/2010/wordprocessingShape" xmlns:o="urn:schemas-microsoft-com:office:office" xmlns:v="urn:schemas-microsoft-com:vml" xmlns:w10="urn:schemas-microsoft-com:office:word" xmlns:w="http://schemas.openxmlformats.org/wordprocessingml/2006/main" xmlns:w14="http://schemas.microsoft.com/office/word/2010/wordml" xmlns:w15="http://schemas.microsoft.com/office/word/2012/wordml" xmlns:w16cei="http://schemas.microsoft.com/office/word/2026/wordml/cei" xmlns:w16cex="http://schemas.microsoft.com/office/word/2018/wordml/cex" xmlns:w16cid="http://schemas.microsoft.com/office/word/2016/wordml/cid" xmlns:w16="http://schemas.microsoft.com/office/word/2018/wordml" xmlns:w16sdtdh="http://schemas.microsoft.com/office/word/2020/wordml/sdtdatahash" xmlns:w16sdtfl="http://schemas.microsoft.com/office/word/2024/wordml/sdtformatlock" xmlns:w16se="http://schemas.microsoft.com/office/word/2015/wordml/symex" xmlns:w16du="http://schemas.microsoft.com/office/word/2023/wordml/word16du" xmlns:wne="http://schemas.microsoft.com/office/word/2006/wordml" mc:Ignorable="w14 w15 w16se w16cid w16 w16cex w16sdtdh w16sdtfl w16du wp14">
   <w:p/>
   <w:tbl>
@@ -15758,6 +18063,16 @@
 </w:hdr>
 </file>
 
+<file path=word/header3.xml><?xml version="1.0" encoding="utf-8"?>
+<w:hdr xmlns:wpc="http://schemas.microsoft.com/office/word/2010/wordprocessingCanvas" xmlns:cx="http://schemas.microsoft.com/office/drawing/2014/chartex" xmlns:cx1="http://schemas.microsoft.com/office/drawing/2015/9/8/chartex" xmlns:cx2="http://schemas.microsoft.com/office/drawing/2015/10/21/chartex" xmlns:cx3="http://schemas.microsoft.com/office/drawing/2016/5/9/chartex" xmlns:cx4="http://schemas.microsoft.com/office/drawing/2016/5/10/chartex" xmlns:cx5="http://schemas.microsoft.com/office/drawing/2016/5/11/chartex" xmlns:cx6="http://schemas.microsoft.com/office/drawing/2016/5/12/chartex" xmlns:cx7="http://schemas.microsoft.com/office/drawing/2016/5/13/chartex" xmlns:cx8="http://schemas.microsoft.com/office/drawing/2016/5/14/chartex" xmlns:mc="http://schemas.openxmlformats.org/markup-compatibility/2006" xmlns:m="http://schemas.openxmlformats.org/officeDocument/2006/math" xmlns:aink="http://schemas.microsoft.com/office/drawing/2016/ink" xmlns:am3d="http://schemas.microsoft.com/office/drawing/2017/model3d" xmlns:oel="http://schemas.microsoft.com/office/2019/extlst" xmlns:r="http://schemas.openxmlformats.org/officeDocument/2006/relationships" xmlns:wp14="http://schemas.microsoft.com/office/word/2010/wordprocessingDrawing" xmlns:wp="http://schemas.openxmlformats.org/drawingml/2006/wordprocessingDrawing" xmlns:wpg="http://schemas.microsoft.com/office/word/2010/wordprocessingGroup" xmlns:wpi="http://schemas.microsoft.com/office/word/2010/wordprocessingInk" xmlns:wps="http://schemas.microsoft.com/office/word/2010/wordprocessingShape" xmlns:o="urn:schemas-microsoft-com:office:office" xmlns:v="urn:schemas-microsoft-com:vml" xmlns:w10="urn:schemas-microsoft-com:office:word" xmlns:w="http://schemas.openxmlformats.org/wordprocessingml/2006/main" xmlns:w14="http://schemas.microsoft.com/office/word/2010/wordml" xmlns:w15="http://schemas.microsoft.com/office/word/2012/wordml" xmlns:w16cei="http://schemas.microsoft.com/office/word/2026/wordml/cei" xmlns:w16cex="http://schemas.microsoft.com/office/word/2018/wordml/cex" xmlns:w16cid="http://schemas.microsoft.com/office/word/2016/wordml/cid" xmlns:w16="http://schemas.microsoft.com/office/word/2018/wordml" xmlns:w16sdtdh="http://schemas.microsoft.com/office/word/2020/wordml/sdtdatahash" xmlns:w16sdtfl="http://schemas.microsoft.com/office/word/2024/wordml/sdtformatlock" xmlns:w16se="http://schemas.microsoft.com/office/word/2015/wordml/symex" xmlns:w16du="http://schemas.microsoft.com/office/word/2023/wordml/word16du" xmlns:wne="http://schemas.microsoft.com/office/word/2006/wordml" mc:Ignorable="w14 w15 w16se w16cid w16 w16cex w16sdtdh w16sdtfl w16du wp14">
+  <w:p>
+    <w:pPr>
+      <w:pStyle w:val="Header"/>
+    </w:pPr>
+  </w:p>
+</w:hdr>
+</file>
+
 <file path=word/numbering.xml><?xml version="1.0" encoding="utf-8"?>
 <w:numbering xmlns:wpc="http://schemas.microsoft.com/office/word/2010/wordprocessingCanvas" xmlns:cx="http://schemas.microsoft.com/office/drawing/2014/chartex" xmlns:cx1="http://schemas.microsoft.com/office/drawing/2015/9/8/chartex" xmlns:cx2="http://schemas.microsoft.com/office/drawing/2015/10/21/chartex" xmlns:cx3="http://schemas.microsoft.com/office/drawing/2016/5/9/chartex" xmlns:cx4="http://schemas.microsoft.com/office/drawing/2016/5/10/chartex" xmlns:cx5="http://schemas.microsoft.com/office/drawing/2016/5/11/chartex" xmlns:cx6="http://schemas.microsoft.com/office/drawing/2016/5/12/chartex" xmlns:cx7="http://schemas.microsoft.com/office/drawing/2016/5/13/chartex" xmlns:cx8="http://schemas.microsoft.com/office/drawing/2016/5/14/chartex" xmlns:mc="http://schemas.openxmlformats.org/markup-compatibility/2006" xmlns:m="http://schemas.openxmlformats.org/officeDocument/2006/math" xmlns:aink="http://schemas.microsoft.com/office/drawing/2016/ink" xmlns:am3d="http://schemas.microsoft.com/office/drawing/2017/model3d" xmlns:oel="http://schemas.microsoft.com/office/2019/extlst" xmlns:r="http://schemas.openxmlformats.org/officeDocument/2006/relationships" xmlns:wp14="http://schemas.microsoft.com/office/word/2010/wordprocessingDrawing" xmlns:wp="http://schemas.openxmlformats.org/drawingml/2006/wordprocessingDrawing" xmlns:wpg="http://schemas.microsoft.com/office/word/2010/wordprocessingGroup" xmlns:wpi="http://schemas.microsoft.com/office/word/2010/wordprocessingInk" xmlns:wps="http://schemas.microsoft.com/office/word/2010/wordprocessingShape" xmlns:o="urn:schemas-microsoft-com:office:office" xmlns:v="urn:schemas-microsoft-com:vml" xmlns:w10="urn:schemas-microsoft-com:office:word" xmlns:w="http://schemas.openxmlformats.org/wordprocessingml/2006/main" xmlns:w14="http://schemas.microsoft.com/office/word/2010/wordml" xmlns:w15="http://schemas.microsoft.com/office/word/2012/wordml" xmlns:w16cei="http://schemas.microsoft.com/office/word/2026/wordml/cei" xmlns:w16cex="http://schemas.microsoft.com/office/word/2018/wordml/cex" xmlns:w16cid="http://schemas.microsoft.com/office/word/2016/wordml/cid" xmlns:w16="http://schemas.microsoft.com/office/word/2018/wordml" xmlns:w16sdtdh="http://schemas.microsoft.com/office/word/2020/wordml/sdtdatahash" xmlns:w16sdtfl="http://schemas.microsoft.com/office/word/2024/wordml/sdtformatlock" xmlns:w16se="http://schemas.microsoft.com/office/word/2015/wordml/symex" xmlns:w16du="http://schemas.microsoft.com/office/word/2023/wordml/word16du" xmlns:wne="http://schemas.microsoft.com/office/word/2006/wordml" mc:Ignorable="w14 w15 w16se w16cid w16 w16cex w16sdtdh w16sdtfl w16du wp14">
   <w:abstractNum w:abstractNumId="0" w15:restartNumberingAfterBreak="0">
@@ -15780,7 +18095,7 @@
         <w:sz w:val="20"/>
       </w:rPr>
     </w:lvl>
-    <w:lvl w:ilvl="1" w:tentative="1">
+    <w:lvl w:ilvl="1">
       <w:start w:val="1"/>
       <w:numFmt w:val="bullet"/>
       <w:lvlText w:val="o"/>
@@ -16023,6 +18338,119 @@
     </w:lvl>
   </w:abstractNum>
   <w:abstractNum w:abstractNumId="2" w15:restartNumberingAfterBreak="0">
+    <w:nsid w:val="35E55D7E"/>
+    <w:multiLevelType w:val="multilevel"/>
+    <w:tmpl w:val="F5BA91FA"/>
+    <w:lvl w:ilvl="0">
+      <w:start w:val="1"/>
+      <w:numFmt w:val="decimal"/>
+      <w:lvlText w:val="%1."/>
+      <w:lvlJc w:val="left"/>
+      <w:pPr>
+        <w:ind w:left="1080" w:hanging="360"/>
+      </w:pPr>
+      <w:rPr>
+        <w:rFonts w:hint="default"/>
+      </w:rPr>
+    </w:lvl>
+    <w:lvl w:ilvl="1" w:tentative="1">
+      <w:start w:val="1"/>
+      <w:numFmt w:val="bullet"/>
+      <w:lvlText w:val="o"/>
+      <w:lvlJc w:val="left"/>
+      <w:pPr>
+        <w:ind w:left="1800" w:hanging="360"/>
+      </w:pPr>
+      <w:rPr>
+        <w:rFonts w:ascii="Courier New" w:hAnsi="Courier New" w:cs="Courier New" w:hint="default"/>
+      </w:rPr>
+    </w:lvl>
+    <w:lvl w:ilvl="2" w:tentative="1">
+      <w:start w:val="1"/>
+      <w:numFmt w:val="bullet"/>
+      <w:lvlText w:val=""/>
+      <w:lvlJc w:val="left"/>
+      <w:pPr>
+        <w:ind w:left="2520" w:hanging="360"/>
+      </w:pPr>
+      <w:rPr>
+        <w:rFonts w:ascii="Wingdings" w:hAnsi="Wingdings" w:hint="default"/>
+      </w:rPr>
+    </w:lvl>
+    <w:lvl w:ilvl="3" w:tentative="1">
+      <w:start w:val="1"/>
+      <w:numFmt w:val="bullet"/>
+      <w:lvlText w:val=""/>
+      <w:lvlJc w:val="left"/>
+      <w:pPr>
+        <w:ind w:left="3240" w:hanging="360"/>
+      </w:pPr>
+      <w:rPr>
+        <w:rFonts w:ascii="Symbol" w:hAnsi="Symbol" w:hint="default"/>
+      </w:rPr>
+    </w:lvl>
+    <w:lvl w:ilvl="4" w:tentative="1">
+      <w:start w:val="1"/>
+      <w:numFmt w:val="bullet"/>
+      <w:lvlText w:val="o"/>
+      <w:lvlJc w:val="left"/>
+      <w:pPr>
+        <w:ind w:left="3960" w:hanging="360"/>
+      </w:pPr>
+      <w:rPr>
+        <w:rFonts w:ascii="Courier New" w:hAnsi="Courier New" w:cs="Courier New" w:hint="default"/>
+      </w:rPr>
+    </w:lvl>
+    <w:lvl w:ilvl="5" w:tentative="1">
+      <w:start w:val="1"/>
+      <w:numFmt w:val="bullet"/>
+      <w:lvlText w:val=""/>
+      <w:lvlJc w:val="left"/>
+      <w:pPr>
+        <w:ind w:left="4680" w:hanging="360"/>
+      </w:pPr>
+      <w:rPr>
+        <w:rFonts w:ascii="Wingdings" w:hAnsi="Wingdings" w:hint="default"/>
+      </w:rPr>
+    </w:lvl>
+    <w:lvl w:ilvl="6" w:tentative="1">
+      <w:start w:val="1"/>
+      <w:numFmt w:val="bullet"/>
+      <w:lvlText w:val=""/>
+      <w:lvlJc w:val="left"/>
+      <w:pPr>
+        <w:ind w:left="5400" w:hanging="360"/>
+      </w:pPr>
+      <w:rPr>
+        <w:rFonts w:ascii="Symbol" w:hAnsi="Symbol" w:hint="default"/>
+      </w:rPr>
+    </w:lvl>
+    <w:lvl w:ilvl="7" w:tentative="1">
+      <w:start w:val="1"/>
+      <w:numFmt w:val="bullet"/>
+      <w:lvlText w:val="o"/>
+      <w:lvlJc w:val="left"/>
+      <w:pPr>
+        <w:ind w:left="6120" w:hanging="360"/>
+      </w:pPr>
+      <w:rPr>
+        <w:rFonts w:ascii="Courier New" w:hAnsi="Courier New" w:cs="Courier New" w:hint="default"/>
+      </w:rPr>
+    </w:lvl>
+    <w:lvl w:ilvl="8" w:tentative="1">
+      <w:start w:val="1"/>
+      <w:numFmt w:val="bullet"/>
+      <w:lvlText w:val=""/>
+      <w:lvlJc w:val="left"/>
+      <w:pPr>
+        <w:ind w:left="6840" w:hanging="360"/>
+      </w:pPr>
+      <w:rPr>
+        <w:rFonts w:ascii="Wingdings" w:hAnsi="Wingdings" w:hint="default"/>
+      </w:rPr>
+    </w:lvl>
+  </w:abstractNum>
+  <w:abstractNum w:abstractNumId="3" w15:restartNumberingAfterBreak="0">
     <w:nsid w:val="424F1142"/>
     <w:multiLevelType w:val="hybridMultilevel"/>
     <w:tmpl w:val="C2501D28"/>
@@ -16110,7 +18538,7 @@
     </w:lvl>
   </w:abstractNum>
   <w:num w:numId="1" w16cid:durableId="1649095149">
-    <w:abstractNumId w:val="2"/>
+    <w:abstractNumId w:val="3"/>
   </w:num>
   <w:num w:numId="2" w16cid:durableId="851646818">
     <w:abstractNumId w:val="0"/>
@@ -16264,6 +18692,9 @@
     <w:lvlOverride w:ilvl="0">
       <w:startOverride w:val="1"/>
     </w:lvlOverride>
+  </w:num>
+  <w:num w:numId="32" w16cid:durableId="2123449002">
+    <w:abstractNumId w:val="2"/>
   </w:num>
   <w:numIdMacAtCleanup w:val="31"/>
 </w:numbering>
@@ -16704,6 +19135,7 @@
     <w:qFormat/>
     <w:rsid w:val="005B39B8"/>
     <w:pPr>
+      <w:keepNext/>
       <w:outlineLvl w:val="1"/>
     </w:pPr>
   </w:style>
@@ -16716,6 +19148,7 @@
     <w:qFormat/>
     <w:rsid w:val="00B6091F"/>
     <w:pPr>
+      <w:keepNext/>
       <w:outlineLvl w:val="2"/>
     </w:pPr>
   </w:style>
@@ -16858,7 +19291,6 @@
   <w:style w:type="character" w:default="1" w:styleId="DefaultParagraphFont">
     <w:name w:val="Default Paragraph Font"/>
     <w:uiPriority w:val="1"/>
-    <w:semiHidden/>
     <w:unhideWhenUsed/>
   </w:style>
   <w:style w:type="table" w:default="1" w:styleId="TableNormal">
@@ -18747,6 +21179,28 @@
 </a:theme>
 </file>
 
+<file path=word/webextensions/taskpanes.xml><?xml version="1.0" encoding="utf-8"?>
+<wetp:taskpanes xmlns:wetp="http://schemas.microsoft.com/office/webextensions/taskpanes/2010/11">
+  <wetp:taskpane dockstate="right" visibility="0" width="350" row="0">
+    <wetp:webextensionref xmlns:r="http://schemas.openxmlformats.org/officeDocument/2006/relationships" r:id="rId1"/>
+  </wetp:taskpane>
+</wetp:taskpanes>
+</file>
+
+<file path=word/webextensions/webextension1.xml><?xml version="1.0" encoding="utf-8"?>
+<we:webextension xmlns:we="http://schemas.microsoft.com/office/webextensions/webextension/2010/11" id="{2C395814-38C0-2648-B3D7-6D0290CB1E32}">
+  <we:reference id="wa200010453" version="1.0.0.1" store="en-US" storeType="OMEX"/>
+  <we:alternateReferences>
+    <we:reference id="WA200010453" version="1.0.0.1" store="" storeType="OMEX"/>
+  </we:alternateReferences>
+  <we:properties>
+    <we:property name="claude.fileId" value="&quot;e5f28f1c-34bc-4e0d-add7-05561a5e3b82&quot;"/>
+  </we:properties>
+  <we:bindings/>
+  <we:snapshot xmlns:r="http://schemas.openxmlformats.org/officeDocument/2006/relationships"/>
+</we:webextension>
+</file>
+
 <file path=customXml/item1.xml><?xml version="1.0" encoding="utf-8"?>
 <b:Sources xmlns:b="http://schemas.openxmlformats.org/officeDocument/2006/bibliography" xmlns="http://schemas.openxmlformats.org/officeDocument/2006/bibliography" SelectedStyle="\APASixthEditionOfficeOnline.xsl" StyleName="APA" Version="6"/>
 </file>

--- a/docs/DABP_Kullanıcı_Kılavuzu.docx
+++ b/docs/DABP_Kullanıcı_Kılavuzu.docx
@@ -1869,37 +1869,6 @@
     </w:p>
     <w:p>
       <w:pPr>
-        <w:spacing w:after="240"/>
-      </w:pPr>
-      <w:r>
-        <w:rPr>
-          <w:rFonts w:eastAsia="Century Gothic"/>
-          <w:color w:val="44546A"/>
-          <w:sz w:val="21"/>
-        </w:rPr>
-        <w:t xml:space="preserve">İçindekiler tablosundaki sayfa numaralarını ve şekil/tablo numaralarını güncellemek için belgenin tamamını seçip F9 tuşuna basın (ya da tablonun üzerine sağ tıklayıp “Alanı </w:t>
-      </w:r>
-      <w:proofErr w:type="spellStart"/>
-      <w:r>
-        <w:rPr>
-          <w:rFonts w:eastAsia="Century Gothic"/>
-          <w:color w:val="44546A"/>
-          <w:sz w:val="21"/>
-        </w:rPr>
-        <w:t>Güncelleştir”i</w:t>
-      </w:r>
-      <w:proofErr w:type="spellEnd"/>
-      <w:r>
-        <w:rPr>
-          <w:rFonts w:eastAsia="Century Gothic"/>
-          <w:color w:val="44546A"/>
-          <w:sz w:val="21"/>
-        </w:rPr>
-        <w:t xml:space="preserve"> seçin).</w:t>
-      </w:r>
-    </w:p>
-    <w:p>
-      <w:pPr>
         <w:pStyle w:val="TOC1"/>
         <w:tabs>
           <w:tab w:val="right" w:leader="dot" w:pos="9202"/>
@@ -1927,7 +1896,7 @@
       <w:r>
         <w:fldChar w:fldCharType="separate"/>
       </w:r>
-      <w:hyperlink w:anchor="_Toc238895362" w:history="1">
+      <w:hyperlink w:anchor="_Toc239144945" w:history="1">
         <w:r>
           <w:rPr>
             <w:rStyle w:val="Hyperlink"/>
@@ -1955,7 +1924,7 @@
             <w:noProof/>
             <w:webHidden/>
           </w:rPr>
-          <w:instrText xml:space="preserve"> PAGEREF _Toc238895362 \h </w:instrText>
+          <w:instrText xml:space="preserve"> PAGEREF _Toc239144945 \h </w:instrText>
         </w:r>
         <w:r>
           <w:rPr>
@@ -2006,7 +1975,7 @@
           <w14:ligatures w14:val="standardContextual"/>
         </w:rPr>
       </w:pPr>
-      <w:hyperlink w:anchor="_Toc238895363" w:history="1">
+      <w:hyperlink w:anchor="_Toc239144946" w:history="1">
         <w:r>
           <w:rPr>
             <w:rStyle w:val="Hyperlink"/>
@@ -2034,7 +2003,7 @@
             <w:noProof/>
             <w:webHidden/>
           </w:rPr>
-          <w:instrText xml:space="preserve"> PAGEREF _Toc238895363 \h </w:instrText>
+          <w:instrText xml:space="preserve"> PAGEREF _Toc239144946 \h </w:instrText>
         </w:r>
         <w:r>
           <w:rPr>
@@ -2085,7 +2054,7 @@
           <w14:ligatures w14:val="standardContextual"/>
         </w:rPr>
       </w:pPr>
-      <w:hyperlink w:anchor="_Toc238895364" w:history="1">
+      <w:hyperlink w:anchor="_Toc239144947" w:history="1">
         <w:r>
           <w:rPr>
             <w:rStyle w:val="Hyperlink"/>
@@ -2113,7 +2082,7 @@
             <w:noProof/>
             <w:webHidden/>
           </w:rPr>
-          <w:instrText xml:space="preserve"> PAGEREF _Toc238895364 \h </w:instrText>
+          <w:instrText xml:space="preserve"> PAGEREF _Toc239144947 \h </w:instrText>
         </w:r>
         <w:r>
           <w:rPr>
@@ -2164,7 +2133,7 @@
           <w14:ligatures w14:val="standardContextual"/>
         </w:rPr>
       </w:pPr>
-      <w:hyperlink w:anchor="_Toc238895365" w:history="1">
+      <w:hyperlink w:anchor="_Toc239144948" w:history="1">
         <w:r>
           <w:rPr>
             <w:rStyle w:val="Hyperlink"/>
@@ -2192,7 +2161,7 @@
             <w:noProof/>
             <w:webHidden/>
           </w:rPr>
-          <w:instrText xml:space="preserve"> PAGEREF _Toc238895365 \h </w:instrText>
+          <w:instrText xml:space="preserve"> PAGEREF _Toc239144948 \h </w:instrText>
         </w:r>
         <w:r>
           <w:rPr>
@@ -2243,7 +2212,7 @@
           <w14:ligatures w14:val="standardContextual"/>
         </w:rPr>
       </w:pPr>
-      <w:hyperlink w:anchor="_Toc238895366" w:history="1">
+      <w:hyperlink w:anchor="_Toc239144949" w:history="1">
         <w:r>
           <w:rPr>
             <w:rStyle w:val="Hyperlink"/>
@@ -2271,7 +2240,7 @@
             <w:noProof/>
             <w:webHidden/>
           </w:rPr>
-          <w:instrText xml:space="preserve"> PAGEREF _Toc238895366 \h </w:instrText>
+          <w:instrText xml:space="preserve"> PAGEREF _Toc239144949 \h </w:instrText>
         </w:r>
         <w:r>
           <w:rPr>
@@ -2322,7 +2291,7 @@
           <w14:ligatures w14:val="standardContextual"/>
         </w:rPr>
       </w:pPr>
-      <w:hyperlink w:anchor="_Toc238895367" w:history="1">
+      <w:hyperlink w:anchor="_Toc239144950" w:history="1">
         <w:r>
           <w:rPr>
             <w:rStyle w:val="Hyperlink"/>
@@ -2350,7 +2319,7 @@
             <w:noProof/>
             <w:webHidden/>
           </w:rPr>
-          <w:instrText xml:space="preserve"> PAGEREF _Toc238895367 \h </w:instrText>
+          <w:instrText xml:space="preserve"> PAGEREF _Toc239144950 \h </w:instrText>
         </w:r>
         <w:r>
           <w:rPr>
@@ -2401,7 +2370,7 @@
           <w14:ligatures w14:val="standardContextual"/>
         </w:rPr>
       </w:pPr>
-      <w:hyperlink w:anchor="_Toc238895368" w:history="1">
+      <w:hyperlink w:anchor="_Toc239144951" w:history="1">
         <w:r>
           <w:rPr>
             <w:rStyle w:val="Hyperlink"/>
@@ -2429,7 +2398,7 @@
             <w:noProof/>
             <w:webHidden/>
           </w:rPr>
-          <w:instrText xml:space="preserve"> PAGEREF _Toc238895368 \h </w:instrText>
+          <w:instrText xml:space="preserve"> PAGEREF _Toc239144951 \h </w:instrText>
         </w:r>
         <w:r>
           <w:rPr>
@@ -2480,7 +2449,7 @@
           <w14:ligatures w14:val="standardContextual"/>
         </w:rPr>
       </w:pPr>
-      <w:hyperlink w:anchor="_Toc238895369" w:history="1">
+      <w:hyperlink w:anchor="_Toc239144952" w:history="1">
         <w:r>
           <w:rPr>
             <w:rStyle w:val="Hyperlink"/>
@@ -2508,7 +2477,7 @@
             <w:noProof/>
             <w:webHidden/>
           </w:rPr>
-          <w:instrText xml:space="preserve"> PAGEREF _Toc238895369 \h </w:instrText>
+          <w:instrText xml:space="preserve"> PAGEREF _Toc239144952 \h </w:instrText>
         </w:r>
         <w:r>
           <w:rPr>
@@ -2559,7 +2528,7 @@
           <w14:ligatures w14:val="standardContextual"/>
         </w:rPr>
       </w:pPr>
-      <w:hyperlink w:anchor="_Toc238895370" w:history="1">
+      <w:hyperlink w:anchor="_Toc239144953" w:history="1">
         <w:r>
           <w:rPr>
             <w:rStyle w:val="Hyperlink"/>
@@ -2587,7 +2556,7 @@
             <w:noProof/>
             <w:webHidden/>
           </w:rPr>
-          <w:instrText xml:space="preserve"> PAGEREF _Toc238895370 \h </w:instrText>
+          <w:instrText xml:space="preserve"> PAGEREF _Toc239144953 \h </w:instrText>
         </w:r>
         <w:r>
           <w:rPr>
@@ -2638,7 +2607,7 @@
           <w14:ligatures w14:val="standardContextual"/>
         </w:rPr>
       </w:pPr>
-      <w:hyperlink w:anchor="_Toc238895371" w:history="1">
+      <w:hyperlink w:anchor="_Toc239144954" w:history="1">
         <w:r>
           <w:rPr>
             <w:rStyle w:val="Hyperlink"/>
@@ -2666,7 +2635,7 @@
             <w:noProof/>
             <w:webHidden/>
           </w:rPr>
-          <w:instrText xml:space="preserve"> PAGEREF _Toc238895371 \h </w:instrText>
+          <w:instrText xml:space="preserve"> PAGEREF _Toc239144954 \h </w:instrText>
         </w:r>
         <w:r>
           <w:rPr>
@@ -2717,7 +2686,7 @@
           <w14:ligatures w14:val="standardContextual"/>
         </w:rPr>
       </w:pPr>
-      <w:hyperlink w:anchor="_Toc238895372" w:history="1">
+      <w:hyperlink w:anchor="_Toc239144955" w:history="1">
         <w:r>
           <w:rPr>
             <w:rStyle w:val="Hyperlink"/>
@@ -2745,7 +2714,7 @@
             <w:noProof/>
             <w:webHidden/>
           </w:rPr>
-          <w:instrText xml:space="preserve"> PAGEREF _Toc238895372 \h </w:instrText>
+          <w:instrText xml:space="preserve"> PAGEREF _Toc239144955 \h </w:instrText>
         </w:r>
         <w:r>
           <w:rPr>
@@ -2796,7 +2765,7 @@
           <w14:ligatures w14:val="standardContextual"/>
         </w:rPr>
       </w:pPr>
-      <w:hyperlink w:anchor="_Toc238895373" w:history="1">
+      <w:hyperlink w:anchor="_Toc239144956" w:history="1">
         <w:r>
           <w:rPr>
             <w:rStyle w:val="Hyperlink"/>
@@ -2824,7 +2793,7 @@
             <w:noProof/>
             <w:webHidden/>
           </w:rPr>
-          <w:instrText xml:space="preserve"> PAGEREF _Toc238895373 \h </w:instrText>
+          <w:instrText xml:space="preserve"> PAGEREF _Toc239144956 \h </w:instrText>
         </w:r>
         <w:r>
           <w:rPr>
@@ -2875,7 +2844,7 @@
           <w14:ligatures w14:val="standardContextual"/>
         </w:rPr>
       </w:pPr>
-      <w:hyperlink w:anchor="_Toc238895374" w:history="1">
+      <w:hyperlink w:anchor="_Toc239144957" w:history="1">
         <w:r>
           <w:rPr>
             <w:rStyle w:val="Hyperlink"/>
@@ -2903,7 +2872,7 @@
             <w:noProof/>
             <w:webHidden/>
           </w:rPr>
-          <w:instrText xml:space="preserve"> PAGEREF _Toc238895374 \h </w:instrText>
+          <w:instrText xml:space="preserve"> PAGEREF _Toc239144957 \h </w:instrText>
         </w:r>
         <w:r>
           <w:rPr>
@@ -2954,7 +2923,7 @@
           <w14:ligatures w14:val="standardContextual"/>
         </w:rPr>
       </w:pPr>
-      <w:hyperlink w:anchor="_Toc238895375" w:history="1">
+      <w:hyperlink w:anchor="_Toc239144958" w:history="1">
         <w:r>
           <w:rPr>
             <w:rStyle w:val="Hyperlink"/>
@@ -2982,7 +2951,7 @@
             <w:noProof/>
             <w:webHidden/>
           </w:rPr>
-          <w:instrText xml:space="preserve"> PAGEREF _Toc238895375 \h </w:instrText>
+          <w:instrText xml:space="preserve"> PAGEREF _Toc239144958 \h </w:instrText>
         </w:r>
         <w:r>
           <w:rPr>
@@ -3033,7 +3002,7 @@
           <w14:ligatures w14:val="standardContextual"/>
         </w:rPr>
       </w:pPr>
-      <w:hyperlink w:anchor="_Toc238895376" w:history="1">
+      <w:hyperlink w:anchor="_Toc239144959" w:history="1">
         <w:r>
           <w:rPr>
             <w:rStyle w:val="Hyperlink"/>
@@ -3061,7 +3030,7 @@
             <w:noProof/>
             <w:webHidden/>
           </w:rPr>
-          <w:instrText xml:space="preserve"> PAGEREF _Toc238895376 \h </w:instrText>
+          <w:instrText xml:space="preserve"> PAGEREF _Toc239144959 \h </w:instrText>
         </w:r>
         <w:r>
           <w:rPr>
@@ -3112,7 +3081,7 @@
           <w14:ligatures w14:val="standardContextual"/>
         </w:rPr>
       </w:pPr>
-      <w:hyperlink w:anchor="_Toc238895377" w:history="1">
+      <w:hyperlink w:anchor="_Toc239144960" w:history="1">
         <w:r>
           <w:rPr>
             <w:rStyle w:val="Hyperlink"/>
@@ -3140,7 +3109,7 @@
             <w:noProof/>
             <w:webHidden/>
           </w:rPr>
-          <w:instrText xml:space="preserve"> PAGEREF _Toc238895377 \h </w:instrText>
+          <w:instrText xml:space="preserve"> PAGEREF _Toc239144960 \h </w:instrText>
         </w:r>
         <w:r>
           <w:rPr>
@@ -3193,7 +3162,7 @@
       </w:pPr>
       <w:bookmarkStart w:id="1" w:name="DABP_Guide_Chapter_1"/>
       <w:bookmarkStart w:id="2" w:name="_Toc238817122"/>
-      <w:bookmarkStart w:id="3" w:name="_Toc238895362"/>
+      <w:bookmarkStart w:id="3" w:name="_Toc239144945"/>
       <w:r>
         <w:rPr>
           <w:rFonts w:eastAsia="Century Gothic"/>
@@ -4981,7 +4950,7 @@
         <w:pageBreakBefore/>
         <w:spacing w:before="80" w:after="160"/>
       </w:pPr>
-      <w:bookmarkStart w:id="5" w:name="_Toc238895363"/>
+      <w:bookmarkStart w:id="5" w:name="_Toc239144946"/>
       <w:r>
         <w:rPr>
           <w:rFonts w:eastAsia="Century Gothic"/>
@@ -6601,7 +6570,7 @@
       </w:pPr>
       <w:bookmarkStart w:id="6" w:name="DABP_Guide_Chapter_3"/>
       <w:bookmarkStart w:id="7" w:name="_Toc238817123"/>
-      <w:bookmarkStart w:id="8" w:name="_Toc238895364"/>
+      <w:bookmarkStart w:id="8" w:name="_Toc239144947"/>
       <w:r>
         <w:rPr>
           <w:rFonts w:eastAsia="Century Gothic"/>
@@ -7372,7 +7341,7 @@
       </w:pPr>
       <w:bookmarkStart w:id="9" w:name="DABP_Guide_Chapter_4"/>
       <w:bookmarkStart w:id="10" w:name="_Toc238817124"/>
-      <w:bookmarkStart w:id="11" w:name="_Toc238895365"/>
+      <w:bookmarkStart w:id="11" w:name="_Toc239144948"/>
       <w:r>
         <w:rPr>
           <w:rFonts w:eastAsia="Century Gothic"/>
@@ -8815,7 +8784,7 @@
       </w:pPr>
       <w:bookmarkStart w:id="12" w:name="DABP_Guide_Chapter_5"/>
       <w:bookmarkStart w:id="13" w:name="_Toc238817125"/>
-      <w:bookmarkStart w:id="14" w:name="_Toc238895366"/>
+      <w:bookmarkStart w:id="14" w:name="_Toc239144949"/>
       <w:r>
         <w:rPr>
           <w:rFonts w:eastAsia="Century Gothic"/>
@@ -9096,7 +9065,7 @@
       </w:pPr>
       <w:bookmarkStart w:id="15" w:name="DABP_Guide_Chapter_6"/>
       <w:bookmarkStart w:id="16" w:name="_Toc238817126"/>
-      <w:bookmarkStart w:id="17" w:name="_Toc238895367"/>
+      <w:bookmarkStart w:id="17" w:name="_Toc239144950"/>
       <w:r>
         <w:rPr>
           <w:rFonts w:eastAsia="Century Gothic"/>
@@ -9562,7 +9531,7 @@
       </w:pPr>
       <w:bookmarkStart w:id="18" w:name="DABP_Guide_Chapter_7"/>
       <w:bookmarkStart w:id="19" w:name="_Toc238817127"/>
-      <w:bookmarkStart w:id="20" w:name="_Toc238895368"/>
+      <w:bookmarkStart w:id="20" w:name="_Toc239144951"/>
       <w:r>
         <w:rPr>
           <w:rFonts w:eastAsia="Century Gothic"/>
@@ -10297,7 +10266,7 @@
       </w:pPr>
       <w:bookmarkStart w:id="21" w:name="DABP_Guide_Chapter_8"/>
       <w:bookmarkStart w:id="22" w:name="_Toc238817128"/>
-      <w:bookmarkStart w:id="23" w:name="_Toc238895369"/>
+      <w:bookmarkStart w:id="23" w:name="_Toc239144952"/>
       <w:r>
         <w:rPr>
           <w:rFonts w:eastAsia="Century Gothic"/>
@@ -10813,7 +10782,7 @@
       </w:pPr>
       <w:bookmarkStart w:id="24" w:name="DABP_Guide_Chapter_9"/>
       <w:bookmarkStart w:id="25" w:name="_Toc238817129"/>
-      <w:bookmarkStart w:id="26" w:name="_Toc238895370"/>
+      <w:bookmarkStart w:id="26" w:name="_Toc239144953"/>
       <w:r>
         <w:rPr>
           <w:rFonts w:eastAsia="Century Gothic"/>
@@ -11504,7 +11473,7 @@
       </w:pPr>
       <w:bookmarkStart w:id="27" w:name="DABP_Guide_Chapter_10"/>
       <w:bookmarkStart w:id="28" w:name="_Toc238817130"/>
-      <w:bookmarkStart w:id="29" w:name="_Toc238895371"/>
+      <w:bookmarkStart w:id="29" w:name="_Toc239144954"/>
       <w:r>
         <w:rPr>
           <w:rFonts w:eastAsia="Century Gothic"/>
@@ -12886,7 +12855,7 @@
       </w:pPr>
       <w:bookmarkStart w:id="30" w:name="DABP_Guide_Chapter_11"/>
       <w:bookmarkStart w:id="31" w:name="_Toc238817131"/>
-      <w:bookmarkStart w:id="32" w:name="_Toc238895372"/>
+      <w:bookmarkStart w:id="32" w:name="_Toc239144955"/>
       <w:r>
         <w:rPr>
           <w:rFonts w:eastAsia="Century Gothic"/>
@@ -13773,7 +13742,7 @@
       </w:pPr>
       <w:bookmarkStart w:id="33" w:name="DABP_Guide_Chapter_12"/>
       <w:bookmarkStart w:id="34" w:name="_Toc238817132"/>
-      <w:bookmarkStart w:id="35" w:name="_Toc238895373"/>
+      <w:bookmarkStart w:id="35" w:name="_Toc239144956"/>
       <w:r>
         <w:rPr>
           <w:rFonts w:eastAsia="Century Gothic"/>
@@ -14141,7 +14110,7 @@
       </w:pPr>
       <w:bookmarkStart w:id="36" w:name="DABP_Guide_Chapter_13"/>
       <w:bookmarkStart w:id="37" w:name="_Toc238817133"/>
-      <w:bookmarkStart w:id="38" w:name="_Toc238895374"/>
+      <w:bookmarkStart w:id="38" w:name="_Toc239144957"/>
       <w:r>
         <w:rPr>
           <w:rFonts w:eastAsia="Century Gothic"/>
@@ -14483,7 +14452,7 @@
       </w:pPr>
       <w:bookmarkStart w:id="39" w:name="DABP_Guide_Chapter_14"/>
       <w:bookmarkStart w:id="40" w:name="_Toc238817134"/>
-      <w:bookmarkStart w:id="41" w:name="_Toc238895375"/>
+      <w:bookmarkStart w:id="41" w:name="_Toc239144958"/>
       <w:r>
         <w:rPr>
           <w:rFonts w:eastAsia="Century Gothic"/>
@@ -15459,7 +15428,7 @@
       </w:pPr>
       <w:bookmarkStart w:id="42" w:name="DABP_Guide_Chapter_15"/>
       <w:bookmarkStart w:id="43" w:name="_Toc238817135"/>
-      <w:bookmarkStart w:id="44" w:name="_Toc238895376"/>
+      <w:bookmarkStart w:id="44" w:name="_Toc239144959"/>
       <w:r>
         <w:rPr>
           <w:rFonts w:eastAsia="Century Gothic"/>
@@ -17176,7 +17145,7 @@
       </w:pPr>
       <w:bookmarkStart w:id="45" w:name="DABP_Guide_Chapter_16"/>
       <w:bookmarkStart w:id="46" w:name="_Toc238817136"/>
-      <w:bookmarkStart w:id="47" w:name="_Toc238895377"/>
+      <w:bookmarkStart w:id="47" w:name="_Toc239144960"/>
       <w:r>
         <w:rPr>
           <w:rFonts w:eastAsia="Century Gothic"/>
